--- a/ErrorHandler.docx
+++ b/ErrorHandler.docx
@@ -1,6 +1,6 @@
 
 <file path=word/document.xml><?xml version="1.0" encoding="utf-8"?>
-<w:document xmlns:wpc="http://schemas.microsoft.com/office/word/2010/wordprocessingCanvas" xmlns:cx="http://schemas.microsoft.com/office/drawing/2014/chartex" xmlns:cx1="http://schemas.microsoft.com/office/drawing/2015/9/8/chartex" xmlns:cx2="http://schemas.microsoft.com/office/drawing/2015/10/21/chartex" xmlns:cx3="http://schemas.microsoft.com/office/drawing/2016/5/9/chartex" xmlns:cx4="http://schemas.microsoft.com/office/drawing/2016/5/10/chartex" xmlns:cx5="http://schemas.microsoft.com/office/drawing/2016/5/11/chartex" xmlns:cx6="http://schemas.microsoft.com/office/drawing/2016/5/12/chartex" xmlns:cx7="http://schemas.microsoft.com/office/drawing/2016/5/13/chartex" xmlns:cx8="http://schemas.microsoft.com/office/drawing/2016/5/14/chartex" xmlns:mc="http://schemas.openxmlformats.org/markup-compatibility/2006" xmlns:aink="http://schemas.microsoft.com/office/drawing/2016/ink" xmlns:am3d="http://schemas.microsoft.com/office/drawing/2017/model3d" xmlns:o="urn:schemas-microsoft-com:office:office" xmlns:oel="http://schemas.microsoft.com/office/2019/extlst" xmlns:r="http://schemas.openxmlformats.org/officeDocument/2006/relationships" xmlns:m="http://schemas.openxmlformats.org/officeDocument/2006/math" xmlns:v="urn:schemas-microsoft-com:vml" xmlns:wp14="http://schemas.microsoft.com/office/word/2010/wordprocessingDrawing" xmlns:wp="http://schemas.openxmlformats.org/drawingml/2006/wordprocessingDrawing" xmlns:w10="urn:schemas-microsoft-com:office:word" xmlns:w="http://schemas.openxmlformats.org/wordprocessingml/2006/main" xmlns:w14="http://schemas.microsoft.com/office/word/2010/wordml" xmlns:w15="http://schemas.microsoft.com/office/word/2012/wordml" xmlns:w16cex="http://schemas.microsoft.com/office/word/2018/wordml/cex" xmlns:w16cid="http://schemas.microsoft.com/office/word/2016/wordml/cid" xmlns:w16="http://schemas.microsoft.com/office/word/2018/wordml" xmlns:w16sdtdh="http://schemas.microsoft.com/office/word/2020/wordml/sdtdatahash" xmlns:w16se="http://schemas.microsoft.com/office/word/2015/wordml/symex" xmlns:wpg="http://schemas.microsoft.com/office/word/2010/wordprocessingGroup" xmlns:wpi="http://schemas.microsoft.com/office/word/2010/wordprocessingInk" xmlns:wne="http://schemas.microsoft.com/office/word/2006/wordml" xmlns:wps="http://schemas.microsoft.com/office/word/2010/wordprocessingShape" mc:Ignorable="w14 w15 w16se w16cid w16 w16cex w16sdtdh wp14">
+<w:document xmlns:wpc="http://schemas.microsoft.com/office/word/2010/wordprocessingCanvas" xmlns:cx="http://schemas.microsoft.com/office/drawing/2014/chartex" xmlns:cx1="http://schemas.microsoft.com/office/drawing/2015/9/8/chartex" xmlns:cx2="http://schemas.microsoft.com/office/drawing/2015/10/21/chartex" xmlns:cx3="http://schemas.microsoft.com/office/drawing/2016/5/9/chartex" xmlns:cx4="http://schemas.microsoft.com/office/drawing/2016/5/10/chartex" xmlns:cx5="http://schemas.microsoft.com/office/drawing/2016/5/11/chartex" xmlns:cx6="http://schemas.microsoft.com/office/drawing/2016/5/12/chartex" xmlns:cx7="http://schemas.microsoft.com/office/drawing/2016/5/13/chartex" xmlns:cx8="http://schemas.microsoft.com/office/drawing/2016/5/14/chartex" xmlns:mc="http://schemas.openxmlformats.org/markup-compatibility/2006" xmlns:aink="http://schemas.microsoft.com/office/drawing/2016/ink" xmlns:am3d="http://schemas.microsoft.com/office/drawing/2017/model3d" xmlns:o="urn:schemas-microsoft-com:office:office" xmlns:oel="http://schemas.microsoft.com/office/2019/extlst" xmlns:r="http://schemas.openxmlformats.org/officeDocument/2006/relationships" xmlns:m="http://schemas.openxmlformats.org/officeDocument/2006/math" xmlns:v="urn:schemas-microsoft-com:vml" xmlns:wp14="http://schemas.microsoft.com/office/word/2010/wordprocessingDrawing" xmlns:wp="http://schemas.openxmlformats.org/drawingml/2006/wordprocessingDrawing" xmlns:w10="urn:schemas-microsoft-com:office:word" xmlns:w="http://schemas.openxmlformats.org/wordprocessingml/2006/main" xmlns:w14="http://schemas.microsoft.com/office/word/2010/wordml" xmlns:w15="http://schemas.microsoft.com/office/word/2012/wordml" xmlns:w16cex="http://schemas.microsoft.com/office/word/2018/wordml/cex" xmlns:w16cid="http://schemas.microsoft.com/office/word/2016/wordml/cid" xmlns:w16="http://schemas.microsoft.com/office/word/2018/wordml" xmlns:w16du="http://schemas.microsoft.com/office/word/2023/wordml/word16du" xmlns:w16sdtdh="http://schemas.microsoft.com/office/word/2020/wordml/sdtdatahash" xmlns:w16se="http://schemas.microsoft.com/office/word/2015/wordml/symex" xmlns:wpg="http://schemas.microsoft.com/office/word/2010/wordprocessingGroup" xmlns:wpi="http://schemas.microsoft.com/office/word/2010/wordprocessingInk" xmlns:wne="http://schemas.microsoft.com/office/word/2006/wordml" xmlns:wps="http://schemas.microsoft.com/office/word/2010/wordprocessingShape" mc:Ignorable="w14 w15 w16se w16cid w16 w16cex w16sdtdh w16du wp14">
   <w:body>
     <w:p>
       <w:pPr>
@@ -39,7 +39,14 @@
         <w:rPr>
           <w:lang w:eastAsia="en-US"/>
         </w:rPr>
-        <w:t>This document provides documentation for Error</w:t>
+        <w:t xml:space="preserve">This document provides documentation for </w:t>
+      </w:r>
+      <w:proofErr w:type="spellStart"/>
+      <w:r>
+        <w:rPr>
+          <w:lang w:eastAsia="en-US"/>
+        </w:rPr>
+        <w:t>Error</w:t>
       </w:r>
       <w:r>
         <w:rPr>
@@ -47,6 +54,7 @@
         </w:rPr>
         <w:t>Handler</w:t>
       </w:r>
+      <w:proofErr w:type="spellEnd"/>
       <w:r>
         <w:rPr>
           <w:lang w:eastAsia="en-US"/>
@@ -76,6 +84,7 @@
           <w:lang w:eastAsia="en-US"/>
         </w:rPr>
       </w:pPr>
+      <w:proofErr w:type="spellStart"/>
       <w:r>
         <w:rPr>
           <w:lang w:eastAsia="en-US"/>
@@ -88,6 +97,7 @@
         </w:rPr>
         <w:t>Handler</w:t>
       </w:r>
+      <w:proofErr w:type="spellEnd"/>
       <w:r>
         <w:rPr>
           <w:lang w:eastAsia="en-US"/>
@@ -298,7 +308,23 @@
       </w:pPr>
       <w:r>
         <w:lastRenderedPageBreak/>
-        <w:t xml:space="preserve">It prompts them for additional information about what they were doing when the error occurred. In my experience, end-users type something in </w:t>
+        <w:t xml:space="preserve">It prompts them for additional information about what they were doing when the error occurred. In my experience, </w:t>
+      </w:r>
+      <w:proofErr w:type="gramStart"/>
+      <w:r>
+        <w:t>end-users</w:t>
+      </w:r>
+      <w:proofErr w:type="gramEnd"/>
+      <w:r>
+        <w:t xml:space="preserve"> type </w:t>
+      </w:r>
+      <w:proofErr w:type="gramStart"/>
+      <w:r>
+        <w:t>something in</w:t>
+      </w:r>
+      <w:proofErr w:type="gramEnd"/>
+      <w:r>
+        <w:t xml:space="preserve"> </w:t>
       </w:r>
       <w:r>
         <w:t xml:space="preserve">only </w:t>
@@ -340,7 +366,15 @@
         <w:pStyle w:val="bulletlast"/>
       </w:pPr>
       <w:r>
-        <w:t>It may provide recovery from the error condition (not the cause of the error but being in an error state), depending on the type of problem that happened. When possible, the Continue button is visible, allowing the user to stay in the application and carry on as if nothing happened. When that isn’t possible, only the Quit button, which terminates the application, is visible. We’ll see the types of problems that allow recovery and how to actually perform the recovery later.</w:t>
+        <w:t xml:space="preserve">It may provide recovery from the error condition (not the cause of the error but being in an error state), depending on the type of problem that happened. When possible, the Continue button is visible, allowing the user to stay in the application and carry on as if nothing happened. When that isn’t possible, only the Quit button, which terminates the application, is visible. We’ll see the types of problems that allow recovery and how to </w:t>
+      </w:r>
+      <w:proofErr w:type="gramStart"/>
+      <w:r>
+        <w:t>actually perform</w:t>
+      </w:r>
+      <w:proofErr w:type="gramEnd"/>
+      <w:r>
+        <w:t xml:space="preserve"> the recovery later.</w:t>
       </w:r>
     </w:p>
     <w:p>
@@ -518,7 +552,15 @@
         <w:pStyle w:val="bulletfirst"/>
       </w:pPr>
       <w:r>
-        <w:t>It displays the error number, message, object and method name, and when running in the IDE, the line number and line of code where the error occurred (the latter two aren’t usually available at runtime).</w:t>
+        <w:t xml:space="preserve">It displays the error number, message, </w:t>
+      </w:r>
+      <w:proofErr w:type="gramStart"/>
+      <w:r>
+        <w:t>object</w:t>
+      </w:r>
+      <w:proofErr w:type="gramEnd"/>
+      <w:r>
+        <w:t xml:space="preserve"> and method name, and when running in the IDE, the line number and line of code where the error occurred (the latter two aren’t usually available at runtime).</w:t>
       </w:r>
     </w:p>
     <w:p>
@@ -552,7 +594,39 @@
         <w:t xml:space="preserve">If the application is running at runtime, the Debug button opens </w:t>
       </w:r>
       <w:r>
-        <w:t xml:space="preserve">a VFP Command window emulator form. You can specify your own class for this form by setting the cConsoleForm and cConsoleLibrary properties of the error object. The default values are SFConsoleForm in SFConsole.vcx, </w:t>
+        <w:t xml:space="preserve">a VFP Command window emulator form. You can specify your own class for this form by setting the </w:t>
+      </w:r>
+      <w:proofErr w:type="spellStart"/>
+      <w:r>
+        <w:t>cConsoleForm</w:t>
+      </w:r>
+      <w:proofErr w:type="spellEnd"/>
+      <w:r>
+        <w:t xml:space="preserve"> and </w:t>
+      </w:r>
+      <w:proofErr w:type="spellStart"/>
+      <w:r>
+        <w:t>cConsoleLibrary</w:t>
+      </w:r>
+      <w:proofErr w:type="spellEnd"/>
+      <w:r>
+        <w:t xml:space="preserve"> properties of the error object. The default values are </w:t>
+      </w:r>
+      <w:proofErr w:type="spellStart"/>
+      <w:r>
+        <w:t>SFConsoleForm</w:t>
+      </w:r>
+      <w:proofErr w:type="spellEnd"/>
+      <w:r>
+        <w:t xml:space="preserve"> in </w:t>
+      </w:r>
+      <w:proofErr w:type="spellStart"/>
+      <w:r>
+        <w:t>SFConsole.vcx</w:t>
+      </w:r>
+      <w:proofErr w:type="spellEnd"/>
+      <w:r>
+        <w:t xml:space="preserve">, </w:t>
       </w:r>
       <w:r>
         <w:t xml:space="preserve">shown in </w:t>
@@ -605,7 +679,47 @@
         <w:t>s</w:t>
       </w:r>
       <w:r>
-        <w:t xml:space="preserve"> you to execute VFP commands at runtime, including opening and browsing tables, examining or changing the values of global variables, and so on. The Emulate Command Window checkbox determines whether code entered in the editbox is executed when you press Enter (like the Command window) or when you click the Execute button (allowing you to write multi-line code similar to a PRG before executing it). The Clear button clears the editbox, the arrow keys scroll through statements you previously entered, and Load loads a PRG or text file so you can execute it. Of course, none of this is magic; it just relies on the VFP EXECSCRIPT() function to execute code at runtime.</w:t>
+        <w:t xml:space="preserve"> you to execute VFP commands at runtime, including opening and browsing tables, </w:t>
+      </w:r>
+      <w:proofErr w:type="gramStart"/>
+      <w:r>
+        <w:t>examining</w:t>
+      </w:r>
+      <w:proofErr w:type="gramEnd"/>
+      <w:r>
+        <w:t xml:space="preserve"> or changing the values of global variables, and so on. The Emulate Command Window checkbox determines whether code entered in the </w:t>
+      </w:r>
+      <w:proofErr w:type="spellStart"/>
+      <w:r>
+        <w:t>editbox</w:t>
+      </w:r>
+      <w:proofErr w:type="spellEnd"/>
+      <w:r>
+        <w:t xml:space="preserve"> is executed when you press Enter (like the Command window) or when you click the Execute button (allowing you to write multi-line code </w:t>
+      </w:r>
+      <w:proofErr w:type="gramStart"/>
+      <w:r>
+        <w:t>similar to</w:t>
+      </w:r>
+      <w:proofErr w:type="gramEnd"/>
+      <w:r>
+        <w:t xml:space="preserve"> a PRG before executing it). The Clear button clears the </w:t>
+      </w:r>
+      <w:proofErr w:type="spellStart"/>
+      <w:r>
+        <w:t>editbox</w:t>
+      </w:r>
+      <w:proofErr w:type="spellEnd"/>
+      <w:r>
+        <w:t xml:space="preserve">, the arrow keys scroll through statements you previously entered, and Load loads a PRG or text file so you can execute it. Of course, none of this is magic; it just relies on the VFP </w:t>
+      </w:r>
+      <w:proofErr w:type="gramStart"/>
+      <w:r>
+        <w:t>EXECSCRIPT(</w:t>
+      </w:r>
+      <w:proofErr w:type="gramEnd"/>
+      <w:r>
+        <w:t>) function to execute code at runtime.</w:t>
       </w:r>
     </w:p>
     <w:p>
@@ -613,7 +727,15 @@
         <w:pStyle w:val="bullet"/>
       </w:pPr>
       <w:r>
-        <w:t>The Continue button essentially does a RETURN, sending execution back to the line of code following the one that caused the error. Retry does a RETRY. Neither of these are that useful unless the error was something environmental you can correct, such as a missing file.</w:t>
+        <w:t xml:space="preserve">The Continue button essentially does a RETURN, sending execution back to the line of code following the one that caused the error. Retry does a RETRY. Neither of these are that useful unless the error was something </w:t>
+      </w:r>
+      <w:proofErr w:type="gramStart"/>
+      <w:r>
+        <w:t>environmental</w:t>
+      </w:r>
+      <w:proofErr w:type="gramEnd"/>
+      <w:r>
+        <w:t xml:space="preserve"> you can correct, such as a missing file.</w:t>
       </w:r>
     </w:p>
     <w:p>
@@ -735,8 +857,13 @@
       </w:pPr>
       <w:r>
         <w:lastRenderedPageBreak/>
-        <w:t>Testing ErrorHandler</w:t>
-      </w:r>
+        <w:t xml:space="preserve">Testing </w:t>
+      </w:r>
+      <w:proofErr w:type="spellStart"/>
+      <w:r>
+        <w:t>ErrorHandler</w:t>
+      </w:r>
+      <w:proofErr w:type="spellEnd"/>
     </w:p>
     <w:p>
       <w:pPr>
@@ -749,7 +876,14 @@
         <w:rPr>
           <w:lang w:eastAsia="en-US"/>
         </w:rPr>
-        <w:t>Several sample files are included with this project. Edit Sample.</w:t>
+        <w:t xml:space="preserve">Several sample files are included with this project. Edit </w:t>
+      </w:r>
+      <w:proofErr w:type="spellStart"/>
+      <w:r>
+        <w:rPr>
+          <w:lang w:eastAsia="en-US"/>
+        </w:rPr>
+        <w:t>Sample.</w:t>
       </w:r>
       <w:r>
         <w:rPr>
@@ -757,12 +891,14 @@
         </w:rPr>
         <w:t>prg</w:t>
       </w:r>
+      <w:proofErr w:type="spellEnd"/>
       <w:r>
         <w:rPr>
           <w:lang w:eastAsia="en-US"/>
         </w:rPr>
         <w:t xml:space="preserve"> and set the </w:t>
       </w:r>
+      <w:proofErr w:type="spellStart"/>
       <w:r>
         <w:rPr>
           <w:lang w:eastAsia="en-US"/>
@@ -773,8 +909,16 @@
         <w:rPr>
           <w:lang w:eastAsia="en-US"/>
         </w:rPr>
-        <w:t xml:space="preserve">Recipient, </w:t>
-      </w:r>
+        <w:t>Recipient</w:t>
+      </w:r>
+      <w:proofErr w:type="spellEnd"/>
+      <w:r>
+        <w:rPr>
+          <w:lang w:eastAsia="en-US"/>
+        </w:rPr>
+        <w:t xml:space="preserve">, </w:t>
+      </w:r>
+      <w:proofErr w:type="spellStart"/>
       <w:r>
         <w:rPr>
           <w:lang w:eastAsia="en-US"/>
@@ -785,8 +929,16 @@
         <w:rPr>
           <w:lang w:eastAsia="en-US"/>
         </w:rPr>
-        <w:t xml:space="preserve">Server, </w:t>
-      </w:r>
+        <w:t>Server</w:t>
+      </w:r>
+      <w:proofErr w:type="spellEnd"/>
+      <w:r>
+        <w:rPr>
+          <w:lang w:eastAsia="en-US"/>
+        </w:rPr>
+        <w:t xml:space="preserve">, </w:t>
+      </w:r>
+      <w:proofErr w:type="spellStart"/>
       <w:r>
         <w:rPr>
           <w:lang w:eastAsia="en-US"/>
@@ -797,8 +949,16 @@
         <w:rPr>
           <w:lang w:eastAsia="en-US"/>
         </w:rPr>
-        <w:t xml:space="preserve">Port, </w:t>
-      </w:r>
+        <w:t>Port</w:t>
+      </w:r>
+      <w:proofErr w:type="spellEnd"/>
+      <w:r>
+        <w:rPr>
+          <w:lang w:eastAsia="en-US"/>
+        </w:rPr>
+        <w:t xml:space="preserve">, </w:t>
+      </w:r>
+      <w:proofErr w:type="spellStart"/>
       <w:r>
         <w:rPr>
           <w:lang w:eastAsia="en-US"/>
@@ -817,12 +977,14 @@
         </w:rPr>
         <w:t>Name</w:t>
       </w:r>
+      <w:proofErr w:type="spellEnd"/>
       <w:r>
         <w:rPr>
           <w:lang w:eastAsia="en-US"/>
         </w:rPr>
         <w:t xml:space="preserve">, and </w:t>
       </w:r>
+      <w:proofErr w:type="spellStart"/>
       <w:r>
         <w:rPr>
           <w:lang w:eastAsia="en-US"/>
@@ -833,13 +995,48 @@
         <w:rPr>
           <w:lang w:eastAsia="en-US"/>
         </w:rPr>
-        <w:t>Password settings to the appropriate values for your email server.</w:t>
-      </w:r>
-      <w:r>
-        <w:rPr>
-          <w:lang w:eastAsia="en-US"/>
-        </w:rPr>
-        <w:t xml:space="preserve"> You can also change the values for cContact and cEmail if desired (if you don’t, any email you send from the error handler will look like it came from me).</w:t>
+        <w:t>Password</w:t>
+      </w:r>
+      <w:proofErr w:type="spellEnd"/>
+      <w:r>
+        <w:rPr>
+          <w:lang w:eastAsia="en-US"/>
+        </w:rPr>
+        <w:t xml:space="preserve"> settings to the appropriate values for your email server.</w:t>
+      </w:r>
+      <w:r>
+        <w:rPr>
+          <w:lang w:eastAsia="en-US"/>
+        </w:rPr>
+        <w:t xml:space="preserve"> You can also change the values for </w:t>
+      </w:r>
+      <w:proofErr w:type="spellStart"/>
+      <w:r>
+        <w:rPr>
+          <w:lang w:eastAsia="en-US"/>
+        </w:rPr>
+        <w:t>cContact</w:t>
+      </w:r>
+      <w:proofErr w:type="spellEnd"/>
+      <w:r>
+        <w:rPr>
+          <w:lang w:eastAsia="en-US"/>
+        </w:rPr>
+        <w:t xml:space="preserve"> and </w:t>
+      </w:r>
+      <w:proofErr w:type="spellStart"/>
+      <w:r>
+        <w:rPr>
+          <w:lang w:eastAsia="en-US"/>
+        </w:rPr>
+        <w:t>cEmail</w:t>
+      </w:r>
+      <w:proofErr w:type="spellEnd"/>
+      <w:r>
+        <w:rPr>
+          <w:lang w:eastAsia="en-US"/>
+        </w:rPr>
+        <w:t xml:space="preserve"> if desired (if you don’t, any email you send from the error handler will look like it came from me).</w:t>
       </w:r>
     </w:p>
     <w:p>
@@ -853,8 +1050,16 @@
         <w:rPr>
           <w:lang w:eastAsia="en-US"/>
         </w:rPr>
-        <w:t>DO Sample.prg</w:t>
-      </w:r>
+        <w:t xml:space="preserve">DO </w:t>
+      </w:r>
+      <w:proofErr w:type="spellStart"/>
+      <w:r>
+        <w:rPr>
+          <w:lang w:eastAsia="en-US"/>
+        </w:rPr>
+        <w:t>Sample.prg</w:t>
+      </w:r>
+      <w:proofErr w:type="spellEnd"/>
       <w:r>
         <w:rPr>
           <w:lang w:eastAsia="en-US"/>
@@ -865,7 +1070,21 @@
         <w:rPr>
           <w:lang w:eastAsia="en-US"/>
         </w:rPr>
-        <w:t>click the Cause an Error button in the form that appears. This causes an error by executing X = Y without defining a variable named Y. Click the Send button in the error dialog that appears to email an error report to the address you specified in cRecipient, click the Save button to save the error report to a text file, and click Continue to handle the error without exiting the “application.” Then click the Cause an Error Inside TRY button in the sample form and notice the error dialog no longer has a Continue button; the only option is to terminate the program. I’ll discuss each of these features later in this document.</w:t>
+        <w:t xml:space="preserve">click the Cause an Error button in the form that appears. This causes an error by executing X = Y without defining a variable named Y. Click the Send button in the error dialog that appears to email an error report to the address you specified in </w:t>
+      </w:r>
+      <w:proofErr w:type="spellStart"/>
+      <w:r>
+        <w:rPr>
+          <w:lang w:eastAsia="en-US"/>
+        </w:rPr>
+        <w:t>cRecipient</w:t>
+      </w:r>
+      <w:proofErr w:type="spellEnd"/>
+      <w:r>
+        <w:rPr>
+          <w:lang w:eastAsia="en-US"/>
+        </w:rPr>
+        <w:t>, click the Save button to save the error report to a text file, and click Continue to handle the error without exiting the “application.” Then click the Cause an Error Inside TRY button in the sample form and notice the error dialog no longer has a Continue button; the only option is to terminate the program. I’ll discuss each of these features later in this document.</w:t>
       </w:r>
     </w:p>
     <w:p>
@@ -881,17 +1100,47 @@
         </w:rPr>
         <w:t xml:space="preserve">Set </w:t>
       </w:r>
+      <w:proofErr w:type="spellStart"/>
       <w:r>
         <w:rPr>
           <w:lang w:eastAsia="en-US"/>
         </w:rPr>
         <w:t>llDebugMode</w:t>
       </w:r>
-      <w:r>
-        <w:rPr>
-          <w:lang w:eastAsia="en-US"/>
-        </w:rPr>
-        <w:t xml:space="preserve"> to .T. in Sample.prg and run it again. </w:t>
+      <w:proofErr w:type="spellEnd"/>
+      <w:r>
+        <w:rPr>
+          <w:lang w:eastAsia="en-US"/>
+        </w:rPr>
+        <w:t xml:space="preserve"> </w:t>
+      </w:r>
+      <w:proofErr w:type="gramStart"/>
+      <w:r>
+        <w:rPr>
+          <w:lang w:eastAsia="en-US"/>
+        </w:rPr>
+        <w:t>to .</w:t>
+      </w:r>
+      <w:proofErr w:type="gramEnd"/>
+      <w:r>
+        <w:rPr>
+          <w:lang w:eastAsia="en-US"/>
+        </w:rPr>
+        <w:t xml:space="preserve">T. in </w:t>
+      </w:r>
+      <w:proofErr w:type="spellStart"/>
+      <w:r>
+        <w:rPr>
+          <w:lang w:eastAsia="en-US"/>
+        </w:rPr>
+        <w:t>Sample.prg</w:t>
+      </w:r>
+      <w:proofErr w:type="spellEnd"/>
+      <w:r>
+        <w:rPr>
+          <w:lang w:eastAsia="en-US"/>
+        </w:rPr>
+        <w:t xml:space="preserve"> and run it again. </w:t>
       </w:r>
       <w:r>
         <w:rPr>
@@ -911,11 +1160,16 @@
         <w:pStyle w:val="Heading1"/>
       </w:pPr>
       <w:r>
-        <w:t>Implementing Error</w:t>
+        <w:t xml:space="preserve">Implementing </w:t>
+      </w:r>
+      <w:proofErr w:type="spellStart"/>
+      <w:r>
+        <w:t>Error</w:t>
       </w:r>
       <w:r>
         <w:t>Handler</w:t>
       </w:r>
+      <w:proofErr w:type="spellEnd"/>
     </w:p>
     <w:p>
       <w:pPr>
@@ -924,6 +1178,7 @@
           <w:lang w:eastAsia="en-US"/>
         </w:rPr>
       </w:pPr>
+      <w:proofErr w:type="spellStart"/>
       <w:r>
         <w:rPr>
           <w:lang w:eastAsia="en-US"/>
@@ -942,6 +1197,7 @@
         </w:rPr>
         <w:t>Handler</w:t>
       </w:r>
+      <w:proofErr w:type="spellEnd"/>
       <w:r>
         <w:rPr>
           <w:lang w:eastAsia="en-US"/>
@@ -953,48 +1209,139 @@
       <w:pPr>
         <w:pStyle w:val="bulletfirst"/>
       </w:pPr>
-      <w:r>
-        <w:t>SFErrorMgr.vcx and vct: contains the error handling classes.</w:t>
+      <w:proofErr w:type="spellStart"/>
+      <w:r>
+        <w:t>SFErrorMgr.vcx</w:t>
+      </w:r>
+      <w:proofErr w:type="spellEnd"/>
+      <w:r>
+        <w:t xml:space="preserve"> and </w:t>
+      </w:r>
+      <w:proofErr w:type="spellStart"/>
+      <w:r>
+        <w:t>vct</w:t>
+      </w:r>
+      <w:proofErr w:type="spellEnd"/>
+      <w:r>
+        <w:t>: contains the error handling classes.</w:t>
       </w:r>
     </w:p>
     <w:p>
       <w:pPr>
         <w:pStyle w:val="bullet"/>
       </w:pPr>
-      <w:r>
-        <w:t>SFConsole.vcx and vct: a runtime replacement for the VFP Command window.</w:t>
+      <w:proofErr w:type="spellStart"/>
+      <w:r>
+        <w:t>SFConsole.vcx</w:t>
+      </w:r>
+      <w:proofErr w:type="spellEnd"/>
+      <w:r>
+        <w:t xml:space="preserve"> and </w:t>
+      </w:r>
+      <w:proofErr w:type="spellStart"/>
+      <w:r>
+        <w:t>vct</w:t>
+      </w:r>
+      <w:proofErr w:type="spellEnd"/>
+      <w:r>
+        <w:t>: a runtime replacement for the VFP Command window.</w:t>
       </w:r>
     </w:p>
     <w:p>
       <w:pPr>
         <w:pStyle w:val="bullet"/>
       </w:pPr>
-      <w:r>
-        <w:t>SFLocalize.vcx and vct: contains a localizer class.</w:t>
+      <w:proofErr w:type="spellStart"/>
+      <w:r>
+        <w:t>SFLocalize.vcx</w:t>
+      </w:r>
+      <w:proofErr w:type="spellEnd"/>
+      <w:r>
+        <w:t xml:space="preserve"> and </w:t>
+      </w:r>
+      <w:proofErr w:type="spellStart"/>
+      <w:r>
+        <w:t>vct</w:t>
+      </w:r>
+      <w:proofErr w:type="spellEnd"/>
+      <w:r>
+        <w:t>: contains a localizer class.</w:t>
       </w:r>
     </w:p>
     <w:p>
       <w:pPr>
         <w:pStyle w:val="bullet"/>
       </w:pPr>
-      <w:r>
-        <w:t>Resource.dbf, fpt, and cdx: a language resource table.</w:t>
+      <w:proofErr w:type="spellStart"/>
+      <w:r>
+        <w:t>Resource.dbf</w:t>
+      </w:r>
+      <w:proofErr w:type="spellEnd"/>
+      <w:r>
+        <w:t xml:space="preserve">, </w:t>
+      </w:r>
+      <w:proofErr w:type="spellStart"/>
+      <w:r>
+        <w:t>fpt</w:t>
+      </w:r>
+      <w:proofErr w:type="spellEnd"/>
+      <w:r>
+        <w:t>, and cdx: a language resource table.</w:t>
       </w:r>
     </w:p>
     <w:p>
       <w:pPr>
         <w:pStyle w:val="bullet"/>
       </w:pPr>
-      <w:r>
-        <w:t>SFCtrls.h and SFErrorMgr.h: include files used by SFErrorMgr.</w:t>
-      </w:r>
+      <w:proofErr w:type="spellStart"/>
+      <w:r>
+        <w:t>SFCtrls.h</w:t>
+      </w:r>
+      <w:proofErr w:type="spellEnd"/>
+      <w:r>
+        <w:t xml:space="preserve"> and </w:t>
+      </w:r>
+      <w:proofErr w:type="spellStart"/>
+      <w:r>
+        <w:t>SFErrorMgr.h</w:t>
+      </w:r>
+      <w:proofErr w:type="spellEnd"/>
+      <w:r>
+        <w:t xml:space="preserve">: include files used by </w:t>
+      </w:r>
+      <w:proofErr w:type="spellStart"/>
+      <w:r>
+        <w:t>SFErrorMgr</w:t>
+      </w:r>
+      <w:proofErr w:type="spellEnd"/>
+      <w:proofErr w:type="gramStart"/>
+      <w:r>
+        <w:t>.</w:t>
+      </w:r>
+      <w:proofErr w:type="gramEnd"/>
     </w:p>
     <w:p>
       <w:pPr>
         <w:pStyle w:val="bullet"/>
       </w:pPr>
       <w:r>
-        <w:t>ErrorHeader.gif: an image used in SFErrorMessageDialog, one of the classes in SFErrorMgr.vcx.</w:t>
+        <w:t xml:space="preserve">ErrorHeader.gif: an image used in </w:t>
+      </w:r>
+      <w:proofErr w:type="spellStart"/>
+      <w:r>
+        <w:t>SFErrorMessageDialog</w:t>
+      </w:r>
+      <w:proofErr w:type="spellEnd"/>
+      <w:r>
+        <w:t xml:space="preserve">, one of the classes in </w:t>
+      </w:r>
+      <w:proofErr w:type="spellStart"/>
+      <w:r>
+        <w:t>SFErrorMgr.vcx</w:t>
+      </w:r>
+      <w:proofErr w:type="spellEnd"/>
+      <w:r>
+        <w:t>.</w:t>
       </w:r>
     </w:p>
     <w:p>
@@ -1002,11 +1349,21 @@
         <w:pStyle w:val="bullet"/>
       </w:pPr>
       <w:r>
-        <w:t xml:space="preserve">ClrHost.dll, wwDotNetBridge.dll, and wwDotNetBridge.prg: components of Rick Strahl’s </w:t>
-      </w:r>
+        <w:t xml:space="preserve">ClrHost.dll, wwDotNetBridge.dll, and </w:t>
+      </w:r>
+      <w:proofErr w:type="spellStart"/>
+      <w:r>
+        <w:t>wwDotNetBridge.prg</w:t>
+      </w:r>
+      <w:proofErr w:type="spellEnd"/>
+      <w:r>
+        <w:t xml:space="preserve">: components of Rick Strahl’s </w:t>
+      </w:r>
+      <w:proofErr w:type="spellStart"/>
       <w:r>
         <w:t>wwDotNetBridge</w:t>
       </w:r>
+      <w:proofErr w:type="spellEnd"/>
       <w:r>
         <w:t xml:space="preserve"> </w:t>
       </w:r>
@@ -1036,15 +1393,28 @@
         <w:t xml:space="preserve">InTry.dll: </w:t>
       </w:r>
       <w:r>
-        <w:t>a .NET DLL used by SFErrorMgr.</w:t>
+        <w:t xml:space="preserve">a .NET DLL used by </w:t>
+      </w:r>
+      <w:proofErr w:type="spellStart"/>
+      <w:r>
+        <w:t>SFErrorMgr</w:t>
+      </w:r>
+      <w:proofErr w:type="spellEnd"/>
+      <w:r>
+        <w:t>.</w:t>
       </w:r>
     </w:p>
     <w:p>
       <w:pPr>
         <w:pStyle w:val="bullet"/>
       </w:pPr>
-      <w:r>
-        <w:t xml:space="preserve">SFMail.prg, </w:t>
+      <w:proofErr w:type="spellStart"/>
+      <w:r>
+        <w:t>SFMail.prg</w:t>
+      </w:r>
+      <w:proofErr w:type="spellEnd"/>
+      <w:r>
+        <w:t xml:space="preserve">, </w:t>
       </w:r>
       <w:r>
         <w:t xml:space="preserve">SMTPLibrary2.dll, </w:t>
@@ -1059,10 +1429,23 @@
         <w:t>.dll</w:t>
       </w:r>
       <w:r>
-        <w:t>, and VFPExMAPI.fll</w:t>
-      </w:r>
-      <w:r>
-        <w:t>: components of the SFMail VFPX project (</w:t>
+        <w:t xml:space="preserve">, and </w:t>
+      </w:r>
+      <w:proofErr w:type="spellStart"/>
+      <w:r>
+        <w:t>VFPExMAPI.fll</w:t>
+      </w:r>
+      <w:proofErr w:type="spellEnd"/>
+      <w:r>
+        <w:t xml:space="preserve">: components of the </w:t>
+      </w:r>
+      <w:proofErr w:type="spellStart"/>
+      <w:r>
+        <w:t>SFMail</w:t>
+      </w:r>
+      <w:proofErr w:type="spellEnd"/>
+      <w:r>
+        <w:t xml:space="preserve"> VFPX project (</w:t>
       </w:r>
       <w:hyperlink r:id="rId13" w:history="1">
         <w:r>
@@ -1080,8 +1463,13 @@
       <w:pPr>
         <w:pStyle w:val="bullet"/>
       </w:pPr>
-      <w:r>
-        <w:t>System.app: the main component of the GDIPlusX VFP project (</w:t>
+      <w:proofErr w:type="spellStart"/>
+      <w:r>
+        <w:t>System.app</w:t>
+      </w:r>
+      <w:proofErr w:type="spellEnd"/>
+      <w:r>
+        <w:t>: the main component of the GDIPlusX VFP project (</w:t>
       </w:r>
       <w:hyperlink r:id="rId14" w:history="1">
         <w:r>
@@ -1095,7 +1483,15 @@
         <w:t>)</w:t>
       </w:r>
       <w:r>
-        <w:t>, used by ErrorHander to take a screen shot</w:t>
+        <w:t xml:space="preserve">, used by </w:t>
+      </w:r>
+      <w:proofErr w:type="spellStart"/>
+      <w:r>
+        <w:t>ErrorHander</w:t>
+      </w:r>
+      <w:proofErr w:type="spellEnd"/>
+      <w:r>
+        <w:t xml:space="preserve"> to take a screen shot</w:t>
       </w:r>
       <w:r>
         <w:t>.</w:t>
@@ -1139,41 +1535,62 @@
       <w:pPr>
         <w:pStyle w:val="bulletfirst"/>
       </w:pPr>
+      <w:proofErr w:type="spellStart"/>
       <w:r>
         <w:t>SFErrorMgr.vcx</w:t>
       </w:r>
+      <w:proofErr w:type="spellEnd"/>
     </w:p>
     <w:p>
       <w:pPr>
         <w:pStyle w:val="bullet"/>
       </w:pPr>
+      <w:proofErr w:type="spellStart"/>
       <w:r>
         <w:t>SFConsole.vcx</w:t>
       </w:r>
-      <w:r>
-        <w:t xml:space="preserve"> (i</w:t>
-      </w:r>
-      <w:r>
-        <w:t xml:space="preserve">f you set the cConsoleForm and cConsoleLibrary properties of the error object to another class, </w:t>
-      </w:r>
-      <w:r>
-        <w:t>add the library for that class instead)</w:t>
+      <w:proofErr w:type="spellEnd"/>
+      <w:r>
+        <w:t xml:space="preserve"> (if you set the </w:t>
+      </w:r>
+      <w:proofErr w:type="spellStart"/>
+      <w:r>
+        <w:t>cConsoleForm</w:t>
+      </w:r>
+      <w:proofErr w:type="spellEnd"/>
+      <w:r>
+        <w:t xml:space="preserve"> and </w:t>
+      </w:r>
+      <w:proofErr w:type="spellStart"/>
+      <w:r>
+        <w:t>cConsoleLibrary</w:t>
+      </w:r>
+      <w:proofErr w:type="spellEnd"/>
+      <w:r>
+        <w:t xml:space="preserve"> properties of the error object to another class, add the library for that class instead)</w:t>
       </w:r>
     </w:p>
     <w:p>
       <w:pPr>
         <w:pStyle w:val="bullet"/>
       </w:pPr>
+      <w:proofErr w:type="spellStart"/>
       <w:r>
         <w:t>SFLocalize.vcx</w:t>
       </w:r>
+      <w:proofErr w:type="spellEnd"/>
     </w:p>
     <w:p>
       <w:pPr>
         <w:pStyle w:val="bullet"/>
       </w:pPr>
-      <w:r>
-        <w:t>Resource.dbf (marked as included)</w:t>
+      <w:proofErr w:type="spellStart"/>
+      <w:r>
+        <w:t>Resource.dbf</w:t>
+      </w:r>
+      <w:proofErr w:type="spellEnd"/>
+      <w:r>
+        <w:t xml:space="preserve"> (marked as included)</w:t>
       </w:r>
     </w:p>
     <w:p>
@@ -1188,17 +1605,21 @@
       <w:pPr>
         <w:pStyle w:val="bullet"/>
       </w:pPr>
+      <w:proofErr w:type="spellStart"/>
       <w:r>
         <w:t>wwDotNetBridge.prg</w:t>
       </w:r>
+      <w:proofErr w:type="spellEnd"/>
     </w:p>
     <w:p>
       <w:pPr>
         <w:pStyle w:val="bulletlast"/>
       </w:pPr>
+      <w:proofErr w:type="spellStart"/>
       <w:r>
         <w:t>SFMail.prg</w:t>
       </w:r>
+      <w:proofErr w:type="spellEnd"/>
     </w:p>
     <w:p>
       <w:pPr>
@@ -1240,13 +1661,7 @@
         <w:t>SMTPLibrary2.dll</w:t>
       </w:r>
       <w:r>
-        <w:t xml:space="preserve"> (only needed if </w:t>
-      </w:r>
-      <w:r>
-        <w:t>SMTP</w:t>
-      </w:r>
-      <w:r>
-        <w:t xml:space="preserve"> is used for emailing)</w:t>
+        <w:t xml:space="preserve"> (only needed if SMTP is used for emailing)</w:t>
       </w:r>
     </w:p>
     <w:p>
@@ -1289,17 +1704,24 @@
       <w:pPr>
         <w:pStyle w:val="bullet"/>
       </w:pPr>
-      <w:r>
-        <w:t>VFPExMAPI.fll (only needed if MAPI is used for emailing)</w:t>
+      <w:proofErr w:type="spellStart"/>
+      <w:r>
+        <w:t>VFPExMAPI.fll</w:t>
+      </w:r>
+      <w:proofErr w:type="spellEnd"/>
+      <w:r>
+        <w:t xml:space="preserve"> (only needed if MAPI is used for emailing)</w:t>
       </w:r>
     </w:p>
     <w:p>
       <w:pPr>
         <w:pStyle w:val="bullet"/>
       </w:pPr>
+      <w:proofErr w:type="spellStart"/>
       <w:r>
         <w:t>System.app</w:t>
       </w:r>
+      <w:proofErr w:type="spellEnd"/>
       <w:r>
         <w:t xml:space="preserve"> (only needed if you want screen shots taken)</w:t>
       </w:r>
@@ -1325,12 +1747,14 @@
       <w:r>
         <w:t xml:space="preserve">Using </w:t>
       </w:r>
+      <w:proofErr w:type="spellStart"/>
       <w:r>
         <w:t>Error</w:t>
       </w:r>
       <w:r>
         <w:t>Handler</w:t>
       </w:r>
+      <w:proofErr w:type="spellEnd"/>
     </w:p>
     <w:p>
       <w:pPr>
@@ -1371,7 +1795,7 @@
           <w:i/>
           <w:iCs/>
         </w:rPr>
-        <w:t>AppName</w:t>
+        <w:t>Title</w:t>
       </w:r>
       <w:r>
         <w:rPr>
@@ -1393,7 +1817,7 @@
           <w:i/>
           <w:iCs/>
         </w:rPr>
-        <w:t>AppName</w:t>
+        <w:t>Title</w:t>
       </w:r>
       <w:r>
         <w:rPr>
@@ -1411,7 +1835,7 @@
         <w:rPr>
           <w:rFonts w:eastAsiaTheme="minorHAnsi"/>
         </w:rPr>
-        <w:t>the name of the application, which is used as the title for error message dialogs,</w:t>
+        <w:t>the title for error message dialogs,</w:t>
       </w:r>
       <w:r>
         <w:rPr>
@@ -1429,7 +1853,21 @@
         <w:rPr>
           <w:rFonts w:eastAsiaTheme="minorHAnsi"/>
         </w:rPr>
-        <w:t>, and the last parameter tells the Init method that the object reference is stored in a variable named “oError,”</w:t>
+        <w:t>, and the last parameter tells the Init method that the object reference is stored in a variable named “</w:t>
+      </w:r>
+      <w:proofErr w:type="spellStart"/>
+      <w:r>
+        <w:rPr>
+          <w:rFonts w:eastAsiaTheme="minorHAnsi"/>
+        </w:rPr>
+        <w:t>oError</w:t>
+      </w:r>
+      <w:proofErr w:type="spellEnd"/>
+      <w:r>
+        <w:rPr>
+          <w:rFonts w:eastAsiaTheme="minorHAnsi"/>
+        </w:rPr>
+        <w:t>,”</w:t>
       </w:r>
       <w:r>
         <w:rPr>
@@ -1453,7 +1891,21 @@
         <w:rPr>
           <w:rFonts w:eastAsiaTheme="minorHAnsi"/>
         </w:rPr>
-        <w:t xml:space="preserve">. If .T. is passed as the second parameter, </w:t>
+        <w:t xml:space="preserve">. </w:t>
+      </w:r>
+      <w:proofErr w:type="gramStart"/>
+      <w:r>
+        <w:rPr>
+          <w:rFonts w:eastAsiaTheme="minorHAnsi"/>
+        </w:rPr>
+        <w:t>If .</w:t>
+      </w:r>
+      <w:proofErr w:type="gramEnd"/>
+      <w:r>
+        <w:rPr>
+          <w:rFonts w:eastAsiaTheme="minorHAnsi"/>
+        </w:rPr>
+        <w:t xml:space="preserve">T. is passed as the second parameter, </w:t>
       </w:r>
       <w:r>
         <w:rPr>
@@ -1471,13 +1923,41 @@
         <w:rPr>
           <w:rFonts w:eastAsiaTheme="minorHAnsi"/>
         </w:rPr>
-        <w:t xml:space="preserve">he Init method of SFErrorMgr </w:t>
-      </w:r>
-      <w:r>
-        <w:rPr>
-          <w:rFonts w:eastAsiaTheme="minorHAnsi"/>
-        </w:rPr>
-        <w:t>points ON ERROR to its own ErrorHandler method (that’s why the variable name had to be passed)</w:t>
+        <w:t xml:space="preserve">he Init method of </w:t>
+      </w:r>
+      <w:proofErr w:type="spellStart"/>
+      <w:r>
+        <w:rPr>
+          <w:rFonts w:eastAsiaTheme="minorHAnsi"/>
+        </w:rPr>
+        <w:t>SFErrorMgr</w:t>
+      </w:r>
+      <w:proofErr w:type="spellEnd"/>
+      <w:r>
+        <w:rPr>
+          <w:rFonts w:eastAsiaTheme="minorHAnsi"/>
+        </w:rPr>
+        <w:t xml:space="preserve"> </w:t>
+      </w:r>
+      <w:r>
+        <w:rPr>
+          <w:rFonts w:eastAsiaTheme="minorHAnsi"/>
+        </w:rPr>
+        <w:t xml:space="preserve">points ON ERROR to its own </w:t>
+      </w:r>
+      <w:proofErr w:type="spellStart"/>
+      <w:r>
+        <w:rPr>
+          <w:rFonts w:eastAsiaTheme="minorHAnsi"/>
+        </w:rPr>
+        <w:t>ErrorHandler</w:t>
+      </w:r>
+      <w:proofErr w:type="spellEnd"/>
+      <w:r>
+        <w:rPr>
+          <w:rFonts w:eastAsiaTheme="minorHAnsi"/>
+        </w:rPr>
+        <w:t xml:space="preserve"> method (that’s why the variable name had to be passed)</w:t>
       </w:r>
       <w:r>
         <w:rPr>
@@ -1493,115 +1973,123 @@
           <w:rFonts w:eastAsiaTheme="minorHAnsi"/>
         </w:rPr>
       </w:pPr>
-      <w:r>
-        <w:rPr>
-          <w:rFonts w:eastAsiaTheme="minorHAnsi"/>
+      <w:proofErr w:type="spellStart"/>
+      <w:r>
+        <w:rPr>
+          <w:rFonts w:eastAsiaTheme="minorHAnsi"/>
+        </w:rPr>
+        <w:t>SFErrorMgr</w:t>
+      </w:r>
+      <w:proofErr w:type="spellEnd"/>
+      <w:r>
+        <w:rPr>
+          <w:rFonts w:eastAsiaTheme="minorHAnsi"/>
+        </w:rPr>
+        <w:t xml:space="preserve"> has </w:t>
+      </w:r>
+      <w:r>
+        <w:rPr>
+          <w:rFonts w:eastAsiaTheme="minorHAnsi"/>
+        </w:rPr>
+        <w:t>a lot of</w:t>
+      </w:r>
+      <w:r>
+        <w:rPr>
+          <w:rFonts w:eastAsiaTheme="minorHAnsi"/>
+        </w:rPr>
+        <w:t xml:space="preserve"> properties that control its behavior; these properties are shown in</w:t>
+      </w:r>
+      <w:r>
+        <w:rPr>
+          <w:rFonts w:eastAsiaTheme="minorHAnsi"/>
+        </w:rPr>
+        <w:t xml:space="preserve"> </w:t>
+      </w:r>
+      <w:r>
+        <w:rPr>
+          <w:rStyle w:val="reference"/>
+          <w:rFonts w:eastAsiaTheme="minorHAnsi"/>
+        </w:rPr>
+        <w:fldChar w:fldCharType="begin"/>
+      </w:r>
+      <w:r>
+        <w:rPr>
+          <w:rStyle w:val="reference"/>
+          <w:rFonts w:eastAsiaTheme="minorHAnsi"/>
+        </w:rPr>
+        <w:instrText xml:space="preserve"> REF _Ref361916203 \h </w:instrText>
+      </w:r>
+      <w:r>
+        <w:rPr>
+          <w:rStyle w:val="reference"/>
+          <w:rFonts w:eastAsiaTheme="minorHAnsi"/>
+        </w:rPr>
+        <w:instrText xml:space="preserve"> \* MERGEFORMAT </w:instrText>
+      </w:r>
+      <w:r>
+        <w:rPr>
+          <w:rStyle w:val="reference"/>
+          <w:rFonts w:eastAsiaTheme="minorHAnsi"/>
+        </w:rPr>
+      </w:r>
+      <w:r>
+        <w:rPr>
+          <w:rStyle w:val="reference"/>
+          <w:rFonts w:eastAsiaTheme="minorHAnsi"/>
+        </w:rPr>
+        <w:fldChar w:fldCharType="separate"/>
+      </w:r>
+      <w:r>
+        <w:rPr>
+          <w:rStyle w:val="reference"/>
+        </w:rPr>
+        <w:t>Table 1</w:t>
+      </w:r>
+      <w:r>
+        <w:rPr>
+          <w:rStyle w:val="reference"/>
+          <w:rFonts w:eastAsiaTheme="minorHAnsi"/>
+        </w:rPr>
+        <w:fldChar w:fldCharType="end"/>
+      </w:r>
+      <w:r>
+        <w:rPr>
+          <w:rFonts w:eastAsiaTheme="minorHAnsi"/>
+        </w:rPr>
+        <w:t>.</w:t>
+      </w:r>
+      <w:r>
+        <w:rPr>
+          <w:rFonts w:eastAsiaTheme="minorHAnsi"/>
+        </w:rPr>
+        <w:t xml:space="preserve"> </w:t>
+      </w:r>
+      <w:r>
+        <w:rPr>
+          <w:rFonts w:eastAsiaTheme="minorHAnsi"/>
+        </w:rPr>
+        <w:t>Most</w:t>
+      </w:r>
+      <w:r>
+        <w:rPr>
+          <w:rFonts w:eastAsiaTheme="minorHAnsi"/>
+        </w:rPr>
+        <w:t xml:space="preserve"> of these properties are discussed in more detail in this document.</w:t>
+      </w:r>
+    </w:p>
+    <w:p>
+      <w:pPr>
+        <w:pStyle w:val="tablecaption"/>
+        <w:rPr>
+          <w:rFonts w:eastAsiaTheme="minorHAnsi"/>
+        </w:rPr>
+      </w:pPr>
+      <w:bookmarkStart w:id="3" w:name="_Ref361916203"/>
+      <w:r>
+        <w:rPr>
+          <w:rStyle w:val="figurename"/>
         </w:rPr>
         <w:lastRenderedPageBreak/>
-        <w:t xml:space="preserve">SFErrorMgr has </w:t>
-      </w:r>
-      <w:r>
-        <w:rPr>
-          <w:rFonts w:eastAsiaTheme="minorHAnsi"/>
-        </w:rPr>
-        <w:t>a lot of</w:t>
-      </w:r>
-      <w:r>
-        <w:rPr>
-          <w:rFonts w:eastAsiaTheme="minorHAnsi"/>
-        </w:rPr>
-        <w:t xml:space="preserve"> properties that control its behavior; these properties are shown in</w:t>
-      </w:r>
-      <w:r>
-        <w:rPr>
-          <w:rFonts w:eastAsiaTheme="minorHAnsi"/>
-        </w:rPr>
-        <w:t xml:space="preserve"> </w:t>
-      </w:r>
-      <w:r>
-        <w:rPr>
-          <w:rStyle w:val="reference"/>
-          <w:rFonts w:eastAsiaTheme="minorHAnsi"/>
-        </w:rPr>
-        <w:fldChar w:fldCharType="begin"/>
-      </w:r>
-      <w:r>
-        <w:rPr>
-          <w:rStyle w:val="reference"/>
-          <w:rFonts w:eastAsiaTheme="minorHAnsi"/>
-        </w:rPr>
-        <w:instrText xml:space="preserve"> REF _Ref361916203 \h </w:instrText>
-      </w:r>
-      <w:r>
-        <w:rPr>
-          <w:rStyle w:val="reference"/>
-          <w:rFonts w:eastAsiaTheme="minorHAnsi"/>
-        </w:rPr>
-        <w:instrText xml:space="preserve"> \* MERGEFORMAT </w:instrText>
-      </w:r>
-      <w:r>
-        <w:rPr>
-          <w:rStyle w:val="reference"/>
-          <w:rFonts w:eastAsiaTheme="minorHAnsi"/>
-        </w:rPr>
-      </w:r>
-      <w:r>
-        <w:rPr>
-          <w:rStyle w:val="reference"/>
-          <w:rFonts w:eastAsiaTheme="minorHAnsi"/>
-        </w:rPr>
-        <w:fldChar w:fldCharType="separate"/>
-      </w:r>
-      <w:r>
-        <w:rPr>
-          <w:rStyle w:val="reference"/>
-        </w:rPr>
-        <w:t>Table 1</w:t>
-      </w:r>
-      <w:r>
-        <w:rPr>
-          <w:rStyle w:val="reference"/>
-          <w:rFonts w:eastAsiaTheme="minorHAnsi"/>
-        </w:rPr>
-        <w:fldChar w:fldCharType="end"/>
-      </w:r>
-      <w:r>
-        <w:rPr>
-          <w:rFonts w:eastAsiaTheme="minorHAnsi"/>
-        </w:rPr>
-        <w:t>.</w:t>
-      </w:r>
-      <w:r>
-        <w:rPr>
-          <w:rFonts w:eastAsiaTheme="minorHAnsi"/>
-        </w:rPr>
-        <w:t xml:space="preserve"> </w:t>
-      </w:r>
-      <w:r>
-        <w:rPr>
-          <w:rFonts w:eastAsiaTheme="minorHAnsi"/>
-        </w:rPr>
-        <w:t>Most</w:t>
-      </w:r>
-      <w:r>
-        <w:rPr>
-          <w:rFonts w:eastAsiaTheme="minorHAnsi"/>
-        </w:rPr>
-        <w:t xml:space="preserve"> of these properties are discussed in more detail in this document.</w:t>
-      </w:r>
-    </w:p>
-    <w:p>
-      <w:pPr>
-        <w:pStyle w:val="tablecaption"/>
-        <w:rPr>
-          <w:rFonts w:eastAsiaTheme="minorHAnsi"/>
-        </w:rPr>
-      </w:pPr>
-      <w:bookmarkStart w:id="3" w:name="_Ref361916203"/>
-      <w:r>
-        <w:rPr>
-          <w:rStyle w:val="figurename"/>
-        </w:rPr>
         <w:t xml:space="preserve">Table </w:t>
       </w:r>
       <w:r>
@@ -1637,7 +2125,15 @@
       </w:r>
       <w:bookmarkEnd w:id="3"/>
       <w:r>
-        <w:t>. SFErrorMgr's properties control its behavior.</w:t>
+        <w:t xml:space="preserve">. </w:t>
+      </w:r>
+      <w:proofErr w:type="spellStart"/>
+      <w:r>
+        <w:t>SFErrorMgr's</w:t>
+      </w:r>
+      <w:proofErr w:type="spellEnd"/>
+      <w:r>
+        <w:t xml:space="preserve"> properties control its behavior.</w:t>
       </w:r>
     </w:p>
     <w:tbl>
@@ -1701,6 +2197,7 @@
                 <w:bCs w:val="0"/>
               </w:rPr>
             </w:pPr>
+            <w:proofErr w:type="spellStart"/>
             <w:r>
               <w:rPr>
                 <w:b w:val="0"/>
@@ -1708,6 +2205,7 @@
               </w:rPr>
               <w:t>aErrorInfo</w:t>
             </w:r>
+            <w:proofErr w:type="spellEnd"/>
           </w:p>
         </w:tc>
         <w:tc>
@@ -1723,7 +2221,15 @@
               <w:t>An array containing information about all the errors that have occurred since the application was started.</w:t>
             </w:r>
             <w:r>
-              <w:t xml:space="preserve"> nLastError is the index into the array for the most recent error.</w:t>
+              <w:t xml:space="preserve"> </w:t>
+            </w:r>
+            <w:proofErr w:type="spellStart"/>
+            <w:r>
+              <w:t>nLastError</w:t>
+            </w:r>
+            <w:proofErr w:type="spellEnd"/>
+            <w:r>
+              <w:t xml:space="preserve"> is the index into the array for the most recent error.</w:t>
             </w:r>
           </w:p>
         </w:tc>
@@ -1745,6 +2251,7 @@
                 <w:bCs w:val="0"/>
               </w:rPr>
             </w:pPr>
+            <w:proofErr w:type="spellStart"/>
             <w:r>
               <w:rPr>
                 <w:b w:val="0"/>
@@ -1752,6 +2259,7 @@
               </w:rPr>
               <w:t>cAlias</w:t>
             </w:r>
+            <w:proofErr w:type="spellEnd"/>
           </w:p>
         </w:tc>
         <w:tc>
@@ -1789,6 +2297,7 @@
                 <w:bCs w:val="0"/>
               </w:rPr>
             </w:pPr>
+            <w:proofErr w:type="spellStart"/>
             <w:r>
               <w:rPr>
                 <w:b w:val="0"/>
@@ -1796,6 +2305,7 @@
               </w:rPr>
               <w:t>cAppName</w:t>
             </w:r>
+            <w:proofErr w:type="spellEnd"/>
           </w:p>
         </w:tc>
         <w:tc>
@@ -1839,6 +2349,7 @@
                 <w:bCs w:val="0"/>
               </w:rPr>
             </w:pPr>
+            <w:proofErr w:type="spellStart"/>
             <w:r>
               <w:rPr>
                 <w:b w:val="0"/>
@@ -1846,6 +2357,7 @@
               </w:rPr>
               <w:t>cAttachments</w:t>
             </w:r>
+            <w:proofErr w:type="spellEnd"/>
           </w:p>
         </w:tc>
         <w:tc>
@@ -1861,7 +2373,15 @@
               <w:t>A comma-separated list of attachments for the email or support ticket</w:t>
             </w:r>
             <w:r>
-              <w:t xml:space="preserve"> (in addition to attachments SFErrorLog creates).</w:t>
+              <w:t xml:space="preserve"> (in addition to attachments </w:t>
+            </w:r>
+            <w:proofErr w:type="spellStart"/>
+            <w:r>
+              <w:t>SFErrorLog</w:t>
+            </w:r>
+            <w:proofErr w:type="spellEnd"/>
+            <w:r>
+              <w:t xml:space="preserve"> creates).</w:t>
             </w:r>
           </w:p>
         </w:tc>
@@ -1883,6 +2403,7 @@
                 <w:bCs w:val="0"/>
               </w:rPr>
             </w:pPr>
+            <w:proofErr w:type="spellStart"/>
             <w:r>
               <w:rPr>
                 <w:b w:val="0"/>
@@ -1890,6 +2411,7 @@
               </w:rPr>
               <w:t>cConsoleClass</w:t>
             </w:r>
+            <w:proofErr w:type="spellEnd"/>
           </w:p>
         </w:tc>
         <w:tc>
@@ -1902,16 +2424,7 @@
               <w:cnfStyle w:val="000000100000" w:firstRow="0" w:lastRow="0" w:firstColumn="0" w:lastColumn="0" w:oddVBand="0" w:evenVBand="0" w:oddHBand="1" w:evenHBand="0" w:firstRowFirstColumn="0" w:firstRowLastColumn="0" w:lastRowFirstColumn="0" w:lastRowLastColumn="0"/>
             </w:pPr>
             <w:r>
-              <w:t>T</w:t>
-            </w:r>
-            <w:r>
-              <w:t>he class to use for a debugging console at</w:t>
-            </w:r>
-            <w:r>
-              <w:t xml:space="preserve"> </w:t>
-            </w:r>
-            <w:r>
-              <w:t>runtime</w:t>
+              <w:t>The class to use for a debugging console at runtime</w:t>
             </w:r>
           </w:p>
         </w:tc>
@@ -1933,6 +2446,7 @@
                 <w:bCs w:val="0"/>
               </w:rPr>
             </w:pPr>
+            <w:proofErr w:type="spellStart"/>
             <w:r>
               <w:rPr>
                 <w:b w:val="0"/>
@@ -1940,6 +2454,7 @@
               </w:rPr>
               <w:t>cConsoleLibrary</w:t>
             </w:r>
+            <w:proofErr w:type="spellEnd"/>
           </w:p>
         </w:tc>
         <w:tc>
@@ -1952,17 +2467,13 @@
               <w:cnfStyle w:val="000000010000" w:firstRow="0" w:lastRow="0" w:firstColumn="0" w:lastColumn="0" w:oddVBand="0" w:evenVBand="0" w:oddHBand="0" w:evenHBand="1" w:firstRowFirstColumn="0" w:firstRowLastColumn="0" w:lastRowFirstColumn="0" w:lastRowLastColumn="0"/>
             </w:pPr>
             <w:r>
-              <w:t>T</w:t>
-            </w:r>
-            <w:r>
-              <w:t>he library containing the class specified in</w:t>
-            </w:r>
-            <w:r>
-              <w:t xml:space="preserve"> </w:t>
-            </w:r>
+              <w:t xml:space="preserve">The library containing the class specified in </w:t>
+            </w:r>
+            <w:proofErr w:type="spellStart"/>
             <w:r>
               <w:t>cConsoleClass</w:t>
             </w:r>
+            <w:proofErr w:type="spellEnd"/>
           </w:p>
         </w:tc>
       </w:tr>
@@ -1983,6 +2494,7 @@
                 <w:bCs w:val="0"/>
               </w:rPr>
             </w:pPr>
+            <w:proofErr w:type="spellStart"/>
             <w:r>
               <w:rPr>
                 <w:b w:val="0"/>
@@ -1990,6 +2502,7 @@
               </w:rPr>
               <w:t>cContact</w:t>
             </w:r>
+            <w:proofErr w:type="spellEnd"/>
           </w:p>
         </w:tc>
         <w:tc>
@@ -2030,6 +2543,7 @@
                 <w:bCs w:val="0"/>
               </w:rPr>
             </w:pPr>
+            <w:proofErr w:type="spellStart"/>
             <w:r>
               <w:rPr>
                 <w:b w:val="0"/>
@@ -2037,6 +2551,7 @@
               </w:rPr>
               <w:t>cDefaultAction</w:t>
             </w:r>
+            <w:proofErr w:type="spellEnd"/>
           </w:p>
         </w:tc>
         <w:tc>
@@ -2074,6 +2589,7 @@
                 <w:bCs w:val="0"/>
               </w:rPr>
             </w:pPr>
+            <w:proofErr w:type="spellStart"/>
             <w:r>
               <w:rPr>
                 <w:b w:val="0"/>
@@ -2081,6 +2597,7 @@
               </w:rPr>
               <w:t>cEmail</w:t>
             </w:r>
+            <w:proofErr w:type="spellEnd"/>
           </w:p>
         </w:tc>
         <w:tc>
@@ -2121,6 +2638,7 @@
                 <w:bCs w:val="0"/>
               </w:rPr>
             </w:pPr>
+            <w:proofErr w:type="spellStart"/>
             <w:r>
               <w:rPr>
                 <w:b w:val="0"/>
@@ -2128,6 +2646,7 @@
               </w:rPr>
               <w:t>cEmailLogFolder</w:t>
             </w:r>
+            <w:proofErr w:type="spellEnd"/>
           </w:p>
         </w:tc>
         <w:tc>
@@ -2146,7 +2665,23 @@
               <w:t>he folder to use for email logging</w:t>
             </w:r>
             <w:r>
-              <w:t>; ignored if lEmailLogging is .F.</w:t>
+              <w:t xml:space="preserve">; ignored if </w:t>
+            </w:r>
+            <w:proofErr w:type="spellStart"/>
+            <w:r>
+              <w:t>lEmailLogging</w:t>
+            </w:r>
+            <w:proofErr w:type="spellEnd"/>
+            <w:r>
+              <w:t xml:space="preserve"> </w:t>
+            </w:r>
+            <w:proofErr w:type="gramStart"/>
+            <w:r>
+              <w:t>is .</w:t>
+            </w:r>
+            <w:proofErr w:type="gramEnd"/>
+            <w:r>
+              <w:t>F.</w:t>
             </w:r>
           </w:p>
         </w:tc>
@@ -2168,6 +2703,7 @@
                 <w:bCs w:val="0"/>
               </w:rPr>
             </w:pPr>
+            <w:proofErr w:type="spellStart"/>
             <w:r>
               <w:rPr>
                 <w:b w:val="0"/>
@@ -2175,6 +2711,7 @@
               </w:rPr>
               <w:t>cEncryptionLibrary</w:t>
             </w:r>
+            <w:proofErr w:type="spellEnd"/>
           </w:p>
         </w:tc>
         <w:tc>
@@ -2215,6 +2752,7 @@
                 <w:bCs w:val="0"/>
               </w:rPr>
             </w:pPr>
+            <w:proofErr w:type="spellStart"/>
             <w:r>
               <w:rPr>
                 <w:b w:val="0"/>
@@ -2222,6 +2760,7 @@
               </w:rPr>
               <w:t>cErrorLogFile</w:t>
             </w:r>
+            <w:proofErr w:type="spellEnd"/>
           </w:p>
         </w:tc>
         <w:tc>
@@ -2252,13 +2791,37 @@
               <w:t xml:space="preserve"> </w:t>
             </w:r>
             <w:r>
-              <w:t>if lLogToTable is .T.</w:t>
+              <w:t xml:space="preserve">if </w:t>
+            </w:r>
+            <w:proofErr w:type="spellStart"/>
+            <w:r>
+              <w:t>lLogToTable</w:t>
+            </w:r>
+            <w:proofErr w:type="spellEnd"/>
+            <w:r>
+              <w:t xml:space="preserve"> </w:t>
+            </w:r>
+            <w:proofErr w:type="gramStart"/>
+            <w:r>
+              <w:t>is .</w:t>
+            </w:r>
+            <w:proofErr w:type="gramEnd"/>
+            <w:r>
+              <w:t>T.</w:t>
             </w:r>
             <w:r>
               <w:t xml:space="preserve"> Defaults to </w:t>
             </w:r>
             <w:r>
-              <w:t>“Errorlog.dbf.”</w:t>
+              <w:t>“</w:t>
+            </w:r>
+            <w:proofErr w:type="spellStart"/>
+            <w:r>
+              <w:t>Errorlog.dbf</w:t>
+            </w:r>
+            <w:proofErr w:type="spellEnd"/>
+            <w:r>
+              <w:t>.”</w:t>
             </w:r>
           </w:p>
         </w:tc>
@@ -2280,6 +2843,7 @@
                 <w:bCs w:val="0"/>
               </w:rPr>
             </w:pPr>
+            <w:proofErr w:type="spellStart"/>
             <w:r>
               <w:rPr>
                 <w:b w:val="0"/>
@@ -2287,6 +2851,7 @@
               </w:rPr>
               <w:t>cErrorLogTextFile</w:t>
             </w:r>
+            <w:proofErr w:type="spellEnd"/>
           </w:p>
         </w:tc>
         <w:tc>
@@ -2327,6 +2892,7 @@
                 <w:bCs w:val="0"/>
               </w:rPr>
             </w:pPr>
+            <w:proofErr w:type="spellStart"/>
             <w:r>
               <w:rPr>
                 <w:b w:val="0"/>
@@ -2334,6 +2900,7 @@
               </w:rPr>
               <w:t>cImageFile</w:t>
             </w:r>
+            <w:proofErr w:type="spellEnd"/>
           </w:p>
         </w:tc>
         <w:tc>
@@ -2380,6 +2947,7 @@
                 <w:bCs w:val="0"/>
               </w:rPr>
             </w:pPr>
+            <w:proofErr w:type="spellStart"/>
             <w:r>
               <w:rPr>
                 <w:b w:val="0"/>
@@ -2387,6 +2955,7 @@
               </w:rPr>
               <w:t>cLanguage</w:t>
             </w:r>
+            <w:proofErr w:type="spellEnd"/>
           </w:p>
         </w:tc>
         <w:tc>
@@ -2427,6 +2996,7 @@
                 <w:bCs w:val="0"/>
               </w:rPr>
             </w:pPr>
+            <w:proofErr w:type="spellStart"/>
             <w:r>
               <w:rPr>
                 <w:b w:val="0"/>
@@ -2434,6 +3004,7 @@
               </w:rPr>
               <w:t>cMailClass</w:t>
             </w:r>
+            <w:proofErr w:type="spellEnd"/>
           </w:p>
         </w:tc>
         <w:tc>
@@ -2452,7 +3023,15 @@
               <w:t>he class to use for emailing</w:t>
             </w:r>
             <w:r>
-              <w:t>; cMailLibrary specifies the library containing the class.</w:t>
+              <w:t xml:space="preserve">; </w:t>
+            </w:r>
+            <w:proofErr w:type="spellStart"/>
+            <w:r>
+              <w:t>cMailLibrary</w:t>
+            </w:r>
+            <w:proofErr w:type="spellEnd"/>
+            <w:r>
+              <w:t xml:space="preserve"> specifies the library containing the class.</w:t>
             </w:r>
           </w:p>
         </w:tc>
@@ -2474,6 +3053,7 @@
                 <w:bCs w:val="0"/>
               </w:rPr>
             </w:pPr>
+            <w:proofErr w:type="spellStart"/>
             <w:r>
               <w:rPr>
                 <w:b w:val="0"/>
@@ -2481,6 +3061,7 @@
               </w:rPr>
               <w:t>cMailErrorMessage</w:t>
             </w:r>
+            <w:proofErr w:type="spellEnd"/>
           </w:p>
         </w:tc>
         <w:tc>
@@ -2521,6 +3102,7 @@
                 <w:bCs w:val="0"/>
               </w:rPr>
             </w:pPr>
+            <w:proofErr w:type="spellStart"/>
             <w:r>
               <w:rPr>
                 <w:b w:val="0"/>
@@ -2528,6 +3110,7 @@
               </w:rPr>
               <w:t>cMailLibrary</w:t>
             </w:r>
+            <w:proofErr w:type="spellEnd"/>
           </w:p>
         </w:tc>
         <w:tc>
@@ -2546,7 +3129,15 @@
               <w:t>he library containing the class specified in</w:t>
             </w:r>
             <w:r>
-              <w:t xml:space="preserve"> cMailClass.</w:t>
+              <w:t xml:space="preserve"> </w:t>
+            </w:r>
+            <w:proofErr w:type="spellStart"/>
+            <w:r>
+              <w:t>cMailClass</w:t>
+            </w:r>
+            <w:proofErr w:type="spellEnd"/>
+            <w:r>
+              <w:t>.</w:t>
             </w:r>
           </w:p>
         </w:tc>
@@ -2568,6 +3159,7 @@
                 <w:bCs w:val="0"/>
               </w:rPr>
             </w:pPr>
+            <w:proofErr w:type="spellStart"/>
             <w:r>
               <w:rPr>
                 <w:b w:val="0"/>
@@ -2575,6 +3167,7 @@
               </w:rPr>
               <w:t>cMailServer</w:t>
             </w:r>
+            <w:proofErr w:type="spellEnd"/>
           </w:p>
         </w:tc>
         <w:tc>
@@ -2615,6 +3208,7 @@
                 <w:bCs w:val="0"/>
               </w:rPr>
             </w:pPr>
+            <w:proofErr w:type="spellStart"/>
             <w:r>
               <w:rPr>
                 <w:b w:val="0"/>
@@ -2622,6 +3216,7 @@
               </w:rPr>
               <w:t>cMessage</w:t>
             </w:r>
+            <w:proofErr w:type="spellEnd"/>
           </w:p>
         </w:tc>
         <w:tc>
@@ -2662,6 +3257,7 @@
                 <w:bCs w:val="0"/>
               </w:rPr>
             </w:pPr>
+            <w:proofErr w:type="spellStart"/>
             <w:r>
               <w:rPr>
                 <w:b w:val="0"/>
@@ -2669,6 +3265,7 @@
               </w:rPr>
               <w:t>cMessageClass</w:t>
             </w:r>
+            <w:proofErr w:type="spellEnd"/>
           </w:p>
         </w:tc>
         <w:tc>
@@ -2686,9 +3283,11 @@
             <w:r>
               <w:t xml:space="preserve">; </w:t>
             </w:r>
+            <w:proofErr w:type="spellStart"/>
             <w:r>
               <w:t>cMessageLibrary</w:t>
             </w:r>
+            <w:proofErr w:type="spellEnd"/>
             <w:r>
               <w:t xml:space="preserve"> specifies the library containing the class.</w:t>
             </w:r>
@@ -2712,6 +3311,7 @@
                 <w:bCs w:val="0"/>
               </w:rPr>
             </w:pPr>
+            <w:proofErr w:type="spellStart"/>
             <w:r>
               <w:rPr>
                 <w:b w:val="0"/>
@@ -2719,6 +3319,7 @@
               </w:rPr>
               <w:t>cMessageLibrary</w:t>
             </w:r>
+            <w:proofErr w:type="spellEnd"/>
           </w:p>
         </w:tc>
         <w:tc>
@@ -2731,7 +3332,15 @@
               <w:cnfStyle w:val="000000010000" w:firstRow="0" w:lastRow="0" w:firstColumn="0" w:lastColumn="0" w:oddVBand="0" w:evenVBand="0" w:oddHBand="0" w:evenHBand="1" w:firstRowFirstColumn="0" w:firstRowLastColumn="0" w:lastRowFirstColumn="0" w:lastRowLastColumn="0"/>
             </w:pPr>
             <w:r>
-              <w:t>The class library containing the class specified in cMessageClass.</w:t>
+              <w:t xml:space="preserve">The class library containing the class specified in </w:t>
+            </w:r>
+            <w:proofErr w:type="spellStart"/>
+            <w:r>
+              <w:t>cMessageClass</w:t>
+            </w:r>
+            <w:proofErr w:type="spellEnd"/>
+            <w:r>
+              <w:t>.</w:t>
             </w:r>
           </w:p>
         </w:tc>
@@ -2753,6 +3362,7 @@
                 <w:bCs w:val="0"/>
               </w:rPr>
             </w:pPr>
+            <w:proofErr w:type="spellStart"/>
             <w:r>
               <w:rPr>
                 <w:b w:val="0"/>
@@ -2760,6 +3370,7 @@
               </w:rPr>
               <w:t>cPassword</w:t>
             </w:r>
+            <w:proofErr w:type="spellEnd"/>
           </w:p>
         </w:tc>
         <w:tc>
@@ -2800,6 +3411,7 @@
                 <w:bCs w:val="0"/>
               </w:rPr>
             </w:pPr>
+            <w:proofErr w:type="spellStart"/>
             <w:r>
               <w:rPr>
                 <w:b w:val="0"/>
@@ -2807,6 +3419,7 @@
               </w:rPr>
               <w:t>cRecipient</w:t>
             </w:r>
+            <w:proofErr w:type="spellEnd"/>
           </w:p>
         </w:tc>
         <w:tc>
@@ -2847,6 +3460,7 @@
                 <w:bCs w:val="0"/>
               </w:rPr>
             </w:pPr>
+            <w:proofErr w:type="spellStart"/>
             <w:r>
               <w:rPr>
                 <w:b w:val="0"/>
@@ -2854,6 +3468,7 @@
               </w:rPr>
               <w:t>cResourceTable</w:t>
             </w:r>
+            <w:proofErr w:type="spellEnd"/>
           </w:p>
         </w:tc>
         <w:tc>
@@ -2894,6 +3509,7 @@
                 <w:bCs w:val="0"/>
               </w:rPr>
             </w:pPr>
+            <w:proofErr w:type="spellStart"/>
             <w:r>
               <w:rPr>
                 <w:b w:val="0"/>
@@ -2901,6 +3517,7 @@
               </w:rPr>
               <w:t>cReturnToOnCancel</w:t>
             </w:r>
+            <w:proofErr w:type="spellEnd"/>
           </w:p>
         </w:tc>
         <w:tc>
@@ -2935,6 +3552,7 @@
                 <w:bCs w:val="0"/>
               </w:rPr>
             </w:pPr>
+            <w:proofErr w:type="spellStart"/>
             <w:r>
               <w:rPr>
                 <w:b w:val="0"/>
@@ -2942,6 +3560,7 @@
               </w:rPr>
               <w:t>cReturnToOnQuit</w:t>
             </w:r>
+            <w:proofErr w:type="spellEnd"/>
           </w:p>
         </w:tc>
         <w:tc>
@@ -2976,6 +3595,7 @@
                 <w:bCs w:val="0"/>
               </w:rPr>
             </w:pPr>
+            <w:proofErr w:type="spellStart"/>
             <w:r>
               <w:rPr>
                 <w:b w:val="0"/>
@@ -2983,6 +3603,7 @@
               </w:rPr>
               <w:t>cSenderEmail</w:t>
             </w:r>
+            <w:proofErr w:type="spellEnd"/>
           </w:p>
         </w:tc>
         <w:tc>
@@ -3023,6 +3644,7 @@
                 <w:bCs w:val="0"/>
               </w:rPr>
             </w:pPr>
+            <w:proofErr w:type="spellStart"/>
             <w:r>
               <w:rPr>
                 <w:b w:val="0"/>
@@ -3030,6 +3652,7 @@
               </w:rPr>
               <w:t>cSenderName</w:t>
             </w:r>
+            <w:proofErr w:type="spellEnd"/>
           </w:p>
         </w:tc>
         <w:tc>
@@ -3070,13 +3693,15 @@
                 <w:bCs w:val="0"/>
               </w:rPr>
             </w:pPr>
+            <w:proofErr w:type="spellStart"/>
             <w:r>
               <w:rPr>
                 <w:b w:val="0"/>
                 <w:bCs w:val="0"/>
               </w:rPr>
-              <w:t>cSubject</w:t>
-            </w:r>
+              <w:t>cSkipNames</w:t>
+            </w:r>
+            <w:proofErr w:type="spellEnd"/>
           </w:p>
         </w:tc>
         <w:tc>
@@ -3089,13 +3714,31 @@
               <w:cnfStyle w:val="000000010000" w:firstRow="0" w:lastRow="0" w:firstColumn="0" w:lastColumn="0" w:oddVBand="0" w:evenVBand="0" w:oddHBand="0" w:evenHBand="1" w:firstRowFirstColumn="0" w:firstRowLastColumn="0" w:lastRowFirstColumn="0" w:lastRowLastColumn="0"/>
             </w:pPr>
             <w:r>
-              <w:t>T</w:t>
-            </w:r>
-            <w:r>
-              <w:t>he subject of the e</w:t>
-            </w:r>
-            <w:r>
-              <w:t>mail.</w:t>
+              <w:t>N</w:t>
+            </w:r>
+            <w:r>
+              <w:t>ames of objects, members, or variables to skip</w:t>
+            </w:r>
+            <w:r>
+              <w:t xml:space="preserve"> </w:t>
+            </w:r>
+            <w:r>
+              <w:t>log information about</w:t>
+            </w:r>
+            <w:r>
+              <w:t>;</w:t>
+            </w:r>
+            <w:r>
+              <w:t xml:space="preserve"> contains names of error</w:t>
+            </w:r>
+            <w:r>
+              <w:t xml:space="preserve"> </w:t>
+            </w:r>
+            <w:r>
+              <w:t>chain methods by default</w:t>
+            </w:r>
+            <w:r>
+              <w:t>.</w:t>
             </w:r>
           </w:p>
         </w:tc>
@@ -3117,13 +3760,15 @@
                 <w:bCs w:val="0"/>
               </w:rPr>
             </w:pPr>
+            <w:proofErr w:type="spellStart"/>
             <w:r>
               <w:rPr>
                 <w:b w:val="0"/>
                 <w:bCs w:val="0"/>
               </w:rPr>
-              <w:t>cTitle</w:t>
-            </w:r>
+              <w:t>cSubject</w:t>
+            </w:r>
+            <w:proofErr w:type="spellEnd"/>
           </w:p>
         </w:tc>
         <w:tc>
@@ -3136,7 +3781,13 @@
               <w:cnfStyle w:val="000000100000" w:firstRow="0" w:lastRow="0" w:firstColumn="0" w:lastColumn="0" w:oddVBand="0" w:evenVBand="0" w:oddHBand="1" w:evenHBand="0" w:firstRowFirstColumn="0" w:firstRowLastColumn="0" w:lastRowFirstColumn="0" w:lastRowLastColumn="0"/>
             </w:pPr>
             <w:r>
-              <w:t>The default title for the error dialog.</w:t>
+              <w:t>T</w:t>
+            </w:r>
+            <w:r>
+              <w:t>he subject of the e</w:t>
+            </w:r>
+            <w:r>
+              <w:t>mail.</w:t>
             </w:r>
           </w:p>
         </w:tc>
@@ -3158,13 +3809,15 @@
                 <w:bCs w:val="0"/>
               </w:rPr>
             </w:pPr>
+            <w:proofErr w:type="spellStart"/>
             <w:r>
               <w:rPr>
                 <w:b w:val="0"/>
                 <w:bCs w:val="0"/>
               </w:rPr>
-              <w:t>cUser</w:t>
-            </w:r>
+              <w:t>cTitle</w:t>
+            </w:r>
+            <w:proofErr w:type="spellEnd"/>
           </w:p>
         </w:tc>
         <w:tc>
@@ -3177,7 +3830,7 @@
               <w:cnfStyle w:val="000000010000" w:firstRow="0" w:lastRow="0" w:firstColumn="0" w:lastColumn="0" w:oddVBand="0" w:evenVBand="0" w:oddHBand="0" w:evenHBand="1" w:firstRowFirstColumn="0" w:firstRowLastColumn="0" w:lastRowFirstColumn="0" w:lastRowLastColumn="0"/>
             </w:pPr>
             <w:r>
-              <w:t>The name of the user.</w:t>
+              <w:t>The default title for the error dialog.</w:t>
             </w:r>
           </w:p>
         </w:tc>
@@ -3199,13 +3852,15 @@
                 <w:bCs w:val="0"/>
               </w:rPr>
             </w:pPr>
+            <w:proofErr w:type="spellStart"/>
             <w:r>
               <w:rPr>
                 <w:b w:val="0"/>
                 <w:bCs w:val="0"/>
               </w:rPr>
-              <w:t>cVersion</w:t>
-            </w:r>
+              <w:t>cUser</w:t>
+            </w:r>
+            <w:proofErr w:type="spellEnd"/>
           </w:p>
         </w:tc>
         <w:tc>
@@ -3218,7 +3873,7 @@
               <w:cnfStyle w:val="000000100000" w:firstRow="0" w:lastRow="0" w:firstColumn="0" w:lastColumn="0" w:oddVBand="0" w:evenVBand="0" w:oddHBand="1" w:evenHBand="0" w:firstRowFirstColumn="0" w:firstRowLastColumn="0" w:lastRowFirstColumn="0" w:lastRowLastColumn="0"/>
             </w:pPr>
             <w:r>
-              <w:t>The application version number; this is used in the subject of an email sent to developers.</w:t>
+              <w:t>The name of the user.</w:t>
             </w:r>
           </w:p>
         </w:tc>
@@ -3240,13 +3895,15 @@
                 <w:bCs w:val="0"/>
               </w:rPr>
             </w:pPr>
+            <w:proofErr w:type="spellStart"/>
             <w:r>
               <w:rPr>
                 <w:b w:val="0"/>
                 <w:bCs w:val="0"/>
               </w:rPr>
-              <w:t>lAutoCreateTicket</w:t>
-            </w:r>
+              <w:t>cVersion</w:t>
+            </w:r>
+            <w:proofErr w:type="spellEnd"/>
           </w:p>
         </w:tc>
         <w:tc>
@@ -3259,10 +3916,15 @@
               <w:cnfStyle w:val="000000010000" w:firstRow="0" w:lastRow="0" w:firstColumn="0" w:lastColumn="0" w:oddVBand="0" w:evenVBand="0" w:oddHBand="0" w:evenHBand="1" w:firstRowFirstColumn="0" w:firstRowLastColumn="0" w:lastRowFirstColumn="0" w:lastRowLastColumn="0"/>
             </w:pPr>
             <w:r>
-              <w:t>.T. to automatically create a ticket</w:t>
-            </w:r>
-            <w:r>
-              <w:t>.</w:t>
+              <w:t xml:space="preserve">The application version </w:t>
+            </w:r>
+            <w:proofErr w:type="gramStart"/>
+            <w:r>
+              <w:t>number;</w:t>
+            </w:r>
+            <w:proofErr w:type="gramEnd"/>
+            <w:r>
+              <w:t xml:space="preserve"> this is used in the subject of an email sent to developers.</w:t>
             </w:r>
           </w:p>
         </w:tc>
@@ -3284,13 +3946,15 @@
                 <w:bCs w:val="0"/>
               </w:rPr>
             </w:pPr>
+            <w:proofErr w:type="spellStart"/>
             <w:r>
               <w:rPr>
                 <w:b w:val="0"/>
                 <w:bCs w:val="0"/>
               </w:rPr>
-              <w:t>lCanCancel</w:t>
-            </w:r>
+              <w:t>lAutoCreateTicket</w:t>
+            </w:r>
+            <w:proofErr w:type="spellEnd"/>
           </w:p>
         </w:tc>
         <w:tc>
@@ -3302,11 +3966,16 @@
               <w:pStyle w:val="tabletext"/>
               <w:cnfStyle w:val="000000100000" w:firstRow="0" w:lastRow="0" w:firstColumn="0" w:lastColumn="0" w:oddVBand="0" w:evenVBand="0" w:oddHBand="1" w:evenHBand="0" w:firstRowFirstColumn="0" w:firstRowLastColumn="0" w:lastRowFirstColumn="0" w:lastRowLastColumn="0"/>
             </w:pPr>
-            <w:r>
-              <w:t>.T. if the user can "cancel" (that is, stay in</w:t>
-            </w:r>
-            <w:r>
-              <w:t xml:space="preserve"> the application).</w:t>
+            <w:proofErr w:type="gramStart"/>
+            <w:r>
+              <w:t>.T.</w:t>
+            </w:r>
+            <w:proofErr w:type="gramEnd"/>
+            <w:r>
+              <w:t xml:space="preserve"> to automatically create a ticket</w:t>
+            </w:r>
+            <w:r>
+              <w:t>.</w:t>
             </w:r>
           </w:p>
         </w:tc>
@@ -3328,13 +3997,15 @@
                 <w:bCs w:val="0"/>
               </w:rPr>
             </w:pPr>
+            <w:proofErr w:type="spellStart"/>
             <w:r>
               <w:rPr>
                 <w:b w:val="0"/>
                 <w:bCs w:val="0"/>
               </w:rPr>
-              <w:t>lCanContinue</w:t>
-            </w:r>
+              <w:t>lCanCancel</w:t>
+            </w:r>
+            <w:proofErr w:type="spellEnd"/>
           </w:p>
         </w:tc>
         <w:tc>
@@ -3346,11 +4017,16 @@
               <w:pStyle w:val="tabletext"/>
               <w:cnfStyle w:val="000000010000" w:firstRow="0" w:lastRow="0" w:firstColumn="0" w:lastColumn="0" w:oddVBand="0" w:evenVBand="0" w:oddHBand="0" w:evenHBand="1" w:firstRowFirstColumn="0" w:firstRowLastColumn="0" w:lastRowFirstColumn="0" w:lastRowLastColumn="0"/>
             </w:pPr>
-            <w:r>
-              <w:t>.T. if the user can "continue" (that is, RETRY</w:t>
-            </w:r>
-            <w:r>
-              <w:t xml:space="preserve"> or RETURN)</w:t>
+            <w:proofErr w:type="gramStart"/>
+            <w:r>
+              <w:t>.T.</w:t>
+            </w:r>
+            <w:proofErr w:type="gramEnd"/>
+            <w:r>
+              <w:t xml:space="preserve"> if the user can "cancel" (that is, stay in</w:t>
+            </w:r>
+            <w:r>
+              <w:t xml:space="preserve"> the application).</w:t>
             </w:r>
           </w:p>
         </w:tc>
@@ -3372,13 +4048,15 @@
                 <w:bCs w:val="0"/>
               </w:rPr>
             </w:pPr>
+            <w:proofErr w:type="spellStart"/>
             <w:r>
               <w:rPr>
                 <w:b w:val="0"/>
                 <w:bCs w:val="0"/>
               </w:rPr>
-              <w:t>lDisplayErrors</w:t>
-            </w:r>
+              <w:t>lCanContinue</w:t>
+            </w:r>
+            <w:proofErr w:type="spellEnd"/>
           </w:p>
         </w:tc>
         <w:tc>
@@ -3390,20 +4068,16 @@
               <w:pStyle w:val="tabletext"/>
               <w:cnfStyle w:val="000000100000" w:firstRow="0" w:lastRow="0" w:firstColumn="0" w:lastColumn="0" w:oddVBand="0" w:evenVBand="0" w:oddHBand="1" w:evenHBand="0" w:firstRowFirstColumn="0" w:firstRowLastColumn="0" w:lastRowFirstColumn="0" w:lastRowLastColumn="0"/>
             </w:pPr>
-            <w:r>
-              <w:t>.T. if we’</w:t>
-            </w:r>
-            <w:r>
-              <w:t>re supposed to display errors and get the user</w:t>
-            </w:r>
-            <w:r>
-              <w:t>’</w:t>
-            </w:r>
-            <w:r>
-              <w:t>s choice</w:t>
-            </w:r>
-            <w:r>
-              <w:t>.</w:t>
+            <w:proofErr w:type="gramStart"/>
+            <w:r>
+              <w:t>.T.</w:t>
+            </w:r>
+            <w:proofErr w:type="gramEnd"/>
+            <w:r>
+              <w:t xml:space="preserve"> if the user can "continue" (that is, RETRY</w:t>
+            </w:r>
+            <w:r>
+              <w:t xml:space="preserve"> or RETURN)</w:t>
             </w:r>
           </w:p>
         </w:tc>
@@ -3425,14 +4099,15 @@
                 <w:bCs w:val="0"/>
               </w:rPr>
             </w:pPr>
+            <w:proofErr w:type="spellStart"/>
             <w:r>
               <w:rPr>
                 <w:b w:val="0"/>
                 <w:bCs w:val="0"/>
               </w:rPr>
-              <w:lastRenderedPageBreak/>
-              <w:t>lDisplayingErrorDialog</w:t>
-            </w:r>
+              <w:t>lDisplayErrors</w:t>
+            </w:r>
+            <w:proofErr w:type="spellEnd"/>
           </w:p>
         </w:tc>
         <w:tc>
@@ -3444,8 +4119,22 @@
               <w:pStyle w:val="tabletext"/>
               <w:cnfStyle w:val="000000010000" w:firstRow="0" w:lastRow="0" w:firstColumn="0" w:lastColumn="0" w:oddVBand="0" w:evenVBand="0" w:oddHBand="0" w:evenHBand="1" w:firstRowFirstColumn="0" w:firstRowLastColumn="0" w:lastRowFirstColumn="0" w:lastRowLastColumn="0"/>
             </w:pPr>
-            <w:r>
-              <w:t>.T. if we're displaying the error dialog</w:t>
+            <w:proofErr w:type="gramStart"/>
+            <w:r>
+              <w:t>.T.</w:t>
+            </w:r>
+            <w:proofErr w:type="gramEnd"/>
+            <w:r>
+              <w:t xml:space="preserve"> if we’</w:t>
+            </w:r>
+            <w:r>
+              <w:t>re supposed to display errors and get the user</w:t>
+            </w:r>
+            <w:r>
+              <w:t>’</w:t>
+            </w:r>
+            <w:r>
+              <w:t>s choice</w:t>
             </w:r>
             <w:r>
               <w:t>.</w:t>
@@ -3470,13 +4159,15 @@
                 <w:bCs w:val="0"/>
               </w:rPr>
             </w:pPr>
+            <w:proofErr w:type="spellStart"/>
             <w:r>
               <w:rPr>
                 <w:b w:val="0"/>
                 <w:bCs w:val="0"/>
               </w:rPr>
-              <w:t>lEmailLogging</w:t>
-            </w:r>
+              <w:t>lDisplayingErrorDialog</w:t>
+            </w:r>
+            <w:proofErr w:type="spellEnd"/>
           </w:p>
         </w:tc>
         <w:tc>
@@ -3488,14 +4179,13 @@
               <w:pStyle w:val="tabletext"/>
               <w:cnfStyle w:val="000000100000" w:firstRow="0" w:lastRow="0" w:firstColumn="0" w:lastColumn="0" w:oddVBand="0" w:evenVBand="0" w:oddHBand="1" w:evenHBand="0" w:firstRowFirstColumn="0" w:firstRowLastColumn="0" w:lastRowFirstColumn="0" w:lastRowLastColumn="0"/>
             </w:pPr>
-            <w:r>
-              <w:t>.T. to do email logging</w:t>
-            </w:r>
-            <w:r>
-              <w:t xml:space="preserve"> to the folder specified in </w:t>
-            </w:r>
-            <w:r>
-              <w:t>cEmailLogFolder</w:t>
+            <w:proofErr w:type="gramStart"/>
+            <w:r>
+              <w:t>.T.</w:t>
+            </w:r>
+            <w:proofErr w:type="gramEnd"/>
+            <w:r>
+              <w:t xml:space="preserve"> if we're displaying the error dialog</w:t>
             </w:r>
             <w:r>
               <w:t>.</w:t>
@@ -3520,13 +4210,16 @@
                 <w:bCs w:val="0"/>
               </w:rPr>
             </w:pPr>
+            <w:proofErr w:type="spellStart"/>
             <w:r>
               <w:rPr>
                 <w:b w:val="0"/>
                 <w:bCs w:val="0"/>
               </w:rPr>
-              <w:t>lGetMemVars</w:t>
-            </w:r>
+              <w:lastRenderedPageBreak/>
+              <w:t>lEmailLogging</w:t>
+            </w:r>
+            <w:proofErr w:type="spellEnd"/>
           </w:p>
         </w:tc>
         <w:tc>
@@ -3538,21 +4231,22 @@
               <w:pStyle w:val="tabletext"/>
               <w:cnfStyle w:val="000000010000" w:firstRow="0" w:lastRow="0" w:firstColumn="0" w:lastColumn="0" w:oddVBand="0" w:evenVBand="0" w:oddHBand="0" w:evenHBand="1" w:firstRowFirstColumn="0" w:firstRowLastColumn="0" w:lastRowFirstColumn="0" w:lastRowLastColumn="0"/>
             </w:pPr>
-            <w:r>
-              <w:t>.T. to include memory variables in the error</w:t>
-            </w:r>
-            <w:r>
-              <w:t xml:space="preserve"> </w:t>
-            </w:r>
-            <w:r>
-              <w:t>report; .F. if an ActiveX control would cause a</w:t>
-            </w:r>
-            <w:r>
-              <w:t xml:space="preserve"> </w:t>
-            </w:r>
-            <w:r>
-              <w:t>buffer overrun</w:t>
-            </w:r>
+            <w:proofErr w:type="gramStart"/>
+            <w:r>
+              <w:t>.T.</w:t>
+            </w:r>
+            <w:proofErr w:type="gramEnd"/>
+            <w:r>
+              <w:t xml:space="preserve"> to do email logging</w:t>
+            </w:r>
+            <w:r>
+              <w:t xml:space="preserve"> to the folder specified in </w:t>
+            </w:r>
+            <w:proofErr w:type="spellStart"/>
+            <w:r>
+              <w:t>cEmailLogFolder</w:t>
+            </w:r>
+            <w:proofErr w:type="spellEnd"/>
             <w:r>
               <w:t>.</w:t>
             </w:r>
@@ -3576,13 +4270,15 @@
                 <w:bCs w:val="0"/>
               </w:rPr>
             </w:pPr>
+            <w:proofErr w:type="spellStart"/>
             <w:r>
               <w:rPr>
                 <w:b w:val="0"/>
                 <w:bCs w:val="0"/>
               </w:rPr>
-              <w:t>lGettingMemVars</w:t>
-            </w:r>
+              <w:t>lGetMemVars</w:t>
+            </w:r>
+            <w:proofErr w:type="spellEnd"/>
           </w:p>
         </w:tc>
         <w:tc>
@@ -3594,20 +4290,28 @@
               <w:pStyle w:val="tabletext"/>
               <w:cnfStyle w:val="000000100000" w:firstRow="0" w:lastRow="0" w:firstColumn="0" w:lastColumn="0" w:oddVBand="0" w:evenVBand="0" w:oddHBand="1" w:evenHBand="0" w:firstRowFirstColumn="0" w:firstRowLastColumn="0" w:lastRowFirstColumn="0" w:lastRowLastColumn="0"/>
             </w:pPr>
-            <w:r>
-              <w:t>.T. if we're using LIST MEMORY or LIST OBJECTS;</w:t>
+            <w:proofErr w:type="gramStart"/>
+            <w:r>
+              <w:t>.T.</w:t>
+            </w:r>
+            <w:proofErr w:type="gramEnd"/>
+            <w:r>
+              <w:t xml:space="preserve"> to include memory variables in the error</w:t>
             </w:r>
             <w:r>
               <w:t xml:space="preserve"> </w:t>
             </w:r>
             <w:r>
-              <w:t>an Access method can check it and do nothing if</w:t>
+              <w:t>report; .F. if an ActiveX control would cause a</w:t>
             </w:r>
             <w:r>
               <w:t xml:space="preserve"> </w:t>
             </w:r>
             <w:r>
-              <w:t>.T.</w:t>
+              <w:t>buffer overrun</w:t>
+            </w:r>
+            <w:r>
+              <w:t>.</w:t>
             </w:r>
           </w:p>
         </w:tc>
@@ -3629,13 +4333,15 @@
                 <w:bCs w:val="0"/>
               </w:rPr>
             </w:pPr>
+            <w:proofErr w:type="spellStart"/>
             <w:r>
               <w:rPr>
                 <w:b w:val="0"/>
                 <w:bCs w:val="0"/>
               </w:rPr>
-              <w:t>lHandlingError</w:t>
-            </w:r>
+              <w:t>lGettingMemVars</w:t>
+            </w:r>
+            <w:proofErr w:type="spellEnd"/>
           </w:p>
         </w:tc>
         <w:tc>
@@ -3647,8 +4353,25 @@
               <w:pStyle w:val="tabletext"/>
               <w:cnfStyle w:val="000000010000" w:firstRow="0" w:lastRow="0" w:firstColumn="0" w:lastColumn="0" w:oddVBand="0" w:evenVBand="0" w:oddHBand="0" w:evenHBand="1" w:firstRowFirstColumn="0" w:firstRowLastColumn="0" w:lastRowFirstColumn="0" w:lastRowLastColumn="0"/>
             </w:pPr>
-            <w:r>
-              <w:t>.T. if we’re handling an error; the Timer method of a timer could use this to decide to do nothing, for example.</w:t>
+            <w:proofErr w:type="gramStart"/>
+            <w:r>
+              <w:t>.T.</w:t>
+            </w:r>
+            <w:proofErr w:type="gramEnd"/>
+            <w:r>
+              <w:t xml:space="preserve"> if we're using LIST MEMORY or LIST OBJECTS;</w:t>
+            </w:r>
+            <w:r>
+              <w:t xml:space="preserve"> </w:t>
+            </w:r>
+            <w:r>
+              <w:t>an Access method can check it and do nothing if</w:t>
+            </w:r>
+            <w:r>
+              <w:t xml:space="preserve"> </w:t>
+            </w:r>
+            <w:r>
+              <w:t>.T.</w:t>
             </w:r>
           </w:p>
         </w:tc>
@@ -3670,13 +4393,15 @@
                 <w:bCs w:val="0"/>
               </w:rPr>
             </w:pPr>
+            <w:proofErr w:type="spellStart"/>
             <w:r>
               <w:rPr>
                 <w:b w:val="0"/>
                 <w:bCs w:val="0"/>
               </w:rPr>
-              <w:t>lInsideTry</w:t>
-            </w:r>
+              <w:t>lHandlingError</w:t>
+            </w:r>
+            <w:proofErr w:type="spellEnd"/>
           </w:p>
         </w:tc>
         <w:tc>
@@ -3688,11 +4413,13 @@
               <w:pStyle w:val="tabletext"/>
               <w:cnfStyle w:val="000000100000" w:firstRow="0" w:lastRow="0" w:firstColumn="0" w:lastColumn="0" w:oddVBand="0" w:evenVBand="0" w:oddHBand="1" w:evenHBand="0" w:firstRowFirstColumn="0" w:firstRowLastColumn="0" w:lastRowFirstColumn="0" w:lastRowLastColumn="0"/>
             </w:pPr>
-            <w:r>
-              <w:t>.T. if code was executing inside a TRY structure when the error occurred</w:t>
-            </w:r>
-            <w:r>
-              <w:t>; for backward compatibility with an earlier version.</w:t>
+            <w:proofErr w:type="gramStart"/>
+            <w:r>
+              <w:t>.T.</w:t>
+            </w:r>
+            <w:proofErr w:type="gramEnd"/>
+            <w:r>
+              <w:t xml:space="preserve"> if we’re handling an error; the Timer method of a timer could use this to decide to do nothing, for example.</w:t>
             </w:r>
           </w:p>
         </w:tc>
@@ -3714,13 +4441,15 @@
                 <w:bCs w:val="0"/>
               </w:rPr>
             </w:pPr>
+            <w:proofErr w:type="spellStart"/>
             <w:r>
               <w:rPr>
                 <w:b w:val="0"/>
                 <w:bCs w:val="0"/>
               </w:rPr>
-              <w:t>lLogToTable</w:t>
-            </w:r>
+              <w:t>lInsideTry</w:t>
+            </w:r>
+            <w:proofErr w:type="spellEnd"/>
           </w:p>
         </w:tc>
         <w:tc>
@@ -3732,11 +4461,16 @@
               <w:pStyle w:val="tabletext"/>
               <w:cnfStyle w:val="000000010000" w:firstRow="0" w:lastRow="0" w:firstColumn="0" w:lastColumn="0" w:oddVBand="0" w:evenVBand="0" w:oddHBand="0" w:evenHBand="1" w:firstRowFirstColumn="0" w:firstRowLastColumn="0" w:lastRowFirstColumn="0" w:lastRowLastColumn="0"/>
             </w:pPr>
-            <w:r>
-              <w:t>.T. if the error should be logged to a table</w:t>
-            </w:r>
-            <w:r>
-              <w:t>. Defaults to .T.</w:t>
+            <w:proofErr w:type="gramStart"/>
+            <w:r>
+              <w:t>.T.</w:t>
+            </w:r>
+            <w:proofErr w:type="gramEnd"/>
+            <w:r>
+              <w:t xml:space="preserve"> if code was executing inside a TRY structure when the error occurred</w:t>
+            </w:r>
+            <w:r>
+              <w:t>; for backward compatibility with an earlier version.</w:t>
             </w:r>
           </w:p>
         </w:tc>
@@ -3758,13 +4492,15 @@
                 <w:bCs w:val="0"/>
               </w:rPr>
             </w:pPr>
+            <w:proofErr w:type="spellStart"/>
             <w:r>
               <w:rPr>
                 <w:b w:val="0"/>
                 <w:bCs w:val="0"/>
               </w:rPr>
-              <w:t>lMAPI</w:t>
-            </w:r>
+              <w:t>lLogToTable</w:t>
+            </w:r>
+            <w:proofErr w:type="spellEnd"/>
           </w:p>
         </w:tc>
         <w:tc>
@@ -3776,11 +4512,32 @@
               <w:pStyle w:val="tabletext"/>
               <w:cnfStyle w:val="000000100000" w:firstRow="0" w:lastRow="0" w:firstColumn="0" w:lastColumn="0" w:oddVBand="0" w:evenVBand="0" w:oddHBand="1" w:evenHBand="0" w:firstRowFirstColumn="0" w:firstRowLastColumn="0" w:lastRowFirstColumn="0" w:lastRowLastColumn="0"/>
             </w:pPr>
-            <w:r>
-              <w:t>.T. to use MAPI for the email</w:t>
-            </w:r>
-            <w:r>
-              <w:t xml:space="preserve"> or .F. (the default) for SMTP.</w:t>
+            <w:proofErr w:type="gramStart"/>
+            <w:r>
+              <w:t>.T.</w:t>
+            </w:r>
+            <w:proofErr w:type="gramEnd"/>
+            <w:r>
+              <w:t xml:space="preserve"> if the error should be logged </w:t>
+            </w:r>
+            <w:proofErr w:type="gramStart"/>
+            <w:r>
+              <w:t>to</w:t>
+            </w:r>
+            <w:proofErr w:type="gramEnd"/>
+            <w:r>
+              <w:t xml:space="preserve"> a table</w:t>
+            </w:r>
+            <w:r>
+              <w:t xml:space="preserve">. Defaults </w:t>
+            </w:r>
+            <w:proofErr w:type="gramStart"/>
+            <w:r>
+              <w:t>to .</w:t>
+            </w:r>
+            <w:proofErr w:type="gramEnd"/>
+            <w:r>
+              <w:t>T.</w:t>
             </w:r>
           </w:p>
         </w:tc>
@@ -3802,13 +4559,15 @@
                 <w:bCs w:val="0"/>
               </w:rPr>
             </w:pPr>
+            <w:proofErr w:type="spellStart"/>
             <w:r>
               <w:rPr>
                 <w:b w:val="0"/>
                 <w:bCs w:val="0"/>
               </w:rPr>
-              <w:t>lQuit</w:t>
-            </w:r>
+              <w:t>lMAPI</w:t>
+            </w:r>
+            <w:proofErr w:type="spellEnd"/>
           </w:p>
         </w:tc>
         <w:tc>
@@ -3820,17 +4579,16 @@
               <w:pStyle w:val="tabletext"/>
               <w:cnfStyle w:val="000000010000" w:firstRow="0" w:lastRow="0" w:firstColumn="0" w:lastColumn="0" w:oddVBand="0" w:evenVBand="0" w:oddHBand="0" w:evenHBand="1" w:firstRowFirstColumn="0" w:firstRowLastColumn="0" w:lastRowFirstColumn="0" w:lastRowLastColumn="0"/>
             </w:pPr>
-            <w:r>
-              <w:t>.T. if we're quitting (public so other objects</w:t>
-            </w:r>
-            <w:r>
-              <w:t xml:space="preserve"> </w:t>
-            </w:r>
-            <w:r>
-              <w:t>can check on the way out)</w:t>
-            </w:r>
-            <w:r>
-              <w:t>.</w:t>
+            <w:proofErr w:type="gramStart"/>
+            <w:r>
+              <w:t>.T.</w:t>
+            </w:r>
+            <w:proofErr w:type="gramEnd"/>
+            <w:r>
+              <w:t xml:space="preserve"> to use MAPI for the email</w:t>
+            </w:r>
+            <w:r>
+              <w:t xml:space="preserve"> or .F. (the default) for SMTP.</w:t>
             </w:r>
           </w:p>
         </w:tc>
@@ -3852,13 +4610,15 @@
                 <w:bCs w:val="0"/>
               </w:rPr>
             </w:pPr>
+            <w:proofErr w:type="spellStart"/>
             <w:r>
               <w:rPr>
                 <w:b w:val="0"/>
                 <w:bCs w:val="0"/>
               </w:rPr>
-              <w:t>lScreenShot</w:t>
-            </w:r>
+              <w:t>lQuit</w:t>
+            </w:r>
+            <w:proofErr w:type="spellEnd"/>
           </w:p>
         </w:tc>
         <w:tc>
@@ -3870,8 +4630,19 @@
               <w:pStyle w:val="tabletext"/>
               <w:cnfStyle w:val="000000100000" w:firstRow="0" w:lastRow="0" w:firstColumn="0" w:lastColumn="0" w:oddVBand="0" w:evenVBand="0" w:oddHBand="1" w:evenHBand="0" w:firstRowFirstColumn="0" w:firstRowLastColumn="0" w:lastRowFirstColumn="0" w:lastRowLastColumn="0"/>
             </w:pPr>
-            <w:r>
-              <w:t>.T. to take a screen shot</w:t>
+            <w:proofErr w:type="gramStart"/>
+            <w:r>
+              <w:t>.T.</w:t>
+            </w:r>
+            <w:proofErr w:type="gramEnd"/>
+            <w:r>
+              <w:t xml:space="preserve"> if we're quitting (public so other objects</w:t>
+            </w:r>
+            <w:r>
+              <w:t xml:space="preserve"> </w:t>
+            </w:r>
+            <w:r>
+              <w:t>can check on the way out)</w:t>
             </w:r>
             <w:r>
               <w:t>.</w:t>
@@ -3896,13 +4667,15 @@
                 <w:bCs w:val="0"/>
               </w:rPr>
             </w:pPr>
+            <w:proofErr w:type="spellStart"/>
             <w:r>
               <w:rPr>
                 <w:b w:val="0"/>
                 <w:bCs w:val="0"/>
               </w:rPr>
-              <w:t>lSetOnError</w:t>
-            </w:r>
+              <w:t>lScreenShot</w:t>
+            </w:r>
+            <w:proofErr w:type="spellEnd"/>
           </w:p>
         </w:tc>
         <w:tc>
@@ -3914,11 +4687,16 @@
               <w:pStyle w:val="tabletext"/>
               <w:cnfStyle w:val="000000010000" w:firstRow="0" w:lastRow="0" w:firstColumn="0" w:lastColumn="0" w:oddVBand="0" w:evenVBand="0" w:oddHBand="0" w:evenHBand="1" w:firstRowFirstColumn="0" w:firstRowLastColumn="0" w:lastRowFirstColumn="0" w:lastRowLastColumn="0"/>
             </w:pPr>
-            <w:r>
-              <w:t>.T. to set ON ERROR to point to the</w:t>
-            </w:r>
-            <w:r>
-              <w:t xml:space="preserve"> ErrorHandler method.</w:t>
+            <w:proofErr w:type="gramStart"/>
+            <w:r>
+              <w:t>.T.</w:t>
+            </w:r>
+            <w:proofErr w:type="gramEnd"/>
+            <w:r>
+              <w:t xml:space="preserve"> to take a screen shot</w:t>
+            </w:r>
+            <w:r>
+              <w:t>.</w:t>
             </w:r>
           </w:p>
         </w:tc>
@@ -3940,13 +4718,15 @@
                 <w:bCs w:val="0"/>
               </w:rPr>
             </w:pPr>
+            <w:proofErr w:type="spellStart"/>
             <w:r>
               <w:rPr>
                 <w:b w:val="0"/>
                 <w:bCs w:val="0"/>
               </w:rPr>
-              <w:t>lShowDebug</w:t>
-            </w:r>
+              <w:t>lSetOnError</w:t>
+            </w:r>
+            <w:proofErr w:type="spellEnd"/>
           </w:p>
         </w:tc>
         <w:tc>
@@ -3958,20 +4738,24 @@
               <w:pStyle w:val="tabletext"/>
               <w:cnfStyle w:val="000000100000" w:firstRow="0" w:lastRow="0" w:firstColumn="0" w:lastColumn="0" w:oddVBand="0" w:evenVBand="0" w:oddHBand="1" w:evenHBand="0" w:firstRowFirstColumn="0" w:firstRowLastColumn="0" w:lastRowFirstColumn="0" w:lastRowLastColumn="0"/>
             </w:pPr>
-            <w:r>
-              <w:t>.T. if “</w:t>
-            </w:r>
-            <w:r>
-              <w:t>debug</w:t>
-            </w:r>
-            <w:r>
-              <w:t>”</w:t>
-            </w:r>
-            <w:r>
-              <w:t xml:space="preserve"> should be an option</w:t>
-            </w:r>
-            <w:r>
-              <w:t xml:space="preserve"> the user can choose to recover from the error.</w:t>
+            <w:proofErr w:type="gramStart"/>
+            <w:r>
+              <w:t>.T.</w:t>
+            </w:r>
+            <w:proofErr w:type="gramEnd"/>
+            <w:r>
+              <w:t xml:space="preserve"> to set ON ERROR to point to the</w:t>
+            </w:r>
+            <w:r>
+              <w:t xml:space="preserve"> </w:t>
+            </w:r>
+            <w:proofErr w:type="spellStart"/>
+            <w:r>
+              <w:t>ErrorHandler</w:t>
+            </w:r>
+            <w:proofErr w:type="spellEnd"/>
+            <w:r>
+              <w:t xml:space="preserve"> method.</w:t>
             </w:r>
           </w:p>
         </w:tc>
@@ -3993,13 +4777,15 @@
                 <w:bCs w:val="0"/>
               </w:rPr>
             </w:pPr>
+            <w:proofErr w:type="spellStart"/>
             <w:r>
               <w:rPr>
                 <w:b w:val="0"/>
                 <w:bCs w:val="0"/>
               </w:rPr>
-              <w:t>lTicketCreated</w:t>
-            </w:r>
+              <w:t>lShowDebug</w:t>
+            </w:r>
+            <w:proofErr w:type="spellEnd"/>
           </w:p>
         </w:tc>
         <w:tc>
@@ -4011,11 +4797,25 @@
               <w:pStyle w:val="tabletext"/>
               <w:cnfStyle w:val="000000010000" w:firstRow="0" w:lastRow="0" w:firstColumn="0" w:lastColumn="0" w:oddVBand="0" w:evenVBand="0" w:oddHBand="0" w:evenHBand="1" w:firstRowFirstColumn="0" w:firstRowLastColumn="0" w:lastRowFirstColumn="0" w:lastRowLastColumn="0"/>
             </w:pPr>
-            <w:r>
-              <w:t>.T. if a ticket was created</w:t>
-            </w:r>
-            <w:r>
-              <w:t>.</w:t>
+            <w:proofErr w:type="gramStart"/>
+            <w:r>
+              <w:t>.T.</w:t>
+            </w:r>
+            <w:proofErr w:type="gramEnd"/>
+            <w:r>
+              <w:t xml:space="preserve"> if “</w:t>
+            </w:r>
+            <w:r>
+              <w:t>debug</w:t>
+            </w:r>
+            <w:r>
+              <w:t>”</w:t>
+            </w:r>
+            <w:r>
+              <w:t xml:space="preserve"> should be an option</w:t>
+            </w:r>
+            <w:r>
+              <w:t xml:space="preserve"> the user can choose to recover from the error.</w:t>
             </w:r>
           </w:p>
         </w:tc>
@@ -4037,13 +4837,15 @@
                 <w:bCs w:val="0"/>
               </w:rPr>
             </w:pPr>
+            <w:proofErr w:type="spellStart"/>
             <w:r>
               <w:rPr>
                 <w:b w:val="0"/>
                 <w:bCs w:val="0"/>
               </w:rPr>
-              <w:t>lUserCanSaveDialog</w:t>
-            </w:r>
+              <w:t>lTicketCreated</w:t>
+            </w:r>
+            <w:proofErr w:type="spellEnd"/>
           </w:p>
         </w:tc>
         <w:tc>
@@ -4055,8 +4857,13 @@
               <w:pStyle w:val="tabletext"/>
               <w:cnfStyle w:val="000000100000" w:firstRow="0" w:lastRow="0" w:firstColumn="0" w:lastColumn="0" w:oddVBand="0" w:evenVBand="0" w:oddHBand="1" w:evenHBand="0" w:firstRowFirstColumn="0" w:firstRowLastColumn="0" w:lastRowFirstColumn="0" w:lastRowLastColumn="0"/>
             </w:pPr>
-            <w:r>
-              <w:t>.T. if the user can save the error log</w:t>
+            <w:proofErr w:type="gramStart"/>
+            <w:r>
+              <w:t>.T.</w:t>
+            </w:r>
+            <w:proofErr w:type="gramEnd"/>
+            <w:r>
+              <w:t xml:space="preserve"> if a ticket was created</w:t>
             </w:r>
             <w:r>
               <w:t>.</w:t>
@@ -4081,13 +4888,15 @@
                 <w:bCs w:val="0"/>
               </w:rPr>
             </w:pPr>
+            <w:proofErr w:type="spellStart"/>
             <w:r>
               <w:rPr>
                 <w:b w:val="0"/>
                 <w:bCs w:val="0"/>
               </w:rPr>
-              <w:t>nLastError</w:t>
-            </w:r>
+              <w:t>lUserCanSaveDialog</w:t>
+            </w:r>
+            <w:proofErr w:type="spellEnd"/>
           </w:p>
         </w:tc>
         <w:tc>
@@ -4099,8 +4908,13 @@
               <w:pStyle w:val="tabletext"/>
               <w:cnfStyle w:val="000000010000" w:firstRow="0" w:lastRow="0" w:firstColumn="0" w:lastColumn="0" w:oddVBand="0" w:evenVBand="0" w:oddHBand="0" w:evenHBand="1" w:firstRowFirstColumn="0" w:firstRowLastColumn="0" w:lastRowFirstColumn="0" w:lastRowLastColumn="0"/>
             </w:pPr>
-            <w:r>
-              <w:t>The index to the last error that occurred in aErrorInfo</w:t>
+            <w:proofErr w:type="gramStart"/>
+            <w:r>
+              <w:t>.T.</w:t>
+            </w:r>
+            <w:proofErr w:type="gramEnd"/>
+            <w:r>
+              <w:t xml:space="preserve"> if the user can save the error log</w:t>
             </w:r>
             <w:r>
               <w:t>.</w:t>
@@ -4125,13 +4939,15 @@
                 <w:bCs w:val="0"/>
               </w:rPr>
             </w:pPr>
+            <w:proofErr w:type="spellStart"/>
             <w:r>
               <w:rPr>
                 <w:b w:val="0"/>
                 <w:bCs w:val="0"/>
               </w:rPr>
-              <w:t>nMaxErrors</w:t>
-            </w:r>
+              <w:t>nLastError</w:t>
+            </w:r>
+            <w:proofErr w:type="spellEnd"/>
           </w:p>
         </w:tc>
         <w:tc>
@@ -4144,17 +4960,13 @@
               <w:cnfStyle w:val="000000100000" w:firstRow="0" w:lastRow="0" w:firstColumn="0" w:lastColumn="0" w:oddVBand="0" w:evenVBand="0" w:oddHBand="1" w:evenHBand="0" w:firstRowFirstColumn="0" w:firstRowLastColumn="0" w:lastRowFirstColumn="0" w:lastRowLastColumn="0"/>
             </w:pPr>
             <w:r>
-              <w:t>T</w:t>
-            </w:r>
-            <w:r>
-              <w:t>he maximum number of entries in aErrorInfo;</w:t>
-            </w:r>
-            <w:r>
-              <w:t xml:space="preserve"> </w:t>
-            </w:r>
-            <w:r>
-              <w:t>0 = no limit</w:t>
-            </w:r>
+              <w:t xml:space="preserve">The index to the last error that occurred in </w:t>
+            </w:r>
+            <w:proofErr w:type="spellStart"/>
+            <w:r>
+              <w:t>aErrorInfo</w:t>
+            </w:r>
+            <w:proofErr w:type="spellEnd"/>
             <w:r>
               <w:t>.</w:t>
             </w:r>
@@ -4178,13 +4990,15 @@
                 <w:bCs w:val="0"/>
               </w:rPr>
             </w:pPr>
+            <w:proofErr w:type="spellStart"/>
             <w:r>
               <w:rPr>
                 <w:b w:val="0"/>
                 <w:bCs w:val="0"/>
               </w:rPr>
-              <w:t>nReturnCode</w:t>
-            </w:r>
+              <w:t>nMaxErrors</w:t>
+            </w:r>
+            <w:proofErr w:type="spellEnd"/>
           </w:p>
         </w:tc>
         <w:tc>
@@ -4200,7 +5014,21 @@
               <w:t>T</w:t>
             </w:r>
             <w:r>
-              <w:t>he return code for ExitProcess</w:t>
+              <w:t xml:space="preserve">he maximum number of entries in </w:t>
+            </w:r>
+            <w:proofErr w:type="spellStart"/>
+            <w:r>
+              <w:t>aErrorInfo</w:t>
+            </w:r>
+            <w:proofErr w:type="spellEnd"/>
+            <w:r>
+              <w:t>;</w:t>
+            </w:r>
+            <w:r>
+              <w:t xml:space="preserve"> </w:t>
+            </w:r>
+            <w:r>
+              <w:t>0 = no limit</w:t>
             </w:r>
             <w:r>
               <w:t>.</w:t>
@@ -4225,13 +5053,15 @@
                 <w:bCs w:val="0"/>
               </w:rPr>
             </w:pPr>
+            <w:proofErr w:type="spellStart"/>
             <w:r>
               <w:rPr>
                 <w:b w:val="0"/>
                 <w:bCs w:val="0"/>
               </w:rPr>
-              <w:t>nSMTPPort</w:t>
-            </w:r>
+              <w:t>nReturnCode</w:t>
+            </w:r>
+            <w:proofErr w:type="spellEnd"/>
           </w:p>
         </w:tc>
         <w:tc>
@@ -4247,8 +5077,13 @@
               <w:t>T</w:t>
             </w:r>
             <w:r>
-              <w:t>he SMTP port to use</w:t>
-            </w:r>
+              <w:t xml:space="preserve">he return code for </w:t>
+            </w:r>
+            <w:proofErr w:type="spellStart"/>
+            <w:r>
+              <w:t>ExitProcess</w:t>
+            </w:r>
+            <w:proofErr w:type="spellEnd"/>
             <w:r>
               <w:t>.</w:t>
             </w:r>
@@ -4272,13 +5107,15 @@
                 <w:bCs w:val="0"/>
               </w:rPr>
             </w:pPr>
+            <w:proofErr w:type="spellStart"/>
             <w:r>
               <w:rPr>
                 <w:b w:val="0"/>
                 <w:bCs w:val="0"/>
               </w:rPr>
-              <w:t>nSecurityOptions</w:t>
-            </w:r>
+              <w:t>nSMTPPort</w:t>
+            </w:r>
+            <w:proofErr w:type="spellEnd"/>
           </w:p>
         </w:tc>
         <w:tc>
@@ -4294,7 +5131,7 @@
               <w:t>T</w:t>
             </w:r>
             <w:r>
-              <w:t>he SecureSocketOptions setting to use</w:t>
+              <w:t>he SMTP port to use</w:t>
             </w:r>
             <w:r>
               <w:t>.</w:t>
@@ -4319,13 +5156,15 @@
                 <w:bCs w:val="0"/>
               </w:rPr>
             </w:pPr>
+            <w:proofErr w:type="spellStart"/>
             <w:r>
               <w:rPr>
                 <w:b w:val="0"/>
                 <w:bCs w:val="0"/>
               </w:rPr>
-              <w:t>nThrottleErrorCount</w:t>
-            </w:r>
+              <w:t>nSecurityOptions</w:t>
+            </w:r>
+            <w:proofErr w:type="spellEnd"/>
           </w:p>
         </w:tc>
         <w:tc>
@@ -4341,19 +5180,15 @@
               <w:t>T</w:t>
             </w:r>
             <w:r>
-              <w:t>he number of errors that must occur within</w:t>
-            </w:r>
-            <w:r>
-              <w:t xml:space="preserve"> </w:t>
-            </w:r>
-            <w:r>
-              <w:t>the timeframe specified in nThrottleThreshold</w:t>
-            </w:r>
-            <w:r>
-              <w:t xml:space="preserve"> </w:t>
-            </w:r>
-            <w:r>
-              <w:t>to cause error suppression</w:t>
+              <w:t xml:space="preserve">he </w:t>
+            </w:r>
+            <w:proofErr w:type="spellStart"/>
+            <w:r>
+              <w:t>SecureSocketOptions</w:t>
+            </w:r>
+            <w:proofErr w:type="spellEnd"/>
+            <w:r>
+              <w:t xml:space="preserve"> setting to use</w:t>
             </w:r>
             <w:r>
               <w:t>.</w:t>
@@ -4378,13 +5213,15 @@
                 <w:bCs w:val="0"/>
               </w:rPr>
             </w:pPr>
+            <w:proofErr w:type="spellStart"/>
             <w:r>
               <w:rPr>
                 <w:b w:val="0"/>
                 <w:bCs w:val="0"/>
               </w:rPr>
-              <w:t>nThrottleThreshold</w:t>
-            </w:r>
+              <w:t>nThrottleErrorCount</w:t>
+            </w:r>
+            <w:proofErr w:type="spellEnd"/>
           </w:p>
         </w:tc>
         <w:tc>
@@ -4400,22 +5237,27 @@
               <w:t>T</w:t>
             </w:r>
             <w:r>
-              <w:t>he number of seconds nThrottleErrorCount</w:t>
+              <w:t>he number of errors that must occur within</w:t>
             </w:r>
             <w:r>
               <w:t xml:space="preserve"> </w:t>
             </w:r>
             <w:r>
-              <w:t>errors must occur within for error suppression</w:t>
-            </w:r>
+              <w:t xml:space="preserve">the timeframe specified in </w:t>
+            </w:r>
+            <w:proofErr w:type="spellStart"/>
+            <w:r>
+              <w:t>nThrottleThreshold</w:t>
+            </w:r>
+            <w:proofErr w:type="spellEnd"/>
             <w:r>
               <w:t xml:space="preserve"> </w:t>
             </w:r>
             <w:r>
-              <w:t>to be enabled</w:t>
-            </w:r>
-            <w:r>
-              <w:t>; the default is 0, meaning error suppression isn’t in effect.</w:t>
+              <w:t>to cause error suppression</w:t>
+            </w:r>
+            <w:r>
+              <w:t>.</w:t>
             </w:r>
           </w:p>
         </w:tc>
@@ -4437,13 +5279,15 @@
                 <w:bCs w:val="0"/>
               </w:rPr>
             </w:pPr>
+            <w:proofErr w:type="spellStart"/>
             <w:r>
               <w:rPr>
                 <w:b w:val="0"/>
                 <w:bCs w:val="0"/>
               </w:rPr>
-              <w:t>nThrottleWindow</w:t>
-            </w:r>
+              <w:t>nThrottleThreshold</w:t>
+            </w:r>
+            <w:proofErr w:type="spellEnd"/>
           </w:p>
         </w:tc>
         <w:tc>
@@ -4456,19 +5300,30 @@
               <w:cnfStyle w:val="000000100000" w:firstRow="0" w:lastRow="0" w:firstColumn="0" w:lastColumn="0" w:oddVBand="0" w:evenVBand="0" w:oddHBand="1" w:evenHBand="0" w:firstRowFirstColumn="0" w:firstRowLastColumn="0" w:lastRowFirstColumn="0" w:lastRowLastColumn="0"/>
             </w:pPr>
             <w:r>
-              <w:t>H</w:t>
-            </w:r>
-            <w:r>
-              <w:t>ow long to wait when error throttling before</w:t>
-            </w:r>
+              <w:t>T</w:t>
+            </w:r>
+            <w:r>
+              <w:t xml:space="preserve">he number of seconds </w:t>
+            </w:r>
+            <w:proofErr w:type="spellStart"/>
+            <w:r>
+              <w:t>nThrottleErrorCount</w:t>
+            </w:r>
+            <w:proofErr w:type="spellEnd"/>
             <w:r>
               <w:t xml:space="preserve"> </w:t>
             </w:r>
             <w:r>
-              <w:t>errors suppression is disabled</w:t>
-            </w:r>
-            <w:r>
-              <w:t>.</w:t>
+              <w:t>errors must occur within for error suppression</w:t>
+            </w:r>
+            <w:r>
+              <w:t xml:space="preserve"> </w:t>
+            </w:r>
+            <w:r>
+              <w:t>to be enabled</w:t>
+            </w:r>
+            <w:r>
+              <w:t>; the default is 0, meaning error suppression isn’t in effect.</w:t>
             </w:r>
           </w:p>
         </w:tc>
@@ -4490,13 +5345,15 @@
                 <w:bCs w:val="0"/>
               </w:rPr>
             </w:pPr>
+            <w:proofErr w:type="spellStart"/>
             <w:r>
               <w:rPr>
                 <w:b w:val="0"/>
                 <w:bCs w:val="0"/>
               </w:rPr>
-              <w:t>tThrottleTime</w:t>
-            </w:r>
+              <w:t>nThrottleWindow</w:t>
+            </w:r>
+            <w:proofErr w:type="spellEnd"/>
           </w:p>
         </w:tc>
         <w:tc>
@@ -4509,6 +5366,61 @@
               <w:cnfStyle w:val="000000010000" w:firstRow="0" w:lastRow="0" w:firstColumn="0" w:lastColumn="0" w:oddVBand="0" w:evenVBand="0" w:oddHBand="0" w:evenHBand="1" w:firstRowFirstColumn="0" w:firstRowLastColumn="0" w:lastRowFirstColumn="0" w:lastRowLastColumn="0"/>
             </w:pPr>
             <w:r>
+              <w:t>H</w:t>
+            </w:r>
+            <w:r>
+              <w:t>ow long to wait when error throttling before</w:t>
+            </w:r>
+            <w:r>
+              <w:t xml:space="preserve"> </w:t>
+            </w:r>
+            <w:r>
+              <w:t>errors suppression is disabled</w:t>
+            </w:r>
+            <w:r>
+              <w:t>.</w:t>
+            </w:r>
+          </w:p>
+        </w:tc>
+      </w:tr>
+      <w:tr>
+        <w:trPr>
+          <w:cnfStyle w:val="000000100000" w:firstRow="0" w:lastRow="0" w:firstColumn="0" w:lastColumn="0" w:oddVBand="0" w:evenVBand="0" w:oddHBand="1" w:evenHBand="0" w:firstRowFirstColumn="0" w:firstRowLastColumn="0" w:lastRowFirstColumn="0" w:lastRowLastColumn="0"/>
+        </w:trPr>
+        <w:tc>
+          <w:tcPr>
+            <w:cnfStyle w:val="001000000000" w:firstRow="0" w:lastRow="0" w:firstColumn="1" w:lastColumn="0" w:oddVBand="0" w:evenVBand="0" w:oddHBand="0" w:evenHBand="0" w:firstRowFirstColumn="0" w:firstRowLastColumn="0" w:lastRowFirstColumn="0" w:lastRowLastColumn="0"/>
+            <w:tcW w:w="2352" w:type="dxa"/>
+          </w:tcPr>
+          <w:p>
+            <w:pPr>
+              <w:pStyle w:val="tabletext"/>
+              <w:rPr>
+                <w:b w:val="0"/>
+                <w:bCs w:val="0"/>
+              </w:rPr>
+            </w:pPr>
+            <w:proofErr w:type="spellStart"/>
+            <w:r>
+              <w:rPr>
+                <w:b w:val="0"/>
+                <w:bCs w:val="0"/>
+              </w:rPr>
+              <w:t>tThrottleTime</w:t>
+            </w:r>
+            <w:proofErr w:type="spellEnd"/>
+          </w:p>
+        </w:tc>
+        <w:tc>
+          <w:tcPr>
+            <w:tcW w:w="7224" w:type="dxa"/>
+          </w:tcPr>
+          <w:p>
+            <w:pPr>
+              <w:pStyle w:val="tabletext"/>
+              <w:cnfStyle w:val="000000100000" w:firstRow="0" w:lastRow="0" w:firstColumn="0" w:lastColumn="0" w:oddVBand="0" w:evenVBand="0" w:oddHBand="1" w:evenHBand="0" w:firstRowFirstColumn="0" w:firstRowLastColumn="0" w:lastRowFirstColumn="0" w:lastRowLastColumn="0"/>
+            </w:pPr>
+            <w:r>
               <w:t>W</w:t>
             </w:r>
             <w:r>
@@ -4546,13 +5458,35 @@
         <w:rPr>
           <w:rFonts w:eastAsiaTheme="minorHAnsi"/>
         </w:rPr>
-        <w:t xml:space="preserve">Since oError.ErrorHandler is defined as the ON ERROR handler, it’s automatically called when an error occurs in the application that isn’t caught by the Error method of an object or in a TRY block. </w:t>
-      </w:r>
-      <w:r>
-        <w:rPr>
-          <w:rFonts w:eastAsiaTheme="minorHAnsi"/>
-        </w:rPr>
-        <w:t xml:space="preserve">ErrorHandler </w:t>
+        <w:t xml:space="preserve">Since </w:t>
+      </w:r>
+      <w:proofErr w:type="spellStart"/>
+      <w:r>
+        <w:rPr>
+          <w:rFonts w:eastAsiaTheme="minorHAnsi"/>
+        </w:rPr>
+        <w:t>oError.ErrorHandler</w:t>
+      </w:r>
+      <w:proofErr w:type="spellEnd"/>
+      <w:r>
+        <w:rPr>
+          <w:rFonts w:eastAsiaTheme="minorHAnsi"/>
+        </w:rPr>
+        <w:t xml:space="preserve"> is defined as the ON ERROR handler, it’s automatically called when an error occurs in the application that isn’t caught by the Error method of an object or in a TRY block. </w:t>
+      </w:r>
+      <w:proofErr w:type="spellStart"/>
+      <w:r>
+        <w:rPr>
+          <w:rFonts w:eastAsiaTheme="minorHAnsi"/>
+        </w:rPr>
+        <w:t>ErrorHandler</w:t>
+      </w:r>
+      <w:proofErr w:type="spellEnd"/>
+      <w:r>
+        <w:rPr>
+          <w:rFonts w:eastAsiaTheme="minorHAnsi"/>
+        </w:rPr>
+        <w:t xml:space="preserve"> </w:t>
       </w:r>
       <w:r>
         <w:rPr>
@@ -4566,35 +5500,247 @@
         </w:rPr>
         <w:t xml:space="preserve"> also </w:t>
       </w:r>
+      <w:proofErr w:type="gramStart"/>
+      <w:r>
+        <w:rPr>
+          <w:rFonts w:eastAsiaTheme="minorHAnsi"/>
+        </w:rPr>
+        <w:t>called</w:t>
+      </w:r>
+      <w:proofErr w:type="gramEnd"/>
+      <w:r>
+        <w:rPr>
+          <w:rFonts w:eastAsiaTheme="minorHAnsi"/>
+        </w:rPr>
+        <w:t xml:space="preserve"> </w:t>
+      </w:r>
+      <w:r>
+        <w:rPr>
+          <w:rFonts w:eastAsiaTheme="minorHAnsi"/>
+        </w:rPr>
+        <w:t xml:space="preserve">directly, such as </w:t>
+      </w:r>
+      <w:r>
+        <w:rPr>
+          <w:rFonts w:eastAsiaTheme="minorHAnsi"/>
+        </w:rPr>
+        <w:t>f</w:t>
+      </w:r>
+      <w:r>
+        <w:rPr>
+          <w:rFonts w:eastAsiaTheme="minorHAnsi"/>
+        </w:rPr>
+        <w:t xml:space="preserve">rom the Error method of </w:t>
+      </w:r>
+      <w:r>
+        <w:rPr>
+          <w:rFonts w:eastAsiaTheme="minorHAnsi"/>
+        </w:rPr>
+        <w:t>an object</w:t>
+      </w:r>
+      <w:r>
+        <w:rPr>
+          <w:rFonts w:eastAsiaTheme="minorHAnsi"/>
+        </w:rPr>
+        <w:t>.</w:t>
+      </w:r>
+    </w:p>
+    <w:p>
+      <w:pPr>
+        <w:pStyle w:val="bodytext"/>
+        <w:rPr>
+          <w:rFonts w:eastAsiaTheme="minorHAnsi"/>
+        </w:rPr>
+      </w:pPr>
+      <w:proofErr w:type="spellStart"/>
+      <w:r>
+        <w:rPr>
+          <w:rFonts w:eastAsiaTheme="minorHAnsi"/>
+        </w:rPr>
+        <w:t>ErrorHandler</w:t>
+      </w:r>
+      <w:proofErr w:type="spellEnd"/>
+      <w:r>
+        <w:rPr>
+          <w:rFonts w:eastAsiaTheme="minorHAnsi"/>
+        </w:rPr>
+        <w:t xml:space="preserve"> has </w:t>
+      </w:r>
+      <w:r>
+        <w:rPr>
+          <w:rFonts w:eastAsiaTheme="minorHAnsi"/>
+        </w:rPr>
+        <w:t>four</w:t>
+      </w:r>
+      <w:r>
+        <w:rPr>
+          <w:rFonts w:eastAsiaTheme="minorHAnsi"/>
+        </w:rPr>
+        <w:t xml:space="preserve"> main tasks, the first </w:t>
+      </w:r>
+      <w:r>
+        <w:rPr>
+          <w:rFonts w:eastAsiaTheme="minorHAnsi"/>
+        </w:rPr>
+        <w:t>three</w:t>
+      </w:r>
+      <w:r>
+        <w:rPr>
+          <w:rFonts w:eastAsiaTheme="minorHAnsi"/>
+        </w:rPr>
+        <w:t xml:space="preserve"> of which are optional: log the error, </w:t>
+      </w:r>
+      <w:r>
+        <w:rPr>
+          <w:rFonts w:eastAsiaTheme="minorHAnsi"/>
+        </w:rPr>
+        <w:t xml:space="preserve">notify support staff, </w:t>
+      </w:r>
+      <w:r>
+        <w:rPr>
+          <w:rFonts w:eastAsiaTheme="minorHAnsi"/>
+        </w:rPr>
+        <w:t xml:space="preserve">display the error to the user, and </w:t>
+      </w:r>
+      <w:r>
+        <w:rPr>
+          <w:rFonts w:eastAsiaTheme="minorHAnsi"/>
+        </w:rPr>
+        <w:t>recover from</w:t>
+      </w:r>
+      <w:r>
+        <w:rPr>
+          <w:rFonts w:eastAsiaTheme="minorHAnsi"/>
+        </w:rPr>
+        <w:t xml:space="preserve"> the error (quit the application, RETRY, return to the offending method or somewhere else, and so on).</w:t>
+      </w:r>
+    </w:p>
+    <w:p>
+      <w:pPr>
+        <w:pStyle w:val="bodytext"/>
+        <w:rPr>
+          <w:rFonts w:eastAsiaTheme="minorHAnsi"/>
+        </w:rPr>
+      </w:pPr>
+      <w:r>
+        <w:rPr>
+          <w:rFonts w:eastAsiaTheme="minorHAnsi"/>
+        </w:rPr>
+        <w:t xml:space="preserve">The first thing </w:t>
+      </w:r>
+      <w:proofErr w:type="spellStart"/>
+      <w:r>
+        <w:rPr>
+          <w:rFonts w:eastAsiaTheme="minorHAnsi"/>
+        </w:rPr>
+        <w:t>ErrorHand</w:t>
+      </w:r>
+      <w:r>
+        <w:rPr>
+          <w:rFonts w:eastAsiaTheme="minorHAnsi"/>
+        </w:rPr>
+        <w:t>l</w:t>
+      </w:r>
+      <w:r>
+        <w:rPr>
+          <w:rFonts w:eastAsiaTheme="minorHAnsi"/>
+        </w:rPr>
+        <w:t>er</w:t>
+      </w:r>
+      <w:proofErr w:type="spellEnd"/>
+      <w:r>
+        <w:rPr>
+          <w:rFonts w:eastAsiaTheme="minorHAnsi"/>
+        </w:rPr>
+        <w:t xml:space="preserve"> </w:t>
+      </w:r>
+      <w:r>
+        <w:rPr>
+          <w:rFonts w:eastAsiaTheme="minorHAnsi"/>
+        </w:rPr>
+        <w:t xml:space="preserve">does is </w:t>
+      </w:r>
+      <w:r>
+        <w:rPr>
+          <w:rFonts w:eastAsiaTheme="minorHAnsi"/>
+        </w:rPr>
+        <w:t xml:space="preserve">get information about the error using </w:t>
+      </w:r>
+      <w:proofErr w:type="gramStart"/>
+      <w:r>
+        <w:rPr>
+          <w:rFonts w:eastAsiaTheme="minorHAnsi"/>
+        </w:rPr>
+        <w:t>AERROR(</w:t>
+      </w:r>
+      <w:proofErr w:type="gramEnd"/>
+      <w:r>
+        <w:rPr>
+          <w:rFonts w:eastAsiaTheme="minorHAnsi"/>
+        </w:rPr>
+        <w:t xml:space="preserve">) and MESSAGE(1). It then </w:t>
+      </w:r>
+      <w:r>
+        <w:rPr>
+          <w:rFonts w:eastAsiaTheme="minorHAnsi"/>
+        </w:rPr>
+        <w:t>log</w:t>
+      </w:r>
+      <w:r>
+        <w:rPr>
+          <w:rFonts w:eastAsiaTheme="minorHAnsi"/>
+        </w:rPr>
+        <w:t>s</w:t>
+      </w:r>
+      <w:r>
+        <w:rPr>
+          <w:rFonts w:eastAsiaTheme="minorHAnsi"/>
+        </w:rPr>
+        <w:t xml:space="preserve"> the fact that an error occurred if a global logging object </w:t>
+      </w:r>
       <w:r>
         <w:rPr>
           <w:rFonts w:eastAsiaTheme="minorHAnsi"/>
         </w:rPr>
         <w:t xml:space="preserve">called </w:t>
       </w:r>
-      <w:r>
-        <w:rPr>
-          <w:rFonts w:eastAsiaTheme="minorHAnsi"/>
-        </w:rPr>
-        <w:t xml:space="preserve">directly, such as </w:t>
-      </w:r>
-      <w:r>
-        <w:rPr>
-          <w:rFonts w:eastAsiaTheme="minorHAnsi"/>
-        </w:rPr>
-        <w:t>f</w:t>
-      </w:r>
-      <w:r>
-        <w:rPr>
-          <w:rFonts w:eastAsiaTheme="minorHAnsi"/>
-        </w:rPr>
-        <w:t xml:space="preserve">rom the Error method of </w:t>
-      </w:r>
-      <w:r>
-        <w:rPr>
-          <w:rFonts w:eastAsiaTheme="minorHAnsi"/>
-        </w:rPr>
-        <w:t>an object</w:t>
+      <w:proofErr w:type="spellStart"/>
+      <w:r>
+        <w:rPr>
+          <w:rFonts w:eastAsiaTheme="minorHAnsi"/>
+        </w:rPr>
+        <w:t>oLogger</w:t>
+      </w:r>
+      <w:proofErr w:type="spellEnd"/>
+      <w:r>
+        <w:rPr>
+          <w:rFonts w:eastAsiaTheme="minorHAnsi"/>
+        </w:rPr>
+        <w:t xml:space="preserve"> </w:t>
+      </w:r>
+      <w:r>
+        <w:rPr>
+          <w:rFonts w:eastAsiaTheme="minorHAnsi"/>
+        </w:rPr>
+        <w:t>exists</w:t>
+      </w:r>
+      <w:r>
+        <w:rPr>
+          <w:rFonts w:eastAsiaTheme="minorHAnsi"/>
+        </w:rPr>
+        <w:t xml:space="preserve"> (I use that for </w:t>
+      </w:r>
+      <w:r>
+        <w:rPr>
+          <w:rFonts w:eastAsiaTheme="minorHAnsi"/>
+        </w:rPr>
+        <w:t xml:space="preserve">instrumentation </w:t>
+      </w:r>
+      <w:r>
+        <w:rPr>
+          <w:rFonts w:eastAsiaTheme="minorHAnsi"/>
+        </w:rPr>
+        <w:t>purposes, which is beyond the scope of this document)</w:t>
       </w:r>
       <w:r>
         <w:rPr>
@@ -4614,130 +5760,6 @@
         <w:rPr>
           <w:rFonts w:eastAsiaTheme="minorHAnsi"/>
         </w:rPr>
-        <w:t xml:space="preserve">ErrorHandler has three main tasks, the first two of which are optional: log the error, display the error to the user, and </w:t>
-      </w:r>
-      <w:r>
-        <w:rPr>
-          <w:rFonts w:eastAsiaTheme="minorHAnsi"/>
-        </w:rPr>
-        <w:t>recover from</w:t>
-      </w:r>
-      <w:r>
-        <w:rPr>
-          <w:rFonts w:eastAsiaTheme="minorHAnsi"/>
-        </w:rPr>
-        <w:t xml:space="preserve"> the error (quit the application, RETRY, return to the offending method or somewhere else, and so on).</w:t>
-      </w:r>
-    </w:p>
-    <w:p>
-      <w:pPr>
-        <w:pStyle w:val="bodytext"/>
-        <w:rPr>
-          <w:rFonts w:eastAsiaTheme="minorHAnsi"/>
-        </w:rPr>
-      </w:pPr>
-      <w:r>
-        <w:rPr>
-          <w:rFonts w:eastAsiaTheme="minorHAnsi"/>
-        </w:rPr>
-        <w:t xml:space="preserve">The first thing </w:t>
-      </w:r>
-      <w:r>
-        <w:rPr>
-          <w:rFonts w:eastAsiaTheme="minorHAnsi"/>
-        </w:rPr>
-        <w:t>ErrorHand</w:t>
-      </w:r>
-      <w:r>
-        <w:rPr>
-          <w:rFonts w:eastAsiaTheme="minorHAnsi"/>
-        </w:rPr>
-        <w:t>l</w:t>
-      </w:r>
-      <w:r>
-        <w:rPr>
-          <w:rFonts w:eastAsiaTheme="minorHAnsi"/>
-        </w:rPr>
-        <w:t xml:space="preserve">er </w:t>
-      </w:r>
-      <w:r>
-        <w:rPr>
-          <w:rFonts w:eastAsiaTheme="minorHAnsi"/>
-        </w:rPr>
-        <w:t xml:space="preserve">does is </w:t>
-      </w:r>
-      <w:r>
-        <w:rPr>
-          <w:rFonts w:eastAsiaTheme="minorHAnsi"/>
-        </w:rPr>
-        <w:t xml:space="preserve">get information about the error using AERROR() and MESSAGE(1). It then </w:t>
-      </w:r>
-      <w:r>
-        <w:rPr>
-          <w:rFonts w:eastAsiaTheme="minorHAnsi"/>
-        </w:rPr>
-        <w:t>log</w:t>
-      </w:r>
-      <w:r>
-        <w:rPr>
-          <w:rFonts w:eastAsiaTheme="minorHAnsi"/>
-        </w:rPr>
-        <w:t>s</w:t>
-      </w:r>
-      <w:r>
-        <w:rPr>
-          <w:rFonts w:eastAsiaTheme="minorHAnsi"/>
-        </w:rPr>
-        <w:t xml:space="preserve"> the fact that an error occurred if a global logging object </w:t>
-      </w:r>
-      <w:r>
-        <w:rPr>
-          <w:rFonts w:eastAsiaTheme="minorHAnsi"/>
-        </w:rPr>
-        <w:t xml:space="preserve">called oLogger </w:t>
-      </w:r>
-      <w:r>
-        <w:rPr>
-          <w:rFonts w:eastAsiaTheme="minorHAnsi"/>
-        </w:rPr>
-        <w:t>exists</w:t>
-      </w:r>
-      <w:r>
-        <w:rPr>
-          <w:rFonts w:eastAsiaTheme="minorHAnsi"/>
-        </w:rPr>
-        <w:t xml:space="preserve"> (I use that for </w:t>
-      </w:r>
-      <w:r>
-        <w:rPr>
-          <w:rFonts w:eastAsiaTheme="minorHAnsi"/>
-        </w:rPr>
-        <w:t xml:space="preserve">instrumentation </w:t>
-      </w:r>
-      <w:r>
-        <w:rPr>
-          <w:rFonts w:eastAsiaTheme="minorHAnsi"/>
-        </w:rPr>
-        <w:t>purposes, which is beyond the scope of this document)</w:t>
-      </w:r>
-      <w:r>
-        <w:rPr>
-          <w:rFonts w:eastAsiaTheme="minorHAnsi"/>
-        </w:rPr>
-        <w:t>.</w:t>
-      </w:r>
-    </w:p>
-    <w:p>
-      <w:pPr>
-        <w:pStyle w:val="bodytext"/>
-        <w:rPr>
-          <w:rFonts w:eastAsiaTheme="minorHAnsi"/>
-        </w:rPr>
-      </w:pPr>
-      <w:r>
-        <w:rPr>
-          <w:rFonts w:eastAsiaTheme="minorHAnsi"/>
-        </w:rPr>
         <w:t>To recover from the error (</w:t>
       </w:r>
       <w:r>
@@ -4806,7 +5828,21 @@
         <w:rPr>
           <w:rFonts w:eastAsiaTheme="minorHAnsi"/>
         </w:rPr>
-        <w:t xml:space="preserve">, ErrorHandler needs to know if </w:t>
+        <w:t xml:space="preserve">, </w:t>
+      </w:r>
+      <w:proofErr w:type="spellStart"/>
+      <w:r>
+        <w:rPr>
+          <w:rFonts w:eastAsiaTheme="minorHAnsi"/>
+        </w:rPr>
+        <w:t>ErrorHandler</w:t>
+      </w:r>
+      <w:proofErr w:type="spellEnd"/>
+      <w:r>
+        <w:rPr>
+          <w:rFonts w:eastAsiaTheme="minorHAnsi"/>
+        </w:rPr>
+        <w:t xml:space="preserve"> needs to know if </w:t>
       </w:r>
       <w:r>
         <w:rPr>
@@ -4821,14 +5857,28 @@
         <w:rPr>
           <w:rFonts w:eastAsiaTheme="minorHAnsi"/>
         </w:rPr>
-        <w:t xml:space="preserve">This is </w:t>
+        <w:t xml:space="preserve">This is due to a restriction in TRY: you can’t issue a RETURN statement when a TRY is active. </w:t>
       </w:r>
       <w:r>
         <w:rPr>
           <w:rFonts w:eastAsiaTheme="minorHAnsi"/>
         </w:rPr>
         <w:lastRenderedPageBreak/>
-        <w:t xml:space="preserve">due to a restriction in TRY: you can’t issue a RETURN statement when a TRY is active. Typically, SFErrorMgr.ErrorHandler isn’t called directly from a TRY since CATCH handles the error rather than an Error method or ON ERROR. However, if the method of an object is called from within TRY, an error occurs in that method or code called from that method, and the object has an Error method, then that Error method is executed rather than CATCH. You can see that in the code shown in </w:t>
+        <w:t xml:space="preserve">Typically, </w:t>
+      </w:r>
+      <w:proofErr w:type="spellStart"/>
+      <w:r>
+        <w:rPr>
+          <w:rFonts w:eastAsiaTheme="minorHAnsi"/>
+        </w:rPr>
+        <w:t>SFErrorMgr.ErrorHandler</w:t>
+      </w:r>
+      <w:proofErr w:type="spellEnd"/>
+      <w:r>
+        <w:rPr>
+          <w:rFonts w:eastAsiaTheme="minorHAnsi"/>
+        </w:rPr>
+        <w:t xml:space="preserve"> isn’t called directly from a TRY since CATCH handles the error rather than an Error method or ON ERROR. However, if the method of an object is called from within TRY, an error occurs in that method or code called from that method, and the object has an Error method, then that Error method is executed rather than CATCH. You can see that in the code shown in </w:t>
       </w:r>
       <w:r>
         <w:rPr>
@@ -4881,7 +5931,35 @@
         <w:rPr>
           <w:rFonts w:eastAsiaTheme="minorHAnsi"/>
         </w:rPr>
-        <w:t>; if you run this code, you’ll see that the Error method of SomeObject caught the error, not the CATCH statement. That’s not a problem in this case, but try adding RETURN TO MASTER at the end of the Error method; you’ll get an untrappable “</w:t>
+        <w:t xml:space="preserve">; if you run this code, you’ll see that the Error method of </w:t>
+      </w:r>
+      <w:proofErr w:type="spellStart"/>
+      <w:r>
+        <w:rPr>
+          <w:rFonts w:eastAsiaTheme="minorHAnsi"/>
+        </w:rPr>
+        <w:t>SomeObject</w:t>
+      </w:r>
+      <w:proofErr w:type="spellEnd"/>
+      <w:r>
+        <w:rPr>
+          <w:rFonts w:eastAsiaTheme="minorHAnsi"/>
+        </w:rPr>
+        <w:t xml:space="preserve"> caught the error, not the CATCH statement. That’s not a problem in this </w:t>
+      </w:r>
+      <w:proofErr w:type="gramStart"/>
+      <w:r>
+        <w:rPr>
+          <w:rFonts w:eastAsiaTheme="minorHAnsi"/>
+        </w:rPr>
+        <w:t>case, but</w:t>
+      </w:r>
+      <w:proofErr w:type="gramEnd"/>
+      <w:r>
+        <w:rPr>
+          <w:rFonts w:eastAsiaTheme="minorHAnsi"/>
+        </w:rPr>
+        <w:t xml:space="preserve"> try adding RETURN TO MASTER at the end of the Error method; you’ll get an untrappable “</w:t>
       </w:r>
       <w:r>
         <w:rPr>
@@ -5186,13 +6264,29 @@
         <w:pStyle w:val="bodytext"/>
       </w:pPr>
       <w:r>
-        <w:t xml:space="preserve">So, the problem is that if the Error method of the object calls ErrorHandler, which </w:t>
+        <w:t xml:space="preserve">So, the problem is that if the Error method of the object calls </w:t>
+      </w:r>
+      <w:proofErr w:type="spellStart"/>
+      <w:r>
+        <w:t>ErrorHandler</w:t>
+      </w:r>
+      <w:proofErr w:type="spellEnd"/>
+      <w:r>
+        <w:t xml:space="preserve">, which </w:t>
       </w:r>
       <w:r>
         <w:t>it might do to consolidate all error handling into one place</w:t>
       </w:r>
       <w:r>
-        <w:t>, how do we know whether we can use RETURN TO or not? You might think SYS(2410), which tells you how an error will be handled, would help, but it can’t tell whether there’s a TRY somewhere in the call stack, so it returns 2 (Error method) or 3 (ON ERROR). Funny that VFP can’t tell whether a TRY is involved until you try to do a RETURN TO!</w:t>
+        <w:t xml:space="preserve">, how do we know whether we can use RETURN TO or not? You might think </w:t>
+      </w:r>
+      <w:proofErr w:type="gramStart"/>
+      <w:r>
+        <w:t>SYS(</w:t>
+      </w:r>
+      <w:proofErr w:type="gramEnd"/>
+      <w:r>
+        <w:t>2410), which tells you how an error will be handled, would help, but it can’t tell whether there’s a TRY somewhere in the call stack, so it returns 2 (Error method) or 3 (ON ERROR). Funny that VFP can’t tell whether a TRY is involved until you try to do a RETURN TO!</w:t>
       </w:r>
     </w:p>
     <w:p>
@@ -5200,14 +6294,32 @@
         <w:pStyle w:val="bodytext"/>
       </w:pPr>
       <w:r>
-        <w:t xml:space="preserve">To solve this issue, ErrorHandler </w:t>
-      </w:r>
-      <w:r>
-        <w:t xml:space="preserve">calls CheckInTry, which uses </w:t>
-      </w:r>
+        <w:t xml:space="preserve">To solve this issue, </w:t>
+      </w:r>
+      <w:proofErr w:type="spellStart"/>
+      <w:r>
+        <w:t>ErrorHandler</w:t>
+      </w:r>
+      <w:proofErr w:type="spellEnd"/>
+      <w:r>
+        <w:t xml:space="preserve"> </w:t>
+      </w:r>
+      <w:r>
+        <w:t xml:space="preserve">calls </w:t>
+      </w:r>
+      <w:proofErr w:type="spellStart"/>
+      <w:r>
+        <w:t>CheckInTry</w:t>
+      </w:r>
+      <w:proofErr w:type="spellEnd"/>
+      <w:r>
+        <w:t xml:space="preserve">, which uses </w:t>
+      </w:r>
+      <w:proofErr w:type="spellStart"/>
       <w:r>
         <w:t>wwDotNetBridge</w:t>
       </w:r>
+      <w:proofErr w:type="spellEnd"/>
       <w:r>
         <w:t xml:space="preserve"> to call a .NET component </w:t>
       </w:r>
@@ -5235,11 +6347,26 @@
       <w:r>
         <w:t>_</w:t>
       </w:r>
-      <w:r>
-        <w:t>vfp.DoCmd("return to master")</w:t>
-      </w:r>
-      <w:r>
-        <w:t xml:space="preserve"> within a .NET TRY structure. If it fails, there’s a TRY structure on the VFP call stack. The source for InTry.dll is in the InTry folder.</w:t>
+      <w:proofErr w:type="spellStart"/>
+      <w:proofErr w:type="gramStart"/>
+      <w:r>
+        <w:t>vfp.DoCmd</w:t>
+      </w:r>
+      <w:proofErr w:type="spellEnd"/>
+      <w:proofErr w:type="gramEnd"/>
+      <w:r>
+        <w:t>("return to master")</w:t>
+      </w:r>
+      <w:r>
+        <w:t xml:space="preserve"> within a .NET TRY structure. If it fails, there’s a TRY structure on the VFP call stack. The source for InTry.dll is in the </w:t>
+      </w:r>
+      <w:proofErr w:type="spellStart"/>
+      <w:r>
+        <w:t>InTry</w:t>
+      </w:r>
+      <w:proofErr w:type="spellEnd"/>
+      <w:r>
+        <w:t xml:space="preserve"> folder.</w:t>
       </w:r>
     </w:p>
     <w:p>
@@ -5249,11 +6376,75 @@
           <w:rFonts w:eastAsiaTheme="minorHAnsi"/>
         </w:rPr>
       </w:pPr>
-      <w:r>
-        <w:rPr>
-          <w:rFonts w:eastAsiaTheme="minorHAnsi"/>
-        </w:rPr>
-        <w:t>ErrorHandler next calls SetError to add the error information to the aErrorInfo array and CreateErrorMessage to package the various pieces of information about the error (error number, message, procedure or method where it occurred, and so on) into a message string.</w:t>
+      <w:proofErr w:type="spellStart"/>
+      <w:r>
+        <w:rPr>
+          <w:rFonts w:eastAsiaTheme="minorHAnsi"/>
+        </w:rPr>
+        <w:t>ErrorHandler</w:t>
+      </w:r>
+      <w:proofErr w:type="spellEnd"/>
+      <w:r>
+        <w:rPr>
+          <w:rFonts w:eastAsiaTheme="minorHAnsi"/>
+        </w:rPr>
+        <w:t xml:space="preserve"> next calls </w:t>
+      </w:r>
+      <w:proofErr w:type="spellStart"/>
+      <w:r>
+        <w:rPr>
+          <w:rFonts w:eastAsiaTheme="minorHAnsi"/>
+        </w:rPr>
+        <w:t>SetError</w:t>
+      </w:r>
+      <w:proofErr w:type="spellEnd"/>
+      <w:r>
+        <w:rPr>
+          <w:rFonts w:eastAsiaTheme="minorHAnsi"/>
+        </w:rPr>
+        <w:t xml:space="preserve"> to add the error information to the </w:t>
+      </w:r>
+      <w:proofErr w:type="spellStart"/>
+      <w:r>
+        <w:rPr>
+          <w:rFonts w:eastAsiaTheme="minorHAnsi"/>
+        </w:rPr>
+        <w:t>aErrorInfo</w:t>
+      </w:r>
+      <w:proofErr w:type="spellEnd"/>
+      <w:r>
+        <w:rPr>
+          <w:rFonts w:eastAsiaTheme="minorHAnsi"/>
+        </w:rPr>
+        <w:t xml:space="preserve"> array and </w:t>
+      </w:r>
+      <w:proofErr w:type="spellStart"/>
+      <w:r>
+        <w:rPr>
+          <w:rFonts w:eastAsiaTheme="minorHAnsi"/>
+        </w:rPr>
+        <w:t>CreateErrorMessage</w:t>
+      </w:r>
+      <w:proofErr w:type="spellEnd"/>
+      <w:r>
+        <w:rPr>
+          <w:rFonts w:eastAsiaTheme="minorHAnsi"/>
+        </w:rPr>
+        <w:t xml:space="preserve"> to package the various pieces of information about the error (error number, message, </w:t>
+      </w:r>
+      <w:proofErr w:type="gramStart"/>
+      <w:r>
+        <w:rPr>
+          <w:rFonts w:eastAsiaTheme="minorHAnsi"/>
+        </w:rPr>
+        <w:t>procedure</w:t>
+      </w:r>
+      <w:proofErr w:type="gramEnd"/>
+      <w:r>
+        <w:rPr>
+          <w:rFonts w:eastAsiaTheme="minorHAnsi"/>
+        </w:rPr>
+        <w:t xml:space="preserve"> or method where it occurred, and so on) into a message string.</w:t>
       </w:r>
     </w:p>
     <w:p>
@@ -5267,30 +6458,37 @@
         <w:rPr>
           <w:rFonts w:eastAsiaTheme="minorHAnsi"/>
         </w:rPr>
+        <w:t xml:space="preserve">Error </w:t>
+      </w:r>
+      <w:r>
+        <w:rPr>
+          <w:rFonts w:eastAsiaTheme="minorHAnsi"/>
+        </w:rPr>
+        <w:t>suppression</w:t>
+      </w:r>
+    </w:p>
+    <w:p>
+      <w:pPr>
+        <w:pStyle w:val="firstparagraph"/>
+        <w:rPr>
+          <w:rFonts w:eastAsiaTheme="minorHAnsi"/>
+          <w:lang w:eastAsia="en-US"/>
+        </w:rPr>
+      </w:pPr>
+      <w:r>
+        <w:rPr>
+          <w:rFonts w:eastAsiaTheme="minorHAnsi"/>
+          <w:lang w:eastAsia="en-US"/>
+        </w:rPr>
+        <w:t xml:space="preserve">Rick Schummer once told me a humorous story. His company’s error handler sends an email to a service which automatically creates a support ticket. One day, a network </w:t>
+      </w:r>
+      <w:r>
+        <w:rPr>
+          <w:rFonts w:eastAsiaTheme="minorHAnsi"/>
+          <w:lang w:eastAsia="en-US"/>
+        </w:rPr>
         <w:lastRenderedPageBreak/>
-        <w:t xml:space="preserve">Error </w:t>
-      </w:r>
-      <w:r>
-        <w:rPr>
-          <w:rFonts w:eastAsiaTheme="minorHAnsi"/>
-        </w:rPr>
-        <w:t>suppression</w:t>
-      </w:r>
-    </w:p>
-    <w:p>
-      <w:pPr>
-        <w:pStyle w:val="firstparagraph"/>
-        <w:rPr>
-          <w:rFonts w:eastAsiaTheme="minorHAnsi"/>
-          <w:lang w:eastAsia="en-US"/>
-        </w:rPr>
-      </w:pPr>
-      <w:r>
-        <w:rPr>
-          <w:rFonts w:eastAsiaTheme="minorHAnsi"/>
-          <w:lang w:eastAsia="en-US"/>
-        </w:rPr>
-        <w:t>Rick Schummer once told me a humorous story. His company’s error handler sends an email to a service which automatically creates a support ticket. One day, a network problem caused error after error after error to occur, so they suddenly had a thousand support tickets created for what was ultimately a single problem.</w:t>
+        <w:t>problem caused error after error after error to occur, so they suddenly had a thousand support tickets created for what was ultimately a single problem.</w:t>
       </w:r>
     </w:p>
     <w:p>
@@ -5301,12 +6499,21 @@
           <w:lang w:eastAsia="en-US"/>
         </w:rPr>
       </w:pPr>
-      <w:r>
-        <w:rPr>
-          <w:rFonts w:eastAsiaTheme="minorHAnsi"/>
-          <w:lang w:eastAsia="en-US"/>
-        </w:rPr>
-        <w:t xml:space="preserve">SFErrorMgr handles this by supporting </w:t>
+      <w:proofErr w:type="spellStart"/>
+      <w:r>
+        <w:rPr>
+          <w:rFonts w:eastAsiaTheme="minorHAnsi"/>
+          <w:lang w:eastAsia="en-US"/>
+        </w:rPr>
+        <w:t>SFErrorMgr</w:t>
+      </w:r>
+      <w:proofErr w:type="spellEnd"/>
+      <w:r>
+        <w:rPr>
+          <w:rFonts w:eastAsiaTheme="minorHAnsi"/>
+          <w:lang w:eastAsia="en-US"/>
+        </w:rPr>
+        <w:t xml:space="preserve"> handles this by supporting </w:t>
       </w:r>
       <w:r>
         <w:rPr>
@@ -5322,6 +6529,7 @@
         </w:rPr>
         <w:t xml:space="preserve">. </w:t>
       </w:r>
+      <w:proofErr w:type="spellStart"/>
       <w:r>
         <w:rPr>
           <w:rFonts w:eastAsiaTheme="minorHAnsi"/>
@@ -5329,6 +6537,7 @@
         </w:rPr>
         <w:t>nThrottleThreshold</w:t>
       </w:r>
+      <w:proofErr w:type="spellEnd"/>
       <w:r>
         <w:rPr>
           <w:rFonts w:eastAsiaTheme="minorHAnsi"/>
@@ -5357,6 +6566,7 @@
         </w:rPr>
         <w:t xml:space="preserve">a certain number of errors (specified in </w:t>
       </w:r>
+      <w:proofErr w:type="spellStart"/>
       <w:r>
         <w:rPr>
           <w:rFonts w:eastAsiaTheme="minorHAnsi"/>
@@ -5364,6 +6574,7 @@
         </w:rPr>
         <w:t>nThrottleErrorCount</w:t>
       </w:r>
+      <w:proofErr w:type="spellEnd"/>
       <w:r>
         <w:rPr>
           <w:rFonts w:eastAsiaTheme="minorHAnsi"/>
@@ -5399,6 +6610,7 @@
         </w:rPr>
         <w:t xml:space="preserve">. If </w:t>
       </w:r>
+      <w:proofErr w:type="spellStart"/>
       <w:r>
         <w:rPr>
           <w:rFonts w:eastAsiaTheme="minorHAnsi"/>
@@ -5406,6 +6618,7 @@
         </w:rPr>
         <w:t>nThrottleThreshold</w:t>
       </w:r>
+      <w:proofErr w:type="spellEnd"/>
       <w:r>
         <w:rPr>
           <w:rFonts w:eastAsiaTheme="minorHAnsi"/>
@@ -5425,8 +6638,25 @@
           <w:rFonts w:eastAsiaTheme="minorHAnsi"/>
           <w:lang w:eastAsia="en-US"/>
         </w:rPr>
-        <w:t xml:space="preserve">, ErrorHandler checks if </w:t>
-      </w:r>
+        <w:t xml:space="preserve">, </w:t>
+      </w:r>
+      <w:proofErr w:type="spellStart"/>
+      <w:r>
+        <w:rPr>
+          <w:rFonts w:eastAsiaTheme="minorHAnsi"/>
+          <w:lang w:eastAsia="en-US"/>
+        </w:rPr>
+        <w:t>ErrorHandler</w:t>
+      </w:r>
+      <w:proofErr w:type="spellEnd"/>
+      <w:r>
+        <w:rPr>
+          <w:rFonts w:eastAsiaTheme="minorHAnsi"/>
+          <w:lang w:eastAsia="en-US"/>
+        </w:rPr>
+        <w:t xml:space="preserve"> checks if </w:t>
+      </w:r>
+      <w:proofErr w:type="spellStart"/>
       <w:r>
         <w:rPr>
           <w:rFonts w:eastAsiaTheme="minorHAnsi"/>
@@ -5434,6 +6664,7 @@
         </w:rPr>
         <w:t>nThrottleErrorCount</w:t>
       </w:r>
+      <w:proofErr w:type="spellEnd"/>
       <w:r>
         <w:rPr>
           <w:rFonts w:eastAsiaTheme="minorHAnsi"/>
@@ -5441,6 +6672,7 @@
         </w:rPr>
         <w:t xml:space="preserve"> or more errors have occurred within </w:t>
       </w:r>
+      <w:proofErr w:type="spellStart"/>
       <w:r>
         <w:rPr>
           <w:rFonts w:eastAsiaTheme="minorHAnsi"/>
@@ -5448,6 +6680,7 @@
         </w:rPr>
         <w:t>nThrottleThreshold</w:t>
       </w:r>
+      <w:proofErr w:type="spellEnd"/>
       <w:r>
         <w:rPr>
           <w:rFonts w:eastAsiaTheme="minorHAnsi"/>
@@ -5455,6 +6688,7 @@
         </w:rPr>
         <w:t xml:space="preserve"> seconds and if so, sets </w:t>
       </w:r>
+      <w:proofErr w:type="spellStart"/>
       <w:r>
         <w:rPr>
           <w:rFonts w:eastAsiaTheme="minorHAnsi"/>
@@ -5462,12 +6696,29 @@
         </w:rPr>
         <w:t>lSuppressErrors</w:t>
       </w:r>
-      <w:r>
-        <w:rPr>
-          <w:rFonts w:eastAsiaTheme="minorHAnsi"/>
-          <w:lang w:eastAsia="en-US"/>
-        </w:rPr>
-        <w:t xml:space="preserve"> to .T. so no errors are logged</w:t>
+      <w:proofErr w:type="spellEnd"/>
+      <w:r>
+        <w:rPr>
+          <w:rFonts w:eastAsiaTheme="minorHAnsi"/>
+          <w:lang w:eastAsia="en-US"/>
+        </w:rPr>
+        <w:t xml:space="preserve"> </w:t>
+      </w:r>
+      <w:proofErr w:type="gramStart"/>
+      <w:r>
+        <w:rPr>
+          <w:rFonts w:eastAsiaTheme="minorHAnsi"/>
+          <w:lang w:eastAsia="en-US"/>
+        </w:rPr>
+        <w:t>to .</w:t>
+      </w:r>
+      <w:proofErr w:type="gramEnd"/>
+      <w:r>
+        <w:rPr>
+          <w:rFonts w:eastAsiaTheme="minorHAnsi"/>
+          <w:lang w:eastAsia="en-US"/>
+        </w:rPr>
+        <w:t>T. so no errors are logged</w:t>
       </w:r>
       <w:r>
         <w:rPr>
@@ -5511,6 +6762,7 @@
         </w:rPr>
         <w:t xml:space="preserve">. Suppression remains in place until the number of seconds in </w:t>
       </w:r>
+      <w:proofErr w:type="spellStart"/>
       <w:r>
         <w:rPr>
           <w:rFonts w:eastAsiaTheme="minorHAnsi"/>
@@ -5518,6 +6770,7 @@
         </w:rPr>
         <w:t>nThrottleWindow</w:t>
       </w:r>
+      <w:proofErr w:type="spellEnd"/>
       <w:r>
         <w:rPr>
           <w:rFonts w:eastAsiaTheme="minorHAnsi"/>
@@ -5541,6 +6794,7 @@
         </w:rPr>
         <w:t xml:space="preserve">For example, suppose </w:t>
       </w:r>
+      <w:proofErr w:type="spellStart"/>
       <w:r>
         <w:rPr>
           <w:rFonts w:eastAsiaTheme="minorHAnsi"/>
@@ -5548,6 +6802,7 @@
         </w:rPr>
         <w:t>nThrottleThreshold</w:t>
       </w:r>
+      <w:proofErr w:type="spellEnd"/>
       <w:r>
         <w:rPr>
           <w:rFonts w:eastAsiaTheme="minorHAnsi"/>
@@ -5555,6 +6810,7 @@
         </w:rPr>
         <w:t xml:space="preserve"> is set to 10, </w:t>
       </w:r>
+      <w:proofErr w:type="spellStart"/>
       <w:r>
         <w:rPr>
           <w:rFonts w:eastAsiaTheme="minorHAnsi"/>
@@ -5562,6 +6818,7 @@
         </w:rPr>
         <w:t>nThrottleErrorCount</w:t>
       </w:r>
+      <w:proofErr w:type="spellEnd"/>
       <w:r>
         <w:rPr>
           <w:rFonts w:eastAsiaTheme="minorHAnsi"/>
@@ -5569,6 +6826,7 @@
         </w:rPr>
         <w:t xml:space="preserve"> is set to 3, and </w:t>
       </w:r>
+      <w:proofErr w:type="spellStart"/>
       <w:r>
         <w:rPr>
           <w:rFonts w:eastAsiaTheme="minorHAnsi"/>
@@ -5576,6 +6834,7 @@
         </w:rPr>
         <w:t>nThrottleWindow</w:t>
       </w:r>
+      <w:proofErr w:type="spellEnd"/>
       <w:r>
         <w:rPr>
           <w:rFonts w:eastAsiaTheme="minorHAnsi"/>
@@ -5599,6 +6858,7 @@
         </w:rPr>
         <w:t xml:space="preserve">You can also manually set </w:t>
       </w:r>
+      <w:proofErr w:type="spellStart"/>
       <w:r>
         <w:rPr>
           <w:rFonts w:eastAsiaTheme="minorHAnsi"/>
@@ -5606,6 +6866,7 @@
         </w:rPr>
         <w:t>lSuppressErrors</w:t>
       </w:r>
+      <w:proofErr w:type="spellEnd"/>
       <w:r>
         <w:rPr>
           <w:rFonts w:eastAsiaTheme="minorHAnsi"/>
@@ -5673,11 +6934,19 @@
         </w:rPr>
         <w:t xml:space="preserve">, </w:t>
       </w:r>
-      <w:r>
-        <w:rPr>
-          <w:rFonts w:eastAsiaTheme="minorHAnsi"/>
-        </w:rPr>
-        <w:t xml:space="preserve">ErrorHandler </w:t>
+      <w:proofErr w:type="spellStart"/>
+      <w:r>
+        <w:rPr>
+          <w:rFonts w:eastAsiaTheme="minorHAnsi"/>
+        </w:rPr>
+        <w:t>ErrorHandler</w:t>
+      </w:r>
+      <w:proofErr w:type="spellEnd"/>
+      <w:r>
+        <w:rPr>
+          <w:rFonts w:eastAsiaTheme="minorHAnsi"/>
+        </w:rPr>
+        <w:t xml:space="preserve"> </w:t>
       </w:r>
       <w:r>
         <w:rPr>
@@ -5701,13 +6970,35 @@
         <w:rPr>
           <w:rFonts w:eastAsiaTheme="minorHAnsi"/>
         </w:rPr>
-        <w:t>by calling LogError</w:t>
-      </w:r>
-      <w:r>
-        <w:rPr>
-          <w:rFonts w:eastAsiaTheme="minorHAnsi"/>
-        </w:rPr>
-        <w:t xml:space="preserve">. LogError logs the error to </w:t>
+        <w:t xml:space="preserve">by calling </w:t>
+      </w:r>
+      <w:proofErr w:type="spellStart"/>
+      <w:r>
+        <w:rPr>
+          <w:rFonts w:eastAsiaTheme="minorHAnsi"/>
+        </w:rPr>
+        <w:t>LogError</w:t>
+      </w:r>
+      <w:proofErr w:type="spellEnd"/>
+      <w:r>
+        <w:rPr>
+          <w:rFonts w:eastAsiaTheme="minorHAnsi"/>
+        </w:rPr>
+        <w:t xml:space="preserve">. </w:t>
+      </w:r>
+      <w:proofErr w:type="spellStart"/>
+      <w:r>
+        <w:rPr>
+          <w:rFonts w:eastAsiaTheme="minorHAnsi"/>
+        </w:rPr>
+        <w:t>LogError</w:t>
+      </w:r>
+      <w:proofErr w:type="spellEnd"/>
+      <w:r>
+        <w:rPr>
+          <w:rFonts w:eastAsiaTheme="minorHAnsi"/>
+        </w:rPr>
+        <w:t xml:space="preserve"> logs the error to </w:t>
       </w:r>
       <w:r>
         <w:rPr>
@@ -5727,29 +7018,47 @@
         </w:rPr>
         <w:t xml:space="preserve">specified in </w:t>
       </w:r>
+      <w:proofErr w:type="spellStart"/>
       <w:r>
         <w:rPr>
           <w:rFonts w:eastAsiaTheme="minorHAnsi"/>
         </w:rPr>
         <w:t>cErrorLogFile</w:t>
       </w:r>
+      <w:proofErr w:type="spellEnd"/>
       <w:r>
         <w:rPr>
           <w:rFonts w:eastAsiaTheme="minorHAnsi"/>
         </w:rPr>
         <w:t xml:space="preserve"> if </w:t>
       </w:r>
+      <w:proofErr w:type="spellStart"/>
       <w:r>
         <w:rPr>
           <w:rFonts w:eastAsiaTheme="minorHAnsi"/>
         </w:rPr>
         <w:t>lLogToTable</w:t>
       </w:r>
-      <w:r>
-        <w:rPr>
-          <w:rFonts w:eastAsiaTheme="minorHAnsi"/>
-        </w:rPr>
-        <w:t xml:space="preserve"> is .T.</w:t>
+      <w:proofErr w:type="spellEnd"/>
+      <w:r>
+        <w:rPr>
+          <w:rFonts w:eastAsiaTheme="minorHAnsi"/>
+        </w:rPr>
+        <w:t xml:space="preserve"> </w:t>
+      </w:r>
+      <w:proofErr w:type="gramStart"/>
+      <w:r>
+        <w:rPr>
+          <w:rFonts w:eastAsiaTheme="minorHAnsi"/>
+        </w:rPr>
+        <w:t>is .</w:t>
+      </w:r>
+      <w:proofErr w:type="gramEnd"/>
+      <w:r>
+        <w:rPr>
+          <w:rFonts w:eastAsiaTheme="minorHAnsi"/>
+        </w:rPr>
+        <w:t>T.</w:t>
       </w:r>
       <w:r>
         <w:rPr>
@@ -5789,7 +7098,21 @@
         <w:rPr>
           <w:rFonts w:eastAsiaTheme="minorHAnsi"/>
         </w:rPr>
-        <w:t>The name of the user (taken from the cUser property).</w:t>
+        <w:t xml:space="preserve">The name of the user (taken from the </w:t>
+      </w:r>
+      <w:proofErr w:type="spellStart"/>
+      <w:r>
+        <w:rPr>
+          <w:rFonts w:eastAsiaTheme="minorHAnsi"/>
+        </w:rPr>
+        <w:t>cUser</w:t>
+      </w:r>
+      <w:proofErr w:type="spellEnd"/>
+      <w:r>
+        <w:rPr>
+          <w:rFonts w:eastAsiaTheme="minorHAnsi"/>
+        </w:rPr>
+        <w:t xml:space="preserve"> property).</w:t>
       </w:r>
     </w:p>
     <w:p>
@@ -5889,7 +7212,21 @@
         <w:rPr>
           <w:rFonts w:eastAsiaTheme="minorHAnsi"/>
         </w:rPr>
-        <w:t>The call stack.</w:t>
+        <w:t xml:space="preserve">The call </w:t>
+      </w:r>
+      <w:proofErr w:type="gramStart"/>
+      <w:r>
+        <w:rPr>
+          <w:rFonts w:eastAsiaTheme="minorHAnsi"/>
+        </w:rPr>
+        <w:t>stack</w:t>
+      </w:r>
+      <w:proofErr w:type="gramEnd"/>
+      <w:r>
+        <w:rPr>
+          <w:rFonts w:eastAsiaTheme="minorHAnsi"/>
+        </w:rPr>
+        <w:t>.</w:t>
       </w:r>
     </w:p>
     <w:p>
@@ -5939,22 +7276,56 @@
         <w:rPr>
           <w:rFonts w:eastAsiaTheme="minorHAnsi"/>
         </w:rPr>
+        <w:t xml:space="preserve">The latter five items are handled by the by-now slightly misnamed </w:t>
+      </w:r>
+      <w:proofErr w:type="spellStart"/>
+      <w:r>
+        <w:rPr>
+          <w:rFonts w:eastAsiaTheme="minorHAnsi"/>
+        </w:rPr>
+        <w:t>GetMemVars</w:t>
+      </w:r>
+      <w:proofErr w:type="spellEnd"/>
+      <w:r>
+        <w:rPr>
+          <w:rFonts w:eastAsiaTheme="minorHAnsi"/>
+        </w:rPr>
+        <w:t xml:space="preserve"> method. Some interesting things about </w:t>
+      </w:r>
+      <w:proofErr w:type="spellStart"/>
+      <w:r>
+        <w:rPr>
+          <w:rFonts w:eastAsiaTheme="minorHAnsi"/>
+        </w:rPr>
+        <w:t>GetMemVars</w:t>
+      </w:r>
+      <w:proofErr w:type="spellEnd"/>
+      <w:r>
+        <w:rPr>
+          <w:rFonts w:eastAsiaTheme="minorHAnsi"/>
+        </w:rPr>
+        <w:t xml:space="preserve"> are:</w:t>
+      </w:r>
+    </w:p>
+    <w:p>
+      <w:pPr>
+        <w:pStyle w:val="bulletfirst"/>
+        <w:rPr>
+          <w:rFonts w:eastAsiaTheme="minorHAnsi"/>
+        </w:rPr>
+      </w:pPr>
+      <w:r>
+        <w:rPr>
+          <w:rFonts w:eastAsiaTheme="minorHAnsi"/>
+        </w:rPr>
+        <w:t xml:space="preserve">It uses an interesting capability of the LIST MEMORY function: it can “see” all variables in the application, including those declared LOCAL. This is very important </w:t>
+      </w:r>
+      <w:r>
+        <w:rPr>
+          <w:rFonts w:eastAsiaTheme="minorHAnsi"/>
+        </w:rPr>
         <w:lastRenderedPageBreak/>
-        <w:t>The latter five items are handled by the by-now slightly misnamed GetMemVars method. Some interesting things about GetMemVars are:</w:t>
-      </w:r>
-    </w:p>
-    <w:p>
-      <w:pPr>
-        <w:pStyle w:val="bulletfirst"/>
-        <w:rPr>
-          <w:rFonts w:eastAsiaTheme="minorHAnsi"/>
-        </w:rPr>
-      </w:pPr>
-      <w:r>
-        <w:rPr>
-          <w:rFonts w:eastAsiaTheme="minorHAnsi"/>
-        </w:rPr>
-        <w:t>It uses an interesting capability of the LIST MEMORY function: it can “see” all variables in the application, including those declared LOCAL. This is very important because otherwise there’d be no way to know the values of those variables, which is a key thing when debugging an application.</w:t>
+        <w:t>because otherwise there’d be no way to know the values of those variables, which is a key thing when debugging an application.</w:t>
       </w:r>
     </w:p>
     <w:p>
@@ -5964,11 +7335,19 @@
           <w:rFonts w:eastAsiaTheme="minorHAnsi"/>
         </w:rPr>
       </w:pPr>
-      <w:r>
-        <w:rPr>
-          <w:rFonts w:eastAsiaTheme="minorHAnsi"/>
-        </w:rPr>
-        <w:t xml:space="preserve">GetMemVars cleans up </w:t>
+      <w:proofErr w:type="spellStart"/>
+      <w:r>
+        <w:rPr>
+          <w:rFonts w:eastAsiaTheme="minorHAnsi"/>
+        </w:rPr>
+        <w:t>GetMemVars</w:t>
+      </w:r>
+      <w:proofErr w:type="spellEnd"/>
+      <w:r>
+        <w:rPr>
+          <w:rFonts w:eastAsiaTheme="minorHAnsi"/>
+        </w:rPr>
+        <w:t xml:space="preserve"> cleans up </w:t>
       </w:r>
       <w:r>
         <w:rPr>
@@ -5994,7 +7373,27 @@
         <w:rPr>
           <w:rFonts w:eastAsiaTheme="minorHAnsi"/>
         </w:rPr>
-        <w:t xml:space="preserve"> You can adapt that list as necessary.</w:t>
+        <w:t xml:space="preserve"> You can adapt that list as necessary</w:t>
+      </w:r>
+      <w:r>
+        <w:rPr>
+          <w:rFonts w:eastAsiaTheme="minorHAnsi"/>
+        </w:rPr>
+        <w:t xml:space="preserve"> by adding the names of variables to the </w:t>
+      </w:r>
+      <w:proofErr w:type="spellStart"/>
+      <w:r>
+        <w:rPr>
+          <w:rFonts w:eastAsiaTheme="minorHAnsi"/>
+        </w:rPr>
+        <w:t>cSkipNames</w:t>
+      </w:r>
+      <w:proofErr w:type="spellEnd"/>
+      <w:r>
+        <w:rPr>
+          <w:rFonts w:eastAsiaTheme="minorHAnsi"/>
+        </w:rPr>
+        <w:t xml:space="preserve"> property.</w:t>
       </w:r>
     </w:p>
     <w:p>
@@ -6008,7 +7407,63 @@
         <w:rPr>
           <w:rFonts w:eastAsiaTheme="minorHAnsi"/>
         </w:rPr>
-        <w:t>Under some conditions, LIST MEMORY causes a buffer overrun error. When she encountered this problem, Tamar Granor found that using LIST MEMORY LIKE A*, LIST MEMORY LIKE B*, etc. helped. If you encounter this when an error occurs in a particular section of code, you can set oError.lGetMemVars to .F.; SFErrorMgr won’t use LIST MEMORY in that case.</w:t>
+        <w:t xml:space="preserve">Under some conditions, LIST MEMORY causes a buffer overrun error. When she encountered this problem, Tamar </w:t>
+      </w:r>
+      <w:proofErr w:type="spellStart"/>
+      <w:r>
+        <w:rPr>
+          <w:rFonts w:eastAsiaTheme="minorHAnsi"/>
+        </w:rPr>
+        <w:t>Granor</w:t>
+      </w:r>
+      <w:proofErr w:type="spellEnd"/>
+      <w:r>
+        <w:rPr>
+          <w:rFonts w:eastAsiaTheme="minorHAnsi"/>
+        </w:rPr>
+        <w:t xml:space="preserve"> found that using LIST MEMORY LIKE A*, LIST MEMORY LIKE B*, etc. helped. If you encounter this when an error occurs in a particular section of code, you can set </w:t>
+      </w:r>
+      <w:proofErr w:type="spellStart"/>
+      <w:r>
+        <w:rPr>
+          <w:rFonts w:eastAsiaTheme="minorHAnsi"/>
+        </w:rPr>
+        <w:t>oError.lGetMemVars</w:t>
+      </w:r>
+      <w:proofErr w:type="spellEnd"/>
+      <w:r>
+        <w:rPr>
+          <w:rFonts w:eastAsiaTheme="minorHAnsi"/>
+        </w:rPr>
+        <w:t xml:space="preserve"> </w:t>
+      </w:r>
+      <w:proofErr w:type="gramStart"/>
+      <w:r>
+        <w:rPr>
+          <w:rFonts w:eastAsiaTheme="minorHAnsi"/>
+        </w:rPr>
+        <w:t>to .</w:t>
+      </w:r>
+      <w:proofErr w:type="gramEnd"/>
+      <w:r>
+        <w:rPr>
+          <w:rFonts w:eastAsiaTheme="minorHAnsi"/>
+        </w:rPr>
+        <w:t xml:space="preserve">F.; </w:t>
+      </w:r>
+      <w:proofErr w:type="spellStart"/>
+      <w:r>
+        <w:rPr>
+          <w:rFonts w:eastAsiaTheme="minorHAnsi"/>
+        </w:rPr>
+        <w:t>SFErrorMgr</w:t>
+      </w:r>
+      <w:proofErr w:type="spellEnd"/>
+      <w:r>
+        <w:rPr>
+          <w:rFonts w:eastAsiaTheme="minorHAnsi"/>
+        </w:rPr>
+        <w:t xml:space="preserve"> won’t use LIST MEMORY in that case.</w:t>
       </w:r>
     </w:p>
     <w:p>
@@ -6028,19 +7483,56 @@
         <w:rPr>
           <w:rFonts w:eastAsiaTheme="minorHAnsi"/>
         </w:rPr>
-        <w:t xml:space="preserve"> I’ve also run into issues with the Access method of properties causing a problem, so GetMemVars sets </w:t>
-      </w:r>
+        <w:t xml:space="preserve"> I’ve also run into issues with the Access method of properties causing a problem, so </w:t>
+      </w:r>
+      <w:proofErr w:type="spellStart"/>
+      <w:r>
+        <w:rPr>
+          <w:rFonts w:eastAsiaTheme="minorHAnsi"/>
+        </w:rPr>
+        <w:t>GetMemVars</w:t>
+      </w:r>
+      <w:proofErr w:type="spellEnd"/>
+      <w:r>
+        <w:rPr>
+          <w:rFonts w:eastAsiaTheme="minorHAnsi"/>
+        </w:rPr>
+        <w:t xml:space="preserve"> sets </w:t>
+      </w:r>
+      <w:proofErr w:type="spellStart"/>
       <w:r>
         <w:rPr>
           <w:rFonts w:eastAsiaTheme="minorHAnsi"/>
         </w:rPr>
         <w:t>lGettingMemVars</w:t>
       </w:r>
-      <w:r>
-        <w:rPr>
-          <w:rFonts w:eastAsiaTheme="minorHAnsi"/>
-        </w:rPr>
-        <w:t xml:space="preserve"> to .T. before issuing the LIST OBJECTS command; problematic Access methods can then check oError.</w:t>
+      <w:proofErr w:type="spellEnd"/>
+      <w:r>
+        <w:rPr>
+          <w:rFonts w:eastAsiaTheme="minorHAnsi"/>
+        </w:rPr>
+        <w:t xml:space="preserve"> </w:t>
+      </w:r>
+      <w:proofErr w:type="gramStart"/>
+      <w:r>
+        <w:rPr>
+          <w:rFonts w:eastAsiaTheme="minorHAnsi"/>
+        </w:rPr>
+        <w:t>to .</w:t>
+      </w:r>
+      <w:proofErr w:type="gramEnd"/>
+      <w:r>
+        <w:rPr>
+          <w:rFonts w:eastAsiaTheme="minorHAnsi"/>
+        </w:rPr>
+        <w:t xml:space="preserve">T. before issuing the LIST OBJECTS command; problematic Access methods can then check </w:t>
+      </w:r>
+      <w:proofErr w:type="spellStart"/>
+      <w:r>
+        <w:rPr>
+          <w:rFonts w:eastAsiaTheme="minorHAnsi"/>
+        </w:rPr>
+        <w:t>oError.</w:t>
       </w:r>
       <w:r>
         <w:rPr>
@@ -6048,6 +7540,7 @@
         </w:rPr>
         <w:t>lGettingMemVars</w:t>
       </w:r>
+      <w:proofErr w:type="spellEnd"/>
       <w:r>
         <w:rPr>
           <w:rFonts w:eastAsiaTheme="minorHAnsi"/>
@@ -6084,19 +7577,67 @@
         <w:rPr>
           <w:rFonts w:eastAsiaTheme="minorHAnsi"/>
         </w:rPr>
-        <w:t xml:space="preserve"> from the listing. You can adapt that list of objects as necessary.</w:t>
+        <w:t xml:space="preserve"> from the listing. You can adapt that list of objects as necessary</w:t>
+      </w:r>
+      <w:r>
+        <w:rPr>
+          <w:rFonts w:eastAsiaTheme="minorHAnsi"/>
+        </w:rPr>
+        <w:t xml:space="preserve"> </w:t>
+      </w:r>
+      <w:r>
+        <w:rPr>
+          <w:rFonts w:eastAsiaTheme="minorHAnsi"/>
+        </w:rPr>
+        <w:t xml:space="preserve">by adding the names of </w:t>
+      </w:r>
+      <w:r>
+        <w:rPr>
+          <w:rFonts w:eastAsiaTheme="minorHAnsi"/>
+        </w:rPr>
+        <w:t xml:space="preserve">objects and properties </w:t>
+      </w:r>
+      <w:r>
+        <w:rPr>
+          <w:rFonts w:eastAsiaTheme="minorHAnsi"/>
+        </w:rPr>
+        <w:t xml:space="preserve">to the </w:t>
+      </w:r>
+      <w:proofErr w:type="spellStart"/>
+      <w:r>
+        <w:rPr>
+          <w:rFonts w:eastAsiaTheme="minorHAnsi"/>
+        </w:rPr>
+        <w:t>cSkipNames</w:t>
+      </w:r>
+      <w:proofErr w:type="spellEnd"/>
+      <w:r>
+        <w:rPr>
+          <w:rFonts w:eastAsiaTheme="minorHAnsi"/>
+        </w:rPr>
+        <w:t xml:space="preserve"> property.</w:t>
       </w:r>
     </w:p>
     <w:p>
       <w:pPr>
         <w:pStyle w:val="bulletlast"/>
       </w:pPr>
-      <w:r>
-        <w:t xml:space="preserve">GetMemVars retrieves the names and values of environment variables using WMI, thanks </w:t>
-      </w:r>
-      <w:r>
-        <w:t>to code written by Sergey Berezniker</w:t>
-      </w:r>
+      <w:proofErr w:type="spellStart"/>
+      <w:r>
+        <w:t>GetMemVars</w:t>
+      </w:r>
+      <w:proofErr w:type="spellEnd"/>
+      <w:r>
+        <w:t xml:space="preserve"> retrieves the names and values of environment variables using WMI, thanks </w:t>
+      </w:r>
+      <w:r>
+        <w:t xml:space="preserve">to code written by Sergey </w:t>
+      </w:r>
+      <w:proofErr w:type="spellStart"/>
+      <w:r>
+        <w:t>Berezniker</w:t>
+      </w:r>
+      <w:proofErr w:type="spellEnd"/>
       <w:r>
         <w:t xml:space="preserve"> </w:t>
       </w:r>
@@ -6122,8 +7663,13 @@
       <w:pPr>
         <w:pStyle w:val="bodytext"/>
       </w:pPr>
-      <w:r>
-        <w:t xml:space="preserve">LogError also writes the same information to a text file which is used as an attachment to an email sent to support staff or </w:t>
+      <w:proofErr w:type="spellStart"/>
+      <w:r>
+        <w:t>LogError</w:t>
+      </w:r>
+      <w:proofErr w:type="spellEnd"/>
+      <w:r>
+        <w:t xml:space="preserve"> also writes the same information to a text file which is used as an attachment to an email sent to support staff or </w:t>
       </w:r>
       <w:r>
         <w:t>a support ticket.</w:t>
@@ -6134,7 +7680,55 @@
         <w:pStyle w:val="bodytext"/>
       </w:pPr>
       <w:r>
-        <w:t>After calling LogError, ErrorHandler calls ScreenShot to take a screen shot if lScreenShot is .T. ScreenShot uses GDIPlusX to do the actual work.</w:t>
+        <w:t xml:space="preserve">After calling </w:t>
+      </w:r>
+      <w:proofErr w:type="spellStart"/>
+      <w:r>
+        <w:t>LogError</w:t>
+      </w:r>
+      <w:proofErr w:type="spellEnd"/>
+      <w:r>
+        <w:t xml:space="preserve">, </w:t>
+      </w:r>
+      <w:proofErr w:type="spellStart"/>
+      <w:r>
+        <w:t>ErrorHandler</w:t>
+      </w:r>
+      <w:proofErr w:type="spellEnd"/>
+      <w:r>
+        <w:t xml:space="preserve"> calls </w:t>
+      </w:r>
+      <w:proofErr w:type="spellStart"/>
+      <w:r>
+        <w:t>ScreenShot</w:t>
+      </w:r>
+      <w:proofErr w:type="spellEnd"/>
+      <w:r>
+        <w:t xml:space="preserve"> to take a screen shot if </w:t>
+      </w:r>
+      <w:proofErr w:type="spellStart"/>
+      <w:r>
+        <w:t>lScreenShot</w:t>
+      </w:r>
+      <w:proofErr w:type="spellEnd"/>
+      <w:r>
+        <w:t xml:space="preserve"> </w:t>
+      </w:r>
+      <w:proofErr w:type="gramStart"/>
+      <w:r>
+        <w:t>is .</w:t>
+      </w:r>
+      <w:proofErr w:type="gramEnd"/>
+      <w:r>
+        <w:t xml:space="preserve">T. </w:t>
+      </w:r>
+      <w:proofErr w:type="spellStart"/>
+      <w:r>
+        <w:t>ScreenShot</w:t>
+      </w:r>
+      <w:proofErr w:type="spellEnd"/>
+      <w:r>
+        <w:t xml:space="preserve"> uses GDIPlusX to do the actual work.</w:t>
       </w:r>
     </w:p>
     <w:p>
@@ -6168,6 +7762,7 @@
         </w:rPr>
         <w:t xml:space="preserve">If </w:t>
       </w:r>
+      <w:proofErr w:type="spellStart"/>
       <w:r>
         <w:rPr>
           <w:rFonts w:eastAsiaTheme="minorHAnsi"/>
@@ -6175,12 +7770,29 @@
         </w:rPr>
         <w:t>lAutoCreateTicket</w:t>
       </w:r>
-      <w:r>
-        <w:rPr>
-          <w:rFonts w:eastAsiaTheme="minorHAnsi"/>
-          <w:lang w:eastAsia="en-US"/>
-        </w:rPr>
-        <w:t xml:space="preserve"> is .T. or if the user clicks the Send button in the error dialog (discussed </w:t>
+      <w:proofErr w:type="spellEnd"/>
+      <w:r>
+        <w:rPr>
+          <w:rFonts w:eastAsiaTheme="minorHAnsi"/>
+          <w:lang w:eastAsia="en-US"/>
+        </w:rPr>
+        <w:t xml:space="preserve"> </w:t>
+      </w:r>
+      <w:proofErr w:type="gramStart"/>
+      <w:r>
+        <w:rPr>
+          <w:rFonts w:eastAsiaTheme="minorHAnsi"/>
+          <w:lang w:eastAsia="en-US"/>
+        </w:rPr>
+        <w:t>is .</w:t>
+      </w:r>
+      <w:proofErr w:type="gramEnd"/>
+      <w:r>
+        <w:rPr>
+          <w:rFonts w:eastAsiaTheme="minorHAnsi"/>
+          <w:lang w:eastAsia="en-US"/>
+        </w:rPr>
+        <w:t xml:space="preserve">T. or if the user clicks the Send button in the error dialog (discussed </w:t>
       </w:r>
       <w:r>
         <w:rPr>
@@ -6241,7 +7853,23 @@
           <w:rFonts w:eastAsiaTheme="minorHAnsi"/>
           <w:lang w:eastAsia="en-US"/>
         </w:rPr>
-        <w:t>” section), the CreateTicketOrEmail method is called to create a support ticket or send an email to support staff.</w:t>
+        <w:t xml:space="preserve">” section), the </w:t>
+      </w:r>
+      <w:proofErr w:type="spellStart"/>
+      <w:r>
+        <w:rPr>
+          <w:rFonts w:eastAsiaTheme="minorHAnsi"/>
+          <w:lang w:eastAsia="en-US"/>
+        </w:rPr>
+        <w:t>CreateTicketOrEmail</w:t>
+      </w:r>
+      <w:proofErr w:type="spellEnd"/>
+      <w:r>
+        <w:rPr>
+          <w:rFonts w:eastAsiaTheme="minorHAnsi"/>
+          <w:lang w:eastAsia="en-US"/>
+        </w:rPr>
+        <w:t xml:space="preserve"> method is called to create a support ticket or send an email to support staff.</w:t>
       </w:r>
     </w:p>
     <w:p>
@@ -6252,13 +7880,39 @@
           <w:lang w:eastAsia="en-US"/>
         </w:rPr>
       </w:pPr>
-      <w:r>
-        <w:rPr>
-          <w:rFonts w:eastAsiaTheme="minorHAnsi"/>
-          <w:lang w:eastAsia="en-US"/>
-        </w:rPr>
-        <w:t xml:space="preserve">CreateTicketOrEmail creates a list of attachments: the text file created by LogError (the name of which is in </w:t>
-      </w:r>
+      <w:proofErr w:type="spellStart"/>
+      <w:r>
+        <w:rPr>
+          <w:rFonts w:eastAsiaTheme="minorHAnsi"/>
+          <w:lang w:eastAsia="en-US"/>
+        </w:rPr>
+        <w:t>CreateTicketOrEmail</w:t>
+      </w:r>
+      <w:proofErr w:type="spellEnd"/>
+      <w:r>
+        <w:rPr>
+          <w:rFonts w:eastAsiaTheme="minorHAnsi"/>
+          <w:lang w:eastAsia="en-US"/>
+        </w:rPr>
+        <w:t xml:space="preserve"> creates a list of attachments: the text file created by </w:t>
+      </w:r>
+      <w:proofErr w:type="spellStart"/>
+      <w:r>
+        <w:rPr>
+          <w:rFonts w:eastAsiaTheme="minorHAnsi"/>
+          <w:lang w:eastAsia="en-US"/>
+        </w:rPr>
+        <w:t>LogError</w:t>
+      </w:r>
+      <w:proofErr w:type="spellEnd"/>
+      <w:r>
+        <w:rPr>
+          <w:rFonts w:eastAsiaTheme="minorHAnsi"/>
+          <w:lang w:eastAsia="en-US"/>
+        </w:rPr>
+        <w:t xml:space="preserve"> (the name of which is in </w:t>
+      </w:r>
+      <w:proofErr w:type="spellStart"/>
       <w:r>
         <w:rPr>
           <w:rFonts w:eastAsiaTheme="minorHAnsi"/>
@@ -6266,12 +7920,144 @@
         </w:rPr>
         <w:t>cErrorLogTextFile</w:t>
       </w:r>
-      <w:r>
-        <w:rPr>
-          <w:rFonts w:eastAsiaTheme="minorHAnsi"/>
-          <w:lang w:eastAsia="en-US"/>
-        </w:rPr>
-        <w:t xml:space="preserve">), the screen shot created by ScreenShot (the name of </w:t>
+      <w:proofErr w:type="spellEnd"/>
+      <w:r>
+        <w:rPr>
+          <w:rFonts w:eastAsiaTheme="minorHAnsi"/>
+          <w:lang w:eastAsia="en-US"/>
+        </w:rPr>
+        <w:t xml:space="preserve">), the screen shot created by </w:t>
+      </w:r>
+      <w:proofErr w:type="spellStart"/>
+      <w:r>
+        <w:rPr>
+          <w:rFonts w:eastAsiaTheme="minorHAnsi"/>
+          <w:lang w:eastAsia="en-US"/>
+        </w:rPr>
+        <w:t>ScreenShot</w:t>
+      </w:r>
+      <w:proofErr w:type="spellEnd"/>
+      <w:r>
+        <w:rPr>
+          <w:rFonts w:eastAsiaTheme="minorHAnsi"/>
+          <w:lang w:eastAsia="en-US"/>
+        </w:rPr>
+        <w:t xml:space="preserve"> (the name of which is in </w:t>
+      </w:r>
+      <w:proofErr w:type="spellStart"/>
+      <w:r>
+        <w:rPr>
+          <w:rFonts w:eastAsiaTheme="minorHAnsi"/>
+          <w:lang w:eastAsia="en-US"/>
+        </w:rPr>
+        <w:t>cImageFile</w:t>
+      </w:r>
+      <w:proofErr w:type="spellEnd"/>
+      <w:r>
+        <w:rPr>
+          <w:rFonts w:eastAsiaTheme="minorHAnsi"/>
+          <w:lang w:eastAsia="en-US"/>
+        </w:rPr>
+        <w:t xml:space="preserve"> if one was taken), and any additional attachments specified in </w:t>
+      </w:r>
+      <w:proofErr w:type="spellStart"/>
+      <w:r>
+        <w:rPr>
+          <w:rFonts w:eastAsiaTheme="minorHAnsi"/>
+          <w:lang w:eastAsia="en-US"/>
+        </w:rPr>
+        <w:t>cAttachments</w:t>
+      </w:r>
+      <w:proofErr w:type="spellEnd"/>
+      <w:r>
+        <w:rPr>
+          <w:rFonts w:eastAsiaTheme="minorHAnsi"/>
+          <w:lang w:eastAsia="en-US"/>
+        </w:rPr>
+        <w:t xml:space="preserve">. You could set </w:t>
+      </w:r>
+      <w:proofErr w:type="spellStart"/>
+      <w:r>
+        <w:rPr>
+          <w:rFonts w:eastAsiaTheme="minorHAnsi"/>
+          <w:lang w:eastAsia="en-US"/>
+        </w:rPr>
+        <w:t>cAttachments</w:t>
+      </w:r>
+      <w:proofErr w:type="spellEnd"/>
+      <w:r>
+        <w:rPr>
+          <w:rFonts w:eastAsiaTheme="minorHAnsi"/>
+          <w:lang w:eastAsia="en-US"/>
+        </w:rPr>
+        <w:t xml:space="preserve">, for example, to </w:t>
+      </w:r>
+      <w:r>
+        <w:rPr>
+          <w:rFonts w:eastAsiaTheme="minorHAnsi"/>
+          <w:lang w:eastAsia="en-US"/>
+        </w:rPr>
+        <w:t xml:space="preserve">the path of </w:t>
+      </w:r>
+      <w:r>
+        <w:rPr>
+          <w:rFonts w:eastAsiaTheme="minorHAnsi"/>
+          <w:lang w:eastAsia="en-US"/>
+        </w:rPr>
+        <w:t xml:space="preserve">an import </w:t>
+      </w:r>
+      <w:r>
+        <w:rPr>
+          <w:rFonts w:eastAsiaTheme="minorHAnsi"/>
+          <w:lang w:eastAsia="en-US"/>
+        </w:rPr>
+        <w:t xml:space="preserve">file </w:t>
+      </w:r>
+      <w:r>
+        <w:rPr>
+          <w:rFonts w:eastAsiaTheme="minorHAnsi"/>
+          <w:lang w:eastAsia="en-US"/>
+        </w:rPr>
+        <w:t>if the error occurs while importing from that file.</w:t>
+      </w:r>
+      <w:r>
+        <w:rPr>
+          <w:rFonts w:eastAsiaTheme="minorHAnsi"/>
+          <w:lang w:eastAsia="en-US"/>
+        </w:rPr>
+        <w:t xml:space="preserve"> </w:t>
+      </w:r>
+      <w:proofErr w:type="spellStart"/>
+      <w:r>
+        <w:rPr>
+          <w:rFonts w:eastAsiaTheme="minorHAnsi"/>
+          <w:lang w:eastAsia="en-US"/>
+        </w:rPr>
+        <w:t>CreateTicketOrEmail</w:t>
+      </w:r>
+      <w:proofErr w:type="spellEnd"/>
+      <w:r>
+        <w:rPr>
+          <w:rFonts w:eastAsiaTheme="minorHAnsi"/>
+          <w:lang w:eastAsia="en-US"/>
+        </w:rPr>
+        <w:t xml:space="preserve"> then calls </w:t>
+      </w:r>
+      <w:proofErr w:type="spellStart"/>
+      <w:r>
+        <w:rPr>
+          <w:rFonts w:eastAsiaTheme="minorHAnsi"/>
+          <w:lang w:eastAsia="en-US"/>
+        </w:rPr>
+        <w:t>CreateTicket</w:t>
+      </w:r>
+      <w:proofErr w:type="spellEnd"/>
+      <w:r>
+        <w:rPr>
+          <w:rFonts w:eastAsiaTheme="minorHAnsi"/>
+          <w:lang w:eastAsia="en-US"/>
+        </w:rPr>
+        <w:t xml:space="preserve">, </w:t>
       </w:r>
       <w:r>
         <w:rPr>
@@ -6279,35 +8065,103 @@
           <w:lang w:eastAsia="en-US"/>
         </w:rPr>
         <w:lastRenderedPageBreak/>
-        <w:t xml:space="preserve">which is in cImageFile if one was taken), and any additional attachments specified in cAttachments. You could set </w:t>
-      </w:r>
-      <w:r>
-        <w:rPr>
-          <w:rFonts w:eastAsiaTheme="minorHAnsi"/>
-          <w:lang w:eastAsia="en-US"/>
-        </w:rPr>
-        <w:t>cAttachments</w:t>
-      </w:r>
-      <w:r>
-        <w:rPr>
-          <w:rFonts w:eastAsiaTheme="minorHAnsi"/>
-          <w:lang w:eastAsia="en-US"/>
-        </w:rPr>
-        <w:t xml:space="preserve">, for example, to </w:t>
-      </w:r>
-      <w:r>
-        <w:rPr>
-          <w:rFonts w:eastAsiaTheme="minorHAnsi"/>
-          <w:lang w:eastAsia="en-US"/>
-        </w:rPr>
-        <w:t xml:space="preserve">the path of </w:t>
-      </w:r>
-      <w:r>
-        <w:rPr>
-          <w:rFonts w:eastAsiaTheme="minorHAnsi"/>
-          <w:lang w:eastAsia="en-US"/>
-        </w:rPr>
-        <w:t>an import if the error occurs while importing from that file.</w:t>
+        <w:t xml:space="preserve">which is an abstract method </w:t>
+      </w:r>
+      <w:proofErr w:type="gramStart"/>
+      <w:r>
+        <w:rPr>
+          <w:rFonts w:eastAsiaTheme="minorHAnsi"/>
+          <w:lang w:eastAsia="en-US"/>
+        </w:rPr>
+        <w:t>returning .</w:t>
+      </w:r>
+      <w:proofErr w:type="gramEnd"/>
+      <w:r>
+        <w:rPr>
+          <w:rFonts w:eastAsiaTheme="minorHAnsi"/>
+          <w:lang w:eastAsia="en-US"/>
+        </w:rPr>
+        <w:t xml:space="preserve">F. in </w:t>
+      </w:r>
+      <w:proofErr w:type="spellStart"/>
+      <w:r>
+        <w:rPr>
+          <w:rFonts w:eastAsiaTheme="minorHAnsi"/>
+          <w:lang w:eastAsia="en-US"/>
+        </w:rPr>
+        <w:t>SFErrorMgr</w:t>
+      </w:r>
+      <w:proofErr w:type="spellEnd"/>
+      <w:r>
+        <w:rPr>
+          <w:rFonts w:eastAsiaTheme="minorHAnsi"/>
+          <w:lang w:eastAsia="en-US"/>
+        </w:rPr>
+        <w:t xml:space="preserve">. If you want to create a support ticket, subclass </w:t>
+      </w:r>
+      <w:proofErr w:type="spellStart"/>
+      <w:r>
+        <w:rPr>
+          <w:rFonts w:eastAsiaTheme="minorHAnsi"/>
+          <w:lang w:eastAsia="en-US"/>
+        </w:rPr>
+        <w:t>SFErrorMgr</w:t>
+      </w:r>
+      <w:proofErr w:type="spellEnd"/>
+      <w:r>
+        <w:rPr>
+          <w:rFonts w:eastAsiaTheme="minorHAnsi"/>
+          <w:lang w:eastAsia="en-US"/>
+        </w:rPr>
+        <w:t xml:space="preserve"> and fill in </w:t>
+      </w:r>
+      <w:proofErr w:type="spellStart"/>
+      <w:r>
+        <w:rPr>
+          <w:rFonts w:eastAsiaTheme="minorHAnsi"/>
+          <w:lang w:eastAsia="en-US"/>
+        </w:rPr>
+        <w:t>CreateTicket</w:t>
+      </w:r>
+      <w:proofErr w:type="spellEnd"/>
+      <w:r>
+        <w:rPr>
+          <w:rFonts w:eastAsiaTheme="minorHAnsi"/>
+          <w:lang w:eastAsia="en-US"/>
+        </w:rPr>
+        <w:t xml:space="preserve"> with the necessary code. Be sure to </w:t>
+      </w:r>
+      <w:proofErr w:type="gramStart"/>
+      <w:r>
+        <w:rPr>
+          <w:rFonts w:eastAsiaTheme="minorHAnsi"/>
+          <w:lang w:eastAsia="en-US"/>
+        </w:rPr>
+        <w:t>return .</w:t>
+      </w:r>
+      <w:proofErr w:type="gramEnd"/>
+      <w:r>
+        <w:rPr>
+          <w:rFonts w:eastAsiaTheme="minorHAnsi"/>
+          <w:lang w:eastAsia="en-US"/>
+        </w:rPr>
+        <w:t xml:space="preserve">F. if the code fails for some reason. For example, Stonefield Software uses HESK as our support ticket software, so our </w:t>
+      </w:r>
+      <w:proofErr w:type="spellStart"/>
+      <w:r>
+        <w:rPr>
+          <w:rFonts w:eastAsiaTheme="minorHAnsi"/>
+          <w:lang w:eastAsia="en-US"/>
+        </w:rPr>
+        <w:t>SFErrorMgr</w:t>
+      </w:r>
+      <w:proofErr w:type="spellEnd"/>
+      <w:r>
+        <w:rPr>
+          <w:rFonts w:eastAsiaTheme="minorHAnsi"/>
+          <w:lang w:eastAsia="en-US"/>
+        </w:rPr>
+        <w:t xml:space="preserve"> subclass calls the HESK API to create a support ticket, including attachments.</w:t>
       </w:r>
       <w:r>
         <w:rPr>
@@ -6321,7 +8175,77 @@
           <w:rFonts w:eastAsiaTheme="minorHAnsi"/>
           <w:lang w:eastAsia="en-US"/>
         </w:rPr>
-        <w:t>CreateTicketOrEmail then calls CreateTicket, which is an abstract method returning .F. in SFErrorMgr. If you want to create a support ticket, subclass SFErrorMgr and fill in CreateTicket with the necessary code. Be sure to return .F. if the code fails for some reason. For example, Stonefield Software uses HESK as our support ticket software, so our SFErrorMgr subclass calls the HESK API to create a support ticket, including attachments.</w:t>
+        <w:t xml:space="preserve">Another popular support ticket system is </w:t>
+      </w:r>
+      <w:proofErr w:type="spellStart"/>
+      <w:r>
+        <w:rPr>
+          <w:rFonts w:eastAsiaTheme="minorHAnsi"/>
+          <w:lang w:eastAsia="en-US"/>
+        </w:rPr>
+        <w:t>FreshDesk</w:t>
+      </w:r>
+      <w:proofErr w:type="spellEnd"/>
+      <w:r>
+        <w:rPr>
+          <w:rFonts w:eastAsiaTheme="minorHAnsi"/>
+          <w:lang w:eastAsia="en-US"/>
+        </w:rPr>
+        <w:t>; t</w:t>
+      </w:r>
+      <w:r>
+        <w:rPr>
+          <w:rFonts w:eastAsiaTheme="minorHAnsi"/>
+          <w:lang w:eastAsia="en-US"/>
+        </w:rPr>
+        <w:t xml:space="preserve">he code in </w:t>
+      </w:r>
+      <w:r>
+        <w:rPr>
+          <w:rStyle w:val="reference"/>
+          <w:rFonts w:eastAsiaTheme="minorHAnsi"/>
+        </w:rPr>
+        <w:fldChar w:fldCharType="begin"/>
+      </w:r>
+      <w:r>
+        <w:rPr>
+          <w:rStyle w:val="reference"/>
+          <w:rFonts w:eastAsiaTheme="minorHAnsi"/>
+        </w:rPr>
+        <w:instrText xml:space="preserve"> REF _Ref77674362 \h </w:instrText>
+      </w:r>
+      <w:r>
+        <w:rPr>
+          <w:rStyle w:val="reference"/>
+          <w:rFonts w:eastAsiaTheme="minorHAnsi"/>
+        </w:rPr>
+        <w:instrText xml:space="preserve"> \* MERGEFORMAT </w:instrText>
+      </w:r>
+      <w:r>
+        <w:rPr>
+          <w:rStyle w:val="reference"/>
+          <w:rFonts w:eastAsiaTheme="minorHAnsi"/>
+        </w:rPr>
+      </w:r>
+      <w:r>
+        <w:rPr>
+          <w:rStyle w:val="reference"/>
+          <w:rFonts w:eastAsiaTheme="minorHAnsi"/>
+        </w:rPr>
+        <w:fldChar w:fldCharType="separate"/>
+      </w:r>
+      <w:r>
+        <w:rPr>
+          <w:rStyle w:val="reference"/>
+        </w:rPr>
+        <w:t>Listing 2</w:t>
+      </w:r>
+      <w:r>
+        <w:rPr>
+          <w:rStyle w:val="reference"/>
+          <w:rFonts w:eastAsiaTheme="minorHAnsi"/>
+        </w:rPr>
+        <w:fldChar w:fldCharType="end"/>
       </w:r>
       <w:r>
         <w:rPr>
@@ -6335,150 +8259,95 @@
           <w:rFonts w:eastAsiaTheme="minorHAnsi"/>
           <w:lang w:eastAsia="en-US"/>
         </w:rPr>
-        <w:t>Another popular support ticket system is FreshDesk; t</w:t>
-      </w:r>
-      <w:r>
-        <w:rPr>
-          <w:rFonts w:eastAsiaTheme="minorHAnsi"/>
-          <w:lang w:eastAsia="en-US"/>
-        </w:rPr>
-        <w:t xml:space="preserve">he code in </w:t>
-      </w:r>
-      <w:r>
-        <w:rPr>
-          <w:rStyle w:val="reference"/>
-          <w:rFonts w:eastAsiaTheme="minorHAnsi"/>
+        <w:t>creates a support ticket using</w:t>
+      </w:r>
+      <w:r>
+        <w:rPr>
+          <w:rFonts w:eastAsiaTheme="minorHAnsi"/>
+          <w:lang w:eastAsia="en-US"/>
+        </w:rPr>
+        <w:t xml:space="preserve"> the API</w:t>
+      </w:r>
+      <w:r>
+        <w:rPr>
+          <w:rFonts w:eastAsiaTheme="minorHAnsi"/>
+          <w:lang w:eastAsia="en-US"/>
+        </w:rPr>
+        <w:t xml:space="preserve"> for that system</w:t>
+      </w:r>
+      <w:r>
+        <w:rPr>
+          <w:rFonts w:eastAsiaTheme="minorHAnsi"/>
+          <w:lang w:eastAsia="en-US"/>
+        </w:rPr>
+        <w:t>.</w:t>
+      </w:r>
+    </w:p>
+    <w:p>
+      <w:pPr>
+        <w:pStyle w:val="listingcaption"/>
+        <w:rPr>
+          <w:rFonts w:eastAsiaTheme="minorHAnsi"/>
+          <w:lang w:eastAsia="en-US"/>
+        </w:rPr>
+      </w:pPr>
+      <w:bookmarkStart w:id="6" w:name="_Ref77674362"/>
+      <w:r>
+        <w:rPr>
+          <w:rStyle w:val="figurename"/>
+        </w:rPr>
+        <w:t xml:space="preserve">Listing </w:t>
+      </w:r>
+      <w:r>
+        <w:rPr>
+          <w:rStyle w:val="figurename"/>
         </w:rPr>
         <w:fldChar w:fldCharType="begin"/>
       </w:r>
       <w:r>
         <w:rPr>
-          <w:rStyle w:val="reference"/>
-          <w:rFonts w:eastAsiaTheme="minorHAnsi"/>
-        </w:rPr>
-        <w:instrText xml:space="preserve"> REF _Ref77674362 \h </w:instrText>
-      </w:r>
-      <w:r>
-        <w:rPr>
-          <w:rStyle w:val="reference"/>
-          <w:rFonts w:eastAsiaTheme="minorHAnsi"/>
-        </w:rPr>
-        <w:instrText xml:space="preserve"> \* MERGEFORMAT </w:instrText>
-      </w:r>
-      <w:r>
-        <w:rPr>
-          <w:rStyle w:val="reference"/>
-          <w:rFonts w:eastAsiaTheme="minorHAnsi"/>
-        </w:rPr>
-      </w:r>
-      <w:r>
-        <w:rPr>
-          <w:rStyle w:val="reference"/>
-          <w:rFonts w:eastAsiaTheme="minorHAnsi"/>
+          <w:rStyle w:val="figurename"/>
+        </w:rPr>
+        <w:instrText xml:space="preserve"> SEQ Listing \* ARABIC </w:instrText>
+      </w:r>
+      <w:r>
+        <w:rPr>
+          <w:rStyle w:val="figurename"/>
         </w:rPr>
         <w:fldChar w:fldCharType="separate"/>
       </w:r>
       <w:r>
         <w:rPr>
-          <w:rStyle w:val="reference"/>
-        </w:rPr>
-        <w:t>Listing 2</w:t>
-      </w:r>
-      <w:r>
-        <w:rPr>
-          <w:rStyle w:val="reference"/>
-          <w:rFonts w:eastAsiaTheme="minorHAnsi"/>
+          <w:rStyle w:val="figurename"/>
+        </w:rPr>
+        <w:t>2</w:t>
+      </w:r>
+      <w:r>
+        <w:rPr>
+          <w:rStyle w:val="figurename"/>
         </w:rPr>
         <w:fldChar w:fldCharType="end"/>
       </w:r>
-      <w:r>
-        <w:rPr>
-          <w:rFonts w:eastAsiaTheme="minorHAnsi"/>
-          <w:lang w:eastAsia="en-US"/>
-        </w:rPr>
-        <w:t xml:space="preserve"> </w:t>
-      </w:r>
-      <w:r>
-        <w:rPr>
-          <w:rFonts w:eastAsiaTheme="minorHAnsi"/>
-          <w:lang w:eastAsia="en-US"/>
-        </w:rPr>
-        <w:t>creates a support ticket using</w:t>
-      </w:r>
-      <w:r>
-        <w:rPr>
-          <w:rFonts w:eastAsiaTheme="minorHAnsi"/>
-          <w:lang w:eastAsia="en-US"/>
-        </w:rPr>
-        <w:t xml:space="preserve"> the API</w:t>
-      </w:r>
-      <w:r>
-        <w:rPr>
-          <w:rFonts w:eastAsiaTheme="minorHAnsi"/>
-          <w:lang w:eastAsia="en-US"/>
-        </w:rPr>
-        <w:t xml:space="preserve"> for that system</w:t>
-      </w:r>
-      <w:r>
-        <w:rPr>
-          <w:rFonts w:eastAsiaTheme="minorHAnsi"/>
-          <w:lang w:eastAsia="en-US"/>
-        </w:rPr>
-        <w:t>.</w:t>
-      </w:r>
-    </w:p>
-    <w:p>
-      <w:pPr>
-        <w:pStyle w:val="listingcaption"/>
-        <w:rPr>
-          <w:rFonts w:eastAsiaTheme="minorHAnsi"/>
-          <w:lang w:eastAsia="en-US"/>
-        </w:rPr>
-      </w:pPr>
-      <w:bookmarkStart w:id="6" w:name="_Ref77674362"/>
-      <w:r>
-        <w:rPr>
-          <w:rStyle w:val="figurename"/>
-        </w:rPr>
-        <w:t xml:space="preserve">Listing </w:t>
-      </w:r>
-      <w:r>
-        <w:rPr>
-          <w:rStyle w:val="figurename"/>
-        </w:rPr>
-        <w:fldChar w:fldCharType="begin"/>
-      </w:r>
-      <w:r>
-        <w:rPr>
-          <w:rStyle w:val="figurename"/>
-        </w:rPr>
-        <w:instrText xml:space="preserve"> SEQ Listing \* ARABIC </w:instrText>
-      </w:r>
-      <w:r>
-        <w:rPr>
-          <w:rStyle w:val="figurename"/>
-        </w:rPr>
-        <w:fldChar w:fldCharType="separate"/>
-      </w:r>
-      <w:r>
-        <w:rPr>
-          <w:rStyle w:val="figurename"/>
-        </w:rPr>
-        <w:t>2</w:t>
-      </w:r>
-      <w:r>
-        <w:rPr>
-          <w:rStyle w:val="figurename"/>
-        </w:rPr>
-        <w:fldChar w:fldCharType="end"/>
-      </w:r>
       <w:bookmarkEnd w:id="6"/>
       <w:r>
-        <w:t>. Code for CreateTicket to create a support ticket using the Fresh</w:t>
+        <w:t xml:space="preserve">. Code for </w:t>
+      </w:r>
+      <w:proofErr w:type="spellStart"/>
+      <w:r>
+        <w:t>CreateTicket</w:t>
+      </w:r>
+      <w:proofErr w:type="spellEnd"/>
+      <w:r>
+        <w:t xml:space="preserve"> to create a support ticket using the </w:t>
+      </w:r>
+      <w:proofErr w:type="spellStart"/>
+      <w:r>
+        <w:t>Fresh</w:t>
       </w:r>
       <w:r>
         <w:t>Desk</w:t>
       </w:r>
+      <w:proofErr w:type="spellEnd"/>
       <w:r>
         <w:t xml:space="preserve"> API.</w:t>
       </w:r>
@@ -7058,57 +8927,57 @@
         <w:rPr>
           <w:rFonts w:eastAsiaTheme="minorHAnsi"/>
         </w:rPr>
+        <w:t>-u &lt;&lt;lcAPIKey&gt;&gt;:X -H "Content-Type: multipart/form-data" &lt;&lt;lcAttachments&gt;&gt; -F "description=&lt;&lt;lcDescription&gt;&gt;" -F "subject=&lt;&lt;This.cSubject&gt;&gt;" -F "email=&lt;&lt;tcEmail&gt;&gt;" -F "priority=1" -F "status=2" -X POST "&lt;&lt;lcURL&gt;&gt;" -o "&lt;&lt;lcLogFile&gt;&gt;"</w:t>
+      </w:r>
+    </w:p>
+    <w:p>
+      <w:pPr>
+        <w:pStyle w:val="code"/>
+        <w:rPr>
+          <w:rFonts w:eastAsiaTheme="minorHAnsi"/>
+        </w:rPr>
+      </w:pPr>
+      <w:r>
+        <w:rPr>
+          <w:rFonts w:eastAsiaTheme="minorHAnsi"/>
+        </w:rPr>
+        <w:t>endtext</w:t>
+      </w:r>
+    </w:p>
+    <w:p>
+      <w:pPr>
+        <w:pStyle w:val="code"/>
+        <w:rPr>
+          <w:rFonts w:eastAsiaTheme="minorHAnsi"/>
+        </w:rPr>
+      </w:pPr>
+    </w:p>
+    <w:p>
+      <w:pPr>
+        <w:pStyle w:val="code"/>
+        <w:rPr>
+          <w:rFonts w:eastAsiaTheme="minorHAnsi"/>
+        </w:rPr>
+      </w:pPr>
+      <w:r>
+        <w:rPr>
+          <w:rFonts w:eastAsiaTheme="minorHAnsi"/>
+        </w:rPr>
+        <w:t>* Execute the command to call the FreshService API. If it succeeded, get and</w:t>
+      </w:r>
+    </w:p>
+    <w:p>
+      <w:pPr>
+        <w:pStyle w:val="code"/>
+        <w:rPr>
+          <w:rFonts w:eastAsiaTheme="minorHAnsi"/>
+        </w:rPr>
+      </w:pPr>
+      <w:r>
+        <w:rPr>
+          <w:rFonts w:eastAsiaTheme="minorHAnsi"/>
+        </w:rPr>
         <w:lastRenderedPageBreak/>
-        <w:t>-u &lt;&lt;lcAPIKey&gt;&gt;:X -H "Content-Type: multipart/form-data" &lt;&lt;lcAttachments&gt;&gt; -F "description=&lt;&lt;lcDescription&gt;&gt;" -F "subject=&lt;&lt;This.cSubject&gt;&gt;" -F "email=&lt;&lt;tcEmail&gt;&gt;" -F "priority=1" -F "status=2" -X POST "&lt;&lt;lcURL&gt;&gt;" -o "&lt;&lt;lcLogFile&gt;&gt;"</w:t>
-      </w:r>
-    </w:p>
-    <w:p>
-      <w:pPr>
-        <w:pStyle w:val="code"/>
-        <w:rPr>
-          <w:rFonts w:eastAsiaTheme="minorHAnsi"/>
-        </w:rPr>
-      </w:pPr>
-      <w:r>
-        <w:rPr>
-          <w:rFonts w:eastAsiaTheme="minorHAnsi"/>
-        </w:rPr>
-        <w:t>endtext</w:t>
-      </w:r>
-    </w:p>
-    <w:p>
-      <w:pPr>
-        <w:pStyle w:val="code"/>
-        <w:rPr>
-          <w:rFonts w:eastAsiaTheme="minorHAnsi"/>
-        </w:rPr>
-      </w:pPr>
-    </w:p>
-    <w:p>
-      <w:pPr>
-        <w:pStyle w:val="code"/>
-        <w:rPr>
-          <w:rFonts w:eastAsiaTheme="minorHAnsi"/>
-        </w:rPr>
-      </w:pPr>
-      <w:r>
-        <w:rPr>
-          <w:rFonts w:eastAsiaTheme="minorHAnsi"/>
-        </w:rPr>
-        <w:t>* Execute the command to call the FreshService API. If it succeeded, get and</w:t>
-      </w:r>
-    </w:p>
-    <w:p>
-      <w:pPr>
-        <w:pStyle w:val="code"/>
-        <w:rPr>
-          <w:rFonts w:eastAsiaTheme="minorHAnsi"/>
-        </w:rPr>
-      </w:pPr>
-      <w:r>
-        <w:rPr>
-          <w:rFonts w:eastAsiaTheme="minorHAnsi"/>
-        </w:rPr>
         <w:t>* display the ticket number.</w:t>
       </w:r>
     </w:p>
@@ -7719,8 +9588,57 @@
           <w:rFonts w:eastAsiaTheme="minorHAnsi"/>
           <w:lang w:eastAsia="en-US"/>
         </w:rPr>
-        <w:t xml:space="preserve">If CreateTicket returns .F., that means either there is no code to create a support ticket or the process failed. In either case, CreateTicketOrEmail calls </w:t>
-      </w:r>
+        <w:t xml:space="preserve">If </w:t>
+      </w:r>
+      <w:proofErr w:type="spellStart"/>
+      <w:r>
+        <w:rPr>
+          <w:rFonts w:eastAsiaTheme="minorHAnsi"/>
+          <w:lang w:eastAsia="en-US"/>
+        </w:rPr>
+        <w:t>CreateTicket</w:t>
+      </w:r>
+      <w:proofErr w:type="spellEnd"/>
+      <w:r>
+        <w:rPr>
+          <w:rFonts w:eastAsiaTheme="minorHAnsi"/>
+          <w:lang w:eastAsia="en-US"/>
+        </w:rPr>
+        <w:t xml:space="preserve"> </w:t>
+      </w:r>
+      <w:proofErr w:type="gramStart"/>
+      <w:r>
+        <w:rPr>
+          <w:rFonts w:eastAsiaTheme="minorHAnsi"/>
+          <w:lang w:eastAsia="en-US"/>
+        </w:rPr>
+        <w:t>returns .</w:t>
+      </w:r>
+      <w:proofErr w:type="gramEnd"/>
+      <w:r>
+        <w:rPr>
+          <w:rFonts w:eastAsiaTheme="minorHAnsi"/>
+          <w:lang w:eastAsia="en-US"/>
+        </w:rPr>
+        <w:t xml:space="preserve">F., that means either there is no code to create a support ticket or the process failed. In either case, </w:t>
+      </w:r>
+      <w:proofErr w:type="spellStart"/>
+      <w:r>
+        <w:rPr>
+          <w:rFonts w:eastAsiaTheme="minorHAnsi"/>
+          <w:lang w:eastAsia="en-US"/>
+        </w:rPr>
+        <w:t>CreateTicketOrEmail</w:t>
+      </w:r>
+      <w:proofErr w:type="spellEnd"/>
+      <w:r>
+        <w:rPr>
+          <w:rFonts w:eastAsiaTheme="minorHAnsi"/>
+          <w:lang w:eastAsia="en-US"/>
+        </w:rPr>
+        <w:t xml:space="preserve"> calls </w:t>
+      </w:r>
+      <w:proofErr w:type="spellStart"/>
       <w:r>
         <w:rPr>
           <w:rFonts w:eastAsiaTheme="minorHAnsi"/>
@@ -7728,6 +9646,7 @@
         </w:rPr>
         <w:t>SendEmail</w:t>
       </w:r>
+      <w:proofErr w:type="spellEnd"/>
       <w:r>
         <w:rPr>
           <w:rFonts w:eastAsiaTheme="minorHAnsi"/>
@@ -7740,14 +9659,197 @@
           <w:rFonts w:eastAsiaTheme="minorHAnsi"/>
           <w:lang w:eastAsia="en-US"/>
         </w:rPr>
-        <w:t xml:space="preserve">send an email to support staff instead. SendEmail expects the email-related </w:t>
-      </w:r>
-      <w:r>
-        <w:rPr>
-          <w:rFonts w:eastAsiaTheme="minorHAnsi"/>
-          <w:lang w:eastAsia="en-US"/>
-        </w:rPr>
-        <w:t xml:space="preserve">properties (cRecipient, cMailServer, cContact, cEmail, lMAPI, nSMTPPort, nSecurityOptions, cUserName, and cPassword) to be filled in with the correct values and uses SFMail </w:t>
+        <w:t xml:space="preserve">to </w:t>
+      </w:r>
+      <w:r>
+        <w:rPr>
+          <w:rFonts w:eastAsiaTheme="minorHAnsi"/>
+          <w:lang w:eastAsia="en-US"/>
+        </w:rPr>
+        <w:t xml:space="preserve">send an email to support staff instead. </w:t>
+      </w:r>
+      <w:proofErr w:type="spellStart"/>
+      <w:r>
+        <w:rPr>
+          <w:rFonts w:eastAsiaTheme="minorHAnsi"/>
+          <w:lang w:eastAsia="en-US"/>
+        </w:rPr>
+        <w:t>SendEmail</w:t>
+      </w:r>
+      <w:proofErr w:type="spellEnd"/>
+      <w:r>
+        <w:rPr>
+          <w:rFonts w:eastAsiaTheme="minorHAnsi"/>
+          <w:lang w:eastAsia="en-US"/>
+        </w:rPr>
+        <w:t xml:space="preserve"> expects the email-related </w:t>
+      </w:r>
+      <w:r>
+        <w:rPr>
+          <w:rFonts w:eastAsiaTheme="minorHAnsi"/>
+          <w:lang w:eastAsia="en-US"/>
+        </w:rPr>
+        <w:t>properties (</w:t>
+      </w:r>
+      <w:proofErr w:type="spellStart"/>
+      <w:r>
+        <w:rPr>
+          <w:rFonts w:eastAsiaTheme="minorHAnsi"/>
+          <w:lang w:eastAsia="en-US"/>
+        </w:rPr>
+        <w:t>cRecipient</w:t>
+      </w:r>
+      <w:proofErr w:type="spellEnd"/>
+      <w:r>
+        <w:rPr>
+          <w:rFonts w:eastAsiaTheme="minorHAnsi"/>
+          <w:lang w:eastAsia="en-US"/>
+        </w:rPr>
+        <w:t xml:space="preserve">, </w:t>
+      </w:r>
+      <w:proofErr w:type="spellStart"/>
+      <w:r>
+        <w:rPr>
+          <w:rFonts w:eastAsiaTheme="minorHAnsi"/>
+          <w:lang w:eastAsia="en-US"/>
+        </w:rPr>
+        <w:t>cMailServer</w:t>
+      </w:r>
+      <w:proofErr w:type="spellEnd"/>
+      <w:r>
+        <w:rPr>
+          <w:rFonts w:eastAsiaTheme="minorHAnsi"/>
+          <w:lang w:eastAsia="en-US"/>
+        </w:rPr>
+        <w:t xml:space="preserve">, </w:t>
+      </w:r>
+      <w:proofErr w:type="spellStart"/>
+      <w:r>
+        <w:rPr>
+          <w:rFonts w:eastAsiaTheme="minorHAnsi"/>
+          <w:lang w:eastAsia="en-US"/>
+        </w:rPr>
+        <w:t>cContact</w:t>
+      </w:r>
+      <w:proofErr w:type="spellEnd"/>
+      <w:r>
+        <w:rPr>
+          <w:rFonts w:eastAsiaTheme="minorHAnsi"/>
+          <w:lang w:eastAsia="en-US"/>
+        </w:rPr>
+        <w:t xml:space="preserve">, </w:t>
+      </w:r>
+      <w:proofErr w:type="spellStart"/>
+      <w:r>
+        <w:rPr>
+          <w:rFonts w:eastAsiaTheme="minorHAnsi"/>
+          <w:lang w:eastAsia="en-US"/>
+        </w:rPr>
+        <w:t>cEmail</w:t>
+      </w:r>
+      <w:proofErr w:type="spellEnd"/>
+      <w:r>
+        <w:rPr>
+          <w:rFonts w:eastAsiaTheme="minorHAnsi"/>
+          <w:lang w:eastAsia="en-US"/>
+        </w:rPr>
+        <w:t xml:space="preserve">, </w:t>
+      </w:r>
+      <w:proofErr w:type="spellStart"/>
+      <w:r>
+        <w:rPr>
+          <w:rFonts w:eastAsiaTheme="minorHAnsi"/>
+          <w:lang w:eastAsia="en-US"/>
+        </w:rPr>
+        <w:t>lMAPI</w:t>
+      </w:r>
+      <w:proofErr w:type="spellEnd"/>
+      <w:r>
+        <w:rPr>
+          <w:rFonts w:eastAsiaTheme="minorHAnsi"/>
+          <w:lang w:eastAsia="en-US"/>
+        </w:rPr>
+        <w:t xml:space="preserve">, </w:t>
+      </w:r>
+      <w:proofErr w:type="spellStart"/>
+      <w:r>
+        <w:rPr>
+          <w:rFonts w:eastAsiaTheme="minorHAnsi"/>
+          <w:lang w:eastAsia="en-US"/>
+        </w:rPr>
+        <w:t>nSMTPPort</w:t>
+      </w:r>
+      <w:proofErr w:type="spellEnd"/>
+      <w:r>
+        <w:rPr>
+          <w:rFonts w:eastAsiaTheme="minorHAnsi"/>
+          <w:lang w:eastAsia="en-US"/>
+        </w:rPr>
+        <w:t xml:space="preserve">, </w:t>
+      </w:r>
+      <w:proofErr w:type="spellStart"/>
+      <w:r>
+        <w:rPr>
+          <w:rFonts w:eastAsiaTheme="minorHAnsi"/>
+          <w:lang w:eastAsia="en-US"/>
+        </w:rPr>
+        <w:t>nSecurityOptions</w:t>
+      </w:r>
+      <w:proofErr w:type="spellEnd"/>
+      <w:r>
+        <w:rPr>
+          <w:rFonts w:eastAsiaTheme="minorHAnsi"/>
+          <w:lang w:eastAsia="en-US"/>
+        </w:rPr>
+        <w:t xml:space="preserve">, </w:t>
+      </w:r>
+      <w:proofErr w:type="spellStart"/>
+      <w:r>
+        <w:rPr>
+          <w:rFonts w:eastAsiaTheme="minorHAnsi"/>
+          <w:lang w:eastAsia="en-US"/>
+        </w:rPr>
+        <w:t>cUserName</w:t>
+      </w:r>
+      <w:proofErr w:type="spellEnd"/>
+      <w:r>
+        <w:rPr>
+          <w:rFonts w:eastAsiaTheme="minorHAnsi"/>
+          <w:lang w:eastAsia="en-US"/>
+        </w:rPr>
+        <w:t xml:space="preserve">, and </w:t>
+      </w:r>
+      <w:proofErr w:type="spellStart"/>
+      <w:r>
+        <w:rPr>
+          <w:rFonts w:eastAsiaTheme="minorHAnsi"/>
+          <w:lang w:eastAsia="en-US"/>
+        </w:rPr>
+        <w:t>cPassword</w:t>
+      </w:r>
+      <w:proofErr w:type="spellEnd"/>
+      <w:r>
+        <w:rPr>
+          <w:rFonts w:eastAsiaTheme="minorHAnsi"/>
+          <w:lang w:eastAsia="en-US"/>
+        </w:rPr>
+        <w:t xml:space="preserve">) to be filled in with the correct values and uses </w:t>
+      </w:r>
+      <w:proofErr w:type="spellStart"/>
+      <w:r>
+        <w:rPr>
+          <w:rFonts w:eastAsiaTheme="minorHAnsi"/>
+          <w:lang w:eastAsia="en-US"/>
+        </w:rPr>
+        <w:t>SFMail</w:t>
+      </w:r>
+      <w:proofErr w:type="spellEnd"/>
+      <w:r>
+        <w:rPr>
+          <w:rFonts w:eastAsiaTheme="minorHAnsi"/>
+          <w:lang w:eastAsia="en-US"/>
+        </w:rPr>
+        <w:t xml:space="preserve"> </w:t>
       </w:r>
       <w:r>
         <w:rPr>
@@ -7771,14 +9873,78 @@
           <w:rFonts w:eastAsiaTheme="minorHAnsi"/>
           <w:lang w:eastAsia="en-US"/>
         </w:rPr>
-        <w:t xml:space="preserve"> for details about SFMail) </w:t>
-      </w:r>
-      <w:r>
-        <w:rPr>
-          <w:rFonts w:eastAsiaTheme="minorHAnsi"/>
-          <w:lang w:eastAsia="en-US"/>
-        </w:rPr>
-        <w:t>to send the email. If you want to use something other than SFMail, subclass SFErrorMgr and override SendEmail with the appropriate code.</w:t>
+        <w:t xml:space="preserve"> for details about </w:t>
+      </w:r>
+      <w:proofErr w:type="spellStart"/>
+      <w:r>
+        <w:rPr>
+          <w:rFonts w:eastAsiaTheme="minorHAnsi"/>
+          <w:lang w:eastAsia="en-US"/>
+        </w:rPr>
+        <w:t>SFMail</w:t>
+      </w:r>
+      <w:proofErr w:type="spellEnd"/>
+      <w:r>
+        <w:rPr>
+          <w:rFonts w:eastAsiaTheme="minorHAnsi"/>
+          <w:lang w:eastAsia="en-US"/>
+        </w:rPr>
+        <w:t xml:space="preserve">) </w:t>
+      </w:r>
+      <w:r>
+        <w:rPr>
+          <w:rFonts w:eastAsiaTheme="minorHAnsi"/>
+          <w:lang w:eastAsia="en-US"/>
+        </w:rPr>
+        <w:t xml:space="preserve">to send the email. If you want to use something other than </w:t>
+      </w:r>
+      <w:proofErr w:type="spellStart"/>
+      <w:r>
+        <w:rPr>
+          <w:rFonts w:eastAsiaTheme="minorHAnsi"/>
+          <w:lang w:eastAsia="en-US"/>
+        </w:rPr>
+        <w:t>SFMail</w:t>
+      </w:r>
+      <w:proofErr w:type="spellEnd"/>
+      <w:r>
+        <w:rPr>
+          <w:rFonts w:eastAsiaTheme="minorHAnsi"/>
+          <w:lang w:eastAsia="en-US"/>
+        </w:rPr>
+        <w:t xml:space="preserve">, subclass </w:t>
+      </w:r>
+      <w:proofErr w:type="spellStart"/>
+      <w:r>
+        <w:rPr>
+          <w:rFonts w:eastAsiaTheme="minorHAnsi"/>
+          <w:lang w:eastAsia="en-US"/>
+        </w:rPr>
+        <w:t>SFErrorMgr</w:t>
+      </w:r>
+      <w:proofErr w:type="spellEnd"/>
+      <w:r>
+        <w:rPr>
+          <w:rFonts w:eastAsiaTheme="minorHAnsi"/>
+          <w:lang w:eastAsia="en-US"/>
+        </w:rPr>
+        <w:t xml:space="preserve"> and override </w:t>
+      </w:r>
+      <w:proofErr w:type="spellStart"/>
+      <w:r>
+        <w:rPr>
+          <w:rFonts w:eastAsiaTheme="minorHAnsi"/>
+          <w:lang w:eastAsia="en-US"/>
+        </w:rPr>
+        <w:t>SendEmail</w:t>
+      </w:r>
+      <w:proofErr w:type="spellEnd"/>
+      <w:r>
+        <w:rPr>
+          <w:rFonts w:eastAsiaTheme="minorHAnsi"/>
+          <w:lang w:eastAsia="en-US"/>
+        </w:rPr>
+        <w:t xml:space="preserve"> with the appropriate code.</w:t>
       </w:r>
     </w:p>
     <w:p>
@@ -7794,8 +9960,17 @@
           <w:rFonts w:eastAsiaTheme="minorHAnsi"/>
           <w:lang w:eastAsia="en-US"/>
         </w:rPr>
-        <w:t>Note: if you want to use Modern Authentication for emailing, subclass SFErrorMgr</w:t>
-      </w:r>
+        <w:t xml:space="preserve">Note: if you want to use Modern Authentication for emailing, subclass </w:t>
+      </w:r>
+      <w:proofErr w:type="spellStart"/>
+      <w:r>
+        <w:rPr>
+          <w:rFonts w:eastAsiaTheme="minorHAnsi"/>
+          <w:lang w:eastAsia="en-US"/>
+        </w:rPr>
+        <w:t>SFErrorMgr</w:t>
+      </w:r>
+      <w:proofErr w:type="spellEnd"/>
       <w:r>
         <w:rPr>
           <w:rFonts w:eastAsiaTheme="minorHAnsi"/>
@@ -7808,7 +9983,23 @@
           <w:rFonts w:eastAsiaTheme="minorHAnsi"/>
           <w:lang w:eastAsia="en-US"/>
         </w:rPr>
-        <w:t xml:space="preserve"> and in the CreateMailObject method</w:t>
+        <w:t xml:space="preserve"> and in the </w:t>
+      </w:r>
+      <w:proofErr w:type="spellStart"/>
+      <w:r>
+        <w:rPr>
+          <w:rFonts w:eastAsiaTheme="minorHAnsi"/>
+          <w:lang w:eastAsia="en-US"/>
+        </w:rPr>
+        <w:t>CreateMailObject</w:t>
+      </w:r>
+      <w:proofErr w:type="spellEnd"/>
+      <w:r>
+        <w:rPr>
+          <w:rFonts w:eastAsiaTheme="minorHAnsi"/>
+          <w:lang w:eastAsia="en-US"/>
+        </w:rPr>
+        <w:t xml:space="preserve"> method</w:t>
       </w:r>
       <w:r>
         <w:rPr>
@@ -7916,7 +10107,6 @@
         <w:rPr>
           <w:rFonts w:eastAsiaTheme="minorHAnsi"/>
         </w:rPr>
-        <w:lastRenderedPageBreak/>
         <w:tab/>
       </w:r>
       <w:r>
@@ -7995,6 +10185,7 @@
         <w:rPr>
           <w:rFonts w:eastAsiaTheme="minorHAnsi"/>
         </w:rPr>
+        <w:lastRenderedPageBreak/>
         <w:t>Displaying the error to the user</w:t>
       </w:r>
       <w:bookmarkEnd w:id="7"/>
@@ -8011,7 +10202,23 @@
           <w:rFonts w:eastAsiaTheme="minorHAnsi"/>
           <w:lang w:eastAsia="en-US"/>
         </w:rPr>
-        <w:t xml:space="preserve">After logging the error, ErrorHandler displays an error </w:t>
+        <w:t xml:space="preserve">After logging the error, </w:t>
+      </w:r>
+      <w:proofErr w:type="spellStart"/>
+      <w:r>
+        <w:rPr>
+          <w:rFonts w:eastAsiaTheme="minorHAnsi"/>
+          <w:lang w:eastAsia="en-US"/>
+        </w:rPr>
+        <w:t>ErrorHandler</w:t>
+      </w:r>
+      <w:proofErr w:type="spellEnd"/>
+      <w:r>
+        <w:rPr>
+          <w:rFonts w:eastAsiaTheme="minorHAnsi"/>
+          <w:lang w:eastAsia="en-US"/>
+        </w:rPr>
+        <w:t xml:space="preserve"> displays an error </w:t>
       </w:r>
       <w:r>
         <w:rPr>
@@ -8033,12 +10240,54 @@
         </w:rPr>
         <w:t>(</w:t>
       </w:r>
+      <w:proofErr w:type="spellStart"/>
       <w:r>
         <w:rPr>
           <w:rFonts w:eastAsiaTheme="minorHAnsi"/>
         </w:rPr>
         <w:t>lSuppressErrors</w:t>
       </w:r>
+      <w:proofErr w:type="spellEnd"/>
+      <w:r>
+        <w:rPr>
+          <w:rFonts w:eastAsiaTheme="minorHAnsi"/>
+        </w:rPr>
+        <w:t xml:space="preserve"> </w:t>
+      </w:r>
+      <w:proofErr w:type="gramStart"/>
+      <w:r>
+        <w:rPr>
+          <w:rFonts w:eastAsiaTheme="minorHAnsi"/>
+        </w:rPr>
+        <w:t>is</w:t>
+      </w:r>
+      <w:r>
+        <w:rPr>
+          <w:rFonts w:eastAsiaTheme="minorHAnsi"/>
+        </w:rPr>
+        <w:t xml:space="preserve"> </w:t>
+      </w:r>
+      <w:r>
+        <w:rPr>
+          <w:rFonts w:eastAsiaTheme="minorHAnsi"/>
+        </w:rPr>
+        <w:t>.</w:t>
+      </w:r>
+      <w:proofErr w:type="gramEnd"/>
+      <w:r>
+        <w:rPr>
+          <w:rFonts w:eastAsiaTheme="minorHAnsi"/>
+        </w:rPr>
+        <w:t xml:space="preserve">F. and </w:t>
+      </w:r>
+      <w:proofErr w:type="spellStart"/>
+      <w:r>
+        <w:rPr>
+          <w:rFonts w:eastAsiaTheme="minorHAnsi"/>
+        </w:rPr>
+        <w:t>lDisplayErrors</w:t>
+      </w:r>
+      <w:proofErr w:type="spellEnd"/>
       <w:r>
         <w:rPr>
           <w:rFonts w:eastAsiaTheme="minorHAnsi"/>
@@ -8055,93 +10304,166 @@
         <w:rPr>
           <w:rFonts w:eastAsiaTheme="minorHAnsi"/>
         </w:rPr>
-        <w:t>.F. and lDisplayErrors is</w:t>
-      </w:r>
-      <w:r>
-        <w:rPr>
-          <w:rFonts w:eastAsiaTheme="minorHAnsi"/>
-        </w:rPr>
+        <w:t xml:space="preserve">.T.) by calling </w:t>
+      </w:r>
+      <w:proofErr w:type="spellStart"/>
+      <w:r>
+        <w:rPr>
+          <w:rFonts w:eastAsiaTheme="minorHAnsi"/>
+        </w:rPr>
+        <w:t>DisplayError</w:t>
+      </w:r>
+      <w:proofErr w:type="spellEnd"/>
+      <w:r>
+        <w:rPr>
+          <w:rFonts w:eastAsiaTheme="minorHAnsi"/>
+        </w:rPr>
+        <w:t xml:space="preserve">. </w:t>
+      </w:r>
+      <w:proofErr w:type="spellStart"/>
+      <w:r>
+        <w:rPr>
+          <w:rFonts w:eastAsiaTheme="minorHAnsi"/>
+        </w:rPr>
+        <w:t>DisplayError</w:t>
+      </w:r>
+      <w:proofErr w:type="spellEnd"/>
+      <w:r>
+        <w:rPr>
+          <w:rFonts w:eastAsiaTheme="minorHAnsi"/>
+        </w:rPr>
+        <w:t xml:space="preserve"> instantiates the class </w:t>
+      </w:r>
+      <w:r>
+        <w:rPr>
+          <w:rFonts w:eastAsiaTheme="minorHAnsi"/>
+        </w:rPr>
+        <w:t>specified</w:t>
+      </w:r>
+      <w:r>
+        <w:rPr>
+          <w:rFonts w:eastAsiaTheme="minorHAnsi"/>
+        </w:rPr>
+        <w:t xml:space="preserve"> in </w:t>
+      </w:r>
+      <w:proofErr w:type="spellStart"/>
+      <w:r>
+        <w:rPr>
+          <w:rFonts w:eastAsiaTheme="minorHAnsi"/>
+        </w:rPr>
+        <w:t>cMessageClass</w:t>
+      </w:r>
+      <w:proofErr w:type="spellEnd"/>
+      <w:r>
+        <w:rPr>
+          <w:rFonts w:eastAsiaTheme="minorHAnsi"/>
+        </w:rPr>
+        <w:t xml:space="preserve"> and </w:t>
+      </w:r>
+      <w:proofErr w:type="spellStart"/>
+      <w:r>
+        <w:rPr>
+          <w:rFonts w:eastAsiaTheme="minorHAnsi"/>
+        </w:rPr>
+        <w:t>cMessageLibrary</w:t>
+      </w:r>
+      <w:proofErr w:type="spellEnd"/>
+      <w:r>
+        <w:rPr>
+          <w:rFonts w:eastAsiaTheme="minorHAnsi"/>
+        </w:rPr>
+        <w:t>, sets some properties, and calls Show.</w:t>
+      </w:r>
+    </w:p>
+    <w:p>
+      <w:pPr>
+        <w:pStyle w:val="bodytext"/>
+        <w:rPr>
+          <w:rFonts w:eastAsiaTheme="minorHAnsi"/>
+        </w:rPr>
+      </w:pPr>
+      <w:r>
+        <w:t xml:space="preserve">The dialog shown in </w:t>
+      </w:r>
+      <w:r>
+        <w:fldChar w:fldCharType="begin"/>
+      </w:r>
+      <w:r>
+        <w:instrText xml:space="preserve"> REF _Ref354554587 \h  \* MERGEFORMAT </w:instrText>
+      </w:r>
+      <w:r>
+        <w:fldChar w:fldCharType="separate"/>
+      </w:r>
+      <w:r>
+        <w:t>Figure 1</w:t>
+      </w:r>
+      <w:r>
+        <w:fldChar w:fldCharType="end"/>
+      </w:r>
+      <w:r>
         <w:t xml:space="preserve"> </w:t>
       </w:r>
       <w:r>
-        <w:rPr>
-          <w:rFonts w:eastAsiaTheme="minorHAnsi"/>
-        </w:rPr>
-        <w:t xml:space="preserve">.T.) by calling DisplayError. DisplayError instantiates the class </w:t>
-      </w:r>
-      <w:r>
-        <w:rPr>
-          <w:rFonts w:eastAsiaTheme="minorHAnsi"/>
-        </w:rPr>
-        <w:t>specified</w:t>
-      </w:r>
-      <w:r>
-        <w:rPr>
-          <w:rFonts w:eastAsiaTheme="minorHAnsi"/>
-        </w:rPr>
-        <w:t xml:space="preserve"> in cMessageClass and cMessageLibrary, sets some properties, and calls Show.</w:t>
-      </w:r>
-    </w:p>
-    <w:p>
-      <w:pPr>
-        <w:pStyle w:val="bodytext"/>
-        <w:rPr>
-          <w:rFonts w:eastAsiaTheme="minorHAnsi"/>
-        </w:rPr>
-      </w:pPr>
-      <w:r>
-        <w:t xml:space="preserve">The dialog shown in </w:t>
+        <w:t xml:space="preserve">comes from </w:t>
+      </w:r>
+      <w:proofErr w:type="spellStart"/>
+      <w:r>
+        <w:t>SFErrorMessageDialog</w:t>
+      </w:r>
+      <w:proofErr w:type="spellEnd"/>
+      <w:r>
+        <w:t xml:space="preserve"> in </w:t>
+      </w:r>
+      <w:proofErr w:type="spellStart"/>
+      <w:r>
+        <w:t>SFErrorMgr.</w:t>
+      </w:r>
+      <w:r>
+        <w:t>vcx</w:t>
+      </w:r>
+      <w:proofErr w:type="spellEnd"/>
+      <w:r>
+        <w:t xml:space="preserve"> while t</w:t>
+      </w:r>
+      <w:r>
+        <w:t xml:space="preserve">he dialog in </w:t>
       </w:r>
       <w:r>
         <w:fldChar w:fldCharType="begin"/>
       </w:r>
       <w:r>
-        <w:instrText xml:space="preserve"> REF _Ref354554587 \h  \* MERGEFORMAT </w:instrText>
+        <w:instrText xml:space="preserve"> REF _Ref354555238 \h  \* MERGEFORMAT </w:instrText>
       </w:r>
       <w:r>
         <w:fldChar w:fldCharType="separate"/>
       </w:r>
       <w:r>
-        <w:t>Figure 1</w:t>
+        <w:t>Figure 2</w:t>
       </w:r>
       <w:r>
         <w:fldChar w:fldCharType="end"/>
       </w:r>
       <w:r>
-        <w:t xml:space="preserve"> </w:t>
-      </w:r>
-      <w:r>
-        <w:t>comes from SFErrorMessageDialog in SFErrorMgr.</w:t>
-      </w:r>
-      <w:r>
-        <w:t>vcx</w:t>
-      </w:r>
-      <w:r>
-        <w:t xml:space="preserve"> while t</w:t>
-      </w:r>
-      <w:r>
-        <w:t xml:space="preserve">he dialog in </w:t>
-      </w:r>
-      <w:r>
-        <w:fldChar w:fldCharType="begin"/>
-      </w:r>
-      <w:r>
-        <w:instrText xml:space="preserve"> REF _Ref354555238 \h  \* MERGEFORMAT </w:instrText>
-      </w:r>
-      <w:r>
-        <w:fldChar w:fldCharType="separate"/>
-      </w:r>
-      <w:r>
-        <w:t>Figure 2</w:t>
-      </w:r>
-      <w:r>
-        <w:fldChar w:fldCharType="end"/>
-      </w:r>
-      <w:r>
         <w:t xml:space="preserve"> comes </w:t>
       </w:r>
       <w:r>
-        <w:t xml:space="preserve">from SFErrorMessage, also in SFErrorMgr.vcx. </w:t>
+        <w:t xml:space="preserve">from </w:t>
+      </w:r>
+      <w:proofErr w:type="spellStart"/>
+      <w:r>
+        <w:t>SFErrorMessage</w:t>
+      </w:r>
+      <w:proofErr w:type="spellEnd"/>
+      <w:r>
+        <w:t xml:space="preserve">, also in </w:t>
+      </w:r>
+      <w:proofErr w:type="spellStart"/>
+      <w:r>
+        <w:t>SFErrorMgr.vcx</w:t>
+      </w:r>
+      <w:proofErr w:type="spellEnd"/>
+      <w:r>
+        <w:t xml:space="preserve">. </w:t>
       </w:r>
       <w:r>
         <w:rPr>
@@ -8279,11 +10601,33 @@
           <w:rFonts w:eastAsiaTheme="minorHAnsi"/>
         </w:rPr>
       </w:pPr>
-      <w:r>
-        <w:rPr>
-          <w:rFonts w:eastAsiaTheme="minorHAnsi"/>
-        </w:rPr>
-        <w:t>llDebug is set to .T. if we want to run in “debug” mode, meaning we get the developer’s dialog and have a “debug” option.</w:t>
+      <w:proofErr w:type="spellStart"/>
+      <w:r>
+        <w:rPr>
+          <w:rFonts w:eastAsiaTheme="minorHAnsi"/>
+        </w:rPr>
+        <w:t>llDebug</w:t>
+      </w:r>
+      <w:proofErr w:type="spellEnd"/>
+      <w:r>
+        <w:rPr>
+          <w:rFonts w:eastAsiaTheme="minorHAnsi"/>
+        </w:rPr>
+        <w:t xml:space="preserve"> is set </w:t>
+      </w:r>
+      <w:proofErr w:type="gramStart"/>
+      <w:r>
+        <w:rPr>
+          <w:rFonts w:eastAsiaTheme="minorHAnsi"/>
+        </w:rPr>
+        <w:t>to .</w:t>
+      </w:r>
+      <w:proofErr w:type="gramEnd"/>
+      <w:r>
+        <w:rPr>
+          <w:rFonts w:eastAsiaTheme="minorHAnsi"/>
+        </w:rPr>
+        <w:t>T. if we want to run in “debug” mode, meaning we get the developer’s dialog and have a “debug” option.</w:t>
       </w:r>
     </w:p>
     <w:p>
@@ -8296,11 +10640,61 @@
       <w:r>
         <w:t xml:space="preserve">If you don’t like either of these dialogs, feel free to create your own and set </w:t>
       </w:r>
-      <w:r>
-        <w:rPr>
-          <w:rFonts w:eastAsiaTheme="minorHAnsi"/>
-        </w:rPr>
-        <w:t>cMessageClass and cMessageLibrary to the appropriate values. Note that the class doesn’t have to be a form class; all it needs is the properties written to by DisplayError, a Show method, and optionally a cChoice property indicating how to recover from the error.</w:t>
+      <w:proofErr w:type="spellStart"/>
+      <w:r>
+        <w:rPr>
+          <w:rFonts w:eastAsiaTheme="minorHAnsi"/>
+        </w:rPr>
+        <w:t>cMessageClass</w:t>
+      </w:r>
+      <w:proofErr w:type="spellEnd"/>
+      <w:r>
+        <w:rPr>
+          <w:rFonts w:eastAsiaTheme="minorHAnsi"/>
+        </w:rPr>
+        <w:t xml:space="preserve"> and </w:t>
+      </w:r>
+      <w:proofErr w:type="spellStart"/>
+      <w:r>
+        <w:rPr>
+          <w:rFonts w:eastAsiaTheme="minorHAnsi"/>
+        </w:rPr>
+        <w:t>cMessageLibrary</w:t>
+      </w:r>
+      <w:proofErr w:type="spellEnd"/>
+      <w:r>
+        <w:rPr>
+          <w:rFonts w:eastAsiaTheme="minorHAnsi"/>
+        </w:rPr>
+        <w:t xml:space="preserve"> to the appropriate values. Note that the class doesn’t have to be a form class; all it needs is the properties written to by </w:t>
+      </w:r>
+      <w:proofErr w:type="spellStart"/>
+      <w:r>
+        <w:rPr>
+          <w:rFonts w:eastAsiaTheme="minorHAnsi"/>
+        </w:rPr>
+        <w:t>DisplayError</w:t>
+      </w:r>
+      <w:proofErr w:type="spellEnd"/>
+      <w:r>
+        <w:rPr>
+          <w:rFonts w:eastAsiaTheme="minorHAnsi"/>
+        </w:rPr>
+        <w:t xml:space="preserve">, a Show method, and optionally a </w:t>
+      </w:r>
+      <w:proofErr w:type="spellStart"/>
+      <w:r>
+        <w:rPr>
+          <w:rFonts w:eastAsiaTheme="minorHAnsi"/>
+        </w:rPr>
+        <w:t>cChoice</w:t>
+      </w:r>
+      <w:proofErr w:type="spellEnd"/>
+      <w:r>
+        <w:rPr>
+          <w:rFonts w:eastAsiaTheme="minorHAnsi"/>
+        </w:rPr>
+        <w:t xml:space="preserve"> property indicating how to recover from the error.</w:t>
       </w:r>
     </w:p>
     <w:p>
@@ -8388,13 +10782,83 @@
         <w:rPr>
           <w:rFonts w:eastAsiaTheme="minorHAnsi"/>
         </w:rPr>
-        <w:t>By default, all messages are displayed in English. However, ErrorHandler uses a localization object, SFLocalize in SFLocalize.vcx, to display messages in any language you wish.</w:t>
-      </w:r>
-      <w:r>
-        <w:rPr>
-          <w:rFonts w:eastAsiaTheme="minorHAnsi"/>
-        </w:rPr>
-        <w:t xml:space="preserve"> Set the cLanguage property of the error object to the desired language; for example, oError.cLanguage = 'French' specifies that messages should be displayed in French.</w:t>
+        <w:t xml:space="preserve">By default, all messages are displayed in English. However, </w:t>
+      </w:r>
+      <w:proofErr w:type="spellStart"/>
+      <w:r>
+        <w:rPr>
+          <w:rFonts w:eastAsiaTheme="minorHAnsi"/>
+        </w:rPr>
+        <w:t>ErrorHandler</w:t>
+      </w:r>
+      <w:proofErr w:type="spellEnd"/>
+      <w:r>
+        <w:rPr>
+          <w:rFonts w:eastAsiaTheme="minorHAnsi"/>
+        </w:rPr>
+        <w:t xml:space="preserve"> uses a localization object, </w:t>
+      </w:r>
+      <w:proofErr w:type="spellStart"/>
+      <w:r>
+        <w:rPr>
+          <w:rFonts w:eastAsiaTheme="minorHAnsi"/>
+        </w:rPr>
+        <w:t>SFLocalize</w:t>
+      </w:r>
+      <w:proofErr w:type="spellEnd"/>
+      <w:r>
+        <w:rPr>
+          <w:rFonts w:eastAsiaTheme="minorHAnsi"/>
+        </w:rPr>
+        <w:t xml:space="preserve"> in </w:t>
+      </w:r>
+      <w:proofErr w:type="spellStart"/>
+      <w:r>
+        <w:rPr>
+          <w:rFonts w:eastAsiaTheme="minorHAnsi"/>
+        </w:rPr>
+        <w:t>SFLocalize.vcx</w:t>
+      </w:r>
+      <w:proofErr w:type="spellEnd"/>
+      <w:r>
+        <w:rPr>
+          <w:rFonts w:eastAsiaTheme="minorHAnsi"/>
+        </w:rPr>
+        <w:t>, to display messages in any language you wish.</w:t>
+      </w:r>
+      <w:r>
+        <w:rPr>
+          <w:rFonts w:eastAsiaTheme="minorHAnsi"/>
+        </w:rPr>
+        <w:t xml:space="preserve"> Set the </w:t>
+      </w:r>
+      <w:proofErr w:type="spellStart"/>
+      <w:r>
+        <w:rPr>
+          <w:rFonts w:eastAsiaTheme="minorHAnsi"/>
+        </w:rPr>
+        <w:t>cLanguage</w:t>
+      </w:r>
+      <w:proofErr w:type="spellEnd"/>
+      <w:r>
+        <w:rPr>
+          <w:rFonts w:eastAsiaTheme="minorHAnsi"/>
+        </w:rPr>
+        <w:t xml:space="preserve"> property of the error object to the desired language; for example, </w:t>
+      </w:r>
+      <w:proofErr w:type="spellStart"/>
+      <w:r>
+        <w:rPr>
+          <w:rFonts w:eastAsiaTheme="minorHAnsi"/>
+        </w:rPr>
+        <w:t>oError.cLanguage</w:t>
+      </w:r>
+      <w:proofErr w:type="spellEnd"/>
+      <w:r>
+        <w:rPr>
+          <w:rFonts w:eastAsiaTheme="minorHAnsi"/>
+        </w:rPr>
+        <w:t xml:space="preserve"> = 'French' specifies that messages should be displayed in French.</w:t>
       </w:r>
     </w:p>
     <w:p>
@@ -8404,11 +10868,33 @@
           <w:rFonts w:eastAsiaTheme="minorHAnsi"/>
         </w:rPr>
       </w:pPr>
-      <w:r>
-        <w:rPr>
-          <w:rFonts w:eastAsiaTheme="minorHAnsi"/>
-        </w:rPr>
-        <w:t xml:space="preserve">SFLocalize uses a table named Resource.dbf </w:t>
+      <w:proofErr w:type="spellStart"/>
+      <w:r>
+        <w:rPr>
+          <w:rFonts w:eastAsiaTheme="minorHAnsi"/>
+        </w:rPr>
+        <w:t>SFLocalize</w:t>
+      </w:r>
+      <w:proofErr w:type="spellEnd"/>
+      <w:r>
+        <w:rPr>
+          <w:rFonts w:eastAsiaTheme="minorHAnsi"/>
+        </w:rPr>
+        <w:t xml:space="preserve"> uses a table named </w:t>
+      </w:r>
+      <w:proofErr w:type="spellStart"/>
+      <w:r>
+        <w:rPr>
+          <w:rFonts w:eastAsiaTheme="minorHAnsi"/>
+        </w:rPr>
+        <w:t>Resource.dbf</w:t>
+      </w:r>
+      <w:proofErr w:type="spellEnd"/>
+      <w:r>
+        <w:rPr>
+          <w:rFonts w:eastAsiaTheme="minorHAnsi"/>
+        </w:rPr>
+        <w:t xml:space="preserve"> </w:t>
       </w:r>
       <w:r>
         <w:rPr>
@@ -8479,7 +10965,21 @@
         <w:rPr>
           <w:rFonts w:eastAsiaTheme="minorHAnsi"/>
         </w:rPr>
-        <w:t xml:space="preserve"> If you wish to change any string, edit the appropriate memo field. For example, edit the contents of French to change the French message for a string. To add a new language, add a new Memo (Binary) field to the table named for the language (for example, “Italian”), fill in that field with the appropriate string for all records, and set oError.cLanguage to the name of the field to use.</w:t>
+        <w:t xml:space="preserve"> If you wish to change any string, edit the appropriate memo field. For example, edit the contents of French to change the French message for a string. To add a new language, add a new Memo (Binary) field to the table named for the language (for example, “Italian”), fill in that field with the appropriate string for all records, and set </w:t>
+      </w:r>
+      <w:proofErr w:type="spellStart"/>
+      <w:r>
+        <w:rPr>
+          <w:rFonts w:eastAsiaTheme="minorHAnsi"/>
+        </w:rPr>
+        <w:t>oError.cLanguage</w:t>
+      </w:r>
+      <w:proofErr w:type="spellEnd"/>
+      <w:r>
+        <w:rPr>
+          <w:rFonts w:eastAsiaTheme="minorHAnsi"/>
+        </w:rPr>
+        <w:t xml:space="preserve"> to the name of the field to use.</w:t>
       </w:r>
     </w:p>
     <w:p>
@@ -8577,13 +11077,24 @@
       </w:r>
       <w:bookmarkEnd w:id="9"/>
       <w:r>
-        <w:t>. Resource.</w:t>
+        <w:t xml:space="preserve">. </w:t>
+      </w:r>
+      <w:proofErr w:type="spellStart"/>
+      <w:r>
+        <w:t>Resource.</w:t>
       </w:r>
       <w:r>
         <w:rPr>
           <w:noProof/>
         </w:rPr>
-        <w:t>dbf contains the strings displayed in the error message dialog.</w:t>
+        <w:t>dbf</w:t>
+      </w:r>
+      <w:proofErr w:type="spellEnd"/>
+      <w:r>
+        <w:rPr>
+          <w:noProof/>
+        </w:rPr>
+        <w:t xml:space="preserve"> contains the strings displayed in the error message dialog.</w:t>
       </w:r>
     </w:p>
     <w:p>
@@ -8602,11 +11113,19 @@
           <w:rFonts w:eastAsiaTheme="minorHAnsi"/>
         </w:rPr>
       </w:pPr>
-      <w:r>
-        <w:rPr>
-          <w:rFonts w:eastAsiaTheme="minorHAnsi"/>
-        </w:rPr>
-        <w:t xml:space="preserve">DisplayError returns a string indicating what the user chose to do in the dialog. </w:t>
+      <w:proofErr w:type="spellStart"/>
+      <w:r>
+        <w:rPr>
+          <w:rFonts w:eastAsiaTheme="minorHAnsi"/>
+        </w:rPr>
+        <w:t>DisplayError</w:t>
+      </w:r>
+      <w:proofErr w:type="spellEnd"/>
+      <w:r>
+        <w:rPr>
+          <w:rFonts w:eastAsiaTheme="minorHAnsi"/>
+        </w:rPr>
+        <w:t xml:space="preserve"> returns a string indicating what the user chose to do in the dialog. </w:t>
       </w:r>
       <w:r>
         <w:t xml:space="preserve">Notice in </w:t>
@@ -8640,11 +11159,19 @@
           <w:rFonts w:eastAsiaTheme="minorHAnsi"/>
         </w:rPr>
       </w:pPr>
-      <w:r>
-        <w:rPr>
-          <w:rFonts w:eastAsiaTheme="minorHAnsi"/>
-        </w:rPr>
-        <w:t>ErrorHandler decides what to do based on the action the user chose:</w:t>
+      <w:proofErr w:type="spellStart"/>
+      <w:r>
+        <w:rPr>
+          <w:rFonts w:eastAsiaTheme="minorHAnsi"/>
+        </w:rPr>
+        <w:t>ErrorHandler</w:t>
+      </w:r>
+      <w:proofErr w:type="spellEnd"/>
+      <w:r>
+        <w:rPr>
+          <w:rFonts w:eastAsiaTheme="minorHAnsi"/>
+        </w:rPr>
+        <w:t xml:space="preserve"> decides what to do based on the action the user chose:</w:t>
       </w:r>
     </w:p>
     <w:p>
@@ -8670,7 +11197,31 @@
         <w:rPr>
           <w:rFonts w:eastAsiaTheme="minorHAnsi"/>
         </w:rPr>
-        <w:t>” a flag is set to return to the program in the call stack</w:t>
+        <w:t xml:space="preserve">” a flag is set to return to the </w:t>
+      </w:r>
+      <w:r>
+        <w:rPr>
+          <w:rFonts w:eastAsiaTheme="minorHAnsi"/>
+        </w:rPr>
+        <w:t>routine (</w:t>
+      </w:r>
+      <w:r>
+        <w:rPr>
+          <w:rFonts w:eastAsiaTheme="minorHAnsi"/>
+        </w:rPr>
+        <w:t xml:space="preserve">program </w:t>
+      </w:r>
+      <w:r>
+        <w:rPr>
+          <w:rFonts w:eastAsiaTheme="minorHAnsi"/>
+        </w:rPr>
+        <w:t xml:space="preserve">or method) </w:t>
+      </w:r>
+      <w:r>
+        <w:rPr>
+          <w:rFonts w:eastAsiaTheme="minorHAnsi"/>
+        </w:rPr>
+        <w:t>in the call stack</w:t>
       </w:r>
       <w:r>
         <w:rPr>
@@ -8684,6 +11235,32 @@
         </w:rPr>
         <w:t>.</w:t>
       </w:r>
+      <w:r>
+        <w:rPr>
+          <w:rFonts w:eastAsiaTheme="minorHAnsi"/>
+        </w:rPr>
+        <w:t xml:space="preserve"> Set the </w:t>
+      </w:r>
+      <w:proofErr w:type="spellStart"/>
+      <w:r>
+        <w:rPr>
+          <w:rFonts w:eastAsiaTheme="minorHAnsi"/>
+        </w:rPr>
+        <w:t>cReturnToOnCancel</w:t>
+      </w:r>
+      <w:proofErr w:type="spellEnd"/>
+      <w:r>
+        <w:rPr>
+          <w:rFonts w:eastAsiaTheme="minorHAnsi"/>
+        </w:rPr>
+        <w:t xml:space="preserve"> property to the name of that routine.</w:t>
+      </w:r>
+      <w:r>
+        <w:rPr>
+          <w:rFonts w:eastAsiaTheme="minorHAnsi"/>
+        </w:rPr>
+        <w:t xml:space="preserve"> It works best if you put the READ EVENTS statement into its own routine.</w:t>
+      </w:r>
     </w:p>
     <w:p>
       <w:pPr>
@@ -8714,7 +11291,21 @@
         <w:rPr>
           <w:rFonts w:eastAsiaTheme="minorHAnsi"/>
         </w:rPr>
-        <w:t xml:space="preserve">the code calls RevertAllTables so </w:t>
+        <w:t xml:space="preserve">the code calls </w:t>
+      </w:r>
+      <w:proofErr w:type="spellStart"/>
+      <w:r>
+        <w:rPr>
+          <w:rFonts w:eastAsiaTheme="minorHAnsi"/>
+        </w:rPr>
+        <w:t>RevertAllTables</w:t>
+      </w:r>
+      <w:proofErr w:type="spellEnd"/>
+      <w:r>
+        <w:rPr>
+          <w:rFonts w:eastAsiaTheme="minorHAnsi"/>
+        </w:rPr>
+        <w:t xml:space="preserve"> so </w:t>
       </w:r>
       <w:r>
         <w:rPr>
@@ -8744,7 +11335,47 @@
         <w:rPr>
           <w:rFonts w:eastAsiaTheme="minorHAnsi"/>
         </w:rPr>
-        <w:t>a flag to return to the top-most program in the call stack.</w:t>
+        <w:t xml:space="preserve">a flag to return to </w:t>
+      </w:r>
+      <w:r>
+        <w:rPr>
+          <w:rFonts w:eastAsiaTheme="minorHAnsi"/>
+        </w:rPr>
+        <w:t xml:space="preserve">the routine specified in the </w:t>
+      </w:r>
+      <w:proofErr w:type="spellStart"/>
+      <w:r>
+        <w:rPr>
+          <w:rFonts w:eastAsiaTheme="minorHAnsi"/>
+        </w:rPr>
+        <w:t>cReturnToOnQuit</w:t>
+      </w:r>
+      <w:proofErr w:type="spellEnd"/>
+      <w:r>
+        <w:rPr>
+          <w:rFonts w:eastAsiaTheme="minorHAnsi"/>
+        </w:rPr>
+        <w:t xml:space="preserve"> property (normally the </w:t>
+      </w:r>
+      <w:bookmarkStart w:id="10" w:name="_Hlk162078900"/>
+      <w:r>
+        <w:rPr>
+          <w:rFonts w:eastAsiaTheme="minorHAnsi"/>
+        </w:rPr>
+        <w:t>top-most program in the call stack</w:t>
+      </w:r>
+      <w:bookmarkEnd w:id="10"/>
+      <w:r>
+        <w:rPr>
+          <w:rFonts w:eastAsiaTheme="minorHAnsi"/>
+        </w:rPr>
+        <w:t>; defaults to “MASTER”).</w:t>
+      </w:r>
+      <w:r>
+        <w:rPr>
+          <w:rFonts w:eastAsiaTheme="minorHAnsi"/>
+        </w:rPr>
+        <w:t>).</w:t>
       </w:r>
     </w:p>
     <w:p>
@@ -8758,7 +11389,21 @@
         <w:rPr>
           <w:rFonts w:eastAsiaTheme="minorHAnsi"/>
         </w:rPr>
-        <w:t xml:space="preserve">For “Debug” in a runtime environment, the code calls CommandShell to display </w:t>
+        <w:t xml:space="preserve">For “Debug” in a runtime environment, the code calls </w:t>
+      </w:r>
+      <w:proofErr w:type="spellStart"/>
+      <w:r>
+        <w:rPr>
+          <w:rFonts w:eastAsiaTheme="minorHAnsi"/>
+        </w:rPr>
+        <w:t>CommandShell</w:t>
+      </w:r>
+      <w:proofErr w:type="spellEnd"/>
+      <w:r>
+        <w:rPr>
+          <w:rFonts w:eastAsiaTheme="minorHAnsi"/>
+        </w:rPr>
+        <w:t xml:space="preserve"> to display </w:t>
       </w:r>
       <w:r>
         <w:rPr>
@@ -8772,11 +11417,33 @@
         </w:rPr>
         <w:t xml:space="preserve">. The default is </w:t>
       </w:r>
-      <w:r>
-        <w:rPr>
-          <w:rFonts w:eastAsiaTheme="minorHAnsi"/>
-        </w:rPr>
-        <w:t xml:space="preserve">SFConsoleForm in SFConsole.VCX, the runtime “command window” shown in </w:t>
+      <w:proofErr w:type="spellStart"/>
+      <w:r>
+        <w:rPr>
+          <w:rFonts w:eastAsiaTheme="minorHAnsi"/>
+        </w:rPr>
+        <w:t>SFConsoleForm</w:t>
+      </w:r>
+      <w:proofErr w:type="spellEnd"/>
+      <w:r>
+        <w:rPr>
+          <w:rFonts w:eastAsiaTheme="minorHAnsi"/>
+        </w:rPr>
+        <w:t xml:space="preserve"> in </w:t>
+      </w:r>
+      <w:proofErr w:type="spellStart"/>
+      <w:r>
+        <w:rPr>
+          <w:rFonts w:eastAsiaTheme="minorHAnsi"/>
+        </w:rPr>
+        <w:t>SFConsole.VCX</w:t>
+      </w:r>
+      <w:proofErr w:type="spellEnd"/>
+      <w:r>
+        <w:rPr>
+          <w:rFonts w:eastAsiaTheme="minorHAnsi"/>
+        </w:rPr>
+        <w:t xml:space="preserve">, the runtime “command window” shown in </w:t>
       </w:r>
       <w:r>
         <w:rPr>
@@ -8843,7 +11510,35 @@
         <w:rPr>
           <w:rFonts w:eastAsiaTheme="minorHAnsi"/>
         </w:rPr>
-        <w:t xml:space="preserve">For “Debug” in the VFP IDE, _SCREEN.Visible is set to .T. in case you’re running a top-level form application with _SCREEN hidden and </w:t>
+        <w:t>For “Debug” in the VFP IDE, _</w:t>
+      </w:r>
+      <w:proofErr w:type="spellStart"/>
+      <w:r>
+        <w:rPr>
+          <w:rFonts w:eastAsiaTheme="minorHAnsi"/>
+        </w:rPr>
+        <w:t>SCREEN.Visible</w:t>
+      </w:r>
+      <w:proofErr w:type="spellEnd"/>
+      <w:r>
+        <w:rPr>
+          <w:rFonts w:eastAsiaTheme="minorHAnsi"/>
+        </w:rPr>
+        <w:t xml:space="preserve"> is set </w:t>
+      </w:r>
+      <w:proofErr w:type="gramStart"/>
+      <w:r>
+        <w:rPr>
+          <w:rFonts w:eastAsiaTheme="minorHAnsi"/>
+        </w:rPr>
+        <w:t>to .</w:t>
+      </w:r>
+      <w:proofErr w:type="gramEnd"/>
+      <w:r>
+        <w:rPr>
+          <w:rFonts w:eastAsiaTheme="minorHAnsi"/>
+        </w:rPr>
+        <w:t xml:space="preserve">T. in case you’re running a top-level form application with _SCREEN hidden and </w:t>
       </w:r>
       <w:r>
         <w:rPr>
@@ -8871,7 +11566,16 @@
         <w:pStyle w:val="bulletlast"/>
       </w:pPr>
       <w:r>
-        <w:t>For “Quit” in a runtime environment, the code calls RevertAllTables as described earlier, issues ON SHUTDOWN and CLEAR EVENTS to prepare for shutting down the application, and then sets a flag to return to the top-most program in the call stack.</w:t>
+        <w:lastRenderedPageBreak/>
+        <w:t xml:space="preserve">For “Quit” in a runtime environment, the code calls </w:t>
+      </w:r>
+      <w:proofErr w:type="spellStart"/>
+      <w:r>
+        <w:t>RevertAllTables</w:t>
+      </w:r>
+      <w:proofErr w:type="spellEnd"/>
+      <w:r>
+        <w:t xml:space="preserve"> as described earlier, issues ON SHUTDOWN and CLEAR EVENTS to prepare for shutting down the application, and then sets a flag to return to the top-most program in the call stack.</w:t>
       </w:r>
     </w:p>
     <w:p>
@@ -8917,42 +11621,340 @@
         <w:rPr>
           <w:rFonts w:eastAsiaTheme="minorHAnsi"/>
         </w:rPr>
+        <w:t xml:space="preserve">If we’re supposed to continue in the program, use RETURN TO </w:t>
+      </w:r>
+      <w:proofErr w:type="spellStart"/>
+      <w:r>
+        <w:rPr>
+          <w:rFonts w:eastAsiaTheme="minorHAnsi"/>
+          <w:i/>
+        </w:rPr>
+        <w:t>SomeMethod</w:t>
+      </w:r>
+      <w:proofErr w:type="spellEnd"/>
+      <w:r>
+        <w:rPr>
+          <w:rFonts w:eastAsiaTheme="minorHAnsi"/>
+        </w:rPr>
+        <w:t xml:space="preserve">, where </w:t>
+      </w:r>
+      <w:proofErr w:type="spellStart"/>
+      <w:r>
+        <w:rPr>
+          <w:rFonts w:eastAsiaTheme="minorHAnsi"/>
+          <w:i/>
+        </w:rPr>
+        <w:t>SomeMethod</w:t>
+      </w:r>
+      <w:proofErr w:type="spellEnd"/>
+      <w:r>
+        <w:rPr>
+          <w:rFonts w:eastAsiaTheme="minorHAnsi"/>
+        </w:rPr>
+        <w:t xml:space="preserve"> is the name of the routine where READ EVENTS exists. This has the effect of unwinding the call stack that caused the error to occur and the application is sitting in the event loop, waiting for the next action by the user.</w:t>
+      </w:r>
+    </w:p>
+    <w:p>
+      <w:pPr>
+        <w:pStyle w:val="bulletlast"/>
+      </w:pPr>
+      <w:r>
+        <w:t>If we’re supposed to quit the application, use RETURN TO MASTER to unwind the call stack and go back to the top-level program so we can do an orderly shutdown.</w:t>
+      </w:r>
+    </w:p>
+    <w:p>
+      <w:pPr>
+        <w:pStyle w:val="bodytext"/>
+      </w:pPr>
+      <w:r>
+        <w:t>As discussed earlier, RETURN TO can’t be used if there’s a TRY structure on the call stack. In that case, the only thing we can do is cancel or quit the program.</w:t>
+      </w:r>
+    </w:p>
+    <w:p>
+      <w:pPr>
+        <w:pStyle w:val="bodytext"/>
+      </w:pPr>
+      <w:r>
+        <w:t xml:space="preserve">The code at the end of </w:t>
+      </w:r>
+      <w:proofErr w:type="spellStart"/>
+      <w:r>
+        <w:t>ErrorHandler</w:t>
+      </w:r>
+      <w:proofErr w:type="spellEnd"/>
+      <w:r>
+        <w:t xml:space="preserve"> does one of the following things:</w:t>
+      </w:r>
+    </w:p>
+    <w:p>
+      <w:pPr>
+        <w:pStyle w:val="bulletfirst"/>
+      </w:pPr>
+      <w:r>
+        <w:t xml:space="preserve">If we’re inside a TRY or the error occurred in the startup program at runtime, call </w:t>
+      </w:r>
+      <w:proofErr w:type="spellStart"/>
+      <w:r>
+        <w:t>ImmediateExit</w:t>
+      </w:r>
+      <w:proofErr w:type="spellEnd"/>
+      <w:r>
+        <w:t>, which closes all forms, releases all global objects, closes all procedure and library files, does other cleanup, and terminates the program with either CANCEL (</w:t>
+      </w:r>
+      <w:r>
+        <w:t xml:space="preserve">when </w:t>
+      </w:r>
+      <w:r>
+        <w:t>running in the IDE) or the</w:t>
+      </w:r>
+      <w:r>
+        <w:t xml:space="preserve"> </w:t>
+      </w:r>
+      <w:proofErr w:type="spellStart"/>
+      <w:r>
+        <w:t>ExitProcess</w:t>
+      </w:r>
+      <w:proofErr w:type="spellEnd"/>
+      <w:r>
+        <w:t xml:space="preserve"> Windows API function</w:t>
+      </w:r>
+      <w:r>
+        <w:t xml:space="preserve"> (when running an executable)</w:t>
+      </w:r>
+      <w:r>
+        <w:t>, which returns an error code (discuss</w:t>
+      </w:r>
+      <w:r>
+        <w:t>ed</w:t>
+      </w:r>
+      <w:r>
+        <w:t xml:space="preserve"> in more detail later).</w:t>
+      </w:r>
+    </w:p>
+    <w:p>
+      <w:pPr>
+        <w:pStyle w:val="bullet"/>
+      </w:pPr>
+      <w:r>
+        <w:t>If we’re supposed to continue in the program, do some cleanup and then RETURN TO the routine containing the READ EVENT</w:t>
+      </w:r>
+      <w:r>
+        <w:t>S statement</w:t>
+      </w:r>
+      <w:r>
+        <w:t>.</w:t>
+      </w:r>
+    </w:p>
+    <w:p>
+      <w:pPr>
+        <w:pStyle w:val="bulletlast"/>
+      </w:pPr>
+      <w:r>
+        <w:t xml:space="preserve">If </w:t>
+      </w:r>
+      <w:r>
+        <w:t>none</w:t>
+      </w:r>
+      <w:r>
+        <w:t xml:space="preserve"> of the above </w:t>
+      </w:r>
+      <w:r>
+        <w:t>is</w:t>
+      </w:r>
+      <w:r>
+        <w:t xml:space="preserve"> done, do some cleanup and RETURN TO </w:t>
+      </w:r>
+      <w:r>
+        <w:t xml:space="preserve">the routine specified in the </w:t>
+      </w:r>
+      <w:proofErr w:type="spellStart"/>
+      <w:r>
+        <w:t>cReturnToOnQuit</w:t>
+      </w:r>
+      <w:proofErr w:type="spellEnd"/>
+      <w:r>
+        <w:t xml:space="preserve"> property to shut down the program in an orderly manner</w:t>
+      </w:r>
+      <w:r>
+        <w:t>.</w:t>
+      </w:r>
+    </w:p>
+    <w:p>
+      <w:pPr>
+        <w:pStyle w:val="Heading1"/>
+      </w:pPr>
+      <w:r>
+        <w:t>Returning an error code</w:t>
+      </w:r>
+    </w:p>
+    <w:p>
+      <w:pPr>
+        <w:pStyle w:val="bodytext"/>
+      </w:pPr>
+      <w:r>
+        <w:t xml:space="preserve">While a function or method can return a value to the caller, </w:t>
+      </w:r>
+      <w:r>
+        <w:t xml:space="preserve">a VFP executable normally </w:t>
+      </w:r>
+      <w:r>
+        <w:t>can’t. So, if you</w:t>
+      </w:r>
+      <w:r>
+        <w:t>r application was launched from another application, such as the Windows Task Scheduler, and you</w:t>
+      </w:r>
+      <w:r>
+        <w:t xml:space="preserve"> want to </w:t>
+      </w:r>
+      <w:r>
+        <w:t xml:space="preserve">tell that application </w:t>
+      </w:r>
+      <w:r>
+        <w:t xml:space="preserve">whether </w:t>
+      </w:r>
+      <w:r>
+        <w:t>your</w:t>
+      </w:r>
+      <w:r>
+        <w:t xml:space="preserve"> application succeeded or terminated with an error, you need some way to </w:t>
+      </w:r>
+      <w:r>
+        <w:t xml:space="preserve">send </w:t>
+      </w:r>
+      <w:r>
+        <w:t xml:space="preserve">that to the caller. One way is to terminate the application using the </w:t>
+      </w:r>
+      <w:proofErr w:type="spellStart"/>
+      <w:r>
+        <w:t>ExitProcess</w:t>
+      </w:r>
+      <w:proofErr w:type="spellEnd"/>
+      <w:r>
+        <w:t xml:space="preserve"> Windows API</w:t>
+      </w:r>
+      <w:r>
+        <w:t xml:space="preserve"> function. </w:t>
+      </w:r>
+      <w:r>
+        <w:t>The function returns an exit code the other application can use; 0 means the application succeeded.</w:t>
+      </w:r>
+    </w:p>
+    <w:p>
+      <w:pPr>
+        <w:pStyle w:val="bodytext"/>
+      </w:pPr>
+      <w:proofErr w:type="spellStart"/>
+      <w:r>
+        <w:t>ExitProcess</w:t>
+      </w:r>
+      <w:proofErr w:type="spellEnd"/>
+      <w:r>
+        <w:t xml:space="preserve"> is easy to use:</w:t>
+      </w:r>
+    </w:p>
+    <w:p>
+      <w:pPr>
+        <w:pStyle w:val="codefirstline"/>
+        <w:rPr>
+          <w:rFonts w:eastAsiaTheme="minorHAnsi"/>
+        </w:rPr>
+      </w:pPr>
+      <w:r>
+        <w:rPr>
+          <w:rFonts w:eastAsiaTheme="minorHAnsi"/>
+        </w:rPr>
+        <w:t>declare ExitProcess in Win32API integer ExitCode</w:t>
+      </w:r>
+    </w:p>
+    <w:p>
+      <w:pPr>
+        <w:pStyle w:val="codelastline"/>
+        <w:rPr>
+          <w:rFonts w:eastAsiaTheme="minorHAnsi"/>
+        </w:rPr>
+      </w:pPr>
+      <w:r>
+        <w:rPr>
+          <w:rFonts w:eastAsiaTheme="minorHAnsi"/>
+        </w:rPr>
+        <w:t>ExitProcess(lnReturnCode)</w:t>
+      </w:r>
+    </w:p>
+    <w:p>
+      <w:pPr>
+        <w:pStyle w:val="bodytext"/>
+      </w:pPr>
+      <w:r>
+        <w:t xml:space="preserve">However, since it terminates the application immediately, be sure to do this as the last thing in your application. If you look at the </w:t>
+      </w:r>
+      <w:proofErr w:type="spellStart"/>
+      <w:r>
+        <w:t>ImmediateExit</w:t>
+      </w:r>
+      <w:proofErr w:type="spellEnd"/>
+      <w:r>
+        <w:t xml:space="preserve"> method of </w:t>
+      </w:r>
+      <w:proofErr w:type="spellStart"/>
+      <w:r>
+        <w:t>SFErrorMgr</w:t>
+      </w:r>
+      <w:proofErr w:type="spellEnd"/>
+      <w:r>
+        <w:t xml:space="preserve">, you’ll see </w:t>
+      </w:r>
+      <w:r>
         <w:lastRenderedPageBreak/>
-        <w:t xml:space="preserve">If we’re supposed to continue in the program, use RETURN TO </w:t>
-      </w:r>
-      <w:r>
-        <w:rPr>
-          <w:rFonts w:eastAsiaTheme="minorHAnsi"/>
-          <w:i/>
-        </w:rPr>
-        <w:t>SomeMethod</w:t>
-      </w:r>
-      <w:r>
-        <w:rPr>
-          <w:rFonts w:eastAsiaTheme="minorHAnsi"/>
-        </w:rPr>
-        <w:t xml:space="preserve">, where </w:t>
-      </w:r>
-      <w:r>
-        <w:rPr>
-          <w:rFonts w:eastAsiaTheme="minorHAnsi"/>
-          <w:i/>
-        </w:rPr>
-        <w:t>SomeMethod</w:t>
-      </w:r>
-      <w:r>
-        <w:rPr>
-          <w:rFonts w:eastAsiaTheme="minorHAnsi"/>
-        </w:rPr>
-        <w:t xml:space="preserve"> is the name of the routine where READ EVENTS exists. This has the effect of unwinding the call stack that caused the error to occur and the application is sitting in the event loop, waiting for the next action by the user.</w:t>
-      </w:r>
-    </w:p>
-    <w:p>
-      <w:pPr>
-        <w:pStyle w:val="bulletlast"/>
-      </w:pPr>
-      <w:r>
-        <w:t>If we’re supposed to quit the application, use RETURN TO MASTER to unwind the call stack and go back to the top-level program so we can do an orderly shutdown.</w:t>
+        <w:t xml:space="preserve">it </w:t>
+      </w:r>
+      <w:proofErr w:type="gramStart"/>
+      <w:r>
+        <w:t>calls</w:t>
+      </w:r>
+      <w:proofErr w:type="gramEnd"/>
+      <w:r>
+        <w:t xml:space="preserve"> </w:t>
+      </w:r>
+      <w:proofErr w:type="spellStart"/>
+      <w:r>
+        <w:t>ExitProcess</w:t>
+      </w:r>
+      <w:proofErr w:type="spellEnd"/>
+      <w:r>
+        <w:t xml:space="preserve"> after all the cleanup tasks are done</w:t>
+      </w:r>
+      <w:r>
+        <w:t xml:space="preserve">. It passes </w:t>
+      </w:r>
+      <w:proofErr w:type="spellStart"/>
+      <w:r>
+        <w:t>nReturnCode</w:t>
+      </w:r>
+      <w:proofErr w:type="spellEnd"/>
+      <w:r>
+        <w:t xml:space="preserve"> as the return value, so you can set that to any value you wish in a subclass of </w:t>
+      </w:r>
+      <w:proofErr w:type="spellStart"/>
+      <w:r>
+        <w:t>SFErrorMgr</w:t>
+      </w:r>
+      <w:proofErr w:type="spellEnd"/>
+      <w:r>
+        <w:t>.</w:t>
+      </w:r>
+    </w:p>
+    <w:p>
+      <w:pPr>
+        <w:pStyle w:val="Heading1"/>
+      </w:pPr>
+      <w:r>
+        <w:t>Error log analy</w:t>
+      </w:r>
+      <w:r>
+        <w:t>s</w:t>
+      </w:r>
+      <w:r>
+        <w:t>is strategies</w:t>
       </w:r>
     </w:p>
     <w:p>
@@ -8960,18 +11962,7 @@
         <w:pStyle w:val="bodytext"/>
       </w:pPr>
       <w:r>
-        <w:t>As discussed earlier, RETURN TO can’t be used if there’s a TRY structure on the call stack. In that case, the only thing we can do is cancel or quit the program.</w:t>
-      </w:r>
-    </w:p>
-    <w:p>
-      <w:pPr>
-        <w:pStyle w:val="bodytext"/>
-      </w:pPr>
-      <w:r>
-        <w:t>The code at the end of ErrorHandler</w:t>
-      </w:r>
-      <w:r>
-        <w:t xml:space="preserve"> does one of the following things:</w:t>
+        <w:t>Let’s look at some strategies for analyzing the error log.</w:t>
       </w:r>
     </w:p>
     <w:p>
@@ -8979,201 +11970,45 @@
         <w:pStyle w:val="bulletfirst"/>
       </w:pPr>
       <w:r>
-        <w:t>If we’re inside a TRY or the error occurred in the startup program at runtime, call ImmediateExit, which closes all forms, releases all global objects, closes all procedure and library files, does other cleanup, and terminates the program with either CANCEL (</w:t>
-      </w:r>
-      <w:r>
-        <w:t xml:space="preserve">when </w:t>
-      </w:r>
-      <w:r>
-        <w:t>running in the IDE) or the</w:t>
-      </w:r>
-      <w:r>
-        <w:t xml:space="preserve"> ExitProcess</w:t>
-      </w:r>
-      <w:r>
-        <w:t xml:space="preserve"> Windows API function</w:t>
-      </w:r>
-      <w:r>
-        <w:t xml:space="preserve"> (when running an executable)</w:t>
-      </w:r>
-      <w:r>
-        <w:t>, which returns an error code (I’ll discuss that in more detail later).</w:t>
-      </w:r>
-    </w:p>
-    <w:p>
-      <w:pPr>
-        <w:pStyle w:val="bullet"/>
-      </w:pPr>
-      <w:r>
-        <w:t>If we’re supposed to continue in the program, do some cleanup and then RETURN TO the routine containing the READ EVENT</w:t>
-      </w:r>
-      <w:r>
-        <w:t>S statement</w:t>
-      </w:r>
-      <w:r>
-        <w:t>.</w:t>
-      </w:r>
-    </w:p>
-    <w:p>
-      <w:pPr>
-        <w:pStyle w:val="bulletlast"/>
-      </w:pPr>
-      <w:r>
-        <w:t xml:space="preserve">If </w:t>
-      </w:r>
-      <w:r>
-        <w:t>none</w:t>
-      </w:r>
-      <w:r>
-        <w:t xml:space="preserve"> of the above </w:t>
-      </w:r>
-      <w:r>
-        <w:t>is</w:t>
-      </w:r>
-      <w:r>
-        <w:t xml:space="preserve"> done, do some cleanup and RETURN TO MASTER to shut down the program in an orderly manner.</w:t>
-      </w:r>
-    </w:p>
-    <w:p>
-      <w:pPr>
-        <w:pStyle w:val="Heading1"/>
-      </w:pPr>
-      <w:r>
-        <w:t>Returning an error code</w:t>
-      </w:r>
-    </w:p>
-    <w:p>
-      <w:pPr>
-        <w:pStyle w:val="bodytext"/>
-      </w:pPr>
-      <w:r>
-        <w:t>While a function or method can return a value to the caller, an executable can’t. So, if you</w:t>
-      </w:r>
-      <w:r>
-        <w:t>r application was launched from another application, such as the Windows Task Scheduler, and you</w:t>
-      </w:r>
-      <w:r>
-        <w:t xml:space="preserve"> want to </w:t>
-      </w:r>
-      <w:r>
-        <w:t xml:space="preserve">tell that application </w:t>
-      </w:r>
-      <w:r>
-        <w:t xml:space="preserve">whether </w:t>
-      </w:r>
-      <w:r>
-        <w:t>your</w:t>
-      </w:r>
-      <w:r>
-        <w:t xml:space="preserve"> application succeeded or terminated with an error, you need some way to </w:t>
-      </w:r>
-      <w:r>
-        <w:t xml:space="preserve">send </w:t>
-      </w:r>
-      <w:r>
-        <w:t>that to the caller. One way is to terminate the application using the ExitProcess Windows API</w:t>
-      </w:r>
-      <w:r>
-        <w:t xml:space="preserve"> function. </w:t>
-      </w:r>
-      <w:r>
-        <w:t>The function returns an exit code the other application can use; 0 means the application succeeded.</w:t>
-      </w:r>
-    </w:p>
-    <w:p>
-      <w:pPr>
-        <w:pStyle w:val="bodytext"/>
-      </w:pPr>
-      <w:r>
-        <w:t>ExitProcess is easy to use:</w:t>
-      </w:r>
-    </w:p>
-    <w:p>
-      <w:pPr>
-        <w:pStyle w:val="codefirstline"/>
-        <w:rPr>
-          <w:rFonts w:eastAsiaTheme="minorHAnsi"/>
-        </w:rPr>
-      </w:pPr>
-      <w:r>
-        <w:rPr>
-          <w:rFonts w:eastAsiaTheme="minorHAnsi"/>
-        </w:rPr>
-        <w:t>declare ExitProcess in Win32API integer ExitCode</w:t>
-      </w:r>
-    </w:p>
-    <w:p>
-      <w:pPr>
-        <w:pStyle w:val="codelastline"/>
-        <w:rPr>
-          <w:rFonts w:eastAsiaTheme="minorHAnsi"/>
-        </w:rPr>
-      </w:pPr>
-      <w:r>
-        <w:rPr>
-          <w:rFonts w:eastAsiaTheme="minorHAnsi"/>
-        </w:rPr>
-        <w:t>ExitProcess(lnReturnCode)</w:t>
-      </w:r>
-    </w:p>
-    <w:p>
-      <w:pPr>
-        <w:pStyle w:val="bodytext"/>
-      </w:pPr>
-      <w:r>
-        <w:t xml:space="preserve">However, since it terminates the application immediately, be sure to do this as the last thing in your application. If you look at the ImmediateExit method of SFErrorMgr, you’ll see that </w:t>
-      </w:r>
-      <w:r>
-        <w:t xml:space="preserve">it calls </w:t>
-      </w:r>
-      <w:r>
-        <w:t>ExitProcess after all the cleanup tasks are done</w:t>
-      </w:r>
-      <w:r>
-        <w:t>. It passes nReturnCode as the return value, so you can set that to any value you wish in a subclass of SFErrorMgr.</w:t>
-      </w:r>
-    </w:p>
-    <w:p>
-      <w:pPr>
-        <w:pStyle w:val="Heading1"/>
-      </w:pPr>
-      <w:r>
-        <w:t>Error log analy</w:t>
-      </w:r>
-      <w:r>
-        <w:t>s</w:t>
-      </w:r>
-      <w:r>
-        <w:t>is strategies</w:t>
-      </w:r>
-    </w:p>
-    <w:p>
-      <w:pPr>
-        <w:pStyle w:val="bodytext"/>
-      </w:pPr>
-      <w:r>
-        <w:t>Let’s look at some strategies for analyzing the error log.</w:t>
-      </w:r>
-    </w:p>
-    <w:p>
-      <w:pPr>
-        <w:pStyle w:val="bulletfirst"/>
-      </w:pPr>
-      <w:r>
-        <w:lastRenderedPageBreak/>
         <w:t xml:space="preserve">I tend to look at </w:t>
       </w:r>
       <w:r>
-        <w:t>the text file generated by SFErrorMgr</w:t>
-      </w:r>
-      <w:r>
-        <w:t xml:space="preserve"> much more often than Errorlog.dbf, mostly because that’s what’s emailed to us or attached to a support ticket. It contains information about the most recent error. However, sometimes I ask the user to send me </w:t>
-      </w:r>
-      <w:r>
-        <w:t xml:space="preserve">Errorlog.dbf </w:t>
-      </w:r>
-      <w:r>
-        <w:t>and fpt because they contain a history of all errors, and sometimes that’s needed for more complex issues.</w:t>
+        <w:t xml:space="preserve">the text file generated by </w:t>
+      </w:r>
+      <w:proofErr w:type="spellStart"/>
+      <w:r>
+        <w:t>SFErrorMgr</w:t>
+      </w:r>
+      <w:proofErr w:type="spellEnd"/>
+      <w:r>
+        <w:t xml:space="preserve"> much more often than </w:t>
+      </w:r>
+      <w:proofErr w:type="spellStart"/>
+      <w:r>
+        <w:t>Errorlog.dbf</w:t>
+      </w:r>
+      <w:proofErr w:type="spellEnd"/>
+      <w:r>
+        <w:t xml:space="preserve">, mostly because that’s what’s emailed to us or attached to a support ticket. It contains information about the most recent error. However, sometimes I ask the user to send me </w:t>
+      </w:r>
+      <w:proofErr w:type="spellStart"/>
+      <w:r>
+        <w:t>Errorlog.dbf</w:t>
+      </w:r>
+      <w:proofErr w:type="spellEnd"/>
+      <w:r>
+        <w:t xml:space="preserve"> </w:t>
+      </w:r>
+      <w:r>
+        <w:t xml:space="preserve">and </w:t>
+      </w:r>
+      <w:proofErr w:type="spellStart"/>
+      <w:r>
+        <w:t>fpt</w:t>
+      </w:r>
+      <w:proofErr w:type="spellEnd"/>
+      <w:r>
+        <w:t xml:space="preserve"> because they contain a history of all errors, and sometimes that’s needed for more complex issues.</w:t>
       </w:r>
     </w:p>
     <w:p>
@@ -9267,13 +12102,15 @@
         <w:pStyle w:val="indented"/>
       </w:pPr>
       <w:r>
-        <w:t>The ScheduleReport method instantiates a form class, which fails when loading the class (otherwise the error would have occurring in a method of the class). “Class not registered” means an ActiveX control on the form isn’t registered on the user’s system. A quick check of the controls on the form tells me it’s TaskScheduler.DLL that for some reason isn’t registered, so using REGSVR32 fixe</w:t>
-      </w:r>
-      <w:r>
-        <w:t>d</w:t>
-      </w:r>
-      <w:r>
-        <w:t xml:space="preserve"> the problem.</w:t>
+        <w:t xml:space="preserve">The </w:t>
+      </w:r>
+      <w:proofErr w:type="spellStart"/>
+      <w:r>
+        <w:t>ScheduleReport</w:t>
+      </w:r>
+      <w:proofErr w:type="spellEnd"/>
+      <w:r>
+        <w:t xml:space="preserve"> method instantiates a form class, which fails when loading the class (otherwise the error would have occurring in a method of the class). “Class not registered” means an ActiveX control on the form isn’t registered on the user’s system. A quick check of the controls on the form tells me it’s TaskScheduler.dll that for some reason isn’t registered, so using RegSvr32 fixed the problem.</w:t>
       </w:r>
     </w:p>
     <w:p>
@@ -9325,7 +12162,15 @@
         <w:pStyle w:val="indented"/>
       </w:pPr>
       <w:r>
-        <w:t>Looking at the Decrypt method, I see a call to a Decrypt function. However, that function is actually in a</w:t>
+        <w:t xml:space="preserve">Looking at the Decrypt method, I see a call to a Decrypt function. However, that function is </w:t>
+      </w:r>
+      <w:proofErr w:type="gramStart"/>
+      <w:r>
+        <w:t>actually in</w:t>
+      </w:r>
+      <w:proofErr w:type="gramEnd"/>
+      <w:r>
+        <w:t xml:space="preserve"> a</w:t>
       </w:r>
       <w:r>
         <w:t>n</w:t>
@@ -9410,7 +12255,27 @@
         <w:pStyle w:val="indented"/>
       </w:pPr>
       <w:r>
-        <w:t>The cOutputFileName property of SFROutputDelimited was set to “Z:\Data\Export.csv.” The user used to have a drive mapping for Z: but doesn’t anymore, hence the error.</w:t>
+        <w:t xml:space="preserve">The </w:t>
+      </w:r>
+      <w:proofErr w:type="spellStart"/>
+      <w:r>
+        <w:t>cOutputFileName</w:t>
+      </w:r>
+      <w:proofErr w:type="spellEnd"/>
+      <w:r>
+        <w:t xml:space="preserve"> property of </w:t>
+      </w:r>
+      <w:proofErr w:type="spellStart"/>
+      <w:r>
+        <w:t>SFROutputDelimited</w:t>
+      </w:r>
+      <w:proofErr w:type="spellEnd"/>
+      <w:r>
+        <w:t xml:space="preserve"> was set to “Z:\Data\Export.csv.” The user used to have a drive mapping for Z: but doesn’t </w:t>
+      </w:r>
+      <w:r>
+        <w:lastRenderedPageBreak/>
+        <w:t>anymore, hence the error.</w:t>
       </w:r>
       <w:r>
         <w:t xml:space="preserve"> The immediate solution is to tell the user to use a different path, but this also gives us an opportunity to improve the error handling of the application: rather than letting the user get the “red error dialog,” we could test whether the specified path is valid and display an appropriate warning message if not.</w:t>
@@ -9421,7 +12286,6 @@
         <w:pStyle w:val="indented"/>
       </w:pPr>
       <w:r>
-        <w:lastRenderedPageBreak/>
         <w:t>Here’s another error:</w:t>
       </w:r>
     </w:p>
@@ -9481,7 +12345,23 @@
         <w:pStyle w:val="indented"/>
       </w:pPr>
       <w:r>
-        <w:t>Looking at the variables for SelectFromSingleTable, I see that tcSelect, which contains the SQL statement to use, contains:</w:t>
+        <w:t xml:space="preserve">Looking at the variables for </w:t>
+      </w:r>
+      <w:proofErr w:type="spellStart"/>
+      <w:r>
+        <w:t>SelectFromSingleTable</w:t>
+      </w:r>
+      <w:proofErr w:type="spellEnd"/>
+      <w:r>
+        <w:t xml:space="preserve">, I see that </w:t>
+      </w:r>
+      <w:proofErr w:type="spellStart"/>
+      <w:r>
+        <w:t>tcSelect</w:t>
+      </w:r>
+      <w:proofErr w:type="spellEnd"/>
+      <w:r>
+        <w:t>, which contains the SQL statement to use, contains:</w:t>
       </w:r>
     </w:p>
     <w:p>
@@ -9547,7 +12427,15 @@
         <w:t xml:space="preserve">determine where </w:t>
       </w:r>
       <w:r>
-        <w:t>they were set in the code. For example, variables that contain .F. probably weren’t touched (they’re .F. because the LOCAL statement that declared them made them logical by default)</w:t>
+        <w:t xml:space="preserve">they were set in the code. For example, variables that </w:t>
+      </w:r>
+      <w:proofErr w:type="gramStart"/>
+      <w:r>
+        <w:t>contain .</w:t>
+      </w:r>
+      <w:proofErr w:type="gramEnd"/>
+      <w:r>
+        <w:t>F. probably weren’t touched (they’re .F. because the LOCAL statement that declared them made them logical by default)</w:t>
       </w:r>
       <w:r>
         <w:t>, so I know execution didn’t get to the point where those</w:t>
@@ -9642,7 +12530,23 @@
         <w:t xml:space="preserve">error </w:t>
       </w:r>
       <w:r>
-        <w:t>occurred is between the initialization of lcGroup_Count_Fields and llHaveCount.</w:t>
+        <w:t xml:space="preserve">occurred is between the initialization of </w:t>
+      </w:r>
+      <w:proofErr w:type="spellStart"/>
+      <w:r>
+        <w:t>lcGroup_Count_Fields</w:t>
+      </w:r>
+      <w:proofErr w:type="spellEnd"/>
+      <w:r>
+        <w:t xml:space="preserve"> and </w:t>
+      </w:r>
+      <w:proofErr w:type="spellStart"/>
+      <w:r>
+        <w:t>llHaveCount</w:t>
+      </w:r>
+      <w:proofErr w:type="spellEnd"/>
+      <w:r>
+        <w:t>.</w:t>
       </w:r>
     </w:p>
     <w:p>
@@ -9650,7 +12554,31 @@
         <w:pStyle w:val="bullet"/>
       </w:pPr>
       <w:r>
-        <w:t>Note that declaring variables in the LOCAL statement in the same order as they’re first assigned values helps immensely. Because declaring them assigns them a value of .F., they’ll appear in the order declared in the error log. If they’re also assigned values in that same order, code assigned values to variables which appear in the error log with the default of .F. probably hasn’t been reached yet.</w:t>
+        <w:t xml:space="preserve">Note that declaring variables in the LOCAL statement in the same order as </w:t>
+      </w:r>
+      <w:proofErr w:type="gramStart"/>
+      <w:r>
+        <w:t>they’re</w:t>
+      </w:r>
+      <w:proofErr w:type="gramEnd"/>
+      <w:r>
+        <w:t xml:space="preserve"> first assigned values helps immensely. Because declaring them assigns them a value </w:t>
+      </w:r>
+      <w:proofErr w:type="gramStart"/>
+      <w:r>
+        <w:t>of .</w:t>
+      </w:r>
+      <w:proofErr w:type="gramEnd"/>
+      <w:r>
+        <w:t xml:space="preserve">F., they’ll appear in the order declared in the error log. If they’re also assigned values in that same order, code assigned values to variables which appear in the error log with the default </w:t>
+      </w:r>
+      <w:proofErr w:type="gramStart"/>
+      <w:r>
+        <w:t>of .</w:t>
+      </w:r>
+      <w:proofErr w:type="gramEnd"/>
+      <w:r>
+        <w:t>F. probably hasn’t been reached yet.</w:t>
       </w:r>
       <w:r>
         <w:t xml:space="preserve"> Rather than doing this manually, which would be tedious, I use Thor’s Create LOCALs tool</w:t>
@@ -9678,7 +12606,60 @@
         <w:pStyle w:val="bullet"/>
       </w:pPr>
       <w:r>
-        <w:t>Because LIST OBJECTS only shows objects stored in memory variables, you can’t see the values of properties of objects that are contained in properties of objects. For example, suppose you have a SFApplication object stored in the global variable oApp, and it has a reference to a SFUser object in its oUser property. All the error log will display for oUser is this:</w:t>
+        <w:lastRenderedPageBreak/>
+        <w:t>Because LIST OBJECTS only shows objects stored in memory variables, you can’t see the values of properties of objects that are contained in properties of objects. For example, suppose you have a</w:t>
+      </w:r>
+      <w:r>
+        <w:t>n</w:t>
+      </w:r>
+      <w:r>
+        <w:t xml:space="preserve"> </w:t>
+      </w:r>
+      <w:r>
+        <w:t>a</w:t>
+      </w:r>
+      <w:r>
+        <w:t xml:space="preserve">pplication object stored in the global variable </w:t>
+      </w:r>
+      <w:proofErr w:type="spellStart"/>
+      <w:r>
+        <w:t>oApp</w:t>
+      </w:r>
+      <w:proofErr w:type="spellEnd"/>
+      <w:r>
+        <w:t xml:space="preserve">, and it has a reference to a </w:t>
+      </w:r>
+      <w:proofErr w:type="spellStart"/>
+      <w:r>
+        <w:t>SFUser</w:t>
+      </w:r>
+      <w:proofErr w:type="spellEnd"/>
+      <w:r>
+        <w:t xml:space="preserve"> object in its </w:t>
+      </w:r>
+      <w:proofErr w:type="spellStart"/>
+      <w:r>
+        <w:t>oUser</w:t>
+      </w:r>
+      <w:proofErr w:type="spellEnd"/>
+      <w:r>
+        <w:t xml:space="preserve"> property. All the error </w:t>
+      </w:r>
+      <w:proofErr w:type="gramStart"/>
+      <w:r>
+        <w:t>log</w:t>
+      </w:r>
+      <w:proofErr w:type="gramEnd"/>
+      <w:r>
+        <w:t xml:space="preserve"> will display for </w:t>
+      </w:r>
+      <w:proofErr w:type="spellStart"/>
+      <w:r>
+        <w:t>oUser</w:t>
+      </w:r>
+      <w:proofErr w:type="spellEnd"/>
+      <w:r>
+        <w:t xml:space="preserve"> is this:</w:t>
       </w:r>
     </w:p>
     <w:p>
@@ -9687,7 +12668,6 @@
         <w:ind w:left="720"/>
       </w:pPr>
       <w:r>
-        <w:lastRenderedPageBreak/>
         <w:t>O</w:t>
       </w:r>
       <w:r>
@@ -9705,7 +12685,15 @@
         <w:pStyle w:val="indented"/>
       </w:pPr>
       <w:r>
-        <w:t>The only way to see the values of the properties of oUser is to put it, even if just temporarily</w:t>
+        <w:t xml:space="preserve">The only way to see the values of the properties of </w:t>
+      </w:r>
+      <w:proofErr w:type="spellStart"/>
+      <w:r>
+        <w:t>oUser</w:t>
+      </w:r>
+      <w:proofErr w:type="spellEnd"/>
+      <w:r>
+        <w:t xml:space="preserve"> is to put it, even if just temporarily</w:t>
       </w:r>
       <w:r>
         <w:t>,</w:t>
@@ -9731,7 +12719,15 @@
         <w:pStyle w:val="indented"/>
       </w:pPr>
       <w:r>
-        <w:t>Now loUser will show up as its own object, complete with a listing of property values.</w:t>
+        <w:t xml:space="preserve">Now </w:t>
+      </w:r>
+      <w:proofErr w:type="spellStart"/>
+      <w:r>
+        <w:t>loUser</w:t>
+      </w:r>
+      <w:proofErr w:type="spellEnd"/>
+      <w:r>
+        <w:t xml:space="preserve"> will show up as its own object, complete with a listing of property values.</w:t>
       </w:r>
     </w:p>
     <w:p>
@@ -9883,7 +12879,15 @@
         <w:pStyle w:val="indented"/>
       </w:pPr>
       <w:r>
-        <w:t>Here’s the relevant code from the Requery method:</w:t>
+        <w:t xml:space="preserve">Here’s the relevant code from the </w:t>
+      </w:r>
+      <w:proofErr w:type="spellStart"/>
+      <w:r>
+        <w:t>Requery</w:t>
+      </w:r>
+      <w:proofErr w:type="spellEnd"/>
+      <w:r>
+        <w:t xml:space="preserve"> method:</w:t>
       </w:r>
     </w:p>
     <w:p>
@@ -9929,6 +12933,7 @@
         <w:rPr>
           <w:rFonts w:eastAsiaTheme="minorHAnsi"/>
         </w:rPr>
+        <w:lastRenderedPageBreak/>
         <w:tab/>
         <w:t>do case</w:t>
       </w:r>
@@ -10095,7 +13100,6 @@
         <w:rPr>
           <w:rFonts w:eastAsiaTheme="minorHAnsi"/>
         </w:rPr>
-        <w:lastRenderedPageBreak/>
         <w:tab/>
         <w:t>endcase</w:t>
       </w:r>
@@ -10459,11 +13463,68 @@
           <w:rFonts w:eastAsiaTheme="minorHAnsi"/>
         </w:rPr>
       </w:pPr>
-      <w:r>
-        <w:rPr>
-          <w:rFonts w:eastAsiaTheme="minorHAnsi"/>
-        </w:rPr>
-        <w:t>This code creates an array of filter operators applicable to the data type of a field; for example, we don’t want “begins with” for anything but character fields. The code goes through an array of all possible operators and only adds those where the data type of the field is in the list of types the operator is applicable to the laItems array. We can see from the value of lnI that the loop must have finished yet laItems is empty. In fact, that’s the cause of the error: the IF statement right after the loop blows up because</w:t>
+      <w:bookmarkStart w:id="11" w:name="_Hlk162080847"/>
+      <w:r>
+        <w:rPr>
+          <w:rFonts w:eastAsiaTheme="minorHAnsi"/>
+        </w:rPr>
+        <w:t xml:space="preserve">This code creates an array of filter operators applicable to the data type of a field; for example, we don’t want “begins with” for anything but character fields. The code goes through an array of all possible operators and only adds those where the data type of the field is in the list of </w:t>
+      </w:r>
+      <w:proofErr w:type="gramStart"/>
+      <w:r>
+        <w:rPr>
+          <w:rFonts w:eastAsiaTheme="minorHAnsi"/>
+        </w:rPr>
+        <w:t>types</w:t>
+      </w:r>
+      <w:proofErr w:type="gramEnd"/>
+      <w:r>
+        <w:rPr>
+          <w:rFonts w:eastAsiaTheme="minorHAnsi"/>
+        </w:rPr>
+        <w:t xml:space="preserve"> the operator is applicable to the </w:t>
+      </w:r>
+      <w:proofErr w:type="spellStart"/>
+      <w:r>
+        <w:rPr>
+          <w:rFonts w:eastAsiaTheme="minorHAnsi"/>
+        </w:rPr>
+        <w:t>laItems</w:t>
+      </w:r>
+      <w:proofErr w:type="spellEnd"/>
+      <w:r>
+        <w:rPr>
+          <w:rFonts w:eastAsiaTheme="minorHAnsi"/>
+        </w:rPr>
+        <w:t xml:space="preserve"> array. We can see from the value of </w:t>
+      </w:r>
+      <w:proofErr w:type="spellStart"/>
+      <w:r>
+        <w:rPr>
+          <w:rFonts w:eastAsiaTheme="minorHAnsi"/>
+        </w:rPr>
+        <w:t>lnI</w:t>
+      </w:r>
+      <w:proofErr w:type="spellEnd"/>
+      <w:r>
+        <w:rPr>
+          <w:rFonts w:eastAsiaTheme="minorHAnsi"/>
+        </w:rPr>
+        <w:t xml:space="preserve"> that the loop must have finished yet </w:t>
+      </w:r>
+      <w:proofErr w:type="spellStart"/>
+      <w:r>
+        <w:rPr>
+          <w:rFonts w:eastAsiaTheme="minorHAnsi"/>
+        </w:rPr>
+        <w:t>laItems</w:t>
+      </w:r>
+      <w:proofErr w:type="spellEnd"/>
+      <w:r>
+        <w:rPr>
+          <w:rFonts w:eastAsiaTheme="minorHAnsi"/>
+        </w:rPr>
+        <w:t xml:space="preserve"> is empty. In fact, that’s the cause of the error: the IF statement right after the loop blows up because</w:t>
       </w:r>
       <w:r>
         <w:rPr>
@@ -10471,19 +13532,72 @@
         </w:rPr>
         <w:t xml:space="preserve"> </w:t>
       </w:r>
-      <w:r>
-        <w:rPr>
-          <w:rFonts w:eastAsiaTheme="minorHAnsi"/>
-        </w:rPr>
-        <w:t>lnOperators is 0 which isn’t a valid subscript value for an array.</w:t>
-      </w:r>
-      <w:r>
-        <w:rPr>
-          <w:rFonts w:eastAsiaTheme="minorHAnsi"/>
-        </w:rPr>
-        <w:t xml:space="preserve"> That means the data type of the field wasn’t found. Although we can’t see the value of This.oValues.cFieldType in the log, code calling this method sets that property from loField.cFieldType. The log has this for loField:</w:t>
-      </w:r>
-    </w:p>
+      <w:proofErr w:type="spellStart"/>
+      <w:r>
+        <w:rPr>
+          <w:rFonts w:eastAsiaTheme="minorHAnsi"/>
+        </w:rPr>
+        <w:t>lnOperators</w:t>
+      </w:r>
+      <w:proofErr w:type="spellEnd"/>
+      <w:r>
+        <w:rPr>
+          <w:rFonts w:eastAsiaTheme="minorHAnsi"/>
+        </w:rPr>
+        <w:t xml:space="preserve"> is 0 which isn’t a valid subscript value for an array.</w:t>
+      </w:r>
+      <w:r>
+        <w:rPr>
+          <w:rFonts w:eastAsiaTheme="minorHAnsi"/>
+        </w:rPr>
+        <w:t xml:space="preserve"> That means the data type of the field wasn’t found. Although we can’t see the value of </w:t>
+      </w:r>
+      <w:proofErr w:type="spellStart"/>
+      <w:proofErr w:type="gramStart"/>
+      <w:r>
+        <w:rPr>
+          <w:rFonts w:eastAsiaTheme="minorHAnsi"/>
+        </w:rPr>
+        <w:t>This.oValues.cFieldType</w:t>
+      </w:r>
+      <w:proofErr w:type="spellEnd"/>
+      <w:proofErr w:type="gramEnd"/>
+      <w:r>
+        <w:rPr>
+          <w:rFonts w:eastAsiaTheme="minorHAnsi"/>
+        </w:rPr>
+        <w:t xml:space="preserve"> in the log, code calling this method sets that property from </w:t>
+      </w:r>
+      <w:proofErr w:type="spellStart"/>
+      <w:r>
+        <w:rPr>
+          <w:rFonts w:eastAsiaTheme="minorHAnsi"/>
+        </w:rPr>
+        <w:t>loField.cFieldType</w:t>
+      </w:r>
+      <w:proofErr w:type="spellEnd"/>
+      <w:r>
+        <w:rPr>
+          <w:rFonts w:eastAsiaTheme="minorHAnsi"/>
+        </w:rPr>
+        <w:t xml:space="preserve">. The log has this for </w:t>
+      </w:r>
+      <w:proofErr w:type="spellStart"/>
+      <w:r>
+        <w:rPr>
+          <w:rFonts w:eastAsiaTheme="minorHAnsi"/>
+        </w:rPr>
+        <w:t>loField</w:t>
+      </w:r>
+      <w:proofErr w:type="spellEnd"/>
+      <w:r>
+        <w:rPr>
+          <w:rFonts w:eastAsiaTheme="minorHAnsi"/>
+        </w:rPr>
+        <w:t>:</w:t>
+      </w:r>
+    </w:p>
+    <w:bookmarkEnd w:id="11"/>
     <w:p>
       <w:pPr>
         <w:pStyle w:val="codefirstline"/>
@@ -10531,8 +13645,29 @@
         <w:pStyle w:val="bodytext"/>
         <w:ind w:left="720"/>
       </w:pPr>
-      <w:r>
-        <w:t xml:space="preserve">CONTACT.Carte is a custom field added dynamically to the data dictionary. Checking with the customer, it turns out it’s a picture-type field and our code adding custom fields to the data dictionary, which executed long before and far away from the error, didn’t handle that data type, so cFieldType is empty. Fixing that resolved the error, but we also added defensive code in Requery to handle </w:t>
+      <w:proofErr w:type="spellStart"/>
+      <w:r>
+        <w:t>CONTACT.Carte</w:t>
+      </w:r>
+      <w:proofErr w:type="spellEnd"/>
+      <w:r>
+        <w:t xml:space="preserve"> is a custom field added dynamically to the data dictionary. Checking with the customer, it turns out it’s a picture-type field and our code adding custom fields to the data dictionary, which executed long before and far away from the error, didn’t handle that data type, so </w:t>
+      </w:r>
+      <w:proofErr w:type="spellStart"/>
+      <w:r>
+        <w:t>cFieldType</w:t>
+      </w:r>
+      <w:proofErr w:type="spellEnd"/>
+      <w:r>
+        <w:t xml:space="preserve"> is empty. Fixing that resolved the error, but we also added defensive code in </w:t>
+      </w:r>
+      <w:proofErr w:type="spellStart"/>
+      <w:r>
+        <w:t>Requery</w:t>
+      </w:r>
+      <w:proofErr w:type="spellEnd"/>
+      <w:r>
+        <w:t xml:space="preserve"> to handle </w:t>
       </w:r>
       <w:r>
         <w:t>illegal subscript values in case another data type comes up in the future.</w:t>
@@ -10543,6 +13678,7 @@
         <w:pStyle w:val="Heading1"/>
       </w:pPr>
       <w:r>
+        <w:lastRenderedPageBreak/>
         <w:t>References</w:t>
       </w:r>
     </w:p>
@@ -10601,7 +13737,6 @@
         <w:rPr>
           <w:i/>
         </w:rPr>
-        <w:lastRenderedPageBreak/>
         <w:t>Error Handling Revisited</w:t>
       </w:r>
       <w:r>
@@ -10630,7 +13765,7 @@
 </file>
 
 <file path=word/endnotes.xml><?xml version="1.0" encoding="utf-8"?>
-<w:endnotes xmlns:wpc="http://schemas.microsoft.com/office/word/2010/wordprocessingCanvas" xmlns:cx="http://schemas.microsoft.com/office/drawing/2014/chartex" xmlns:cx1="http://schemas.microsoft.com/office/drawing/2015/9/8/chartex" xmlns:cx2="http://schemas.microsoft.com/office/drawing/2015/10/21/chartex" xmlns:cx3="http://schemas.microsoft.com/office/drawing/2016/5/9/chartex" xmlns:cx4="http://schemas.microsoft.com/office/drawing/2016/5/10/chartex" xmlns:cx5="http://schemas.microsoft.com/office/drawing/2016/5/11/chartex" xmlns:cx6="http://schemas.microsoft.com/office/drawing/2016/5/12/chartex" xmlns:cx7="http://schemas.microsoft.com/office/drawing/2016/5/13/chartex" xmlns:cx8="http://schemas.microsoft.com/office/drawing/2016/5/14/chartex" xmlns:mc="http://schemas.openxmlformats.org/markup-compatibility/2006" xmlns:aink="http://schemas.microsoft.com/office/drawing/2016/ink" xmlns:am3d="http://schemas.microsoft.com/office/drawing/2017/model3d" xmlns:o="urn:schemas-microsoft-com:office:office" xmlns:oel="http://schemas.microsoft.com/office/2019/extlst" xmlns:r="http://schemas.openxmlformats.org/officeDocument/2006/relationships" xmlns:m="http://schemas.openxmlformats.org/officeDocument/2006/math" xmlns:v="urn:schemas-microsoft-com:vml" xmlns:wp14="http://schemas.microsoft.com/office/word/2010/wordprocessingDrawing" xmlns:wp="http://schemas.openxmlformats.org/drawingml/2006/wordprocessingDrawing" xmlns:w10="urn:schemas-microsoft-com:office:word" xmlns:w="http://schemas.openxmlformats.org/wordprocessingml/2006/main" xmlns:w14="http://schemas.microsoft.com/office/word/2010/wordml" xmlns:w15="http://schemas.microsoft.com/office/word/2012/wordml" xmlns:w16cex="http://schemas.microsoft.com/office/word/2018/wordml/cex" xmlns:w16cid="http://schemas.microsoft.com/office/word/2016/wordml/cid" xmlns:w16="http://schemas.microsoft.com/office/word/2018/wordml" xmlns:w16sdtdh="http://schemas.microsoft.com/office/word/2020/wordml/sdtdatahash" xmlns:w16se="http://schemas.microsoft.com/office/word/2015/wordml/symex" xmlns:wpg="http://schemas.microsoft.com/office/word/2010/wordprocessingGroup" xmlns:wpi="http://schemas.microsoft.com/office/word/2010/wordprocessingInk" xmlns:wne="http://schemas.microsoft.com/office/word/2006/wordml" xmlns:wps="http://schemas.microsoft.com/office/word/2010/wordprocessingShape" mc:Ignorable="w14 w15 w16se w16cid w16 w16cex w16sdtdh wp14">
+<w:endnotes xmlns:wpc="http://schemas.microsoft.com/office/word/2010/wordprocessingCanvas" xmlns:cx="http://schemas.microsoft.com/office/drawing/2014/chartex" xmlns:cx1="http://schemas.microsoft.com/office/drawing/2015/9/8/chartex" xmlns:cx2="http://schemas.microsoft.com/office/drawing/2015/10/21/chartex" xmlns:cx3="http://schemas.microsoft.com/office/drawing/2016/5/9/chartex" xmlns:cx4="http://schemas.microsoft.com/office/drawing/2016/5/10/chartex" xmlns:cx5="http://schemas.microsoft.com/office/drawing/2016/5/11/chartex" xmlns:cx6="http://schemas.microsoft.com/office/drawing/2016/5/12/chartex" xmlns:cx7="http://schemas.microsoft.com/office/drawing/2016/5/13/chartex" xmlns:cx8="http://schemas.microsoft.com/office/drawing/2016/5/14/chartex" xmlns:mc="http://schemas.openxmlformats.org/markup-compatibility/2006" xmlns:aink="http://schemas.microsoft.com/office/drawing/2016/ink" xmlns:am3d="http://schemas.microsoft.com/office/drawing/2017/model3d" xmlns:o="urn:schemas-microsoft-com:office:office" xmlns:oel="http://schemas.microsoft.com/office/2019/extlst" xmlns:r="http://schemas.openxmlformats.org/officeDocument/2006/relationships" xmlns:m="http://schemas.openxmlformats.org/officeDocument/2006/math" xmlns:v="urn:schemas-microsoft-com:vml" xmlns:wp14="http://schemas.microsoft.com/office/word/2010/wordprocessingDrawing" xmlns:wp="http://schemas.openxmlformats.org/drawingml/2006/wordprocessingDrawing" xmlns:w10="urn:schemas-microsoft-com:office:word" xmlns:w="http://schemas.openxmlformats.org/wordprocessingml/2006/main" xmlns:w14="http://schemas.microsoft.com/office/word/2010/wordml" xmlns:w15="http://schemas.microsoft.com/office/word/2012/wordml" xmlns:w16cex="http://schemas.microsoft.com/office/word/2018/wordml/cex" xmlns:w16cid="http://schemas.microsoft.com/office/word/2016/wordml/cid" xmlns:w16="http://schemas.microsoft.com/office/word/2018/wordml" xmlns:w16du="http://schemas.microsoft.com/office/word/2023/wordml/word16du" xmlns:w16sdtdh="http://schemas.microsoft.com/office/word/2020/wordml/sdtdatahash" xmlns:w16se="http://schemas.microsoft.com/office/word/2015/wordml/symex" xmlns:wpg="http://schemas.microsoft.com/office/word/2010/wordprocessingGroup" xmlns:wpi="http://schemas.microsoft.com/office/word/2010/wordprocessingInk" xmlns:wne="http://schemas.microsoft.com/office/word/2006/wordml" xmlns:wps="http://schemas.microsoft.com/office/word/2010/wordprocessingShape" mc:Ignorable="w14 w15 w16se w16cid w16 w16cex w16sdtdh w16du wp14">
   <w:endnote w:type="separator" w:id="-1">
     <w:p>
       <w:pPr>
@@ -10655,7 +13790,7 @@
 </file>
 
 <file path=word/footer1.xml><?xml version="1.0" encoding="utf-8"?>
-<w:ftr xmlns:wpc="http://schemas.microsoft.com/office/word/2010/wordprocessingCanvas" xmlns:cx="http://schemas.microsoft.com/office/drawing/2014/chartex" xmlns:cx1="http://schemas.microsoft.com/office/drawing/2015/9/8/chartex" xmlns:cx2="http://schemas.microsoft.com/office/drawing/2015/10/21/chartex" xmlns:cx3="http://schemas.microsoft.com/office/drawing/2016/5/9/chartex" xmlns:cx4="http://schemas.microsoft.com/office/drawing/2016/5/10/chartex" xmlns:cx5="http://schemas.microsoft.com/office/drawing/2016/5/11/chartex" xmlns:cx6="http://schemas.microsoft.com/office/drawing/2016/5/12/chartex" xmlns:cx7="http://schemas.microsoft.com/office/drawing/2016/5/13/chartex" xmlns:cx8="http://schemas.microsoft.com/office/drawing/2016/5/14/chartex" xmlns:mc="http://schemas.openxmlformats.org/markup-compatibility/2006" xmlns:aink="http://schemas.microsoft.com/office/drawing/2016/ink" xmlns:am3d="http://schemas.microsoft.com/office/drawing/2017/model3d" xmlns:o="urn:schemas-microsoft-com:office:office" xmlns:oel="http://schemas.microsoft.com/office/2019/extlst" xmlns:r="http://schemas.openxmlformats.org/officeDocument/2006/relationships" xmlns:m="http://schemas.openxmlformats.org/officeDocument/2006/math" xmlns:v="urn:schemas-microsoft-com:vml" xmlns:wp14="http://schemas.microsoft.com/office/word/2010/wordprocessingDrawing" xmlns:wp="http://schemas.openxmlformats.org/drawingml/2006/wordprocessingDrawing" xmlns:w10="urn:schemas-microsoft-com:office:word" xmlns:w="http://schemas.openxmlformats.org/wordprocessingml/2006/main" xmlns:w14="http://schemas.microsoft.com/office/word/2010/wordml" xmlns:w15="http://schemas.microsoft.com/office/word/2012/wordml" xmlns:w16cex="http://schemas.microsoft.com/office/word/2018/wordml/cex" xmlns:w16cid="http://schemas.microsoft.com/office/word/2016/wordml/cid" xmlns:w16="http://schemas.microsoft.com/office/word/2018/wordml" xmlns:w16sdtdh="http://schemas.microsoft.com/office/word/2020/wordml/sdtdatahash" xmlns:w16se="http://schemas.microsoft.com/office/word/2015/wordml/symex" xmlns:wpg="http://schemas.microsoft.com/office/word/2010/wordprocessingGroup" xmlns:wpi="http://schemas.microsoft.com/office/word/2010/wordprocessingInk" xmlns:wne="http://schemas.microsoft.com/office/word/2006/wordml" xmlns:wps="http://schemas.microsoft.com/office/word/2010/wordprocessingShape" mc:Ignorable="w14 w15 w16se w16cid w16 w16cex w16sdtdh wp14">
+<w:ftr xmlns:wpc="http://schemas.microsoft.com/office/word/2010/wordprocessingCanvas" xmlns:cx="http://schemas.microsoft.com/office/drawing/2014/chartex" xmlns:cx1="http://schemas.microsoft.com/office/drawing/2015/9/8/chartex" xmlns:cx2="http://schemas.microsoft.com/office/drawing/2015/10/21/chartex" xmlns:cx3="http://schemas.microsoft.com/office/drawing/2016/5/9/chartex" xmlns:cx4="http://schemas.microsoft.com/office/drawing/2016/5/10/chartex" xmlns:cx5="http://schemas.microsoft.com/office/drawing/2016/5/11/chartex" xmlns:cx6="http://schemas.microsoft.com/office/drawing/2016/5/12/chartex" xmlns:cx7="http://schemas.microsoft.com/office/drawing/2016/5/13/chartex" xmlns:cx8="http://schemas.microsoft.com/office/drawing/2016/5/14/chartex" xmlns:mc="http://schemas.openxmlformats.org/markup-compatibility/2006" xmlns:aink="http://schemas.microsoft.com/office/drawing/2016/ink" xmlns:am3d="http://schemas.microsoft.com/office/drawing/2017/model3d" xmlns:o="urn:schemas-microsoft-com:office:office" xmlns:oel="http://schemas.microsoft.com/office/2019/extlst" xmlns:r="http://schemas.openxmlformats.org/officeDocument/2006/relationships" xmlns:m="http://schemas.openxmlformats.org/officeDocument/2006/math" xmlns:v="urn:schemas-microsoft-com:vml" xmlns:wp14="http://schemas.microsoft.com/office/word/2010/wordprocessingDrawing" xmlns:wp="http://schemas.openxmlformats.org/drawingml/2006/wordprocessingDrawing" xmlns:w10="urn:schemas-microsoft-com:office:word" xmlns:w="http://schemas.openxmlformats.org/wordprocessingml/2006/main" xmlns:w14="http://schemas.microsoft.com/office/word/2010/wordml" xmlns:w15="http://schemas.microsoft.com/office/word/2012/wordml" xmlns:w16cex="http://schemas.microsoft.com/office/word/2018/wordml/cex" xmlns:w16cid="http://schemas.microsoft.com/office/word/2016/wordml/cid" xmlns:w16="http://schemas.microsoft.com/office/word/2018/wordml" xmlns:w16du="http://schemas.microsoft.com/office/word/2023/wordml/word16du" xmlns:w16sdtdh="http://schemas.microsoft.com/office/word/2020/wordml/sdtdatahash" xmlns:w16se="http://schemas.microsoft.com/office/word/2015/wordml/symex" xmlns:wpg="http://schemas.microsoft.com/office/word/2010/wordprocessingGroup" xmlns:wpi="http://schemas.microsoft.com/office/word/2010/wordprocessingInk" xmlns:wne="http://schemas.microsoft.com/office/word/2006/wordml" xmlns:wps="http://schemas.microsoft.com/office/word/2010/wordprocessingShape" mc:Ignorable="w14 w15 w16se w16cid w16 w16cex w16sdtdh w16du wp14">
   <w:sdt>
     <w:sdtPr>
       <w:id w:val="-15772373"/>
@@ -10727,14 +13862,27 @@
             <w:r>
               <w:t xml:space="preserve"> of </w:t>
             </w:r>
-            <w:fldSimple w:instr=" NUMPAGES  ">
-              <w:r>
-                <w:rPr>
-                  <w:noProof/>
-                </w:rPr>
-                <w:t>30</w:t>
-              </w:r>
-            </w:fldSimple>
+            <w:r>
+              <w:fldChar w:fldCharType="begin"/>
+            </w:r>
+            <w:r>
+              <w:instrText xml:space="preserve"> NUMPAGES  </w:instrText>
+            </w:r>
+            <w:r>
+              <w:fldChar w:fldCharType="separate"/>
+            </w:r>
+            <w:r>
+              <w:rPr>
+                <w:noProof/>
+              </w:rPr>
+              <w:t>30</w:t>
+            </w:r>
+            <w:r>
+              <w:rPr>
+                <w:noProof/>
+              </w:rPr>
+              <w:fldChar w:fldCharType="end"/>
+            </w:r>
           </w:p>
         </w:sdtContent>
       </w:sdt>
@@ -10744,7 +13892,7 @@
 </file>
 
 <file path=word/footnotes.xml><?xml version="1.0" encoding="utf-8"?>
-<w:footnotes xmlns:wpc="http://schemas.microsoft.com/office/word/2010/wordprocessingCanvas" xmlns:cx="http://schemas.microsoft.com/office/drawing/2014/chartex" xmlns:cx1="http://schemas.microsoft.com/office/drawing/2015/9/8/chartex" xmlns:cx2="http://schemas.microsoft.com/office/drawing/2015/10/21/chartex" xmlns:cx3="http://schemas.microsoft.com/office/drawing/2016/5/9/chartex" xmlns:cx4="http://schemas.microsoft.com/office/drawing/2016/5/10/chartex" xmlns:cx5="http://schemas.microsoft.com/office/drawing/2016/5/11/chartex" xmlns:cx6="http://schemas.microsoft.com/office/drawing/2016/5/12/chartex" xmlns:cx7="http://schemas.microsoft.com/office/drawing/2016/5/13/chartex" xmlns:cx8="http://schemas.microsoft.com/office/drawing/2016/5/14/chartex" xmlns:mc="http://schemas.openxmlformats.org/markup-compatibility/2006" xmlns:aink="http://schemas.microsoft.com/office/drawing/2016/ink" xmlns:am3d="http://schemas.microsoft.com/office/drawing/2017/model3d" xmlns:o="urn:schemas-microsoft-com:office:office" xmlns:oel="http://schemas.microsoft.com/office/2019/extlst" xmlns:r="http://schemas.openxmlformats.org/officeDocument/2006/relationships" xmlns:m="http://schemas.openxmlformats.org/officeDocument/2006/math" xmlns:v="urn:schemas-microsoft-com:vml" xmlns:wp14="http://schemas.microsoft.com/office/word/2010/wordprocessingDrawing" xmlns:wp="http://schemas.openxmlformats.org/drawingml/2006/wordprocessingDrawing" xmlns:w10="urn:schemas-microsoft-com:office:word" xmlns:w="http://schemas.openxmlformats.org/wordprocessingml/2006/main" xmlns:w14="http://schemas.microsoft.com/office/word/2010/wordml" xmlns:w15="http://schemas.microsoft.com/office/word/2012/wordml" xmlns:w16cex="http://schemas.microsoft.com/office/word/2018/wordml/cex" xmlns:w16cid="http://schemas.microsoft.com/office/word/2016/wordml/cid" xmlns:w16="http://schemas.microsoft.com/office/word/2018/wordml" xmlns:w16sdtdh="http://schemas.microsoft.com/office/word/2020/wordml/sdtdatahash" xmlns:w16se="http://schemas.microsoft.com/office/word/2015/wordml/symex" xmlns:wpg="http://schemas.microsoft.com/office/word/2010/wordprocessingGroup" xmlns:wpi="http://schemas.microsoft.com/office/word/2010/wordprocessingInk" xmlns:wne="http://schemas.microsoft.com/office/word/2006/wordml" xmlns:wps="http://schemas.microsoft.com/office/word/2010/wordprocessingShape" mc:Ignorable="w14 w15 w16se w16cid w16 w16cex w16sdtdh wp14">
+<w:footnotes xmlns:wpc="http://schemas.microsoft.com/office/word/2010/wordprocessingCanvas" xmlns:cx="http://schemas.microsoft.com/office/drawing/2014/chartex" xmlns:cx1="http://schemas.microsoft.com/office/drawing/2015/9/8/chartex" xmlns:cx2="http://schemas.microsoft.com/office/drawing/2015/10/21/chartex" xmlns:cx3="http://schemas.microsoft.com/office/drawing/2016/5/9/chartex" xmlns:cx4="http://schemas.microsoft.com/office/drawing/2016/5/10/chartex" xmlns:cx5="http://schemas.microsoft.com/office/drawing/2016/5/11/chartex" xmlns:cx6="http://schemas.microsoft.com/office/drawing/2016/5/12/chartex" xmlns:cx7="http://schemas.microsoft.com/office/drawing/2016/5/13/chartex" xmlns:cx8="http://schemas.microsoft.com/office/drawing/2016/5/14/chartex" xmlns:mc="http://schemas.openxmlformats.org/markup-compatibility/2006" xmlns:aink="http://schemas.microsoft.com/office/drawing/2016/ink" xmlns:am3d="http://schemas.microsoft.com/office/drawing/2017/model3d" xmlns:o="urn:schemas-microsoft-com:office:office" xmlns:oel="http://schemas.microsoft.com/office/2019/extlst" xmlns:r="http://schemas.openxmlformats.org/officeDocument/2006/relationships" xmlns:m="http://schemas.openxmlformats.org/officeDocument/2006/math" xmlns:v="urn:schemas-microsoft-com:vml" xmlns:wp14="http://schemas.microsoft.com/office/word/2010/wordprocessingDrawing" xmlns:wp="http://schemas.openxmlformats.org/drawingml/2006/wordprocessingDrawing" xmlns:w10="urn:schemas-microsoft-com:office:word" xmlns:w="http://schemas.openxmlformats.org/wordprocessingml/2006/main" xmlns:w14="http://schemas.microsoft.com/office/word/2010/wordml" xmlns:w15="http://schemas.microsoft.com/office/word/2012/wordml" xmlns:w16cex="http://schemas.microsoft.com/office/word/2018/wordml/cex" xmlns:w16cid="http://schemas.microsoft.com/office/word/2016/wordml/cid" xmlns:w16="http://schemas.microsoft.com/office/word/2018/wordml" xmlns:w16du="http://schemas.microsoft.com/office/word/2023/wordml/word16du" xmlns:w16sdtdh="http://schemas.microsoft.com/office/word/2020/wordml/sdtdatahash" xmlns:w16se="http://schemas.microsoft.com/office/word/2015/wordml/symex" xmlns:wpg="http://schemas.microsoft.com/office/word/2010/wordprocessingGroup" xmlns:wpi="http://schemas.microsoft.com/office/word/2010/wordprocessingInk" xmlns:wne="http://schemas.microsoft.com/office/word/2006/wordml" xmlns:wps="http://schemas.microsoft.com/office/word/2010/wordprocessingShape" mc:Ignorable="w14 w15 w16se w16cid w16 w16cex w16sdtdh w16du wp14">
   <w:footnote w:type="separator" w:id="-1">
     <w:p>
       <w:pPr>
@@ -10769,7 +13917,7 @@
 </file>
 
 <file path=word/header1.xml><?xml version="1.0" encoding="utf-8"?>
-<w:hdr xmlns:wpc="http://schemas.microsoft.com/office/word/2010/wordprocessingCanvas" xmlns:cx="http://schemas.microsoft.com/office/drawing/2014/chartex" xmlns:cx1="http://schemas.microsoft.com/office/drawing/2015/9/8/chartex" xmlns:cx2="http://schemas.microsoft.com/office/drawing/2015/10/21/chartex" xmlns:cx3="http://schemas.microsoft.com/office/drawing/2016/5/9/chartex" xmlns:cx4="http://schemas.microsoft.com/office/drawing/2016/5/10/chartex" xmlns:cx5="http://schemas.microsoft.com/office/drawing/2016/5/11/chartex" xmlns:cx6="http://schemas.microsoft.com/office/drawing/2016/5/12/chartex" xmlns:cx7="http://schemas.microsoft.com/office/drawing/2016/5/13/chartex" xmlns:cx8="http://schemas.microsoft.com/office/drawing/2016/5/14/chartex" xmlns:mc="http://schemas.openxmlformats.org/markup-compatibility/2006" xmlns:aink="http://schemas.microsoft.com/office/drawing/2016/ink" xmlns:am3d="http://schemas.microsoft.com/office/drawing/2017/model3d" xmlns:o="urn:schemas-microsoft-com:office:office" xmlns:oel="http://schemas.microsoft.com/office/2019/extlst" xmlns:r="http://schemas.openxmlformats.org/officeDocument/2006/relationships" xmlns:m="http://schemas.openxmlformats.org/officeDocument/2006/math" xmlns:v="urn:schemas-microsoft-com:vml" xmlns:wp14="http://schemas.microsoft.com/office/word/2010/wordprocessingDrawing" xmlns:wp="http://schemas.openxmlformats.org/drawingml/2006/wordprocessingDrawing" xmlns:w10="urn:schemas-microsoft-com:office:word" xmlns:w="http://schemas.openxmlformats.org/wordprocessingml/2006/main" xmlns:w14="http://schemas.microsoft.com/office/word/2010/wordml" xmlns:w15="http://schemas.microsoft.com/office/word/2012/wordml" xmlns:w16cex="http://schemas.microsoft.com/office/word/2018/wordml/cex" xmlns:w16cid="http://schemas.microsoft.com/office/word/2016/wordml/cid" xmlns:w16="http://schemas.microsoft.com/office/word/2018/wordml" xmlns:w16sdtdh="http://schemas.microsoft.com/office/word/2020/wordml/sdtdatahash" xmlns:w16se="http://schemas.microsoft.com/office/word/2015/wordml/symex" xmlns:wpg="http://schemas.microsoft.com/office/word/2010/wordprocessingGroup" xmlns:wpi="http://schemas.microsoft.com/office/word/2010/wordprocessingInk" xmlns:wne="http://schemas.microsoft.com/office/word/2006/wordml" xmlns:wps="http://schemas.microsoft.com/office/word/2010/wordprocessingShape" mc:Ignorable="w14 w15 w16se w16cid w16 w16cex w16sdtdh wp14">
+<w:hdr xmlns:wpc="http://schemas.microsoft.com/office/word/2010/wordprocessingCanvas" xmlns:cx="http://schemas.microsoft.com/office/drawing/2014/chartex" xmlns:cx1="http://schemas.microsoft.com/office/drawing/2015/9/8/chartex" xmlns:cx2="http://schemas.microsoft.com/office/drawing/2015/10/21/chartex" xmlns:cx3="http://schemas.microsoft.com/office/drawing/2016/5/9/chartex" xmlns:cx4="http://schemas.microsoft.com/office/drawing/2016/5/10/chartex" xmlns:cx5="http://schemas.microsoft.com/office/drawing/2016/5/11/chartex" xmlns:cx6="http://schemas.microsoft.com/office/drawing/2016/5/12/chartex" xmlns:cx7="http://schemas.microsoft.com/office/drawing/2016/5/13/chartex" xmlns:cx8="http://schemas.microsoft.com/office/drawing/2016/5/14/chartex" xmlns:mc="http://schemas.openxmlformats.org/markup-compatibility/2006" xmlns:aink="http://schemas.microsoft.com/office/drawing/2016/ink" xmlns:am3d="http://schemas.microsoft.com/office/drawing/2017/model3d" xmlns:o="urn:schemas-microsoft-com:office:office" xmlns:oel="http://schemas.microsoft.com/office/2019/extlst" xmlns:r="http://schemas.openxmlformats.org/officeDocument/2006/relationships" xmlns:m="http://schemas.openxmlformats.org/officeDocument/2006/math" xmlns:v="urn:schemas-microsoft-com:vml" xmlns:wp14="http://schemas.microsoft.com/office/word/2010/wordprocessingDrawing" xmlns:wp="http://schemas.openxmlformats.org/drawingml/2006/wordprocessingDrawing" xmlns:w10="urn:schemas-microsoft-com:office:word" xmlns:w="http://schemas.openxmlformats.org/wordprocessingml/2006/main" xmlns:w14="http://schemas.microsoft.com/office/word/2010/wordml" xmlns:w15="http://schemas.microsoft.com/office/word/2012/wordml" xmlns:w16cex="http://schemas.microsoft.com/office/word/2018/wordml/cex" xmlns:w16cid="http://schemas.microsoft.com/office/word/2016/wordml/cid" xmlns:w16="http://schemas.microsoft.com/office/word/2018/wordml" xmlns:w16du="http://schemas.microsoft.com/office/word/2023/wordml/word16du" xmlns:w16sdtdh="http://schemas.microsoft.com/office/word/2020/wordml/sdtdatahash" xmlns:w16se="http://schemas.microsoft.com/office/word/2015/wordml/symex" xmlns:wpg="http://schemas.microsoft.com/office/word/2010/wordprocessingGroup" xmlns:wpi="http://schemas.microsoft.com/office/word/2010/wordprocessingInk" xmlns:wne="http://schemas.microsoft.com/office/word/2006/wordml" xmlns:wps="http://schemas.microsoft.com/office/word/2010/wordprocessingShape" mc:Ignorable="w14 w15 w16se w16cid w16 w16cex w16sdtdh w16du wp14">
   <w:sdt>
     <w:sdtPr>
       <w:id w:val="968752352"/>
@@ -10811,7 +13959,7 @@
 </file>
 
 <file path=word/numbering.xml><?xml version="1.0" encoding="utf-8"?>
-<w:numbering xmlns:wpc="http://schemas.microsoft.com/office/word/2010/wordprocessingCanvas" xmlns:cx="http://schemas.microsoft.com/office/drawing/2014/chartex" xmlns:cx1="http://schemas.microsoft.com/office/drawing/2015/9/8/chartex" xmlns:cx2="http://schemas.microsoft.com/office/drawing/2015/10/21/chartex" xmlns:cx3="http://schemas.microsoft.com/office/drawing/2016/5/9/chartex" xmlns:cx4="http://schemas.microsoft.com/office/drawing/2016/5/10/chartex" xmlns:cx5="http://schemas.microsoft.com/office/drawing/2016/5/11/chartex" xmlns:cx6="http://schemas.microsoft.com/office/drawing/2016/5/12/chartex" xmlns:cx7="http://schemas.microsoft.com/office/drawing/2016/5/13/chartex" xmlns:cx8="http://schemas.microsoft.com/office/drawing/2016/5/14/chartex" xmlns:mc="http://schemas.openxmlformats.org/markup-compatibility/2006" xmlns:aink="http://schemas.microsoft.com/office/drawing/2016/ink" xmlns:am3d="http://schemas.microsoft.com/office/drawing/2017/model3d" xmlns:o="urn:schemas-microsoft-com:office:office" xmlns:oel="http://schemas.microsoft.com/office/2019/extlst" xmlns:r="http://schemas.openxmlformats.org/officeDocument/2006/relationships" xmlns:m="http://schemas.openxmlformats.org/officeDocument/2006/math" xmlns:v="urn:schemas-microsoft-com:vml" xmlns:wp14="http://schemas.microsoft.com/office/word/2010/wordprocessingDrawing" xmlns:wp="http://schemas.openxmlformats.org/drawingml/2006/wordprocessingDrawing" xmlns:w10="urn:schemas-microsoft-com:office:word" xmlns:w="http://schemas.openxmlformats.org/wordprocessingml/2006/main" xmlns:w14="http://schemas.microsoft.com/office/word/2010/wordml" xmlns:w15="http://schemas.microsoft.com/office/word/2012/wordml" xmlns:w16cex="http://schemas.microsoft.com/office/word/2018/wordml/cex" xmlns:w16cid="http://schemas.microsoft.com/office/word/2016/wordml/cid" xmlns:w16="http://schemas.microsoft.com/office/word/2018/wordml" xmlns:w16sdtdh="http://schemas.microsoft.com/office/word/2020/wordml/sdtdatahash" xmlns:w16se="http://schemas.microsoft.com/office/word/2015/wordml/symex" xmlns:wpg="http://schemas.microsoft.com/office/word/2010/wordprocessingGroup" xmlns:wpi="http://schemas.microsoft.com/office/word/2010/wordprocessingInk" xmlns:wne="http://schemas.microsoft.com/office/word/2006/wordml" xmlns:wps="http://schemas.microsoft.com/office/word/2010/wordprocessingShape" mc:Ignorable="w14 w15 w16se w16cid w16 w16cex w16sdtdh wp14">
+<w:numbering xmlns:wpc="http://schemas.microsoft.com/office/word/2010/wordprocessingCanvas" xmlns:cx="http://schemas.microsoft.com/office/drawing/2014/chartex" xmlns:cx1="http://schemas.microsoft.com/office/drawing/2015/9/8/chartex" xmlns:cx2="http://schemas.microsoft.com/office/drawing/2015/10/21/chartex" xmlns:cx3="http://schemas.microsoft.com/office/drawing/2016/5/9/chartex" xmlns:cx4="http://schemas.microsoft.com/office/drawing/2016/5/10/chartex" xmlns:cx5="http://schemas.microsoft.com/office/drawing/2016/5/11/chartex" xmlns:cx6="http://schemas.microsoft.com/office/drawing/2016/5/12/chartex" xmlns:cx7="http://schemas.microsoft.com/office/drawing/2016/5/13/chartex" xmlns:cx8="http://schemas.microsoft.com/office/drawing/2016/5/14/chartex" xmlns:mc="http://schemas.openxmlformats.org/markup-compatibility/2006" xmlns:aink="http://schemas.microsoft.com/office/drawing/2016/ink" xmlns:am3d="http://schemas.microsoft.com/office/drawing/2017/model3d" xmlns:o="urn:schemas-microsoft-com:office:office" xmlns:oel="http://schemas.microsoft.com/office/2019/extlst" xmlns:r="http://schemas.openxmlformats.org/officeDocument/2006/relationships" xmlns:m="http://schemas.openxmlformats.org/officeDocument/2006/math" xmlns:v="urn:schemas-microsoft-com:vml" xmlns:wp14="http://schemas.microsoft.com/office/word/2010/wordprocessingDrawing" xmlns:wp="http://schemas.openxmlformats.org/drawingml/2006/wordprocessingDrawing" xmlns:w10="urn:schemas-microsoft-com:office:word" xmlns:w="http://schemas.openxmlformats.org/wordprocessingml/2006/main" xmlns:w14="http://schemas.microsoft.com/office/word/2010/wordml" xmlns:w15="http://schemas.microsoft.com/office/word/2012/wordml" xmlns:w16cex="http://schemas.microsoft.com/office/word/2018/wordml/cex" xmlns:w16cid="http://schemas.microsoft.com/office/word/2016/wordml/cid" xmlns:w16="http://schemas.microsoft.com/office/word/2018/wordml" xmlns:w16du="http://schemas.microsoft.com/office/word/2023/wordml/word16du" xmlns:w16sdtdh="http://schemas.microsoft.com/office/word/2020/wordml/sdtdatahash" xmlns:w16se="http://schemas.microsoft.com/office/word/2015/wordml/symex" xmlns:wpg="http://schemas.microsoft.com/office/word/2010/wordprocessingGroup" xmlns:wpi="http://schemas.microsoft.com/office/word/2010/wordprocessingInk" xmlns:wne="http://schemas.microsoft.com/office/word/2006/wordml" xmlns:wps="http://schemas.microsoft.com/office/word/2010/wordprocessingShape" mc:Ignorable="w14 w15 w16se w16cid w16 w16cex w16sdtdh w16du wp14">
   <w:abstractNum w:abstractNumId="0" w15:restartNumberingAfterBreak="0">
     <w:nsid w:val="FFFFFF7C"/>
     <w:multiLevelType w:val="singleLevel"/>
@@ -13099,7 +16247,7 @@
 </file>
 
 <file path=word/styles.xml><?xml version="1.0" encoding="utf-8"?>
-<w:styles xmlns:mc="http://schemas.openxmlformats.org/markup-compatibility/2006" xmlns:r="http://schemas.openxmlformats.org/officeDocument/2006/relationships" xmlns:w="http://schemas.openxmlformats.org/wordprocessingml/2006/main" xmlns:w14="http://schemas.microsoft.com/office/word/2010/wordml" xmlns:w15="http://schemas.microsoft.com/office/word/2012/wordml" xmlns:w16cex="http://schemas.microsoft.com/office/word/2018/wordml/cex" xmlns:w16cid="http://schemas.microsoft.com/office/word/2016/wordml/cid" xmlns:w16="http://schemas.microsoft.com/office/word/2018/wordml" xmlns:w16sdtdh="http://schemas.microsoft.com/office/word/2020/wordml/sdtdatahash" xmlns:w16se="http://schemas.microsoft.com/office/word/2015/wordml/symex" mc:Ignorable="w14 w15 w16se w16cid w16 w16cex w16sdtdh">
+<w:styles xmlns:mc="http://schemas.openxmlformats.org/markup-compatibility/2006" xmlns:r="http://schemas.openxmlformats.org/officeDocument/2006/relationships" xmlns:w="http://schemas.openxmlformats.org/wordprocessingml/2006/main" xmlns:w14="http://schemas.microsoft.com/office/word/2010/wordml" xmlns:w15="http://schemas.microsoft.com/office/word/2012/wordml" xmlns:w16cex="http://schemas.microsoft.com/office/word/2018/wordml/cex" xmlns:w16cid="http://schemas.microsoft.com/office/word/2016/wordml/cid" xmlns:w16="http://schemas.microsoft.com/office/word/2018/wordml" xmlns:w16du="http://schemas.microsoft.com/office/word/2023/wordml/word16du" xmlns:w16sdtdh="http://schemas.microsoft.com/office/word/2020/wordml/sdtdatahash" xmlns:w16se="http://schemas.microsoft.com/office/word/2015/wordml/symex" mc:Ignorable="w14 w15 w16se w16cid w16 w16cex w16sdtdh w16du">
   <w:docDefaults>
     <w:rPrDefault>
       <w:rPr>
@@ -13595,7 +16743,6 @@
     <w:uiPriority w:val="1"/>
     <w:semiHidden/>
     <w:unhideWhenUsed/>
-    <w:rsid w:val="009E1CED"/>
   </w:style>
   <w:style w:type="table" w:default="1" w:styleId="TableNormal">
     <w:name w:val="Normal Table"/>
@@ -13617,7 +16764,6 @@
     <w:uiPriority w:val="99"/>
     <w:semiHidden/>
     <w:unhideWhenUsed/>
-    <w:rsid w:val="009E1CED"/>
   </w:style>
   <w:style w:type="character" w:customStyle="1" w:styleId="Heading1Char">
     <w:name w:val="Heading 1 Char"/>
@@ -14783,7 +17929,7 @@
 </file>
 
 <file path=word/glossary/document.xml><?xml version="1.0" encoding="utf-8"?>
-<w:glossaryDocument xmlns:wpc="http://schemas.microsoft.com/office/word/2010/wordprocessingCanvas" xmlns:cx="http://schemas.microsoft.com/office/drawing/2014/chartex" xmlns:cx1="http://schemas.microsoft.com/office/drawing/2015/9/8/chartex" xmlns:cx2="http://schemas.microsoft.com/office/drawing/2015/10/21/chartex" xmlns:cx3="http://schemas.microsoft.com/office/drawing/2016/5/9/chartex" xmlns:cx4="http://schemas.microsoft.com/office/drawing/2016/5/10/chartex" xmlns:cx5="http://schemas.microsoft.com/office/drawing/2016/5/11/chartex" xmlns:cx6="http://schemas.microsoft.com/office/drawing/2016/5/12/chartex" xmlns:cx7="http://schemas.microsoft.com/office/drawing/2016/5/13/chartex" xmlns:cx8="http://schemas.microsoft.com/office/drawing/2016/5/14/chartex" xmlns:mc="http://schemas.openxmlformats.org/markup-compatibility/2006" xmlns:aink="http://schemas.microsoft.com/office/drawing/2016/ink" xmlns:am3d="http://schemas.microsoft.com/office/drawing/2017/model3d" xmlns:o="urn:schemas-microsoft-com:office:office" xmlns:oel="http://schemas.microsoft.com/office/2019/extlst" xmlns:r="http://schemas.openxmlformats.org/officeDocument/2006/relationships" xmlns:m="http://schemas.openxmlformats.org/officeDocument/2006/math" xmlns:v="urn:schemas-microsoft-com:vml" xmlns:wp14="http://schemas.microsoft.com/office/word/2010/wordprocessingDrawing" xmlns:wp="http://schemas.openxmlformats.org/drawingml/2006/wordprocessingDrawing" xmlns:w10="urn:schemas-microsoft-com:office:word" xmlns:w="http://schemas.openxmlformats.org/wordprocessingml/2006/main" xmlns:w14="http://schemas.microsoft.com/office/word/2010/wordml" xmlns:w15="http://schemas.microsoft.com/office/word/2012/wordml" xmlns:w16cex="http://schemas.microsoft.com/office/word/2018/wordml/cex" xmlns:w16cid="http://schemas.microsoft.com/office/word/2016/wordml/cid" xmlns:w16="http://schemas.microsoft.com/office/word/2018/wordml" xmlns:w16sdtdh="http://schemas.microsoft.com/office/word/2020/wordml/sdtdatahash" xmlns:w16se="http://schemas.microsoft.com/office/word/2015/wordml/symex" xmlns:wpg="http://schemas.microsoft.com/office/word/2010/wordprocessingGroup" xmlns:wpi="http://schemas.microsoft.com/office/word/2010/wordprocessingInk" xmlns:wne="http://schemas.microsoft.com/office/word/2006/wordml" xmlns:wps="http://schemas.microsoft.com/office/word/2010/wordprocessingShape" mc:Ignorable="w14 w15 w16se w16cid w16 w16cex w16sdtdh wp14">
+<w:glossaryDocument xmlns:wpc="http://schemas.microsoft.com/office/word/2010/wordprocessingCanvas" xmlns:cx="http://schemas.microsoft.com/office/drawing/2014/chartex" xmlns:cx1="http://schemas.microsoft.com/office/drawing/2015/9/8/chartex" xmlns:cx2="http://schemas.microsoft.com/office/drawing/2015/10/21/chartex" xmlns:cx3="http://schemas.microsoft.com/office/drawing/2016/5/9/chartex" xmlns:cx4="http://schemas.microsoft.com/office/drawing/2016/5/10/chartex" xmlns:cx5="http://schemas.microsoft.com/office/drawing/2016/5/11/chartex" xmlns:cx6="http://schemas.microsoft.com/office/drawing/2016/5/12/chartex" xmlns:cx7="http://schemas.microsoft.com/office/drawing/2016/5/13/chartex" xmlns:cx8="http://schemas.microsoft.com/office/drawing/2016/5/14/chartex" xmlns:mc="http://schemas.openxmlformats.org/markup-compatibility/2006" xmlns:aink="http://schemas.microsoft.com/office/drawing/2016/ink" xmlns:am3d="http://schemas.microsoft.com/office/drawing/2017/model3d" xmlns:o="urn:schemas-microsoft-com:office:office" xmlns:oel="http://schemas.microsoft.com/office/2019/extlst" xmlns:r="http://schemas.openxmlformats.org/officeDocument/2006/relationships" xmlns:m="http://schemas.openxmlformats.org/officeDocument/2006/math" xmlns:v="urn:schemas-microsoft-com:vml" xmlns:wp14="http://schemas.microsoft.com/office/word/2010/wordprocessingDrawing" xmlns:wp="http://schemas.openxmlformats.org/drawingml/2006/wordprocessingDrawing" xmlns:w10="urn:schemas-microsoft-com:office:word" xmlns:w="http://schemas.openxmlformats.org/wordprocessingml/2006/main" xmlns:w14="http://schemas.microsoft.com/office/word/2010/wordml" xmlns:w15="http://schemas.microsoft.com/office/word/2012/wordml" xmlns:w16cex="http://schemas.microsoft.com/office/word/2018/wordml/cex" xmlns:w16cid="http://schemas.microsoft.com/office/word/2016/wordml/cid" xmlns:w16="http://schemas.microsoft.com/office/word/2018/wordml" xmlns:w16du="http://schemas.microsoft.com/office/word/2023/wordml/word16du" xmlns:w16sdtdh="http://schemas.microsoft.com/office/word/2020/wordml/sdtdatahash" xmlns:w16se="http://schemas.microsoft.com/office/word/2015/wordml/symex" xmlns:wpg="http://schemas.microsoft.com/office/word/2010/wordprocessingGroup" xmlns:wpi="http://schemas.microsoft.com/office/word/2010/wordprocessingInk" xmlns:wne="http://schemas.microsoft.com/office/word/2006/wordml" xmlns:wps="http://schemas.microsoft.com/office/word/2010/wordprocessingShape" mc:Ignorable="w14 w15 w16se w16cid w16 w16cex w16sdtdh w16du wp14">
   <w:docParts>
     <w:docPart>
       <w:docPartPr>
@@ -14845,7 +17991,7 @@
 </file>
 
 <file path=word/glossary/fontTable.xml><?xml version="1.0" encoding="utf-8"?>
-<w:fonts xmlns:mc="http://schemas.openxmlformats.org/markup-compatibility/2006" xmlns:r="http://schemas.openxmlformats.org/officeDocument/2006/relationships" xmlns:w="http://schemas.openxmlformats.org/wordprocessingml/2006/main" xmlns:w14="http://schemas.microsoft.com/office/word/2010/wordml" xmlns:w15="http://schemas.microsoft.com/office/word/2012/wordml" xmlns:w16cex="http://schemas.microsoft.com/office/word/2018/wordml/cex" xmlns:w16cid="http://schemas.microsoft.com/office/word/2016/wordml/cid" xmlns:w16="http://schemas.microsoft.com/office/word/2018/wordml" xmlns:w16sdtdh="http://schemas.microsoft.com/office/word/2020/wordml/sdtdatahash" xmlns:w16se="http://schemas.microsoft.com/office/word/2015/wordml/symex" mc:Ignorable="w14 w15 w16se w16cid w16 w16cex w16sdtdh">
+<w:fonts xmlns:mc="http://schemas.openxmlformats.org/markup-compatibility/2006" xmlns:r="http://schemas.openxmlformats.org/officeDocument/2006/relationships" xmlns:w="http://schemas.openxmlformats.org/wordprocessingml/2006/main" xmlns:w14="http://schemas.microsoft.com/office/word/2010/wordml" xmlns:w15="http://schemas.microsoft.com/office/word/2012/wordml" xmlns:w16cex="http://schemas.microsoft.com/office/word/2018/wordml/cex" xmlns:w16cid="http://schemas.microsoft.com/office/word/2016/wordml/cid" xmlns:w16="http://schemas.microsoft.com/office/word/2018/wordml" xmlns:w16du="http://schemas.microsoft.com/office/word/2023/wordml/word16du" xmlns:w16sdtdh="http://schemas.microsoft.com/office/word/2020/wordml/sdtdatahash" xmlns:w16se="http://schemas.microsoft.com/office/word/2015/wordml/symex" mc:Ignorable="w14 w15 w16se w16cid w16 w16cex w16sdtdh w16du">
   <w:font w:name="Symbol">
     <w:panose1 w:val="05050102010706020507"/>
     <w:charset w:val="02"/>
@@ -14879,7 +18025,7 @@
     <w:charset w:val="00"/>
     <w:family w:val="swiss"/>
     <w:pitch w:val="variable"/>
-    <w:sig w:usb0="E4002EFF" w:usb1="C000247B" w:usb2="00000009" w:usb3="00000000" w:csb0="000001FF" w:csb1="00000000"/>
+    <w:sig w:usb0="E4002EFF" w:usb1="C200247B" w:usb2="00000009" w:usb3="00000000" w:csb0="000001FF" w:csb1="00000000"/>
   </w:font>
   <w:font w:name="Cambria">
     <w:panose1 w:val="02040503050406030204"/>
@@ -14917,6 +18063,12 @@
     <w:pitch w:val="variable"/>
     <w:sig w:usb0="00000203" w:usb1="288F0000" w:usb2="00000016" w:usb3="00000000" w:csb0="00040001" w:csb1="00000000"/>
   </w:font>
+  <w:font w:name="Aptos">
+    <w:charset w:val="00"/>
+    <w:family w:val="swiss"/>
+    <w:pitch w:val="variable"/>
+    <w:sig w:usb0="20000287" w:usb1="00000003" w:usb2="00000000" w:usb3="00000000" w:csb0="0000019F" w:csb1="00000000"/>
+  </w:font>
   <w:font w:name="DengXian Light">
     <w:altName w:val="等线 Light"/>
     <w:charset w:val="86"/>
@@ -14924,12 +18076,11 @@
     <w:pitch w:val="variable"/>
     <w:sig w:usb0="A00002BF" w:usb1="38CF7CFA" w:usb2="00000016" w:usb3="00000000" w:csb0="0004000F" w:csb1="00000000"/>
   </w:font>
-  <w:font w:name="Calibri Light">
-    <w:panose1 w:val="020F0302020204030204"/>
+  <w:font w:name="Aptos Display">
     <w:charset w:val="00"/>
     <w:family w:val="swiss"/>
     <w:pitch w:val="variable"/>
-    <w:sig w:usb0="E4002EFF" w:usb1="C000247B" w:usb2="00000009" w:usb3="00000000" w:csb0="000001FF" w:csb1="00000000"/>
+    <w:sig w:usb0="20000287" w:usb1="00000003" w:usb2="00000000" w:usb3="00000000" w:csb0="0000019F" w:csb1="00000000"/>
   </w:font>
   <w:font w:name="DengXian">
     <w:altName w:val="等线"/>
@@ -14943,7 +18094,7 @@
 </file>
 
 <file path=word/glossary/settings.xml><?xml version="1.0" encoding="utf-8"?>
-<w:settings xmlns:mc="http://schemas.openxmlformats.org/markup-compatibility/2006" xmlns:o="urn:schemas-microsoft-com:office:office" xmlns:r="http://schemas.openxmlformats.org/officeDocument/2006/relationships" xmlns:m="http://schemas.openxmlformats.org/officeDocument/2006/math" xmlns:v="urn:schemas-microsoft-com:vml" xmlns:w10="urn:schemas-microsoft-com:office:word" xmlns:w="http://schemas.openxmlformats.org/wordprocessingml/2006/main" xmlns:w14="http://schemas.microsoft.com/office/word/2010/wordml" xmlns:w15="http://schemas.microsoft.com/office/word/2012/wordml" xmlns:w16cex="http://schemas.microsoft.com/office/word/2018/wordml/cex" xmlns:w16cid="http://schemas.microsoft.com/office/word/2016/wordml/cid" xmlns:w16="http://schemas.microsoft.com/office/word/2018/wordml" xmlns:w16sdtdh="http://schemas.microsoft.com/office/word/2020/wordml/sdtdatahash" xmlns:w16se="http://schemas.microsoft.com/office/word/2015/wordml/symex" xmlns:sl="http://schemas.openxmlformats.org/schemaLibrary/2006/main" mc:Ignorable="w14 w15 w16se w16cid w16 w16cex w16sdtdh">
+<w:settings xmlns:mc="http://schemas.openxmlformats.org/markup-compatibility/2006" xmlns:o="urn:schemas-microsoft-com:office:office" xmlns:r="http://schemas.openxmlformats.org/officeDocument/2006/relationships" xmlns:m="http://schemas.openxmlformats.org/officeDocument/2006/math" xmlns:v="urn:schemas-microsoft-com:vml" xmlns:w10="urn:schemas-microsoft-com:office:word" xmlns:w="http://schemas.openxmlformats.org/wordprocessingml/2006/main" xmlns:w14="http://schemas.microsoft.com/office/word/2010/wordml" xmlns:w15="http://schemas.microsoft.com/office/word/2012/wordml" xmlns:w16cex="http://schemas.microsoft.com/office/word/2018/wordml/cex" xmlns:w16cid="http://schemas.microsoft.com/office/word/2016/wordml/cid" xmlns:w16="http://schemas.microsoft.com/office/word/2018/wordml" xmlns:w16du="http://schemas.microsoft.com/office/word/2023/wordml/word16du" xmlns:w16sdtdh="http://schemas.microsoft.com/office/word/2020/wordml/sdtdatahash" xmlns:w16se="http://schemas.microsoft.com/office/word/2015/wordml/symex" xmlns:sl="http://schemas.openxmlformats.org/schemaLibrary/2006/main" mc:Ignorable="w14 w15 w16se w16cid w16 w16cex w16sdtdh w16du">
   <w:view w:val="normal"/>
   <w:defaultTabStop w:val="720"/>
   <w:characterSpacingControl w:val="doNotCompress"/>
@@ -14957,6 +18108,7 @@
   </w:compat>
   <w:rsids>
     <w:rsidRoot w:val="00314F14"/>
+    <w:rsid w:val="000A2274"/>
     <w:rsid w:val="002728A4"/>
     <w:rsid w:val="00314F14"/>
     <w:rsid w:val="00322119"/>
@@ -14964,7 +18116,10 @@
     <w:rsid w:val="003906AF"/>
     <w:rsid w:val="003C1616"/>
     <w:rsid w:val="004408C7"/>
+    <w:rsid w:val="006232E1"/>
     <w:rsid w:val="0066607B"/>
+    <w:rsid w:val="00671570"/>
+    <w:rsid w:val="0068552D"/>
     <w:rsid w:val="00696D07"/>
     <w:rsid w:val="007501A3"/>
     <w:rsid w:val="00763ADE"/>
@@ -15002,7 +18157,7 @@
 </file>
 
 <file path=word/glossary/styles.xml><?xml version="1.0" encoding="utf-8"?>
-<w:styles xmlns:mc="http://schemas.openxmlformats.org/markup-compatibility/2006" xmlns:r="http://schemas.openxmlformats.org/officeDocument/2006/relationships" xmlns:w="http://schemas.openxmlformats.org/wordprocessingml/2006/main" xmlns:w14="http://schemas.microsoft.com/office/word/2010/wordml" xmlns:w15="http://schemas.microsoft.com/office/word/2012/wordml" xmlns:w16cex="http://schemas.microsoft.com/office/word/2018/wordml/cex" xmlns:w16cid="http://schemas.microsoft.com/office/word/2016/wordml/cid" xmlns:w16="http://schemas.microsoft.com/office/word/2018/wordml" xmlns:w16sdtdh="http://schemas.microsoft.com/office/word/2020/wordml/sdtdatahash" xmlns:w16se="http://schemas.microsoft.com/office/word/2015/wordml/symex" mc:Ignorable="w14 w15 w16se w16cid w16 w16cex w16sdtdh">
+<w:styles xmlns:mc="http://schemas.openxmlformats.org/markup-compatibility/2006" xmlns:r="http://schemas.openxmlformats.org/officeDocument/2006/relationships" xmlns:w="http://schemas.openxmlformats.org/wordprocessingml/2006/main" xmlns:w14="http://schemas.microsoft.com/office/word/2010/wordml" xmlns:w15="http://schemas.microsoft.com/office/word/2012/wordml" xmlns:w16cex="http://schemas.microsoft.com/office/word/2018/wordml/cex" xmlns:w16cid="http://schemas.microsoft.com/office/word/2016/wordml/cid" xmlns:w16="http://schemas.microsoft.com/office/word/2018/wordml" xmlns:w16du="http://schemas.microsoft.com/office/word/2023/wordml/word16du" xmlns:w16sdtdh="http://schemas.microsoft.com/office/word/2020/wordml/sdtdatahash" xmlns:w16se="http://schemas.microsoft.com/office/word/2015/wordml/symex" mc:Ignorable="w14 w15 w16se w16cid w16 w16cex w16sdtdh w16du">
   <w:docDefaults>
     <w:rPrDefault>
       <w:rPr>
@@ -15449,7 +18604,7 @@
 </file>
 
 <file path=word/glossary/webSettings.xml><?xml version="1.0" encoding="utf-8"?>
-<w:webSettings xmlns:mc="http://schemas.openxmlformats.org/markup-compatibility/2006" xmlns:r="http://schemas.openxmlformats.org/officeDocument/2006/relationships" xmlns:w="http://schemas.openxmlformats.org/wordprocessingml/2006/main" xmlns:w14="http://schemas.microsoft.com/office/word/2010/wordml" xmlns:w15="http://schemas.microsoft.com/office/word/2012/wordml" xmlns:w16cex="http://schemas.microsoft.com/office/word/2018/wordml/cex" xmlns:w16cid="http://schemas.microsoft.com/office/word/2016/wordml/cid" xmlns:w16="http://schemas.microsoft.com/office/word/2018/wordml" xmlns:w16sdtdh="http://schemas.microsoft.com/office/word/2020/wordml/sdtdatahash" xmlns:w16se="http://schemas.microsoft.com/office/word/2015/wordml/symex" mc:Ignorable="w14 w15 w16se w16cid w16 w16cex w16sdtdh">
+<w:webSettings xmlns:mc="http://schemas.openxmlformats.org/markup-compatibility/2006" xmlns:r="http://schemas.openxmlformats.org/officeDocument/2006/relationships" xmlns:w="http://schemas.openxmlformats.org/wordprocessingml/2006/main" xmlns:w14="http://schemas.microsoft.com/office/word/2010/wordml" xmlns:w15="http://schemas.microsoft.com/office/word/2012/wordml" xmlns:w16cex="http://schemas.microsoft.com/office/word/2018/wordml/cex" xmlns:w16cid="http://schemas.microsoft.com/office/word/2016/wordml/cid" xmlns:w16="http://schemas.microsoft.com/office/word/2018/wordml" xmlns:w16du="http://schemas.microsoft.com/office/word/2023/wordml/word16du" xmlns:w16sdtdh="http://schemas.microsoft.com/office/word/2020/wordml/sdtdatahash" xmlns:w16se="http://schemas.microsoft.com/office/word/2015/wordml/symex" mc:Ignorable="w14 w15 w16se w16cid w16 w16cex w16sdtdh w16du">
   <w:optimizeForBrowser/>
   <w:allowPNG/>
 </w:webSettings>

--- a/ErrorHandler.docx
+++ b/ErrorHandler.docx
@@ -1,6 +1,6 @@
 
 <file path=word/document.xml><?xml version="1.0" encoding="utf-8"?>
-<w:document xmlns:wpc="http://schemas.microsoft.com/office/word/2010/wordprocessingCanvas" xmlns:cx="http://schemas.microsoft.com/office/drawing/2014/chartex" xmlns:cx1="http://schemas.microsoft.com/office/drawing/2015/9/8/chartex" xmlns:cx2="http://schemas.microsoft.com/office/drawing/2015/10/21/chartex" xmlns:cx3="http://schemas.microsoft.com/office/drawing/2016/5/9/chartex" xmlns:cx4="http://schemas.microsoft.com/office/drawing/2016/5/10/chartex" xmlns:cx5="http://schemas.microsoft.com/office/drawing/2016/5/11/chartex" xmlns:cx6="http://schemas.microsoft.com/office/drawing/2016/5/12/chartex" xmlns:cx7="http://schemas.microsoft.com/office/drawing/2016/5/13/chartex" xmlns:cx8="http://schemas.microsoft.com/office/drawing/2016/5/14/chartex" xmlns:mc="http://schemas.openxmlformats.org/markup-compatibility/2006" xmlns:aink="http://schemas.microsoft.com/office/drawing/2016/ink" xmlns:am3d="http://schemas.microsoft.com/office/drawing/2017/model3d" xmlns:o="urn:schemas-microsoft-com:office:office" xmlns:oel="http://schemas.microsoft.com/office/2019/extlst" xmlns:r="http://schemas.openxmlformats.org/officeDocument/2006/relationships" xmlns:m="http://schemas.openxmlformats.org/officeDocument/2006/math" xmlns:v="urn:schemas-microsoft-com:vml" xmlns:wp14="http://schemas.microsoft.com/office/word/2010/wordprocessingDrawing" xmlns:wp="http://schemas.openxmlformats.org/drawingml/2006/wordprocessingDrawing" xmlns:w10="urn:schemas-microsoft-com:office:word" xmlns:w="http://schemas.openxmlformats.org/wordprocessingml/2006/main" xmlns:w14="http://schemas.microsoft.com/office/word/2010/wordml" xmlns:w15="http://schemas.microsoft.com/office/word/2012/wordml" xmlns:w16cex="http://schemas.microsoft.com/office/word/2018/wordml/cex" xmlns:w16cid="http://schemas.microsoft.com/office/word/2016/wordml/cid" xmlns:w16="http://schemas.microsoft.com/office/word/2018/wordml" xmlns:w16du="http://schemas.microsoft.com/office/word/2023/wordml/word16du" xmlns:w16sdtdh="http://schemas.microsoft.com/office/word/2020/wordml/sdtdatahash" xmlns:w16se="http://schemas.microsoft.com/office/word/2015/wordml/symex" xmlns:wpg="http://schemas.microsoft.com/office/word/2010/wordprocessingGroup" xmlns:wpi="http://schemas.microsoft.com/office/word/2010/wordprocessingInk" xmlns:wne="http://schemas.microsoft.com/office/word/2006/wordml" xmlns:wps="http://schemas.microsoft.com/office/word/2010/wordprocessingShape" mc:Ignorable="w14 w15 w16se w16cid w16 w16cex w16sdtdh w16du wp14">
+<w:document xmlns:wpc="http://schemas.microsoft.com/office/word/2010/wordprocessingCanvas" xmlns:cx="http://schemas.microsoft.com/office/drawing/2014/chartex" xmlns:cx1="http://schemas.microsoft.com/office/drawing/2015/9/8/chartex" xmlns:cx2="http://schemas.microsoft.com/office/drawing/2015/10/21/chartex" xmlns:cx3="http://schemas.microsoft.com/office/drawing/2016/5/9/chartex" xmlns:cx4="http://schemas.microsoft.com/office/drawing/2016/5/10/chartex" xmlns:cx5="http://schemas.microsoft.com/office/drawing/2016/5/11/chartex" xmlns:cx6="http://schemas.microsoft.com/office/drawing/2016/5/12/chartex" xmlns:cx7="http://schemas.microsoft.com/office/drawing/2016/5/13/chartex" xmlns:cx8="http://schemas.microsoft.com/office/drawing/2016/5/14/chartex" xmlns:mc="http://schemas.openxmlformats.org/markup-compatibility/2006" xmlns:aink="http://schemas.microsoft.com/office/drawing/2016/ink" xmlns:am3d="http://schemas.microsoft.com/office/drawing/2017/model3d" xmlns:o="urn:schemas-microsoft-com:office:office" xmlns:oel="http://schemas.microsoft.com/office/2019/extlst" xmlns:r="http://schemas.openxmlformats.org/officeDocument/2006/relationships" xmlns:m="http://schemas.openxmlformats.org/officeDocument/2006/math" xmlns:v="urn:schemas-microsoft-com:vml" xmlns:wp14="http://schemas.microsoft.com/office/word/2010/wordprocessingDrawing" xmlns:wp="http://schemas.openxmlformats.org/drawingml/2006/wordprocessingDrawing" xmlns:w10="urn:schemas-microsoft-com:office:word" xmlns:w="http://schemas.openxmlformats.org/wordprocessingml/2006/main" xmlns:w14="http://schemas.microsoft.com/office/word/2010/wordml" xmlns:w15="http://schemas.microsoft.com/office/word/2012/wordml" xmlns:w16cei="http://schemas.microsoft.com/office/word/2026/wordml/cei" xmlns:w16cex="http://schemas.microsoft.com/office/word/2018/wordml/cex" xmlns:w16cid="http://schemas.microsoft.com/office/word/2016/wordml/cid" xmlns:w16="http://schemas.microsoft.com/office/word/2018/wordml" xmlns:w16du="http://schemas.microsoft.com/office/word/2023/wordml/word16du" xmlns:w16sdtdh="http://schemas.microsoft.com/office/word/2020/wordml/sdtdatahash" xmlns:w16sdtfl="http://schemas.microsoft.com/office/word/2024/wordml/sdtformatlock" xmlns:w16se="http://schemas.microsoft.com/office/word/2015/wordml/symex" xmlns:wpg="http://schemas.microsoft.com/office/word/2010/wordprocessingGroup" xmlns:wpi="http://schemas.microsoft.com/office/word/2010/wordprocessingInk" xmlns:wne="http://schemas.microsoft.com/office/word/2006/wordml" xmlns:wps="http://schemas.microsoft.com/office/word/2010/wordprocessingShape" mc:Ignorable="w14 w15 w16se w16cid w16 w16cex w16sdtdh w16sdtfl w16du wp14">
   <w:body>
     <w:p>
       <w:pPr>
@@ -283,7 +283,15 @@
       </w:r>
       <w:bookmarkEnd w:id="0"/>
       <w:r>
-        <w:t>. The error dialog seen by end-users.</w:t>
+        <w:t xml:space="preserve">. The error dialog </w:t>
+      </w:r>
+      <w:proofErr w:type="gramStart"/>
+      <w:r>
+        <w:t>seen</w:t>
+      </w:r>
+      <w:proofErr w:type="gramEnd"/>
+      <w:r>
+        <w:t xml:space="preserve"> by end-users.</w:t>
       </w:r>
     </w:p>
     <w:p>
@@ -308,10 +316,18 @@
       </w:pPr>
       <w:r>
         <w:lastRenderedPageBreak/>
-        <w:t xml:space="preserve">It prompts them for additional information about what they were doing when the error occurred. In my experience, </w:t>
+        <w:t xml:space="preserve">It prompts them </w:t>
       </w:r>
       <w:proofErr w:type="gramStart"/>
       <w:r>
+        <w:t>for</w:t>
+      </w:r>
+      <w:proofErr w:type="gramEnd"/>
+      <w:r>
+        <w:t xml:space="preserve"> additional information about what they were doing when the error occurred. In my experience, </w:t>
+      </w:r>
+      <w:proofErr w:type="gramStart"/>
+      <w:r>
         <w:t>end-users</w:t>
       </w:r>
       <w:proofErr w:type="gramEnd"/>
@@ -358,7 +374,15 @@
         <w:t xml:space="preserve">optionally </w:t>
       </w:r>
       <w:r>
-        <w:t>provides a Save button that creates a text file containing information about the error; we’ll see the contents of this file later. This button is there for us when we’re directly interacting with a customer or for when the Send button fails for some reason, such as no Internet connection.</w:t>
+        <w:t xml:space="preserve">provides a Save button that creates a text file containing information about the error; we’ll see the contents of this file later. This button is there for us when we’re directly interacting with a customer </w:t>
+      </w:r>
+      <w:proofErr w:type="gramStart"/>
+      <w:r>
+        <w:t>or for</w:t>
+      </w:r>
+      <w:proofErr w:type="gramEnd"/>
+      <w:r>
+        <w:t xml:space="preserve"> when the Send button fails for some reason, such as no Internet connection.</w:t>
       </w:r>
     </w:p>
     <w:p>
@@ -552,15 +576,7 @@
         <w:pStyle w:val="bulletfirst"/>
       </w:pPr>
       <w:r>
-        <w:t xml:space="preserve">It displays the error number, message, </w:t>
-      </w:r>
-      <w:proofErr w:type="gramStart"/>
-      <w:r>
-        <w:t>object</w:t>
-      </w:r>
-      <w:proofErr w:type="gramEnd"/>
-      <w:r>
-        <w:t xml:space="preserve"> and method name, and when running in the IDE, the line number and line of code where the error occurred (the latter two aren’t usually available at runtime).</w:t>
+        <w:t>It displays the error number, message, object and method name, and when running in the IDE, the line number and line of code where the error occurred (the latter two aren’t usually available at runtime).</w:t>
       </w:r>
     </w:p>
     <w:p>
@@ -577,7 +593,15 @@
         <w:pStyle w:val="bullet"/>
       </w:pPr>
       <w:r>
-        <w:t>If the application is running in the IDE, the Debug button opens the VFP Debugger at the line of code following the one that caused the error. I use this button most of the time, because I can often try something, like changing the value of a variable, and then use the Set Next Statement function to go back to the offending line and see if that fixe</w:t>
+        <w:t xml:space="preserve">If the application is running in the IDE, the Debug button opens the VFP Debugger at the line of code following the one that caused the error. I use this button most of the time, because I can often try something, like changing the value of a variable, and then </w:t>
+      </w:r>
+      <w:proofErr w:type="gramStart"/>
+      <w:r>
+        <w:t>use</w:t>
+      </w:r>
+      <w:proofErr w:type="gramEnd"/>
+      <w:r>
+        <w:t xml:space="preserve"> the Set Next Statement function to go back to the offending line and see if that fixe</w:t>
       </w:r>
       <w:r>
         <w:t>s</w:t>
@@ -679,15 +703,23 @@
         <w:t>s</w:t>
       </w:r>
       <w:r>
-        <w:t xml:space="preserve"> you to execute VFP commands at runtime, including opening and browsing tables, </w:t>
+        <w:t xml:space="preserve"> you to execute VFP commands at runtime, including opening and browsing tables, examining or changing the values of global variables, and so on. The Emulate Command Window checkbox determines whether code entered in the </w:t>
+      </w:r>
+      <w:proofErr w:type="spellStart"/>
+      <w:r>
+        <w:t>editbox</w:t>
+      </w:r>
+      <w:proofErr w:type="spellEnd"/>
+      <w:r>
+        <w:t xml:space="preserve"> is executed when you press Enter (like the Command window) or when you click the Execute button (allowing you to write multi-line code </w:t>
       </w:r>
       <w:proofErr w:type="gramStart"/>
       <w:r>
-        <w:t>examining</w:t>
+        <w:t>similar to</w:t>
       </w:r>
       <w:proofErr w:type="gramEnd"/>
       <w:r>
-        <w:t xml:space="preserve"> or changing the values of global variables, and so on. The Emulate Command Window checkbox determines whether code entered in the </w:t>
+        <w:t xml:space="preserve"> a PRG before executing it). The Clear button clears the </w:t>
       </w:r>
       <w:proofErr w:type="spellStart"/>
       <w:r>
@@ -695,30 +727,14 @@
       </w:r>
       <w:proofErr w:type="spellEnd"/>
       <w:r>
-        <w:t xml:space="preserve"> is executed when you press Enter (like the Command window) or when you click the Execute button (allowing you to write multi-line code </w:t>
+        <w:t xml:space="preserve">, the arrow keys scroll through statements you previously entered, and Load loads a PRG or text file so you can execute it. Of course, none of this is magic; it just relies on the VFP </w:t>
       </w:r>
       <w:proofErr w:type="gramStart"/>
       <w:r>
-        <w:t>similar to</w:t>
+        <w:t>EXECSCRIPT(</w:t>
       </w:r>
       <w:proofErr w:type="gramEnd"/>
       <w:r>
-        <w:t xml:space="preserve"> a PRG before executing it). The Clear button clears the </w:t>
-      </w:r>
-      <w:proofErr w:type="spellStart"/>
-      <w:r>
-        <w:t>editbox</w:t>
-      </w:r>
-      <w:proofErr w:type="spellEnd"/>
-      <w:r>
-        <w:t xml:space="preserve">, the arrow keys scroll through statements you previously entered, and Load loads a PRG or text file so you can execute it. Of course, none of this is magic; it just relies on the VFP </w:t>
-      </w:r>
-      <w:proofErr w:type="gramStart"/>
-      <w:r>
-        <w:t>EXECSCRIPT(</w:t>
-      </w:r>
-      <w:proofErr w:type="gramEnd"/>
-      <w:r>
         <w:t>) function to execute code at runtime.</w:t>
       </w:r>
     </w:p>
@@ -727,15 +743,7 @@
         <w:pStyle w:val="bullet"/>
       </w:pPr>
       <w:r>
-        <w:t xml:space="preserve">The Continue button essentially does a RETURN, sending execution back to the line of code following the one that caused the error. Retry does a RETRY. Neither of these are that useful unless the error was something </w:t>
-      </w:r>
-      <w:proofErr w:type="gramStart"/>
-      <w:r>
-        <w:t>environmental</w:t>
-      </w:r>
-      <w:proofErr w:type="gramEnd"/>
-      <w:r>
-        <w:t xml:space="preserve"> you can correct, such as a missing file.</w:t>
+        <w:t>The Continue button essentially does a RETURN, sending execution back to the line of code following the one that caused the error. Retry does a RETRY. Neither of these are that useful unless the error was something environmental you can correct, such as a missing file.</w:t>
       </w:r>
     </w:p>
     <w:p>
@@ -1070,7 +1078,35 @@
         <w:rPr>
           <w:lang w:eastAsia="en-US"/>
         </w:rPr>
-        <w:t xml:space="preserve">click the Cause an Error button in the form that appears. This causes an error by executing X = Y without defining a variable named Y. Click the Send button in the error dialog that appears to email an error report to the address you specified in </w:t>
+        <w:t xml:space="preserve">click the </w:t>
+      </w:r>
+      <w:proofErr w:type="gramStart"/>
+      <w:r>
+        <w:rPr>
+          <w:lang w:eastAsia="en-US"/>
+        </w:rPr>
+        <w:t>Cause an Error</w:t>
+      </w:r>
+      <w:proofErr w:type="gramEnd"/>
+      <w:r>
+        <w:rPr>
+          <w:lang w:eastAsia="en-US"/>
+        </w:rPr>
+        <w:t xml:space="preserve"> button </w:t>
+      </w:r>
+      <w:proofErr w:type="gramStart"/>
+      <w:r>
+        <w:rPr>
+          <w:lang w:eastAsia="en-US"/>
+        </w:rPr>
+        <w:t>in</w:t>
+      </w:r>
+      <w:proofErr w:type="gramEnd"/>
+      <w:r>
+        <w:rPr>
+          <w:lang w:eastAsia="en-US"/>
+        </w:rPr>
+        <w:t xml:space="preserve"> the form that appears. This causes an error by executing X = Y without defining a variable named Y. Click the Send button in the error dialog that appears to email an error report to the address you specified in </w:t>
       </w:r>
       <w:proofErr w:type="spellStart"/>
       <w:r>
@@ -1223,7 +1259,15 @@
       </w:r>
       <w:proofErr w:type="spellEnd"/>
       <w:r>
-        <w:t>: contains the error handling classes.</w:t>
+        <w:t xml:space="preserve">: </w:t>
+      </w:r>
+      <w:proofErr w:type="gramStart"/>
+      <w:r>
+        <w:t>contains</w:t>
+      </w:r>
+      <w:proofErr w:type="gramEnd"/>
+      <w:r>
+        <w:t xml:space="preserve"> the error handling classes.</w:t>
       </w:r>
     </w:p>
     <w:p>
@@ -1265,7 +1309,15 @@
       </w:r>
       <w:proofErr w:type="spellEnd"/>
       <w:r>
-        <w:t>: contains a localizer class.</w:t>
+        <w:t xml:space="preserve">: </w:t>
+      </w:r>
+      <w:proofErr w:type="gramStart"/>
+      <w:r>
+        <w:t>contains</w:t>
+      </w:r>
+      <w:proofErr w:type="gramEnd"/>
+      <w:r>
+        <w:t xml:space="preserve"> a localizer class.</w:t>
       </w:r>
     </w:p>
     <w:p>
@@ -1310,15 +1362,15 @@
         <w:t xml:space="preserve">: include files used by </w:t>
       </w:r>
       <w:proofErr w:type="spellStart"/>
+      <w:proofErr w:type="gramStart"/>
       <w:r>
         <w:t>SFErrorMgr</w:t>
       </w:r>
       <w:proofErr w:type="spellEnd"/>
-      <w:proofErr w:type="gramStart"/>
+      <w:proofErr w:type="gramEnd"/>
       <w:r>
         <w:t>.</w:t>
       </w:r>
-      <w:proofErr w:type="gramEnd"/>
     </w:p>
     <w:p>
       <w:pPr>
@@ -1465,11 +1517,32 @@
       </w:pPr>
       <w:proofErr w:type="spellStart"/>
       <w:r>
+        <w:t>Format.prg</w:t>
+      </w:r>
+      <w:proofErr w:type="spellEnd"/>
+      <w:r>
+        <w:t>: formats a string.</w:t>
+      </w:r>
+    </w:p>
+    <w:p>
+      <w:pPr>
+        <w:pStyle w:val="bullet"/>
+      </w:pPr>
+      <w:proofErr w:type="spellStart"/>
+      <w:r>
         <w:t>System.app</w:t>
       </w:r>
       <w:proofErr w:type="spellEnd"/>
       <w:r>
-        <w:t>: the main component of the GDIPlusX VFP project (</w:t>
+        <w:t xml:space="preserve">: the main component of the </w:t>
+      </w:r>
+      <w:proofErr w:type="spellStart"/>
+      <w:r>
+        <w:t>GDIPlusX</w:t>
+      </w:r>
+      <w:proofErr w:type="spellEnd"/>
+      <w:r>
+        <w:t xml:space="preserve"> VFP project (</w:t>
       </w:r>
       <w:hyperlink r:id="rId14" w:history="1">
         <w:r>
@@ -1502,6 +1575,7 @@
         <w:pStyle w:val="bulletlast"/>
       </w:pPr>
       <w:r>
+        <w:lastRenderedPageBreak/>
         <w:t>VFPEncryption</w:t>
       </w:r>
       <w:r>
@@ -1527,224 +1601,288 @@
         <w:pStyle w:val="bodytext"/>
       </w:pPr>
       <w:r>
+        <w:t>Add these files to your application’s project:</w:t>
+      </w:r>
+    </w:p>
+    <w:p>
+      <w:pPr>
+        <w:pStyle w:val="bulletfirst"/>
+      </w:pPr>
+      <w:proofErr w:type="spellStart"/>
+      <w:r>
+        <w:t>SFErrorMgr.vcx</w:t>
+      </w:r>
+      <w:proofErr w:type="spellEnd"/>
+    </w:p>
+    <w:p>
+      <w:pPr>
+        <w:pStyle w:val="bullet"/>
+      </w:pPr>
+      <w:proofErr w:type="spellStart"/>
+      <w:r>
+        <w:t>SFConsole.vcx</w:t>
+      </w:r>
+      <w:proofErr w:type="spellEnd"/>
+      <w:r>
+        <w:t xml:space="preserve"> (if you set the </w:t>
+      </w:r>
+      <w:proofErr w:type="spellStart"/>
+      <w:r>
+        <w:t>cConsoleForm</w:t>
+      </w:r>
+      <w:proofErr w:type="spellEnd"/>
+      <w:r>
+        <w:t xml:space="preserve"> and </w:t>
+      </w:r>
+      <w:proofErr w:type="spellStart"/>
+      <w:r>
+        <w:t>cConsoleLibrary</w:t>
+      </w:r>
+      <w:proofErr w:type="spellEnd"/>
+      <w:r>
+        <w:t xml:space="preserve"> properties of the error object to another class, add the library for that class instead)</w:t>
+      </w:r>
+    </w:p>
+    <w:p>
+      <w:pPr>
+        <w:pStyle w:val="bullet"/>
+      </w:pPr>
+      <w:proofErr w:type="spellStart"/>
+      <w:r>
+        <w:t>SFLocalize.vcx</w:t>
+      </w:r>
+      <w:proofErr w:type="spellEnd"/>
+    </w:p>
+    <w:p>
+      <w:pPr>
+        <w:pStyle w:val="bullet"/>
+      </w:pPr>
+      <w:proofErr w:type="spellStart"/>
+      <w:r>
+        <w:t>Resource.dbf</w:t>
+      </w:r>
+      <w:proofErr w:type="spellEnd"/>
+      <w:r>
+        <w:t xml:space="preserve"> (marked as included)</w:t>
+      </w:r>
+    </w:p>
+    <w:p>
+      <w:pPr>
+        <w:pStyle w:val="bullet"/>
+      </w:pPr>
+      <w:r>
+        <w:t>ErrorHeader.gif</w:t>
+      </w:r>
+    </w:p>
+    <w:p>
+      <w:pPr>
+        <w:pStyle w:val="bullet"/>
+      </w:pPr>
+      <w:proofErr w:type="spellStart"/>
+      <w:r>
+        <w:t>wwDotNetBridge.prg</w:t>
+      </w:r>
+      <w:proofErr w:type="spellEnd"/>
+    </w:p>
+    <w:p>
+      <w:pPr>
+        <w:pStyle w:val="bullet"/>
+      </w:pPr>
+      <w:proofErr w:type="spellStart"/>
+      <w:r>
+        <w:t>Format.prg</w:t>
+      </w:r>
+      <w:proofErr w:type="spellEnd"/>
+    </w:p>
+    <w:p>
+      <w:pPr>
+        <w:pStyle w:val="bulletlast"/>
+      </w:pPr>
+      <w:proofErr w:type="spellStart"/>
+      <w:r>
+        <w:t>SFMail.prg</w:t>
+      </w:r>
+      <w:proofErr w:type="spellEnd"/>
+    </w:p>
+    <w:p>
+      <w:pPr>
+        <w:pStyle w:val="bodytext"/>
+      </w:pPr>
+      <w:r>
+        <w:t>Deploy these files along with your application’s executable:</w:t>
+      </w:r>
+    </w:p>
+    <w:p>
+      <w:pPr>
+        <w:pStyle w:val="bulletfirst"/>
+      </w:pPr>
+      <w:r>
+        <w:t>ClrHost.dll</w:t>
+      </w:r>
+    </w:p>
+    <w:p>
+      <w:pPr>
+        <w:pStyle w:val="bulletfirst"/>
+      </w:pPr>
+      <w:r>
+        <w:t>wwDotNetBridge.dll</w:t>
+      </w:r>
+    </w:p>
+    <w:p>
+      <w:pPr>
+        <w:pStyle w:val="bullet"/>
+      </w:pPr>
+      <w:r>
+        <w:t>InTry.dll</w:t>
+      </w:r>
+    </w:p>
+    <w:p>
+      <w:pPr>
+        <w:pStyle w:val="bullet"/>
+      </w:pPr>
+      <w:r>
+        <w:t>SMTPLibrary2.dll</w:t>
+      </w:r>
+      <w:r>
+        <w:t xml:space="preserve"> (only needed if SMTP is used for emailing)</w:t>
+      </w:r>
+    </w:p>
+    <w:p>
+      <w:pPr>
+        <w:pStyle w:val="bullet"/>
+      </w:pPr>
+      <w:r>
+        <w:t>MailKit</w:t>
+      </w:r>
+      <w:r>
+        <w:t>Lite</w:t>
+      </w:r>
+      <w:r>
+        <w:t>.dll</w:t>
+      </w:r>
+      <w:r>
+        <w:t xml:space="preserve"> (only needed if SMTP is used for emailing)</w:t>
+      </w:r>
+    </w:p>
+    <w:p>
+      <w:pPr>
+        <w:pStyle w:val="bullet"/>
+      </w:pPr>
+      <w:r>
+        <w:t>MimeKit</w:t>
+      </w:r>
+      <w:r>
+        <w:t>Lite</w:t>
+      </w:r>
+      <w:r>
+        <w:t>.dll</w:t>
+      </w:r>
+      <w:r>
+        <w:t xml:space="preserve"> (only needed if SMTP is used for emailing)</w:t>
+      </w:r>
+    </w:p>
+    <w:p>
+      <w:pPr>
+        <w:pStyle w:val="bullet"/>
+      </w:pPr>
+      <w:r>
+        <w:t>System.Buffers.dll (only needed if SMTP is used for emailing)</w:t>
+      </w:r>
+    </w:p>
+    <w:p>
+      <w:pPr>
+        <w:pStyle w:val="bullet"/>
+      </w:pPr>
+      <w:r>
+        <w:t>System.Formats.Asn1.dll (only needed if SMTP is used for emailing)</w:t>
+      </w:r>
+    </w:p>
+    <w:p>
+      <w:pPr>
+        <w:pStyle w:val="bullet"/>
+      </w:pPr>
+      <w:r>
+        <w:t>System.Memory.dll (only needed if SMTP is used for emailing)</w:t>
+      </w:r>
+    </w:p>
+    <w:p>
+      <w:pPr>
+        <w:pStyle w:val="bullet"/>
+      </w:pPr>
+      <w:r>
+        <w:t>System.Numerics.Vectors.dll (only needed if SMTP is used for emailing)</w:t>
+      </w:r>
+    </w:p>
+    <w:p>
+      <w:pPr>
+        <w:pStyle w:val="bullet"/>
+      </w:pPr>
+      <w:r>
+        <w:t>System.Runtime.CompilerServices.Unsafe.dll (only needed if SMTP is used for emailing)</w:t>
+      </w:r>
+    </w:p>
+    <w:p>
+      <w:pPr>
+        <w:pStyle w:val="bullet"/>
+      </w:pPr>
+      <w:r>
+        <w:t>System.Threading.Tasks.Extensions.dll (only needed if SMTP is used for emailing)</w:t>
+      </w:r>
+    </w:p>
+    <w:p>
+      <w:pPr>
+        <w:pStyle w:val="bullet"/>
+      </w:pPr>
+      <w:r>
+        <w:t>System.ValueTuple.dll (only needed if SMTP is used for emailing)</w:t>
+      </w:r>
+    </w:p>
+    <w:p>
+      <w:pPr>
+        <w:pStyle w:val="bullet"/>
+      </w:pPr>
+      <w:proofErr w:type="spellStart"/>
+      <w:r>
+        <w:t>VFPExMAPI.fll</w:t>
+      </w:r>
+      <w:proofErr w:type="spellEnd"/>
+      <w:r>
+        <w:t xml:space="preserve"> (only needed if MAPI is used for emailing)</w:t>
+      </w:r>
+    </w:p>
+    <w:p>
+      <w:pPr>
+        <w:pStyle w:val="bullet"/>
+      </w:pPr>
+      <w:proofErr w:type="spellStart"/>
+      <w:r>
+        <w:t>System.app</w:t>
+      </w:r>
+      <w:proofErr w:type="spellEnd"/>
+      <w:r>
+        <w:t xml:space="preserve"> (only needed if you want screen shots taken)</w:t>
+      </w:r>
+    </w:p>
+    <w:p>
+      <w:pPr>
+        <w:pStyle w:val="bulletlast"/>
+      </w:pPr>
+      <w:r>
+        <w:t>VFPEncryption</w:t>
+      </w:r>
+      <w:r>
+        <w:t>71</w:t>
+      </w:r>
+      <w:r>
+        <w:t>.fll</w:t>
+      </w:r>
+    </w:p>
+    <w:p>
+      <w:pPr>
+        <w:pStyle w:val="Heading1"/>
+      </w:pPr>
+      <w:r>
         <w:lastRenderedPageBreak/>
-        <w:t>Add these files to your application’s project:</w:t>
-      </w:r>
-    </w:p>
-    <w:p>
-      <w:pPr>
-        <w:pStyle w:val="bulletfirst"/>
-      </w:pPr>
-      <w:proofErr w:type="spellStart"/>
-      <w:r>
-        <w:t>SFErrorMgr.vcx</w:t>
-      </w:r>
-      <w:proofErr w:type="spellEnd"/>
-    </w:p>
-    <w:p>
-      <w:pPr>
-        <w:pStyle w:val="bullet"/>
-      </w:pPr>
-      <w:proofErr w:type="spellStart"/>
-      <w:r>
-        <w:t>SFConsole.vcx</w:t>
-      </w:r>
-      <w:proofErr w:type="spellEnd"/>
-      <w:r>
-        <w:t xml:space="preserve"> (if you set the </w:t>
-      </w:r>
-      <w:proofErr w:type="spellStart"/>
-      <w:r>
-        <w:t>cConsoleForm</w:t>
-      </w:r>
-      <w:proofErr w:type="spellEnd"/>
-      <w:r>
-        <w:t xml:space="preserve"> and </w:t>
-      </w:r>
-      <w:proofErr w:type="spellStart"/>
-      <w:r>
-        <w:t>cConsoleLibrary</w:t>
-      </w:r>
-      <w:proofErr w:type="spellEnd"/>
-      <w:r>
-        <w:t xml:space="preserve"> properties of the error object to another class, add the library for that class instead)</w:t>
-      </w:r>
-    </w:p>
-    <w:p>
-      <w:pPr>
-        <w:pStyle w:val="bullet"/>
-      </w:pPr>
-      <w:proofErr w:type="spellStart"/>
-      <w:r>
-        <w:t>SFLocalize.vcx</w:t>
-      </w:r>
-      <w:proofErr w:type="spellEnd"/>
-    </w:p>
-    <w:p>
-      <w:pPr>
-        <w:pStyle w:val="bullet"/>
-      </w:pPr>
-      <w:proofErr w:type="spellStart"/>
-      <w:r>
-        <w:t>Resource.dbf</w:t>
-      </w:r>
-      <w:proofErr w:type="spellEnd"/>
-      <w:r>
-        <w:t xml:space="preserve"> (marked as included)</w:t>
-      </w:r>
-    </w:p>
-    <w:p>
-      <w:pPr>
-        <w:pStyle w:val="bullet"/>
-      </w:pPr>
-      <w:r>
-        <w:t>ErrorHeader.gif</w:t>
-      </w:r>
-    </w:p>
-    <w:p>
-      <w:pPr>
-        <w:pStyle w:val="bullet"/>
-      </w:pPr>
-      <w:proofErr w:type="spellStart"/>
-      <w:r>
-        <w:t>wwDotNetBridge.prg</w:t>
-      </w:r>
-      <w:proofErr w:type="spellEnd"/>
-    </w:p>
-    <w:p>
-      <w:pPr>
-        <w:pStyle w:val="bulletlast"/>
-      </w:pPr>
-      <w:proofErr w:type="spellStart"/>
-      <w:r>
-        <w:t>SFMail.prg</w:t>
-      </w:r>
-      <w:proofErr w:type="spellEnd"/>
-    </w:p>
-    <w:p>
-      <w:pPr>
-        <w:pStyle w:val="bodytext"/>
-      </w:pPr>
-      <w:r>
-        <w:t>Deploy these files along with your application’s executable:</w:t>
-      </w:r>
-    </w:p>
-    <w:p>
-      <w:pPr>
-        <w:pStyle w:val="bulletfirst"/>
-      </w:pPr>
-      <w:r>
-        <w:t>ClrHost.dll</w:t>
-      </w:r>
-    </w:p>
-    <w:p>
-      <w:pPr>
-        <w:pStyle w:val="bulletfirst"/>
-      </w:pPr>
-      <w:r>
-        <w:t>wwDotNetBridge.dll</w:t>
-      </w:r>
-    </w:p>
-    <w:p>
-      <w:pPr>
-        <w:pStyle w:val="bullet"/>
-      </w:pPr>
-      <w:r>
-        <w:t>InTry.dll</w:t>
-      </w:r>
-    </w:p>
-    <w:p>
-      <w:pPr>
-        <w:pStyle w:val="bullet"/>
-      </w:pPr>
-      <w:r>
-        <w:t>SMTPLibrary2.dll</w:t>
-      </w:r>
-      <w:r>
-        <w:t xml:space="preserve"> (only needed if SMTP is used for emailing)</w:t>
-      </w:r>
-    </w:p>
-    <w:p>
-      <w:pPr>
-        <w:pStyle w:val="bullet"/>
-      </w:pPr>
-      <w:r>
-        <w:t>MailKit.dll</w:t>
-      </w:r>
-      <w:r>
-        <w:t xml:space="preserve"> (only needed if SMTP is used for emailing)</w:t>
-      </w:r>
-    </w:p>
-    <w:p>
-      <w:pPr>
-        <w:pStyle w:val="bullet"/>
-      </w:pPr>
-      <w:r>
-        <w:t>MimeKit.dll</w:t>
-      </w:r>
-      <w:r>
-        <w:t xml:space="preserve"> (only needed if SMTP is used for emailing)</w:t>
-      </w:r>
-    </w:p>
-    <w:p>
-      <w:pPr>
-        <w:pStyle w:val="bullet"/>
-      </w:pPr>
-      <w:r>
-        <w:t>BouncyCastle.Crypto</w:t>
-      </w:r>
-      <w:r>
-        <w:t>.dll</w:t>
-      </w:r>
-      <w:r>
-        <w:t xml:space="preserve"> (only needed if SMTP is used for emailing)</w:t>
-      </w:r>
-    </w:p>
-    <w:p>
-      <w:pPr>
-        <w:pStyle w:val="bullet"/>
-      </w:pPr>
-      <w:proofErr w:type="spellStart"/>
-      <w:r>
-        <w:t>VFPExMAPI.fll</w:t>
-      </w:r>
-      <w:proofErr w:type="spellEnd"/>
-      <w:r>
-        <w:t xml:space="preserve"> (only needed if MAPI is used for emailing)</w:t>
-      </w:r>
-    </w:p>
-    <w:p>
-      <w:pPr>
-        <w:pStyle w:val="bullet"/>
-      </w:pPr>
-      <w:proofErr w:type="spellStart"/>
-      <w:r>
-        <w:t>System.app</w:t>
-      </w:r>
-      <w:proofErr w:type="spellEnd"/>
-      <w:r>
-        <w:t xml:space="preserve"> (only needed if you want screen shots taken)</w:t>
-      </w:r>
-    </w:p>
-    <w:p>
-      <w:pPr>
-        <w:pStyle w:val="bulletlast"/>
-      </w:pPr>
-      <w:r>
-        <w:t>VFPEncryption</w:t>
-      </w:r>
-      <w:r>
-        <w:t>71</w:t>
-      </w:r>
-      <w:r>
-        <w:t>.fll</w:t>
-      </w:r>
-    </w:p>
-    <w:p>
-      <w:pPr>
-        <w:pStyle w:val="Heading1"/>
-      </w:pPr>
-      <w:r>
         <w:t xml:space="preserve">Using </w:t>
       </w:r>
       <w:proofErr w:type="spellStart"/>
@@ -1835,7 +1973,14 @@
         <w:rPr>
           <w:rFonts w:eastAsiaTheme="minorHAnsi"/>
         </w:rPr>
-        <w:t>the title for error message dialogs,</w:t>
+        <w:t>the title for error message dialogs</w:t>
+      </w:r>
+      <w:proofErr w:type="gramStart"/>
+      <w:r>
+        <w:rPr>
+          <w:rFonts w:eastAsiaTheme="minorHAnsi"/>
+        </w:rPr>
+        <w:t>,</w:t>
       </w:r>
       <w:r>
         <w:rPr>
@@ -1847,7 +1992,14 @@
         <w:rPr>
           <w:rFonts w:eastAsiaTheme="minorHAnsi"/>
         </w:rPr>
-        <w:t>.T. is passed so ON ERROR is set up</w:t>
+        <w:t>.</w:t>
+      </w:r>
+      <w:proofErr w:type="gramEnd"/>
+      <w:r>
+        <w:rPr>
+          <w:rFonts w:eastAsiaTheme="minorHAnsi"/>
+        </w:rPr>
+        <w:t>T. is passed so ON ERROR is set up</w:t>
       </w:r>
       <w:r>
         <w:rPr>
@@ -2089,7 +2241,6 @@
         <w:rPr>
           <w:rStyle w:val="figurename"/>
         </w:rPr>
-        <w:lastRenderedPageBreak/>
         <w:t xml:space="preserve">Table </w:t>
       </w:r>
       <w:r>
@@ -2467,7 +2618,15 @@
               <w:cnfStyle w:val="000000010000" w:firstRow="0" w:lastRow="0" w:firstColumn="0" w:lastColumn="0" w:oddVBand="0" w:evenVBand="0" w:oddHBand="0" w:evenHBand="1" w:firstRowFirstColumn="0" w:firstRowLastColumn="0" w:lastRowFirstColumn="0" w:lastRowLastColumn="0"/>
             </w:pPr>
             <w:r>
-              <w:t xml:space="preserve">The library containing the class specified in </w:t>
+              <w:t xml:space="preserve">The library </w:t>
+            </w:r>
+            <w:proofErr w:type="gramStart"/>
+            <w:r>
+              <w:t>containing</w:t>
+            </w:r>
+            <w:proofErr w:type="gramEnd"/>
+            <w:r>
+              <w:t xml:space="preserve"> the class specified in </w:t>
             </w:r>
             <w:proofErr w:type="spellStart"/>
             <w:r>
@@ -3126,7 +3285,15 @@
               <w:t>T</w:t>
             </w:r>
             <w:r>
-              <w:t>he library containing the class specified in</w:t>
+              <w:t xml:space="preserve">he library </w:t>
+            </w:r>
+            <w:proofErr w:type="gramStart"/>
+            <w:r>
+              <w:t>containing</w:t>
+            </w:r>
+            <w:proofErr w:type="gramEnd"/>
+            <w:r>
+              <w:t xml:space="preserve"> the class specified in</w:t>
             </w:r>
             <w:r>
               <w:t xml:space="preserve"> </w:t>
@@ -3332,7 +3499,15 @@
               <w:cnfStyle w:val="000000010000" w:firstRow="0" w:lastRow="0" w:firstColumn="0" w:lastColumn="0" w:oddVBand="0" w:evenVBand="0" w:oddHBand="0" w:evenHBand="1" w:firstRowFirstColumn="0" w:firstRowLastColumn="0" w:lastRowFirstColumn="0" w:lastRowLastColumn="0"/>
             </w:pPr>
             <w:r>
-              <w:t xml:space="preserve">The class library containing the class specified in </w:t>
+              <w:t xml:space="preserve">The class library </w:t>
+            </w:r>
+            <w:proofErr w:type="gramStart"/>
+            <w:r>
+              <w:t>containing</w:t>
+            </w:r>
+            <w:proofErr w:type="gramEnd"/>
+            <w:r>
+              <w:t xml:space="preserve"> the class specified in </w:t>
             </w:r>
             <w:proofErr w:type="spellStart"/>
             <w:r>
@@ -3466,6 +3641,7 @@
                 <w:b w:val="0"/>
                 <w:bCs w:val="0"/>
               </w:rPr>
+              <w:lastRenderedPageBreak/>
               <w:t>cResourceTable</w:t>
             </w:r>
             <w:proofErr w:type="spellEnd"/>
@@ -3714,31 +3890,7 @@
               <w:cnfStyle w:val="000000010000" w:firstRow="0" w:lastRow="0" w:firstColumn="0" w:lastColumn="0" w:oddVBand="0" w:evenVBand="0" w:oddHBand="0" w:evenHBand="1" w:firstRowFirstColumn="0" w:firstRowLastColumn="0" w:lastRowFirstColumn="0" w:lastRowLastColumn="0"/>
             </w:pPr>
             <w:r>
-              <w:t>N</w:t>
-            </w:r>
-            <w:r>
-              <w:t>ames of objects, members, or variables to skip</w:t>
-            </w:r>
-            <w:r>
-              <w:t xml:space="preserve"> </w:t>
-            </w:r>
-            <w:r>
-              <w:t>log information about</w:t>
-            </w:r>
-            <w:r>
-              <w:t>;</w:t>
-            </w:r>
-            <w:r>
-              <w:t xml:space="preserve"> contains names of error</w:t>
-            </w:r>
-            <w:r>
-              <w:t xml:space="preserve"> </w:t>
-            </w:r>
-            <w:r>
-              <w:t>chain methods by default</w:t>
-            </w:r>
-            <w:r>
-              <w:t>.</w:t>
+              <w:t>Names of objects, members, or variables to skip log information about; contains names of error chain methods by default.</w:t>
             </w:r>
           </w:p>
         </w:tc>
@@ -3916,15 +4068,7 @@
               <w:cnfStyle w:val="000000010000" w:firstRow="0" w:lastRow="0" w:firstColumn="0" w:lastColumn="0" w:oddVBand="0" w:evenVBand="0" w:oddHBand="0" w:evenHBand="1" w:firstRowFirstColumn="0" w:firstRowLastColumn="0" w:lastRowFirstColumn="0" w:lastRowLastColumn="0"/>
             </w:pPr>
             <w:r>
-              <w:t xml:space="preserve">The application version </w:t>
-            </w:r>
-            <w:proofErr w:type="gramStart"/>
-            <w:r>
-              <w:t>number;</w:t>
-            </w:r>
-            <w:proofErr w:type="gramEnd"/>
-            <w:r>
-              <w:t xml:space="preserve"> this is used in the subject of an email sent to developers.</w:t>
+              <w:t>The application version number; this is used in the subject of an email sent to developers.</w:t>
             </w:r>
           </w:p>
         </w:tc>
@@ -4216,7 +4360,6 @@
                 <w:b w:val="0"/>
                 <w:bCs w:val="0"/>
               </w:rPr>
-              <w:lastRenderedPageBreak/>
               <w:t>lEmailLogging</w:t>
             </w:r>
             <w:proofErr w:type="spellEnd"/>
@@ -4302,7 +4445,15 @@
               <w:t xml:space="preserve"> </w:t>
             </w:r>
             <w:r>
-              <w:t>report; .F. if an ActiveX control would cause a</w:t>
+              <w:t>report</w:t>
+            </w:r>
+            <w:proofErr w:type="gramStart"/>
+            <w:r>
+              <w:t>; .</w:t>
+            </w:r>
+            <w:proofErr w:type="gramEnd"/>
+            <w:r>
+              <w:t>F. if an ActiveX control would cause a</w:t>
             </w:r>
             <w:r>
               <w:t xml:space="preserve"> </w:t>
@@ -4365,13 +4516,21 @@
               <w:t xml:space="preserve"> </w:t>
             </w:r>
             <w:r>
-              <w:t>an Access method can check it and do nothing if</w:t>
+              <w:t xml:space="preserve">an Access method can check it and do nothing </w:t>
+            </w:r>
+            <w:proofErr w:type="gramStart"/>
+            <w:r>
+              <w:t>if</w:t>
             </w:r>
             <w:r>
               <w:t xml:space="preserve"> </w:t>
             </w:r>
             <w:r>
-              <w:t>.T.</w:t>
+              <w:t>.</w:t>
+            </w:r>
+            <w:proofErr w:type="gramEnd"/>
+            <w:r>
+              <w:t>T.</w:t>
             </w:r>
           </w:p>
         </w:tc>
@@ -4518,15 +4677,7 @@
             </w:r>
             <w:proofErr w:type="gramEnd"/>
             <w:r>
-              <w:t xml:space="preserve"> if the error should be logged </w:t>
-            </w:r>
-            <w:proofErr w:type="gramStart"/>
-            <w:r>
-              <w:t>to</w:t>
-            </w:r>
-            <w:proofErr w:type="gramEnd"/>
-            <w:r>
-              <w:t xml:space="preserve"> a table</w:t>
+              <w:t xml:space="preserve"> if the error should be logged to a table</w:t>
             </w:r>
             <w:r>
               <w:t xml:space="preserve">. Defaults </w:t>
@@ -4588,7 +4739,15 @@
               <w:t xml:space="preserve"> to use MAPI for the email</w:t>
             </w:r>
             <w:r>
-              <w:t xml:space="preserve"> or .F. (the default) for SMTP.</w:t>
+              <w:t xml:space="preserve"> </w:t>
+            </w:r>
+            <w:proofErr w:type="gramStart"/>
+            <w:r>
+              <w:t>or .</w:t>
+            </w:r>
+            <w:proofErr w:type="gramEnd"/>
+            <w:r>
+              <w:t>F. (the default) for SMTP.</w:t>
             </w:r>
           </w:p>
         </w:tc>
@@ -5444,6 +5603,7 @@
         <w:rPr>
           <w:rFonts w:eastAsiaTheme="minorHAnsi"/>
         </w:rPr>
+        <w:lastRenderedPageBreak/>
         <w:t>Catching an error</w:t>
       </w:r>
     </w:p>
@@ -5588,31 +5748,83 @@
         <w:rPr>
           <w:rFonts w:eastAsiaTheme="minorHAnsi"/>
         </w:rPr>
-        <w:t xml:space="preserve"> of which are optional: log the error, </w:t>
-      </w:r>
-      <w:r>
-        <w:rPr>
-          <w:rFonts w:eastAsiaTheme="minorHAnsi"/>
-        </w:rPr>
-        <w:t xml:space="preserve">notify support staff, </w:t>
-      </w:r>
-      <w:r>
-        <w:rPr>
-          <w:rFonts w:eastAsiaTheme="minorHAnsi"/>
-        </w:rPr>
-        <w:t xml:space="preserve">display the error to the user, and </w:t>
-      </w:r>
-      <w:r>
-        <w:rPr>
-          <w:rFonts w:eastAsiaTheme="minorHAnsi"/>
-        </w:rPr>
-        <w:t>recover from</w:t>
-      </w:r>
-      <w:r>
-        <w:rPr>
-          <w:rFonts w:eastAsiaTheme="minorHAnsi"/>
-        </w:rPr>
-        <w:t xml:space="preserve"> the error (quit the application, RETRY, return to the offending method or somewhere else, and so on).</w:t>
+        <w:t xml:space="preserve"> of which are optional: </w:t>
+      </w:r>
+      <w:proofErr w:type="gramStart"/>
+      <w:r>
+        <w:rPr>
+          <w:rFonts w:eastAsiaTheme="minorHAnsi"/>
+        </w:rPr>
+        <w:t>log</w:t>
+      </w:r>
+      <w:proofErr w:type="gramEnd"/>
+      <w:r>
+        <w:rPr>
+          <w:rFonts w:eastAsiaTheme="minorHAnsi"/>
+        </w:rPr>
+        <w:t xml:space="preserve"> the error, </w:t>
+      </w:r>
+      <w:proofErr w:type="gramStart"/>
+      <w:r>
+        <w:rPr>
+          <w:rFonts w:eastAsiaTheme="minorHAnsi"/>
+        </w:rPr>
+        <w:t>notify</w:t>
+      </w:r>
+      <w:proofErr w:type="gramEnd"/>
+      <w:r>
+        <w:rPr>
+          <w:rFonts w:eastAsiaTheme="minorHAnsi"/>
+        </w:rPr>
+        <w:t xml:space="preserve"> support staff, </w:t>
+      </w:r>
+      <w:proofErr w:type="gramStart"/>
+      <w:r>
+        <w:rPr>
+          <w:rFonts w:eastAsiaTheme="minorHAnsi"/>
+        </w:rPr>
+        <w:t>display</w:t>
+      </w:r>
+      <w:proofErr w:type="gramEnd"/>
+      <w:r>
+        <w:rPr>
+          <w:rFonts w:eastAsiaTheme="minorHAnsi"/>
+        </w:rPr>
+        <w:t xml:space="preserve"> the error to the user, and </w:t>
+      </w:r>
+      <w:proofErr w:type="gramStart"/>
+      <w:r>
+        <w:rPr>
+          <w:rFonts w:eastAsiaTheme="minorHAnsi"/>
+        </w:rPr>
+        <w:t>recover</w:t>
+      </w:r>
+      <w:proofErr w:type="gramEnd"/>
+      <w:r>
+        <w:rPr>
+          <w:rFonts w:eastAsiaTheme="minorHAnsi"/>
+        </w:rPr>
+        <w:t xml:space="preserve"> from</w:t>
+      </w:r>
+      <w:r>
+        <w:rPr>
+          <w:rFonts w:eastAsiaTheme="minorHAnsi"/>
+        </w:rPr>
+        <w:t xml:space="preserve"> the error (quit the application, RETRY, </w:t>
+      </w:r>
+      <w:proofErr w:type="gramStart"/>
+      <w:r>
+        <w:rPr>
+          <w:rFonts w:eastAsiaTheme="minorHAnsi"/>
+        </w:rPr>
+        <w:t>return</w:t>
+      </w:r>
+      <w:proofErr w:type="gramEnd"/>
+      <w:r>
+        <w:rPr>
+          <w:rFonts w:eastAsiaTheme="minorHAnsi"/>
+        </w:rPr>
+        <w:t xml:space="preserve"> to the offending method or somewhere else, and so on).</w:t>
       </w:r>
     </w:p>
     <w:p>
@@ -5678,7 +5890,21 @@
         <w:rPr>
           <w:rFonts w:eastAsiaTheme="minorHAnsi"/>
         </w:rPr>
-        <w:t xml:space="preserve">) and MESSAGE(1). It then </w:t>
+        <w:t xml:space="preserve">) and </w:t>
+      </w:r>
+      <w:proofErr w:type="gramStart"/>
+      <w:r>
+        <w:rPr>
+          <w:rFonts w:eastAsiaTheme="minorHAnsi"/>
+        </w:rPr>
+        <w:t>MESSAGE(</w:t>
+      </w:r>
+      <w:proofErr w:type="gramEnd"/>
+      <w:r>
+        <w:rPr>
+          <w:rFonts w:eastAsiaTheme="minorHAnsi"/>
+        </w:rPr>
+        <w:t xml:space="preserve">1). It then </w:t>
       </w:r>
       <w:r>
         <w:rPr>
@@ -5857,14 +6083,7 @@
         <w:rPr>
           <w:rFonts w:eastAsiaTheme="minorHAnsi"/>
         </w:rPr>
-        <w:t xml:space="preserve">This is due to a restriction in TRY: you can’t issue a RETURN statement when a TRY is active. </w:t>
-      </w:r>
-      <w:r>
-        <w:rPr>
-          <w:rFonts w:eastAsiaTheme="minorHAnsi"/>
-        </w:rPr>
-        <w:lastRenderedPageBreak/>
-        <w:t xml:space="preserve">Typically, </w:t>
+        <w:t xml:space="preserve">This is due to a restriction in TRY: you can’t issue a RETURN statement when a TRY is active. Typically, </w:t>
       </w:r>
       <w:proofErr w:type="spellStart"/>
       <w:r>
@@ -6021,7 +6240,15 @@
       </w:r>
       <w:bookmarkEnd w:id="4"/>
       <w:r>
-        <w:t>. CATCH doesn't always catch errors.</w:t>
+        <w:t xml:space="preserve">. CATCH doesn't always </w:t>
+      </w:r>
+      <w:proofErr w:type="gramStart"/>
+      <w:r>
+        <w:t>catch</w:t>
+      </w:r>
+      <w:proofErr w:type="gramEnd"/>
+      <w:r>
+        <w:t xml:space="preserve"> errors.</w:t>
       </w:r>
     </w:p>
     <w:p>
@@ -6286,7 +6513,11 @@
       </w:r>
       <w:proofErr w:type="gramEnd"/>
       <w:r>
-        <w:t>2410), which tells you how an error will be handled, would help, but it can’t tell whether there’s a TRY somewhere in the call stack, so it returns 2 (Error method) or 3 (ON ERROR). Funny that VFP can’t tell whether a TRY is involved until you try to do a RETURN TO!</w:t>
+        <w:t xml:space="preserve">2410), which tells you how an error will be </w:t>
+      </w:r>
+      <w:r>
+        <w:lastRenderedPageBreak/>
+        <w:t>handled, would help, but it can’t tell whether there’s a TRY somewhere in the call stack, so it returns 2 (Error method) or 3 (ON ERROR). Funny that VFP can’t tell whether a TRY is involved until you try to do a RETURN TO!</w:t>
       </w:r>
     </w:p>
     <w:p>
@@ -6430,21 +6661,441 @@
         <w:rPr>
           <w:rFonts w:eastAsiaTheme="minorHAnsi"/>
         </w:rPr>
-        <w:t xml:space="preserve"> to package the various pieces of information about the error (error number, message, </w:t>
+        <w:t xml:space="preserve"> to package the various pieces of information about the error (error number, message, procedure or method where it occurred, and so on) into a message string.</w:t>
+      </w:r>
+    </w:p>
+    <w:p>
+      <w:pPr>
+        <w:pStyle w:val="Heading1"/>
+        <w:rPr>
+          <w:rFonts w:eastAsiaTheme="minorHAnsi"/>
+        </w:rPr>
+      </w:pPr>
+      <w:r>
+        <w:rPr>
+          <w:rFonts w:eastAsiaTheme="minorHAnsi"/>
+        </w:rPr>
+        <w:t xml:space="preserve">Error </w:t>
+      </w:r>
+      <w:r>
+        <w:rPr>
+          <w:rFonts w:eastAsiaTheme="minorHAnsi"/>
+        </w:rPr>
+        <w:t>suppression</w:t>
+      </w:r>
+    </w:p>
+    <w:p>
+      <w:pPr>
+        <w:pStyle w:val="firstparagraph"/>
+        <w:rPr>
+          <w:rFonts w:eastAsiaTheme="minorHAnsi"/>
+          <w:lang w:eastAsia="en-US"/>
+        </w:rPr>
+      </w:pPr>
+      <w:r>
+        <w:rPr>
+          <w:rFonts w:eastAsiaTheme="minorHAnsi"/>
+          <w:lang w:eastAsia="en-US"/>
+        </w:rPr>
+        <w:t>Rick Schummer once told me a humorous story. His company’s error handler sends an email to a service which automatically creates a support ticket. One day, a network problem caused error after error after error to occur, so they suddenly had a thousand support tickets created for what was ultimately a single problem.</w:t>
+      </w:r>
+    </w:p>
+    <w:p>
+      <w:pPr>
+        <w:pStyle w:val="bodytext"/>
+        <w:rPr>
+          <w:rFonts w:eastAsiaTheme="minorHAnsi"/>
+          <w:lang w:eastAsia="en-US"/>
+        </w:rPr>
+      </w:pPr>
+      <w:proofErr w:type="spellStart"/>
+      <w:r>
+        <w:rPr>
+          <w:rFonts w:eastAsiaTheme="minorHAnsi"/>
+          <w:lang w:eastAsia="en-US"/>
+        </w:rPr>
+        <w:t>SFErrorMgr</w:t>
+      </w:r>
+      <w:proofErr w:type="spellEnd"/>
+      <w:r>
+        <w:rPr>
+          <w:rFonts w:eastAsiaTheme="minorHAnsi"/>
+          <w:lang w:eastAsia="en-US"/>
+        </w:rPr>
+        <w:t xml:space="preserve"> handles this by supporting </w:t>
+      </w:r>
+      <w:r>
+        <w:rPr>
+          <w:rFonts w:eastAsiaTheme="minorHAnsi"/>
+          <w:lang w:eastAsia="en-US"/>
+        </w:rPr>
+        <w:t>error suppression</w:t>
+      </w:r>
+      <w:r>
+        <w:rPr>
+          <w:rFonts w:eastAsiaTheme="minorHAnsi"/>
+          <w:lang w:eastAsia="en-US"/>
+        </w:rPr>
+        <w:t xml:space="preserve">. </w:t>
+      </w:r>
+      <w:proofErr w:type="spellStart"/>
+      <w:r>
+        <w:rPr>
+          <w:rFonts w:eastAsiaTheme="minorHAnsi"/>
+          <w:lang w:eastAsia="en-US"/>
+        </w:rPr>
+        <w:t>nThrottleThreshold</w:t>
+      </w:r>
+      <w:proofErr w:type="spellEnd"/>
+      <w:r>
+        <w:rPr>
+          <w:rFonts w:eastAsiaTheme="minorHAnsi"/>
+          <w:lang w:eastAsia="en-US"/>
+        </w:rPr>
+        <w:t xml:space="preserve"> </w:t>
+      </w:r>
+      <w:r>
+        <w:rPr>
+          <w:rFonts w:eastAsiaTheme="minorHAnsi"/>
+          <w:lang w:eastAsia="en-US"/>
+        </w:rPr>
+        <w:t xml:space="preserve">specifies </w:t>
+      </w:r>
+      <w:r>
+        <w:rPr>
+          <w:rFonts w:eastAsiaTheme="minorHAnsi"/>
+          <w:lang w:eastAsia="en-US"/>
+        </w:rPr>
+        <w:t xml:space="preserve">the number of seconds </w:t>
+      </w:r>
+      <w:r>
+        <w:rPr>
+          <w:rFonts w:eastAsiaTheme="minorHAnsi"/>
+          <w:lang w:eastAsia="en-US"/>
+        </w:rPr>
+        <w:t xml:space="preserve">a certain number of errors (specified in </w:t>
+      </w:r>
+      <w:proofErr w:type="spellStart"/>
+      <w:r>
+        <w:rPr>
+          <w:rFonts w:eastAsiaTheme="minorHAnsi"/>
+          <w:lang w:eastAsia="en-US"/>
+        </w:rPr>
+        <w:t>nThrottleErrorCount</w:t>
+      </w:r>
+      <w:proofErr w:type="spellEnd"/>
+      <w:r>
+        <w:rPr>
+          <w:rFonts w:eastAsiaTheme="minorHAnsi"/>
+          <w:lang w:eastAsia="en-US"/>
+        </w:rPr>
+        <w:t>)</w:t>
+      </w:r>
+      <w:r>
+        <w:rPr>
+          <w:rFonts w:eastAsiaTheme="minorHAnsi"/>
+          <w:lang w:eastAsia="en-US"/>
+        </w:rPr>
+        <w:t xml:space="preserve"> must occur within for error suppression</w:t>
+      </w:r>
+      <w:r>
+        <w:rPr>
+          <w:rFonts w:eastAsiaTheme="minorHAnsi"/>
+          <w:lang w:eastAsia="en-US"/>
+        </w:rPr>
+        <w:t xml:space="preserve"> </w:t>
+      </w:r>
+      <w:r>
+        <w:rPr>
+          <w:rFonts w:eastAsiaTheme="minorHAnsi"/>
+          <w:lang w:eastAsia="en-US"/>
+        </w:rPr>
+        <w:t>to be enabled</w:t>
+      </w:r>
+      <w:r>
+        <w:rPr>
+          <w:rFonts w:eastAsiaTheme="minorHAnsi"/>
+          <w:lang w:eastAsia="en-US"/>
+        </w:rPr>
+        <w:t xml:space="preserve">. If </w:t>
+      </w:r>
+      <w:proofErr w:type="spellStart"/>
+      <w:r>
+        <w:rPr>
+          <w:rFonts w:eastAsiaTheme="minorHAnsi"/>
+          <w:lang w:eastAsia="en-US"/>
+        </w:rPr>
+        <w:t>nThrottleThreshold</w:t>
+      </w:r>
+      <w:proofErr w:type="spellEnd"/>
+      <w:r>
+        <w:rPr>
+          <w:rFonts w:eastAsiaTheme="minorHAnsi"/>
+          <w:lang w:eastAsia="en-US"/>
+        </w:rPr>
+        <w:t xml:space="preserve"> </w:t>
+      </w:r>
+      <w:r>
+        <w:rPr>
+          <w:rFonts w:eastAsiaTheme="minorHAnsi"/>
+          <w:lang w:eastAsia="en-US"/>
+        </w:rPr>
+        <w:t>is set to something other than zero</w:t>
+      </w:r>
+      <w:r>
+        <w:rPr>
+          <w:rFonts w:eastAsiaTheme="minorHAnsi"/>
+          <w:lang w:eastAsia="en-US"/>
+        </w:rPr>
+        <w:t xml:space="preserve">, </w:t>
+      </w:r>
+      <w:proofErr w:type="spellStart"/>
+      <w:r>
+        <w:rPr>
+          <w:rFonts w:eastAsiaTheme="minorHAnsi"/>
+          <w:lang w:eastAsia="en-US"/>
+        </w:rPr>
+        <w:t>ErrorHandler</w:t>
+      </w:r>
+      <w:proofErr w:type="spellEnd"/>
+      <w:r>
+        <w:rPr>
+          <w:rFonts w:eastAsiaTheme="minorHAnsi"/>
+          <w:lang w:eastAsia="en-US"/>
+        </w:rPr>
+        <w:t xml:space="preserve"> checks if </w:t>
+      </w:r>
+      <w:proofErr w:type="spellStart"/>
+      <w:r>
+        <w:rPr>
+          <w:rFonts w:eastAsiaTheme="minorHAnsi"/>
+          <w:lang w:eastAsia="en-US"/>
+        </w:rPr>
+        <w:t>nThrottleErrorCount</w:t>
+      </w:r>
+      <w:proofErr w:type="spellEnd"/>
+      <w:r>
+        <w:rPr>
+          <w:rFonts w:eastAsiaTheme="minorHAnsi"/>
+          <w:lang w:eastAsia="en-US"/>
+        </w:rPr>
+        <w:t xml:space="preserve"> or more errors have occurred within </w:t>
+      </w:r>
+      <w:proofErr w:type="spellStart"/>
+      <w:r>
+        <w:rPr>
+          <w:rFonts w:eastAsiaTheme="minorHAnsi"/>
+          <w:lang w:eastAsia="en-US"/>
+        </w:rPr>
+        <w:t>nThrottleThreshold</w:t>
+      </w:r>
+      <w:proofErr w:type="spellEnd"/>
+      <w:r>
+        <w:rPr>
+          <w:rFonts w:eastAsiaTheme="minorHAnsi"/>
+          <w:lang w:eastAsia="en-US"/>
+        </w:rPr>
+        <w:t xml:space="preserve"> seconds and if so, sets </w:t>
+      </w:r>
+      <w:proofErr w:type="spellStart"/>
+      <w:r>
+        <w:rPr>
+          <w:rFonts w:eastAsiaTheme="minorHAnsi"/>
+          <w:lang w:eastAsia="en-US"/>
+        </w:rPr>
+        <w:t>lSuppressErrors</w:t>
+      </w:r>
+      <w:proofErr w:type="spellEnd"/>
+      <w:r>
+        <w:rPr>
+          <w:rFonts w:eastAsiaTheme="minorHAnsi"/>
+          <w:lang w:eastAsia="en-US"/>
+        </w:rPr>
+        <w:t xml:space="preserve"> </w:t>
       </w:r>
       <w:proofErr w:type="gramStart"/>
       <w:r>
         <w:rPr>
           <w:rFonts w:eastAsiaTheme="minorHAnsi"/>
-        </w:rPr>
-        <w:t>procedure</w:t>
+          <w:lang w:eastAsia="en-US"/>
+        </w:rPr>
+        <w:t>to .</w:t>
       </w:r>
       <w:proofErr w:type="gramEnd"/>
       <w:r>
         <w:rPr>
           <w:rFonts w:eastAsiaTheme="minorHAnsi"/>
-        </w:rPr>
-        <w:t xml:space="preserve"> or method where it occurred, and so on) into a message string.</w:t>
+          <w:lang w:eastAsia="en-US"/>
+        </w:rPr>
+        <w:t>T. so no errors are logged</w:t>
+      </w:r>
+      <w:r>
+        <w:rPr>
+          <w:rFonts w:eastAsiaTheme="minorHAnsi"/>
+          <w:lang w:eastAsia="en-US"/>
+        </w:rPr>
+        <w:t xml:space="preserve">, </w:t>
+      </w:r>
+      <w:r>
+        <w:rPr>
+          <w:rFonts w:eastAsiaTheme="minorHAnsi"/>
+          <w:lang w:eastAsia="en-US"/>
+        </w:rPr>
+        <w:t>displayed to the user</w:t>
+      </w:r>
+      <w:r>
+        <w:rPr>
+          <w:rFonts w:eastAsiaTheme="minorHAnsi"/>
+          <w:lang w:eastAsia="en-US"/>
+        </w:rPr>
+        <w:t xml:space="preserve">, or passed on to </w:t>
+      </w:r>
+      <w:r>
+        <w:rPr>
+          <w:rFonts w:eastAsiaTheme="minorHAnsi"/>
+          <w:lang w:eastAsia="en-US"/>
+        </w:rPr>
+        <w:t>support</w:t>
+      </w:r>
+      <w:r>
+        <w:rPr>
+          <w:rFonts w:eastAsiaTheme="minorHAnsi"/>
+          <w:lang w:eastAsia="en-US"/>
+        </w:rPr>
+        <w:t xml:space="preserve"> staff</w:t>
+      </w:r>
+      <w:r>
+        <w:rPr>
+          <w:rFonts w:eastAsiaTheme="minorHAnsi"/>
+          <w:lang w:eastAsia="en-US"/>
+        </w:rPr>
+        <w:t xml:space="preserve">. Suppression remains in place until the number of seconds in </w:t>
+      </w:r>
+      <w:proofErr w:type="spellStart"/>
+      <w:r>
+        <w:rPr>
+          <w:rFonts w:eastAsiaTheme="minorHAnsi"/>
+          <w:lang w:eastAsia="en-US"/>
+        </w:rPr>
+        <w:t>nThrottleWindow</w:t>
+      </w:r>
+      <w:proofErr w:type="spellEnd"/>
+      <w:r>
+        <w:rPr>
+          <w:rFonts w:eastAsiaTheme="minorHAnsi"/>
+          <w:lang w:eastAsia="en-US"/>
+        </w:rPr>
+        <w:t xml:space="preserve"> has passed without another error occurring.</w:t>
+      </w:r>
+    </w:p>
+    <w:p>
+      <w:pPr>
+        <w:pStyle w:val="bodytext"/>
+        <w:rPr>
+          <w:rFonts w:eastAsiaTheme="minorHAnsi"/>
+          <w:lang w:eastAsia="en-US"/>
+        </w:rPr>
+      </w:pPr>
+      <w:r>
+        <w:rPr>
+          <w:rFonts w:eastAsiaTheme="minorHAnsi"/>
+          <w:lang w:eastAsia="en-US"/>
+        </w:rPr>
+        <w:t xml:space="preserve">For example, suppose </w:t>
+      </w:r>
+      <w:proofErr w:type="spellStart"/>
+      <w:r>
+        <w:rPr>
+          <w:rFonts w:eastAsiaTheme="minorHAnsi"/>
+          <w:lang w:eastAsia="en-US"/>
+        </w:rPr>
+        <w:t>nThrottleThreshold</w:t>
+      </w:r>
+      <w:proofErr w:type="spellEnd"/>
+      <w:r>
+        <w:rPr>
+          <w:rFonts w:eastAsiaTheme="minorHAnsi"/>
+          <w:lang w:eastAsia="en-US"/>
+        </w:rPr>
+        <w:t xml:space="preserve"> is set to 10, </w:t>
+      </w:r>
+      <w:proofErr w:type="spellStart"/>
+      <w:r>
+        <w:rPr>
+          <w:rFonts w:eastAsiaTheme="minorHAnsi"/>
+          <w:lang w:eastAsia="en-US"/>
+        </w:rPr>
+        <w:t>nThrottleErrorCount</w:t>
+      </w:r>
+      <w:proofErr w:type="spellEnd"/>
+      <w:r>
+        <w:rPr>
+          <w:rFonts w:eastAsiaTheme="minorHAnsi"/>
+          <w:lang w:eastAsia="en-US"/>
+        </w:rPr>
+        <w:t xml:space="preserve"> is set to 3, and </w:t>
+      </w:r>
+      <w:proofErr w:type="spellStart"/>
+      <w:r>
+        <w:rPr>
+          <w:rFonts w:eastAsiaTheme="minorHAnsi"/>
+          <w:lang w:eastAsia="en-US"/>
+        </w:rPr>
+        <w:t>nThrottleWindow</w:t>
+      </w:r>
+      <w:proofErr w:type="spellEnd"/>
+      <w:r>
+        <w:rPr>
+          <w:rFonts w:eastAsiaTheme="minorHAnsi"/>
+          <w:lang w:eastAsia="en-US"/>
+        </w:rPr>
+        <w:t xml:space="preserve"> is set to 3600. That means if three or more errors occur within a span of ten seconds, error suppression occurs for an hour, after which error handling goes back to normal.</w:t>
+      </w:r>
+    </w:p>
+    <w:p>
+      <w:pPr>
+        <w:pStyle w:val="bodytext"/>
+        <w:rPr>
+          <w:rFonts w:eastAsiaTheme="minorHAnsi"/>
+          <w:lang w:eastAsia="en-US"/>
+        </w:rPr>
+      </w:pPr>
+      <w:r>
+        <w:rPr>
+          <w:rFonts w:eastAsiaTheme="minorHAnsi"/>
+          <w:lang w:eastAsia="en-US"/>
+        </w:rPr>
+        <w:t xml:space="preserve">You can also manually set </w:t>
+      </w:r>
+      <w:proofErr w:type="spellStart"/>
+      <w:r>
+        <w:rPr>
+          <w:rFonts w:eastAsiaTheme="minorHAnsi"/>
+          <w:lang w:eastAsia="en-US"/>
+        </w:rPr>
+        <w:t>lSuppressErrors</w:t>
+      </w:r>
+      <w:proofErr w:type="spellEnd"/>
+      <w:r>
+        <w:rPr>
+          <w:rFonts w:eastAsiaTheme="minorHAnsi"/>
+          <w:lang w:eastAsia="en-US"/>
+        </w:rPr>
+        <w:t xml:space="preserve"> if you don’t want errors logged, displayed to the user, or passed on to </w:t>
+      </w:r>
+      <w:r>
+        <w:rPr>
+          <w:rFonts w:eastAsiaTheme="minorHAnsi"/>
+          <w:lang w:eastAsia="en-US"/>
+        </w:rPr>
+        <w:t xml:space="preserve">support </w:t>
+      </w:r>
+      <w:r>
+        <w:rPr>
+          <w:rFonts w:eastAsiaTheme="minorHAnsi"/>
+          <w:lang w:eastAsia="en-US"/>
+        </w:rPr>
+        <w:t>staff.</w:t>
       </w:r>
     </w:p>
     <w:p>
@@ -6458,37 +7109,356 @@
         <w:rPr>
           <w:rFonts w:eastAsiaTheme="minorHAnsi"/>
         </w:rPr>
-        <w:t xml:space="preserve">Error </w:t>
-      </w:r>
-      <w:r>
-        <w:rPr>
-          <w:rFonts w:eastAsiaTheme="minorHAnsi"/>
-        </w:rPr>
-        <w:t>suppression</w:t>
-      </w:r>
-    </w:p>
-    <w:p>
-      <w:pPr>
-        <w:pStyle w:val="firstparagraph"/>
-        <w:rPr>
-          <w:rFonts w:eastAsiaTheme="minorHAnsi"/>
-          <w:lang w:eastAsia="en-US"/>
-        </w:rPr>
-      </w:pPr>
-      <w:r>
-        <w:rPr>
-          <w:rFonts w:eastAsiaTheme="minorHAnsi"/>
-          <w:lang w:eastAsia="en-US"/>
-        </w:rPr>
-        <w:t xml:space="preserve">Rick Schummer once told me a humorous story. His company’s error handler sends an email to a service which automatically creates a support ticket. One day, a network </w:t>
-      </w:r>
-      <w:r>
-        <w:rPr>
-          <w:rFonts w:eastAsiaTheme="minorHAnsi"/>
-          <w:lang w:eastAsia="en-US"/>
+        <w:t>Logging the error</w:t>
+      </w:r>
+    </w:p>
+    <w:p>
+      <w:pPr>
+        <w:pStyle w:val="bodytext"/>
+        <w:rPr>
+          <w:rFonts w:eastAsiaTheme="minorHAnsi"/>
+        </w:rPr>
+      </w:pPr>
+      <w:r>
+        <w:rPr>
+          <w:rFonts w:eastAsiaTheme="minorHAnsi"/>
+        </w:rPr>
+        <w:t xml:space="preserve">If </w:t>
+      </w:r>
+      <w:r>
+        <w:rPr>
+          <w:rFonts w:eastAsiaTheme="minorHAnsi"/>
+        </w:rPr>
+        <w:t>errors are</w:t>
+      </w:r>
+      <w:r>
+        <w:rPr>
+          <w:rFonts w:eastAsiaTheme="minorHAnsi"/>
+        </w:rPr>
+        <w:t>n’t being suppressed</w:t>
+      </w:r>
+      <w:r>
+        <w:rPr>
+          <w:rFonts w:eastAsiaTheme="minorHAnsi"/>
+        </w:rPr>
+        <w:t xml:space="preserve">, </w:t>
+      </w:r>
+      <w:proofErr w:type="spellStart"/>
+      <w:r>
+        <w:rPr>
+          <w:rFonts w:eastAsiaTheme="minorHAnsi"/>
+        </w:rPr>
+        <w:t>ErrorHandler</w:t>
+      </w:r>
+      <w:proofErr w:type="spellEnd"/>
+      <w:r>
+        <w:rPr>
+          <w:rFonts w:eastAsiaTheme="minorHAnsi"/>
+        </w:rPr>
+        <w:t xml:space="preserve"> </w:t>
+      </w:r>
+      <w:r>
+        <w:rPr>
+          <w:rFonts w:eastAsiaTheme="minorHAnsi"/>
+        </w:rPr>
+        <w:t>log</w:t>
+      </w:r>
+      <w:r>
+        <w:rPr>
+          <w:rFonts w:eastAsiaTheme="minorHAnsi"/>
+        </w:rPr>
+        <w:t xml:space="preserve">s </w:t>
+      </w:r>
+      <w:r>
+        <w:rPr>
+          <w:rFonts w:eastAsiaTheme="minorHAnsi"/>
+        </w:rPr>
+        <w:t xml:space="preserve">the error </w:t>
+      </w:r>
+      <w:r>
+        <w:rPr>
+          <w:rFonts w:eastAsiaTheme="minorHAnsi"/>
+        </w:rPr>
+        <w:t xml:space="preserve">by calling </w:t>
+      </w:r>
+      <w:proofErr w:type="spellStart"/>
+      <w:r>
+        <w:rPr>
+          <w:rFonts w:eastAsiaTheme="minorHAnsi"/>
+        </w:rPr>
+        <w:t>LogError</w:t>
+      </w:r>
+      <w:proofErr w:type="spellEnd"/>
+      <w:r>
+        <w:rPr>
+          <w:rFonts w:eastAsiaTheme="minorHAnsi"/>
+        </w:rPr>
+        <w:t xml:space="preserve">. </w:t>
+      </w:r>
+      <w:proofErr w:type="spellStart"/>
+      <w:r>
+        <w:rPr>
+          <w:rFonts w:eastAsiaTheme="minorHAnsi"/>
+        </w:rPr>
+        <w:t>LogError</w:t>
+      </w:r>
+      <w:proofErr w:type="spellEnd"/>
+      <w:r>
+        <w:rPr>
+          <w:rFonts w:eastAsiaTheme="minorHAnsi"/>
+        </w:rPr>
+        <w:t xml:space="preserve"> logs the error to </w:t>
+      </w:r>
+      <w:r>
+        <w:rPr>
+          <w:rFonts w:eastAsiaTheme="minorHAnsi"/>
+        </w:rPr>
+        <w:t>the</w:t>
+      </w:r>
+      <w:r>
+        <w:rPr>
+          <w:rFonts w:eastAsiaTheme="minorHAnsi"/>
+        </w:rPr>
+        <w:t xml:space="preserve"> table </w:t>
+      </w:r>
+      <w:r>
+        <w:rPr>
+          <w:rFonts w:eastAsiaTheme="minorHAnsi"/>
+        </w:rPr>
+        <w:t xml:space="preserve">specified in </w:t>
+      </w:r>
+      <w:proofErr w:type="spellStart"/>
+      <w:r>
+        <w:rPr>
+          <w:rFonts w:eastAsiaTheme="minorHAnsi"/>
+        </w:rPr>
+        <w:t>cErrorLogFile</w:t>
+      </w:r>
+      <w:proofErr w:type="spellEnd"/>
+      <w:r>
+        <w:rPr>
+          <w:rFonts w:eastAsiaTheme="minorHAnsi"/>
+        </w:rPr>
+        <w:t xml:space="preserve"> if </w:t>
+      </w:r>
+      <w:proofErr w:type="spellStart"/>
+      <w:r>
+        <w:rPr>
+          <w:rFonts w:eastAsiaTheme="minorHAnsi"/>
+        </w:rPr>
+        <w:t>lLogToTable</w:t>
+      </w:r>
+      <w:proofErr w:type="spellEnd"/>
+      <w:r>
+        <w:rPr>
+          <w:rFonts w:eastAsiaTheme="minorHAnsi"/>
+        </w:rPr>
+        <w:t xml:space="preserve"> </w:t>
+      </w:r>
+      <w:proofErr w:type="gramStart"/>
+      <w:r>
+        <w:rPr>
+          <w:rFonts w:eastAsiaTheme="minorHAnsi"/>
+        </w:rPr>
+        <w:t>is .</w:t>
+      </w:r>
+      <w:proofErr w:type="gramEnd"/>
+      <w:r>
+        <w:rPr>
+          <w:rFonts w:eastAsiaTheme="minorHAnsi"/>
+        </w:rPr>
+        <w:t>T.</w:t>
+      </w:r>
+      <w:r>
+        <w:rPr>
+          <w:rFonts w:eastAsiaTheme="minorHAnsi"/>
+        </w:rPr>
+        <w:t xml:space="preserve"> (that table is created if it doesn’t exist).</w:t>
+      </w:r>
+      <w:r>
+        <w:rPr>
+          <w:rFonts w:eastAsiaTheme="minorHAnsi"/>
+        </w:rPr>
+        <w:t xml:space="preserve"> Among the things logged are:</w:t>
+      </w:r>
+    </w:p>
+    <w:p>
+      <w:pPr>
+        <w:pStyle w:val="bulletfirst"/>
+        <w:rPr>
+          <w:rFonts w:eastAsiaTheme="minorHAnsi"/>
+        </w:rPr>
+      </w:pPr>
+      <w:r>
+        <w:rPr>
+          <w:rFonts w:eastAsiaTheme="minorHAnsi"/>
+        </w:rPr>
+        <w:t>The date and time the error occurred.</w:t>
+      </w:r>
+    </w:p>
+    <w:p>
+      <w:pPr>
+        <w:pStyle w:val="bullet"/>
+        <w:rPr>
+          <w:rFonts w:eastAsiaTheme="minorHAnsi"/>
+        </w:rPr>
+      </w:pPr>
+      <w:r>
+        <w:rPr>
+          <w:rFonts w:eastAsiaTheme="minorHAnsi"/>
+        </w:rPr>
+        <w:t xml:space="preserve">The name of the user (taken from the </w:t>
+      </w:r>
+      <w:proofErr w:type="spellStart"/>
+      <w:r>
+        <w:rPr>
+          <w:rFonts w:eastAsiaTheme="minorHAnsi"/>
+        </w:rPr>
+        <w:t>cUser</w:t>
+      </w:r>
+      <w:proofErr w:type="spellEnd"/>
+      <w:r>
+        <w:rPr>
+          <w:rFonts w:eastAsiaTheme="minorHAnsi"/>
+        </w:rPr>
+        <w:t xml:space="preserve"> property).</w:t>
+      </w:r>
+    </w:p>
+    <w:p>
+      <w:pPr>
+        <w:pStyle w:val="bullet"/>
+        <w:rPr>
+          <w:rFonts w:eastAsiaTheme="minorHAnsi"/>
+        </w:rPr>
+      </w:pPr>
+      <w:r>
+        <w:rPr>
+          <w:rFonts w:eastAsiaTheme="minorHAnsi"/>
         </w:rPr>
         <w:lastRenderedPageBreak/>
-        <w:t>problem caused error after error after error to occur, so they suddenly had a thousand support tickets created for what was ultimately a single problem.</w:t>
+        <w:t>The error number, message, method, line number and source (</w:t>
+      </w:r>
+      <w:r>
+        <w:rPr>
+          <w:rFonts w:eastAsiaTheme="minorHAnsi"/>
+        </w:rPr>
+        <w:t>the latter two</w:t>
+      </w:r>
+      <w:r>
+        <w:rPr>
+          <w:rFonts w:eastAsiaTheme="minorHAnsi"/>
+        </w:rPr>
+        <w:t xml:space="preserve"> of which may </w:t>
+      </w:r>
+      <w:r>
+        <w:rPr>
+          <w:rFonts w:eastAsiaTheme="minorHAnsi"/>
+        </w:rPr>
+        <w:t xml:space="preserve">not </w:t>
+      </w:r>
+      <w:r>
+        <w:rPr>
+          <w:rFonts w:eastAsiaTheme="minorHAnsi"/>
+        </w:rPr>
+        <w:t>be available in a runtime environment)</w:t>
+      </w:r>
+      <w:r>
+        <w:rPr>
+          <w:rFonts w:eastAsiaTheme="minorHAnsi"/>
+        </w:rPr>
+        <w:t>.</w:t>
+      </w:r>
+    </w:p>
+    <w:p>
+      <w:pPr>
+        <w:pStyle w:val="bullet"/>
+        <w:rPr>
+          <w:rFonts w:eastAsiaTheme="minorHAnsi"/>
+        </w:rPr>
+      </w:pPr>
+      <w:r>
+        <w:rPr>
+          <w:rFonts w:eastAsiaTheme="minorHAnsi"/>
+        </w:rPr>
+        <w:t>Current alias.</w:t>
+      </w:r>
+    </w:p>
+    <w:p>
+      <w:pPr>
+        <w:pStyle w:val="bullet"/>
+        <w:rPr>
+          <w:rFonts w:eastAsiaTheme="minorHAnsi"/>
+        </w:rPr>
+      </w:pPr>
+      <w:r>
+        <w:rPr>
+          <w:rFonts w:eastAsiaTheme="minorHAnsi"/>
+        </w:rPr>
+        <w:t>Trigger type if an error occurred in a trigger.</w:t>
+      </w:r>
+    </w:p>
+    <w:p>
+      <w:pPr>
+        <w:pStyle w:val="bullet"/>
+        <w:rPr>
+          <w:rFonts w:eastAsiaTheme="minorHAnsi"/>
+        </w:rPr>
+      </w:pPr>
+      <w:r>
+        <w:rPr>
+          <w:rFonts w:eastAsiaTheme="minorHAnsi"/>
+        </w:rPr>
+        <w:t>The values of all relevant memory variables.</w:t>
+      </w:r>
+    </w:p>
+    <w:p>
+      <w:pPr>
+        <w:pStyle w:val="bullet"/>
+        <w:rPr>
+          <w:rFonts w:eastAsiaTheme="minorHAnsi"/>
+        </w:rPr>
+      </w:pPr>
+      <w:r>
+        <w:rPr>
+          <w:rFonts w:eastAsiaTheme="minorHAnsi"/>
+        </w:rPr>
+        <w:t>The call stack.</w:t>
+      </w:r>
+    </w:p>
+    <w:p>
+      <w:pPr>
+        <w:pStyle w:val="bullet"/>
+        <w:rPr>
+          <w:rFonts w:eastAsiaTheme="minorHAnsi"/>
+        </w:rPr>
+      </w:pPr>
+      <w:r>
+        <w:rPr>
+          <w:rFonts w:eastAsiaTheme="minorHAnsi"/>
+        </w:rPr>
+        <w:t>The values of public properties for all accessible objects.</w:t>
+      </w:r>
+    </w:p>
+    <w:p>
+      <w:pPr>
+        <w:pStyle w:val="bullet"/>
+        <w:rPr>
+          <w:rFonts w:eastAsiaTheme="minorHAnsi"/>
+        </w:rPr>
+      </w:pPr>
+      <w:r>
+        <w:rPr>
+          <w:rFonts w:eastAsiaTheme="minorHAnsi"/>
+        </w:rPr>
+        <w:t>The text of LIST STATUS.</w:t>
+      </w:r>
+    </w:p>
+    <w:p>
+      <w:pPr>
+        <w:pStyle w:val="bulletlast"/>
+      </w:pPr>
+      <w:r>
+        <w:t>The contents of all Windows environment variables.</w:t>
       </w:r>
     </w:p>
     <w:p>
@@ -6496,14 +7466,184 @@
         <w:pStyle w:val="bodytext"/>
         <w:rPr>
           <w:rFonts w:eastAsiaTheme="minorHAnsi"/>
-          <w:lang w:eastAsia="en-US"/>
-        </w:rPr>
-      </w:pPr>
-      <w:proofErr w:type="spellStart"/>
-      <w:r>
-        <w:rPr>
-          <w:rFonts w:eastAsiaTheme="minorHAnsi"/>
-          <w:lang w:eastAsia="en-US"/>
+        </w:rPr>
+      </w:pPr>
+      <w:r>
+        <w:rPr>
+          <w:rFonts w:eastAsiaTheme="minorHAnsi"/>
+        </w:rPr>
+        <w:t xml:space="preserve">The latter five items are handled by the by-now slightly misnamed </w:t>
+      </w:r>
+      <w:proofErr w:type="spellStart"/>
+      <w:r>
+        <w:rPr>
+          <w:rFonts w:eastAsiaTheme="minorHAnsi"/>
+        </w:rPr>
+        <w:t>GetMemVars</w:t>
+      </w:r>
+      <w:proofErr w:type="spellEnd"/>
+      <w:r>
+        <w:rPr>
+          <w:rFonts w:eastAsiaTheme="minorHAnsi"/>
+        </w:rPr>
+        <w:t xml:space="preserve"> method. Some interesting things about </w:t>
+      </w:r>
+      <w:proofErr w:type="spellStart"/>
+      <w:r>
+        <w:rPr>
+          <w:rFonts w:eastAsiaTheme="minorHAnsi"/>
+        </w:rPr>
+        <w:t>GetMemVars</w:t>
+      </w:r>
+      <w:proofErr w:type="spellEnd"/>
+      <w:r>
+        <w:rPr>
+          <w:rFonts w:eastAsiaTheme="minorHAnsi"/>
+        </w:rPr>
+        <w:t xml:space="preserve"> are:</w:t>
+      </w:r>
+    </w:p>
+    <w:p>
+      <w:pPr>
+        <w:pStyle w:val="bulletfirst"/>
+        <w:rPr>
+          <w:rFonts w:eastAsiaTheme="minorHAnsi"/>
+        </w:rPr>
+      </w:pPr>
+      <w:r>
+        <w:rPr>
+          <w:rFonts w:eastAsiaTheme="minorHAnsi"/>
+        </w:rPr>
+        <w:t>It uses an interesting capability of the LIST MEMORY function: it can “see” all variables in the application, including those declared LOCAL. This is very important because otherwise there’d be no way to know the values of those variables, which is a key thing when debugging an application.</w:t>
+      </w:r>
+    </w:p>
+    <w:p>
+      <w:pPr>
+        <w:pStyle w:val="bullet"/>
+        <w:rPr>
+          <w:rFonts w:eastAsiaTheme="minorHAnsi"/>
+        </w:rPr>
+      </w:pPr>
+      <w:proofErr w:type="spellStart"/>
+      <w:r>
+        <w:rPr>
+          <w:rFonts w:eastAsiaTheme="minorHAnsi"/>
+        </w:rPr>
+        <w:t>GetMemVars</w:t>
+      </w:r>
+      <w:proofErr w:type="spellEnd"/>
+      <w:r>
+        <w:rPr>
+          <w:rFonts w:eastAsiaTheme="minorHAnsi"/>
+        </w:rPr>
+        <w:t xml:space="preserve"> cleans up </w:t>
+      </w:r>
+      <w:r>
+        <w:rPr>
+          <w:rFonts w:eastAsiaTheme="minorHAnsi"/>
+        </w:rPr>
+        <w:t>some quirks LIST MEMORY has in formatting.</w:t>
+      </w:r>
+    </w:p>
+    <w:p>
+      <w:pPr>
+        <w:pStyle w:val="bullet"/>
+        <w:rPr>
+          <w:rFonts w:eastAsiaTheme="minorHAnsi"/>
+        </w:rPr>
+      </w:pPr>
+      <w:r>
+        <w:rPr>
+          <w:rFonts w:eastAsiaTheme="minorHAnsi"/>
+        </w:rPr>
+        <w:t>I don’t care about variables used in certain functions and methods, including those in the error handler itself, so those are removed from the list of variables.</w:t>
+      </w:r>
+      <w:r>
+        <w:rPr>
+          <w:rFonts w:eastAsiaTheme="minorHAnsi"/>
+        </w:rPr>
+        <w:t xml:space="preserve"> You can adapt that list as necessary</w:t>
+      </w:r>
+      <w:r>
+        <w:rPr>
+          <w:rFonts w:eastAsiaTheme="minorHAnsi"/>
+        </w:rPr>
+        <w:t xml:space="preserve"> by adding the names of variables to the </w:t>
+      </w:r>
+      <w:proofErr w:type="spellStart"/>
+      <w:r>
+        <w:rPr>
+          <w:rFonts w:eastAsiaTheme="minorHAnsi"/>
+        </w:rPr>
+        <w:t>cSkipNames</w:t>
+      </w:r>
+      <w:proofErr w:type="spellEnd"/>
+      <w:r>
+        <w:rPr>
+          <w:rFonts w:eastAsiaTheme="minorHAnsi"/>
+        </w:rPr>
+        <w:t xml:space="preserve"> property.</w:t>
+      </w:r>
+    </w:p>
+    <w:p>
+      <w:pPr>
+        <w:pStyle w:val="bullet"/>
+        <w:rPr>
+          <w:rFonts w:eastAsiaTheme="minorHAnsi"/>
+        </w:rPr>
+      </w:pPr>
+      <w:r>
+        <w:rPr>
+          <w:rFonts w:eastAsiaTheme="minorHAnsi"/>
+        </w:rPr>
+        <w:t xml:space="preserve">Under some conditions, LIST MEMORY causes a buffer overrun error. When she encountered this problem, Tamar </w:t>
+      </w:r>
+      <w:proofErr w:type="spellStart"/>
+      <w:r>
+        <w:rPr>
+          <w:rFonts w:eastAsiaTheme="minorHAnsi"/>
+        </w:rPr>
+        <w:t>Granor</w:t>
+      </w:r>
+      <w:proofErr w:type="spellEnd"/>
+      <w:r>
+        <w:rPr>
+          <w:rFonts w:eastAsiaTheme="minorHAnsi"/>
+        </w:rPr>
+        <w:t xml:space="preserve"> found that using LIST MEMORY LIKE A*, LIST MEMORY LIKE B*, etc. helped. If you encounter this when an error occurs in a particular section of code, you can set </w:t>
+      </w:r>
+      <w:proofErr w:type="spellStart"/>
+      <w:r>
+        <w:rPr>
+          <w:rFonts w:eastAsiaTheme="minorHAnsi"/>
+        </w:rPr>
+        <w:t>oError.lGetMemVars</w:t>
+      </w:r>
+      <w:proofErr w:type="spellEnd"/>
+      <w:r>
+        <w:rPr>
+          <w:rFonts w:eastAsiaTheme="minorHAnsi"/>
+        </w:rPr>
+        <w:t xml:space="preserve"> </w:t>
+      </w:r>
+      <w:proofErr w:type="gramStart"/>
+      <w:r>
+        <w:rPr>
+          <w:rFonts w:eastAsiaTheme="minorHAnsi"/>
+        </w:rPr>
+        <w:t>to .</w:t>
+      </w:r>
+      <w:proofErr w:type="gramEnd"/>
+      <w:r>
+        <w:rPr>
+          <w:rFonts w:eastAsiaTheme="minorHAnsi"/>
+        </w:rPr>
+        <w:t xml:space="preserve">F.; </w:t>
+      </w:r>
+      <w:proofErr w:type="spellStart"/>
+      <w:r>
+        <w:rPr>
+          <w:rFonts w:eastAsiaTheme="minorHAnsi"/>
         </w:rPr>
         <w:t>SFErrorMgr</w:t>
       </w:r>
@@ -6511,1133 +7651,166 @@
       <w:r>
         <w:rPr>
           <w:rFonts w:eastAsiaTheme="minorHAnsi"/>
-          <w:lang w:eastAsia="en-US"/>
-        </w:rPr>
-        <w:t xml:space="preserve"> handles this by supporting </w:t>
-      </w:r>
-      <w:r>
-        <w:rPr>
-          <w:rFonts w:eastAsiaTheme="minorHAnsi"/>
-          <w:lang w:eastAsia="en-US"/>
-        </w:rPr>
-        <w:t>error suppression</w:t>
-      </w:r>
-      <w:r>
-        <w:rPr>
-          <w:rFonts w:eastAsiaTheme="minorHAnsi"/>
-          <w:lang w:eastAsia="en-US"/>
-        </w:rPr>
-        <w:t xml:space="preserve">. </w:t>
-      </w:r>
-      <w:proofErr w:type="spellStart"/>
-      <w:r>
-        <w:rPr>
-          <w:rFonts w:eastAsiaTheme="minorHAnsi"/>
-          <w:lang w:eastAsia="en-US"/>
-        </w:rPr>
-        <w:t>nThrottleThreshold</w:t>
-      </w:r>
-      <w:proofErr w:type="spellEnd"/>
-      <w:r>
-        <w:rPr>
-          <w:rFonts w:eastAsiaTheme="minorHAnsi"/>
-          <w:lang w:eastAsia="en-US"/>
+        </w:rPr>
+        <w:t xml:space="preserve"> won’t use LIST MEMORY in that case.</w:t>
+      </w:r>
+    </w:p>
+    <w:p>
+      <w:pPr>
+        <w:pStyle w:val="bullet"/>
+        <w:rPr>
+          <w:rFonts w:eastAsiaTheme="minorHAnsi"/>
+        </w:rPr>
+      </w:pPr>
+      <w:r>
+        <w:rPr>
+          <w:rFonts w:eastAsiaTheme="minorHAnsi"/>
+        </w:rPr>
+        <w:t>Like LIST MEMORY, LIST OBJECTS can “see” objects contained in variables, even LOCAL ones, and it lists the values of all public properties of those objects. However, LIST OBJECTS can crash under some conditions, such as when accessing certain types of properties of COM objects, so the code using it is wrapped in a TRY.</w:t>
+      </w:r>
+      <w:r>
+        <w:rPr>
+          <w:rFonts w:eastAsiaTheme="minorHAnsi"/>
+        </w:rPr>
+        <w:t xml:space="preserve"> I’ve also run into issues with the Access method of properties causing a problem, so </w:t>
+      </w:r>
+      <w:proofErr w:type="spellStart"/>
+      <w:r>
+        <w:rPr>
+          <w:rFonts w:eastAsiaTheme="minorHAnsi"/>
+        </w:rPr>
+        <w:t>GetMemVars</w:t>
+      </w:r>
+      <w:proofErr w:type="spellEnd"/>
+      <w:r>
+        <w:rPr>
+          <w:rFonts w:eastAsiaTheme="minorHAnsi"/>
+        </w:rPr>
+        <w:t xml:space="preserve"> sets </w:t>
+      </w:r>
+      <w:proofErr w:type="spellStart"/>
+      <w:r>
+        <w:rPr>
+          <w:rFonts w:eastAsiaTheme="minorHAnsi"/>
+        </w:rPr>
+        <w:t>lGettingMemVars</w:t>
+      </w:r>
+      <w:proofErr w:type="spellEnd"/>
+      <w:r>
+        <w:rPr>
+          <w:rFonts w:eastAsiaTheme="minorHAnsi"/>
         </w:rPr>
         <w:t xml:space="preserve"> </w:t>
       </w:r>
-      <w:r>
-        <w:rPr>
-          <w:rFonts w:eastAsiaTheme="minorHAnsi"/>
-          <w:lang w:eastAsia="en-US"/>
-        </w:rPr>
-        <w:t xml:space="preserve">specifies </w:t>
-      </w:r>
-      <w:r>
-        <w:rPr>
-          <w:rFonts w:eastAsiaTheme="minorHAnsi"/>
-          <w:lang w:eastAsia="en-US"/>
-        </w:rPr>
-        <w:t xml:space="preserve">the number of seconds </w:t>
-      </w:r>
-      <w:r>
-        <w:rPr>
-          <w:rFonts w:eastAsiaTheme="minorHAnsi"/>
-          <w:lang w:eastAsia="en-US"/>
-        </w:rPr>
-        <w:t xml:space="preserve">a certain number of errors (specified in </w:t>
-      </w:r>
-      <w:proofErr w:type="spellStart"/>
-      <w:r>
-        <w:rPr>
-          <w:rFonts w:eastAsiaTheme="minorHAnsi"/>
-          <w:lang w:eastAsia="en-US"/>
-        </w:rPr>
-        <w:t>nThrottleErrorCount</w:t>
-      </w:r>
-      <w:proofErr w:type="spellEnd"/>
-      <w:r>
-        <w:rPr>
-          <w:rFonts w:eastAsiaTheme="minorHAnsi"/>
-          <w:lang w:eastAsia="en-US"/>
-        </w:rPr>
-        <w:t>)</w:t>
-      </w:r>
-      <w:r>
-        <w:rPr>
-          <w:rFonts w:eastAsiaTheme="minorHAnsi"/>
-          <w:lang w:eastAsia="en-US"/>
-        </w:rPr>
-        <w:t xml:space="preserve"> must occur within for error suppression</w:t>
-      </w:r>
-      <w:r>
-        <w:rPr>
-          <w:rFonts w:eastAsiaTheme="minorHAnsi"/>
-          <w:lang w:eastAsia="en-US"/>
+      <w:proofErr w:type="gramStart"/>
+      <w:r>
+        <w:rPr>
+          <w:rFonts w:eastAsiaTheme="minorHAnsi"/>
+        </w:rPr>
+        <w:t>to .</w:t>
+      </w:r>
+      <w:proofErr w:type="gramEnd"/>
+      <w:r>
+        <w:rPr>
+          <w:rFonts w:eastAsiaTheme="minorHAnsi"/>
+        </w:rPr>
+        <w:t xml:space="preserve">T. before issuing the LIST OBJECTS command; problematic Access methods can then check </w:t>
+      </w:r>
+      <w:proofErr w:type="spellStart"/>
+      <w:r>
+        <w:rPr>
+          <w:rFonts w:eastAsiaTheme="minorHAnsi"/>
+        </w:rPr>
+        <w:t>oError.</w:t>
+      </w:r>
+      <w:r>
+        <w:rPr>
+          <w:rFonts w:eastAsiaTheme="minorHAnsi"/>
+        </w:rPr>
+        <w:t>lGettingMemVars</w:t>
+      </w:r>
+      <w:proofErr w:type="spellEnd"/>
+      <w:r>
+        <w:rPr>
+          <w:rFonts w:eastAsiaTheme="minorHAnsi"/>
+        </w:rPr>
+        <w:t xml:space="preserve"> if necessary.</w:t>
+      </w:r>
+    </w:p>
+    <w:p>
+      <w:pPr>
+        <w:pStyle w:val="bullet"/>
+        <w:rPr>
+          <w:rFonts w:eastAsiaTheme="minorHAnsi"/>
+        </w:rPr>
+      </w:pPr>
+      <w:r>
+        <w:rPr>
+          <w:rFonts w:eastAsiaTheme="minorHAnsi"/>
+        </w:rPr>
+        <w:t>Like variables, the code cleans up some formatting quirks</w:t>
+      </w:r>
+      <w:r>
+        <w:rPr>
+          <w:rFonts w:eastAsiaTheme="minorHAnsi"/>
+        </w:rPr>
+        <w:t xml:space="preserve"> with LIST OBJECTS</w:t>
+      </w:r>
+      <w:r>
+        <w:rPr>
+          <w:rFonts w:eastAsiaTheme="minorHAnsi"/>
+        </w:rPr>
+        <w:t xml:space="preserve"> and because there are some objects I don’t want listed, such as the error handler itself, it removes those</w:t>
+      </w:r>
+      <w:r>
+        <w:rPr>
+          <w:rFonts w:eastAsiaTheme="minorHAnsi"/>
+        </w:rPr>
+        <w:t xml:space="preserve"> from the listing. You can adapt that list of objects as necessary</w:t>
+      </w:r>
+      <w:r>
+        <w:rPr>
+          <w:rFonts w:eastAsiaTheme="minorHAnsi"/>
         </w:rPr>
         <w:t xml:space="preserve"> </w:t>
       </w:r>
       <w:r>
         <w:rPr>
           <w:rFonts w:eastAsiaTheme="minorHAnsi"/>
-          <w:lang w:eastAsia="en-US"/>
-        </w:rPr>
-        <w:t>to be enabled</w:t>
-      </w:r>
-      <w:r>
-        <w:rPr>
-          <w:rFonts w:eastAsiaTheme="minorHAnsi"/>
-          <w:lang w:eastAsia="en-US"/>
-        </w:rPr>
-        <w:t xml:space="preserve">. If </w:t>
-      </w:r>
-      <w:proofErr w:type="spellStart"/>
-      <w:r>
-        <w:rPr>
-          <w:rFonts w:eastAsiaTheme="minorHAnsi"/>
-          <w:lang w:eastAsia="en-US"/>
-        </w:rPr>
-        <w:t>nThrottleThreshold</w:t>
-      </w:r>
-      <w:proofErr w:type="spellEnd"/>
-      <w:r>
-        <w:rPr>
-          <w:rFonts w:eastAsiaTheme="minorHAnsi"/>
-          <w:lang w:eastAsia="en-US"/>
-        </w:rPr>
-        <w:t xml:space="preserve"> </w:t>
-      </w:r>
-      <w:r>
-        <w:rPr>
-          <w:rFonts w:eastAsiaTheme="minorHAnsi"/>
-          <w:lang w:eastAsia="en-US"/>
-        </w:rPr>
-        <w:t>is set to something other than zero</w:t>
-      </w:r>
-      <w:r>
-        <w:rPr>
-          <w:rFonts w:eastAsiaTheme="minorHAnsi"/>
-          <w:lang w:eastAsia="en-US"/>
-        </w:rPr>
-        <w:t xml:space="preserve">, </w:t>
-      </w:r>
-      <w:proofErr w:type="spellStart"/>
-      <w:r>
-        <w:rPr>
-          <w:rFonts w:eastAsiaTheme="minorHAnsi"/>
-          <w:lang w:eastAsia="en-US"/>
-        </w:rPr>
-        <w:t>ErrorHandler</w:t>
-      </w:r>
-      <w:proofErr w:type="spellEnd"/>
-      <w:r>
-        <w:rPr>
-          <w:rFonts w:eastAsiaTheme="minorHAnsi"/>
-          <w:lang w:eastAsia="en-US"/>
-        </w:rPr>
-        <w:t xml:space="preserve"> checks if </w:t>
-      </w:r>
-      <w:proofErr w:type="spellStart"/>
-      <w:r>
-        <w:rPr>
-          <w:rFonts w:eastAsiaTheme="minorHAnsi"/>
-          <w:lang w:eastAsia="en-US"/>
-        </w:rPr>
-        <w:t>nThrottleErrorCount</w:t>
-      </w:r>
-      <w:proofErr w:type="spellEnd"/>
-      <w:r>
-        <w:rPr>
-          <w:rFonts w:eastAsiaTheme="minorHAnsi"/>
-          <w:lang w:eastAsia="en-US"/>
-        </w:rPr>
-        <w:t xml:space="preserve"> or more errors have occurred within </w:t>
-      </w:r>
-      <w:proofErr w:type="spellStart"/>
-      <w:r>
-        <w:rPr>
-          <w:rFonts w:eastAsiaTheme="minorHAnsi"/>
-          <w:lang w:eastAsia="en-US"/>
-        </w:rPr>
-        <w:t>nThrottleThreshold</w:t>
-      </w:r>
-      <w:proofErr w:type="spellEnd"/>
-      <w:r>
-        <w:rPr>
-          <w:rFonts w:eastAsiaTheme="minorHAnsi"/>
-          <w:lang w:eastAsia="en-US"/>
-        </w:rPr>
-        <w:t xml:space="preserve"> seconds and if so, sets </w:t>
-      </w:r>
-      <w:proofErr w:type="spellStart"/>
-      <w:r>
-        <w:rPr>
-          <w:rFonts w:eastAsiaTheme="minorHAnsi"/>
-          <w:lang w:eastAsia="en-US"/>
-        </w:rPr>
-        <w:t>lSuppressErrors</w:t>
-      </w:r>
-      <w:proofErr w:type="spellEnd"/>
-      <w:r>
-        <w:rPr>
-          <w:rFonts w:eastAsiaTheme="minorHAnsi"/>
-          <w:lang w:eastAsia="en-US"/>
-        </w:rPr>
-        <w:t xml:space="preserve"> </w:t>
-      </w:r>
-      <w:proofErr w:type="gramStart"/>
-      <w:r>
-        <w:rPr>
-          <w:rFonts w:eastAsiaTheme="minorHAnsi"/>
-          <w:lang w:eastAsia="en-US"/>
-        </w:rPr>
-        <w:t>to .</w:t>
-      </w:r>
-      <w:proofErr w:type="gramEnd"/>
-      <w:r>
-        <w:rPr>
-          <w:rFonts w:eastAsiaTheme="minorHAnsi"/>
-          <w:lang w:eastAsia="en-US"/>
-        </w:rPr>
-        <w:t>T. so no errors are logged</w:t>
-      </w:r>
-      <w:r>
-        <w:rPr>
-          <w:rFonts w:eastAsiaTheme="minorHAnsi"/>
-          <w:lang w:eastAsia="en-US"/>
-        </w:rPr>
-        <w:t xml:space="preserve">, </w:t>
-      </w:r>
-      <w:r>
-        <w:rPr>
-          <w:rFonts w:eastAsiaTheme="minorHAnsi"/>
-          <w:lang w:eastAsia="en-US"/>
-        </w:rPr>
-        <w:t>displayed to the user</w:t>
-      </w:r>
-      <w:r>
-        <w:rPr>
-          <w:rFonts w:eastAsiaTheme="minorHAnsi"/>
-          <w:lang w:eastAsia="en-US"/>
-        </w:rPr>
-        <w:t xml:space="preserve">, or passed on to </w:t>
-      </w:r>
-      <w:r>
-        <w:rPr>
-          <w:rFonts w:eastAsiaTheme="minorHAnsi"/>
-          <w:lang w:eastAsia="en-US"/>
-        </w:rPr>
-        <w:t>support</w:t>
-      </w:r>
-      <w:r>
-        <w:rPr>
-          <w:rFonts w:eastAsiaTheme="minorHAnsi"/>
-          <w:lang w:eastAsia="en-US"/>
-        </w:rPr>
-        <w:t xml:space="preserve"> staff</w:t>
-      </w:r>
-      <w:r>
-        <w:rPr>
-          <w:rFonts w:eastAsiaTheme="minorHAnsi"/>
-          <w:lang w:eastAsia="en-US"/>
-        </w:rPr>
-        <w:t xml:space="preserve">. Suppression remains in place until the number of seconds in </w:t>
-      </w:r>
-      <w:proofErr w:type="spellStart"/>
-      <w:r>
-        <w:rPr>
-          <w:rFonts w:eastAsiaTheme="minorHAnsi"/>
-          <w:lang w:eastAsia="en-US"/>
-        </w:rPr>
-        <w:t>nThrottleWindow</w:t>
-      </w:r>
-      <w:proofErr w:type="spellEnd"/>
-      <w:r>
-        <w:rPr>
-          <w:rFonts w:eastAsiaTheme="minorHAnsi"/>
-          <w:lang w:eastAsia="en-US"/>
-        </w:rPr>
-        <w:t xml:space="preserve"> has passed without another error occurring.</w:t>
-      </w:r>
-    </w:p>
-    <w:p>
-      <w:pPr>
-        <w:pStyle w:val="bodytext"/>
-        <w:rPr>
-          <w:rFonts w:eastAsiaTheme="minorHAnsi"/>
-          <w:lang w:eastAsia="en-US"/>
-        </w:rPr>
-      </w:pPr>
-      <w:r>
-        <w:rPr>
-          <w:rFonts w:eastAsiaTheme="minorHAnsi"/>
-          <w:lang w:eastAsia="en-US"/>
-        </w:rPr>
-        <w:t xml:space="preserve">For example, suppose </w:t>
-      </w:r>
-      <w:proofErr w:type="spellStart"/>
-      <w:r>
-        <w:rPr>
-          <w:rFonts w:eastAsiaTheme="minorHAnsi"/>
-          <w:lang w:eastAsia="en-US"/>
-        </w:rPr>
-        <w:t>nThrottleThreshold</w:t>
-      </w:r>
-      <w:proofErr w:type="spellEnd"/>
-      <w:r>
-        <w:rPr>
-          <w:rFonts w:eastAsiaTheme="minorHAnsi"/>
-          <w:lang w:eastAsia="en-US"/>
-        </w:rPr>
-        <w:t xml:space="preserve"> is set to 10, </w:t>
-      </w:r>
-      <w:proofErr w:type="spellStart"/>
-      <w:r>
-        <w:rPr>
-          <w:rFonts w:eastAsiaTheme="minorHAnsi"/>
-          <w:lang w:eastAsia="en-US"/>
-        </w:rPr>
-        <w:t>nThrottleErrorCount</w:t>
-      </w:r>
-      <w:proofErr w:type="spellEnd"/>
-      <w:r>
-        <w:rPr>
-          <w:rFonts w:eastAsiaTheme="minorHAnsi"/>
-          <w:lang w:eastAsia="en-US"/>
-        </w:rPr>
-        <w:t xml:space="preserve"> is set to 3, and </w:t>
-      </w:r>
-      <w:proofErr w:type="spellStart"/>
-      <w:r>
-        <w:rPr>
-          <w:rFonts w:eastAsiaTheme="minorHAnsi"/>
-          <w:lang w:eastAsia="en-US"/>
-        </w:rPr>
-        <w:t>nThrottleWindow</w:t>
-      </w:r>
-      <w:proofErr w:type="spellEnd"/>
-      <w:r>
-        <w:rPr>
-          <w:rFonts w:eastAsiaTheme="minorHAnsi"/>
-          <w:lang w:eastAsia="en-US"/>
-        </w:rPr>
-        <w:t xml:space="preserve"> is set to 3600. That means if three or more errors occur within a span of ten seconds, error suppression occurs for an hour, after which error handling goes back to normal.</w:t>
-      </w:r>
-    </w:p>
-    <w:p>
-      <w:pPr>
-        <w:pStyle w:val="bodytext"/>
-        <w:rPr>
-          <w:rFonts w:eastAsiaTheme="minorHAnsi"/>
-          <w:lang w:eastAsia="en-US"/>
-        </w:rPr>
-      </w:pPr>
-      <w:r>
-        <w:rPr>
-          <w:rFonts w:eastAsiaTheme="minorHAnsi"/>
-          <w:lang w:eastAsia="en-US"/>
-        </w:rPr>
-        <w:t xml:space="preserve">You can also manually set </w:t>
-      </w:r>
-      <w:proofErr w:type="spellStart"/>
-      <w:r>
-        <w:rPr>
-          <w:rFonts w:eastAsiaTheme="minorHAnsi"/>
-          <w:lang w:eastAsia="en-US"/>
-        </w:rPr>
-        <w:t>lSuppressErrors</w:t>
-      </w:r>
-      <w:proofErr w:type="spellEnd"/>
-      <w:r>
-        <w:rPr>
-          <w:rFonts w:eastAsiaTheme="minorHAnsi"/>
-          <w:lang w:eastAsia="en-US"/>
-        </w:rPr>
-        <w:t xml:space="preserve"> if you don’t want errors logged, displayed to the user, or passed on to </w:t>
-      </w:r>
-      <w:r>
-        <w:rPr>
-          <w:rFonts w:eastAsiaTheme="minorHAnsi"/>
-          <w:lang w:eastAsia="en-US"/>
-        </w:rPr>
-        <w:t xml:space="preserve">support </w:t>
-      </w:r>
-      <w:r>
-        <w:rPr>
-          <w:rFonts w:eastAsiaTheme="minorHAnsi"/>
-          <w:lang w:eastAsia="en-US"/>
-        </w:rPr>
-        <w:t>staff.</w:t>
-      </w:r>
-    </w:p>
-    <w:p>
-      <w:pPr>
-        <w:pStyle w:val="Heading1"/>
-        <w:rPr>
-          <w:rFonts w:eastAsiaTheme="minorHAnsi"/>
-        </w:rPr>
-      </w:pPr>
-      <w:r>
-        <w:rPr>
-          <w:rFonts w:eastAsiaTheme="minorHAnsi"/>
-        </w:rPr>
-        <w:t>Logging the error</w:t>
-      </w:r>
-    </w:p>
-    <w:p>
-      <w:pPr>
-        <w:pStyle w:val="bodytext"/>
-        <w:rPr>
-          <w:rFonts w:eastAsiaTheme="minorHAnsi"/>
-        </w:rPr>
-      </w:pPr>
-      <w:r>
-        <w:rPr>
-          <w:rFonts w:eastAsiaTheme="minorHAnsi"/>
-        </w:rPr>
-        <w:t xml:space="preserve">If </w:t>
-      </w:r>
-      <w:r>
-        <w:rPr>
-          <w:rFonts w:eastAsiaTheme="minorHAnsi"/>
-        </w:rPr>
-        <w:t>errors are</w:t>
-      </w:r>
-      <w:r>
-        <w:rPr>
-          <w:rFonts w:eastAsiaTheme="minorHAnsi"/>
-        </w:rPr>
-        <w:t>n’t being suppressed</w:t>
-      </w:r>
-      <w:r>
-        <w:rPr>
-          <w:rFonts w:eastAsiaTheme="minorHAnsi"/>
-        </w:rPr>
-        <w:t xml:space="preserve">, </w:t>
-      </w:r>
-      <w:proofErr w:type="spellStart"/>
-      <w:r>
-        <w:rPr>
-          <w:rFonts w:eastAsiaTheme="minorHAnsi"/>
-        </w:rPr>
-        <w:t>ErrorHandler</w:t>
-      </w:r>
-      <w:proofErr w:type="spellEnd"/>
-      <w:r>
-        <w:rPr>
-          <w:rFonts w:eastAsiaTheme="minorHAnsi"/>
-        </w:rPr>
-        <w:t xml:space="preserve"> </w:t>
-      </w:r>
-      <w:r>
-        <w:rPr>
-          <w:rFonts w:eastAsiaTheme="minorHAnsi"/>
-        </w:rPr>
-        <w:t>log</w:t>
-      </w:r>
-      <w:r>
-        <w:rPr>
-          <w:rFonts w:eastAsiaTheme="minorHAnsi"/>
-        </w:rPr>
-        <w:t xml:space="preserve">s </w:t>
-      </w:r>
-      <w:r>
-        <w:rPr>
-          <w:rFonts w:eastAsiaTheme="minorHAnsi"/>
-        </w:rPr>
-        <w:t xml:space="preserve">the error </w:t>
-      </w:r>
-      <w:r>
-        <w:rPr>
-          <w:rFonts w:eastAsiaTheme="minorHAnsi"/>
-        </w:rPr>
-        <w:t xml:space="preserve">by calling </w:t>
-      </w:r>
-      <w:proofErr w:type="spellStart"/>
-      <w:r>
-        <w:rPr>
-          <w:rFonts w:eastAsiaTheme="minorHAnsi"/>
-        </w:rPr>
-        <w:t>LogError</w:t>
-      </w:r>
-      <w:proofErr w:type="spellEnd"/>
-      <w:r>
-        <w:rPr>
-          <w:rFonts w:eastAsiaTheme="minorHAnsi"/>
-        </w:rPr>
-        <w:t xml:space="preserve">. </w:t>
-      </w:r>
-      <w:proofErr w:type="spellStart"/>
-      <w:r>
-        <w:rPr>
-          <w:rFonts w:eastAsiaTheme="minorHAnsi"/>
-        </w:rPr>
-        <w:t>LogError</w:t>
-      </w:r>
-      <w:proofErr w:type="spellEnd"/>
-      <w:r>
-        <w:rPr>
-          <w:rFonts w:eastAsiaTheme="minorHAnsi"/>
-        </w:rPr>
-        <w:t xml:space="preserve"> logs the error to </w:t>
-      </w:r>
-      <w:r>
-        <w:rPr>
-          <w:rFonts w:eastAsiaTheme="minorHAnsi"/>
-        </w:rPr>
-        <w:t>the</w:t>
-      </w:r>
-      <w:r>
-        <w:rPr>
-          <w:rFonts w:eastAsiaTheme="minorHAnsi"/>
-        </w:rPr>
-        <w:t xml:space="preserve"> table </w:t>
-      </w:r>
-      <w:r>
-        <w:rPr>
-          <w:rFonts w:eastAsiaTheme="minorHAnsi"/>
-        </w:rPr>
-        <w:t xml:space="preserve">specified in </w:t>
-      </w:r>
-      <w:proofErr w:type="spellStart"/>
-      <w:r>
-        <w:rPr>
-          <w:rFonts w:eastAsiaTheme="minorHAnsi"/>
-        </w:rPr>
-        <w:t>cErrorLogFile</w:t>
-      </w:r>
-      <w:proofErr w:type="spellEnd"/>
-      <w:r>
-        <w:rPr>
-          <w:rFonts w:eastAsiaTheme="minorHAnsi"/>
-        </w:rPr>
-        <w:t xml:space="preserve"> if </w:t>
-      </w:r>
-      <w:proofErr w:type="spellStart"/>
-      <w:r>
-        <w:rPr>
-          <w:rFonts w:eastAsiaTheme="minorHAnsi"/>
-        </w:rPr>
-        <w:t>lLogToTable</w:t>
-      </w:r>
-      <w:proofErr w:type="spellEnd"/>
-      <w:r>
-        <w:rPr>
-          <w:rFonts w:eastAsiaTheme="minorHAnsi"/>
-        </w:rPr>
-        <w:t xml:space="preserve"> </w:t>
-      </w:r>
-      <w:proofErr w:type="gramStart"/>
-      <w:r>
-        <w:rPr>
-          <w:rFonts w:eastAsiaTheme="minorHAnsi"/>
-        </w:rPr>
-        <w:t>is .</w:t>
-      </w:r>
-      <w:proofErr w:type="gramEnd"/>
-      <w:r>
-        <w:rPr>
-          <w:rFonts w:eastAsiaTheme="minorHAnsi"/>
-        </w:rPr>
-        <w:t>T.</w:t>
-      </w:r>
-      <w:r>
-        <w:rPr>
-          <w:rFonts w:eastAsiaTheme="minorHAnsi"/>
-        </w:rPr>
-        <w:t xml:space="preserve"> (that table is created if it doesn’t exist).</w:t>
-      </w:r>
-      <w:r>
-        <w:rPr>
-          <w:rFonts w:eastAsiaTheme="minorHAnsi"/>
-        </w:rPr>
-        <w:t xml:space="preserve"> Among the things logged are:</w:t>
-      </w:r>
-    </w:p>
-    <w:p>
-      <w:pPr>
-        <w:pStyle w:val="bulletfirst"/>
-        <w:rPr>
-          <w:rFonts w:eastAsiaTheme="minorHAnsi"/>
-        </w:rPr>
-      </w:pPr>
-      <w:r>
-        <w:rPr>
-          <w:rFonts w:eastAsiaTheme="minorHAnsi"/>
-        </w:rPr>
-        <w:t>The date and time the error occurred.</w:t>
-      </w:r>
-    </w:p>
-    <w:p>
-      <w:pPr>
-        <w:pStyle w:val="bullet"/>
-        <w:rPr>
-          <w:rFonts w:eastAsiaTheme="minorHAnsi"/>
-        </w:rPr>
-      </w:pPr>
-      <w:r>
-        <w:rPr>
-          <w:rFonts w:eastAsiaTheme="minorHAnsi"/>
-        </w:rPr>
-        <w:t xml:space="preserve">The name of the user (taken from the </w:t>
-      </w:r>
-      <w:proofErr w:type="spellStart"/>
-      <w:r>
-        <w:rPr>
-          <w:rFonts w:eastAsiaTheme="minorHAnsi"/>
-        </w:rPr>
-        <w:t>cUser</w:t>
-      </w:r>
-      <w:proofErr w:type="spellEnd"/>
-      <w:r>
-        <w:rPr>
-          <w:rFonts w:eastAsiaTheme="minorHAnsi"/>
-        </w:rPr>
-        <w:t xml:space="preserve"> property).</w:t>
-      </w:r>
-    </w:p>
-    <w:p>
-      <w:pPr>
-        <w:pStyle w:val="bullet"/>
-        <w:rPr>
-          <w:rFonts w:eastAsiaTheme="minorHAnsi"/>
-        </w:rPr>
-      </w:pPr>
-      <w:r>
-        <w:rPr>
-          <w:rFonts w:eastAsiaTheme="minorHAnsi"/>
-        </w:rPr>
-        <w:t>The error number, message, method, line number and source (</w:t>
-      </w:r>
-      <w:r>
-        <w:rPr>
-          <w:rFonts w:eastAsiaTheme="minorHAnsi"/>
-        </w:rPr>
-        <w:t>the latter two</w:t>
-      </w:r>
-      <w:r>
-        <w:rPr>
-          <w:rFonts w:eastAsiaTheme="minorHAnsi"/>
-        </w:rPr>
-        <w:t xml:space="preserve"> of which may </w:t>
-      </w:r>
-      <w:r>
-        <w:rPr>
-          <w:rFonts w:eastAsiaTheme="minorHAnsi"/>
-        </w:rPr>
-        <w:t xml:space="preserve">not </w:t>
-      </w:r>
-      <w:r>
-        <w:rPr>
-          <w:rFonts w:eastAsiaTheme="minorHAnsi"/>
-        </w:rPr>
-        <w:t>be available in a runtime environment)</w:t>
-      </w:r>
-      <w:r>
-        <w:rPr>
-          <w:rFonts w:eastAsiaTheme="minorHAnsi"/>
-        </w:rPr>
-        <w:t>.</w:t>
-      </w:r>
-    </w:p>
-    <w:p>
-      <w:pPr>
-        <w:pStyle w:val="bullet"/>
-        <w:rPr>
-          <w:rFonts w:eastAsiaTheme="minorHAnsi"/>
-        </w:rPr>
-      </w:pPr>
-      <w:r>
-        <w:rPr>
-          <w:rFonts w:eastAsiaTheme="minorHAnsi"/>
-        </w:rPr>
-        <w:t>Current alias.</w:t>
-      </w:r>
-    </w:p>
-    <w:p>
-      <w:pPr>
-        <w:pStyle w:val="bullet"/>
-        <w:rPr>
-          <w:rFonts w:eastAsiaTheme="minorHAnsi"/>
-        </w:rPr>
-      </w:pPr>
-      <w:r>
-        <w:rPr>
-          <w:rFonts w:eastAsiaTheme="minorHAnsi"/>
-        </w:rPr>
-        <w:t>Trigger type if an error occurred in a trigger.</w:t>
-      </w:r>
-    </w:p>
-    <w:p>
-      <w:pPr>
-        <w:pStyle w:val="bullet"/>
-        <w:rPr>
-          <w:rFonts w:eastAsiaTheme="minorHAnsi"/>
-        </w:rPr>
-      </w:pPr>
-      <w:r>
-        <w:rPr>
-          <w:rFonts w:eastAsiaTheme="minorHAnsi"/>
-        </w:rPr>
-        <w:t>The values of all relevant memory variables.</w:t>
-      </w:r>
-    </w:p>
-    <w:p>
-      <w:pPr>
-        <w:pStyle w:val="bullet"/>
-        <w:rPr>
-          <w:rFonts w:eastAsiaTheme="minorHAnsi"/>
-        </w:rPr>
-      </w:pPr>
-      <w:r>
-        <w:rPr>
-          <w:rFonts w:eastAsiaTheme="minorHAnsi"/>
-        </w:rPr>
-        <w:t xml:space="preserve">The call </w:t>
-      </w:r>
-      <w:proofErr w:type="gramStart"/>
-      <w:r>
-        <w:rPr>
-          <w:rFonts w:eastAsiaTheme="minorHAnsi"/>
-        </w:rPr>
-        <w:t>stack</w:t>
-      </w:r>
-      <w:proofErr w:type="gramEnd"/>
-      <w:r>
-        <w:rPr>
-          <w:rFonts w:eastAsiaTheme="minorHAnsi"/>
-        </w:rPr>
-        <w:t>.</w:t>
-      </w:r>
-    </w:p>
-    <w:p>
-      <w:pPr>
-        <w:pStyle w:val="bullet"/>
-        <w:rPr>
-          <w:rFonts w:eastAsiaTheme="minorHAnsi"/>
-        </w:rPr>
-      </w:pPr>
-      <w:r>
-        <w:rPr>
-          <w:rFonts w:eastAsiaTheme="minorHAnsi"/>
-        </w:rPr>
-        <w:t>The values of public properties for all accessible objects.</w:t>
-      </w:r>
-    </w:p>
-    <w:p>
-      <w:pPr>
-        <w:pStyle w:val="bullet"/>
-        <w:rPr>
-          <w:rFonts w:eastAsiaTheme="minorHAnsi"/>
-        </w:rPr>
-      </w:pPr>
-      <w:r>
-        <w:rPr>
-          <w:rFonts w:eastAsiaTheme="minorHAnsi"/>
-        </w:rPr>
-        <w:t>The text of LIST STATUS.</w:t>
+        </w:rPr>
+        <w:t xml:space="preserve">by adding the names of objects and properties to the </w:t>
+      </w:r>
+      <w:proofErr w:type="spellStart"/>
+      <w:r>
+        <w:rPr>
+          <w:rFonts w:eastAsiaTheme="minorHAnsi"/>
+        </w:rPr>
+        <w:t>cSkipNames</w:t>
+      </w:r>
+      <w:proofErr w:type="spellEnd"/>
+      <w:r>
+        <w:rPr>
+          <w:rFonts w:eastAsiaTheme="minorHAnsi"/>
+        </w:rPr>
+        <w:t xml:space="preserve"> property.</w:t>
       </w:r>
     </w:p>
     <w:p>
       <w:pPr>
         <w:pStyle w:val="bulletlast"/>
       </w:pPr>
-      <w:r>
-        <w:t>The contents of all Windows environment variables.</w:t>
-      </w:r>
-    </w:p>
-    <w:p>
-      <w:pPr>
-        <w:pStyle w:val="bodytext"/>
-        <w:rPr>
-          <w:rFonts w:eastAsiaTheme="minorHAnsi"/>
-        </w:rPr>
-      </w:pPr>
-      <w:r>
-        <w:rPr>
-          <w:rFonts w:eastAsiaTheme="minorHAnsi"/>
-        </w:rPr>
-        <w:t xml:space="preserve">The latter five items are handled by the by-now slightly misnamed </w:t>
-      </w:r>
-      <w:proofErr w:type="spellStart"/>
-      <w:r>
-        <w:rPr>
-          <w:rFonts w:eastAsiaTheme="minorHAnsi"/>
-        </w:rPr>
+      <w:proofErr w:type="spellStart"/>
+      <w:r>
+        <w:lastRenderedPageBreak/>
         <w:t>GetMemVars</w:t>
       </w:r>
       <w:proofErr w:type="spellEnd"/>
       <w:r>
-        <w:rPr>
-          <w:rFonts w:eastAsiaTheme="minorHAnsi"/>
-        </w:rPr>
-        <w:t xml:space="preserve"> method. Some interesting things about </w:t>
-      </w:r>
-      <w:proofErr w:type="spellStart"/>
-      <w:r>
-        <w:rPr>
-          <w:rFonts w:eastAsiaTheme="minorHAnsi"/>
-        </w:rPr>
-        <w:t>GetMemVars</w:t>
-      </w:r>
-      <w:proofErr w:type="spellEnd"/>
-      <w:r>
-        <w:rPr>
-          <w:rFonts w:eastAsiaTheme="minorHAnsi"/>
-        </w:rPr>
-        <w:t xml:space="preserve"> are:</w:t>
-      </w:r>
-    </w:p>
-    <w:p>
-      <w:pPr>
-        <w:pStyle w:val="bulletfirst"/>
-        <w:rPr>
-          <w:rFonts w:eastAsiaTheme="minorHAnsi"/>
-        </w:rPr>
-      </w:pPr>
-      <w:r>
-        <w:rPr>
-          <w:rFonts w:eastAsiaTheme="minorHAnsi"/>
-        </w:rPr>
-        <w:t xml:space="preserve">It uses an interesting capability of the LIST MEMORY function: it can “see” all variables in the application, including those declared LOCAL. This is very important </w:t>
-      </w:r>
-      <w:r>
-        <w:rPr>
-          <w:rFonts w:eastAsiaTheme="minorHAnsi"/>
-        </w:rPr>
-        <w:lastRenderedPageBreak/>
-        <w:t>because otherwise there’d be no way to know the values of those variables, which is a key thing when debugging an application.</w:t>
-      </w:r>
-    </w:p>
-    <w:p>
-      <w:pPr>
-        <w:pStyle w:val="bullet"/>
-        <w:rPr>
-          <w:rFonts w:eastAsiaTheme="minorHAnsi"/>
-        </w:rPr>
-      </w:pPr>
-      <w:proofErr w:type="spellStart"/>
-      <w:r>
-        <w:rPr>
-          <w:rFonts w:eastAsiaTheme="minorHAnsi"/>
-        </w:rPr>
-        <w:t>GetMemVars</w:t>
-      </w:r>
-      <w:proofErr w:type="spellEnd"/>
-      <w:r>
-        <w:rPr>
-          <w:rFonts w:eastAsiaTheme="minorHAnsi"/>
-        </w:rPr>
-        <w:t xml:space="preserve"> cleans up </w:t>
-      </w:r>
-      <w:r>
-        <w:rPr>
-          <w:rFonts w:eastAsiaTheme="minorHAnsi"/>
-        </w:rPr>
-        <w:t>some quirks LIST MEMORY has in formatting.</w:t>
-      </w:r>
-    </w:p>
-    <w:p>
-      <w:pPr>
-        <w:pStyle w:val="bullet"/>
-        <w:rPr>
-          <w:rFonts w:eastAsiaTheme="minorHAnsi"/>
-        </w:rPr>
-      </w:pPr>
-      <w:r>
-        <w:rPr>
-          <w:rFonts w:eastAsiaTheme="minorHAnsi"/>
-        </w:rPr>
-        <w:t>I don’t care about variables used in certain functions and methods, including those in the error handler itself, so those are removed from the list of variables.</w:t>
-      </w:r>
-      <w:r>
-        <w:rPr>
-          <w:rFonts w:eastAsiaTheme="minorHAnsi"/>
-        </w:rPr>
-        <w:t xml:space="preserve"> You can adapt that list as necessary</w:t>
-      </w:r>
-      <w:r>
-        <w:rPr>
-          <w:rFonts w:eastAsiaTheme="minorHAnsi"/>
-        </w:rPr>
-        <w:t xml:space="preserve"> by adding the names of variables to the </w:t>
-      </w:r>
-      <w:proofErr w:type="spellStart"/>
-      <w:r>
-        <w:rPr>
-          <w:rFonts w:eastAsiaTheme="minorHAnsi"/>
-        </w:rPr>
-        <w:t>cSkipNames</w:t>
-      </w:r>
-      <w:proofErr w:type="spellEnd"/>
-      <w:r>
-        <w:rPr>
-          <w:rFonts w:eastAsiaTheme="minorHAnsi"/>
-        </w:rPr>
-        <w:t xml:space="preserve"> property.</w:t>
-      </w:r>
-    </w:p>
-    <w:p>
-      <w:pPr>
-        <w:pStyle w:val="bullet"/>
-        <w:rPr>
-          <w:rFonts w:eastAsiaTheme="minorHAnsi"/>
-        </w:rPr>
-      </w:pPr>
-      <w:r>
-        <w:rPr>
-          <w:rFonts w:eastAsiaTheme="minorHAnsi"/>
-        </w:rPr>
-        <w:t xml:space="preserve">Under some conditions, LIST MEMORY causes a buffer overrun error. When she encountered this problem, Tamar </w:t>
-      </w:r>
-      <w:proofErr w:type="spellStart"/>
-      <w:r>
-        <w:rPr>
-          <w:rFonts w:eastAsiaTheme="minorHAnsi"/>
-        </w:rPr>
-        <w:t>Granor</w:t>
-      </w:r>
-      <w:proofErr w:type="spellEnd"/>
-      <w:r>
-        <w:rPr>
-          <w:rFonts w:eastAsiaTheme="minorHAnsi"/>
-        </w:rPr>
-        <w:t xml:space="preserve"> found that using LIST MEMORY LIKE A*, LIST MEMORY LIKE B*, etc. helped. If you encounter this when an error occurs in a particular section of code, you can set </w:t>
-      </w:r>
-      <w:proofErr w:type="spellStart"/>
-      <w:r>
-        <w:rPr>
-          <w:rFonts w:eastAsiaTheme="minorHAnsi"/>
-        </w:rPr>
-        <w:t>oError.lGetMemVars</w:t>
-      </w:r>
-      <w:proofErr w:type="spellEnd"/>
-      <w:r>
-        <w:rPr>
-          <w:rFonts w:eastAsiaTheme="minorHAnsi"/>
-        </w:rPr>
-        <w:t xml:space="preserve"> </w:t>
-      </w:r>
-      <w:proofErr w:type="gramStart"/>
-      <w:r>
-        <w:rPr>
-          <w:rFonts w:eastAsiaTheme="minorHAnsi"/>
-        </w:rPr>
-        <w:t>to .</w:t>
-      </w:r>
-      <w:proofErr w:type="gramEnd"/>
-      <w:r>
-        <w:rPr>
-          <w:rFonts w:eastAsiaTheme="minorHAnsi"/>
-        </w:rPr>
-        <w:t xml:space="preserve">F.; </w:t>
-      </w:r>
-      <w:proofErr w:type="spellStart"/>
-      <w:r>
-        <w:rPr>
-          <w:rFonts w:eastAsiaTheme="minorHAnsi"/>
-        </w:rPr>
-        <w:t>SFErrorMgr</w:t>
-      </w:r>
-      <w:proofErr w:type="spellEnd"/>
-      <w:r>
-        <w:rPr>
-          <w:rFonts w:eastAsiaTheme="minorHAnsi"/>
-        </w:rPr>
-        <w:t xml:space="preserve"> won’t use LIST MEMORY in that case.</w:t>
-      </w:r>
-    </w:p>
-    <w:p>
-      <w:pPr>
-        <w:pStyle w:val="bullet"/>
-        <w:rPr>
-          <w:rFonts w:eastAsiaTheme="minorHAnsi"/>
-        </w:rPr>
-      </w:pPr>
-      <w:r>
-        <w:rPr>
-          <w:rFonts w:eastAsiaTheme="minorHAnsi"/>
-        </w:rPr>
-        <w:t>Like LIST MEMORY, LIST OBJECTS can “see” objects contained in variables, even LOCAL ones, and it lists the values of all public properties of those objects. However, LIST OBJECTS can crash under some conditions, such as when accessing certain types of properties of COM objects, so the code using it is wrapped in a TRY.</w:t>
-      </w:r>
-      <w:r>
-        <w:rPr>
-          <w:rFonts w:eastAsiaTheme="minorHAnsi"/>
-        </w:rPr>
-        <w:t xml:space="preserve"> I’ve also run into issues with the Access method of properties causing a problem, so </w:t>
-      </w:r>
-      <w:proofErr w:type="spellStart"/>
-      <w:r>
-        <w:rPr>
-          <w:rFonts w:eastAsiaTheme="minorHAnsi"/>
-        </w:rPr>
-        <w:t>GetMemVars</w:t>
-      </w:r>
-      <w:proofErr w:type="spellEnd"/>
-      <w:r>
-        <w:rPr>
-          <w:rFonts w:eastAsiaTheme="minorHAnsi"/>
-        </w:rPr>
-        <w:t xml:space="preserve"> sets </w:t>
-      </w:r>
-      <w:proofErr w:type="spellStart"/>
-      <w:r>
-        <w:rPr>
-          <w:rFonts w:eastAsiaTheme="minorHAnsi"/>
-        </w:rPr>
-        <w:t>lGettingMemVars</w:t>
-      </w:r>
-      <w:proofErr w:type="spellEnd"/>
-      <w:r>
-        <w:rPr>
-          <w:rFonts w:eastAsiaTheme="minorHAnsi"/>
-        </w:rPr>
-        <w:t xml:space="preserve"> </w:t>
-      </w:r>
-      <w:proofErr w:type="gramStart"/>
-      <w:r>
-        <w:rPr>
-          <w:rFonts w:eastAsiaTheme="minorHAnsi"/>
-        </w:rPr>
-        <w:t>to .</w:t>
-      </w:r>
-      <w:proofErr w:type="gramEnd"/>
-      <w:r>
-        <w:rPr>
-          <w:rFonts w:eastAsiaTheme="minorHAnsi"/>
-        </w:rPr>
-        <w:t xml:space="preserve">T. before issuing the LIST OBJECTS command; problematic Access methods can then check </w:t>
-      </w:r>
-      <w:proofErr w:type="spellStart"/>
-      <w:r>
-        <w:rPr>
-          <w:rFonts w:eastAsiaTheme="minorHAnsi"/>
-        </w:rPr>
-        <w:t>oError.</w:t>
-      </w:r>
-      <w:r>
-        <w:rPr>
-          <w:rFonts w:eastAsiaTheme="minorHAnsi"/>
-        </w:rPr>
-        <w:t>lGettingMemVars</w:t>
-      </w:r>
-      <w:proofErr w:type="spellEnd"/>
-      <w:r>
-        <w:rPr>
-          <w:rFonts w:eastAsiaTheme="minorHAnsi"/>
-        </w:rPr>
-        <w:t xml:space="preserve"> if necessary.</w:t>
-      </w:r>
-    </w:p>
-    <w:p>
-      <w:pPr>
-        <w:pStyle w:val="bullet"/>
-        <w:rPr>
-          <w:rFonts w:eastAsiaTheme="minorHAnsi"/>
-        </w:rPr>
-      </w:pPr>
-      <w:r>
-        <w:rPr>
-          <w:rFonts w:eastAsiaTheme="minorHAnsi"/>
-        </w:rPr>
-        <w:t>Like variables, the code cleans up some formatting quirks</w:t>
-      </w:r>
-      <w:r>
-        <w:rPr>
-          <w:rFonts w:eastAsiaTheme="minorHAnsi"/>
-        </w:rPr>
-        <w:t xml:space="preserve"> with LIST OBJECTS</w:t>
-      </w:r>
-      <w:r>
-        <w:rPr>
-          <w:rFonts w:eastAsiaTheme="minorHAnsi"/>
-        </w:rPr>
-        <w:t xml:space="preserve"> and because there are some objects I don’t want listed, such as the error handler itself, it removes those</w:t>
-      </w:r>
-      <w:r>
-        <w:rPr>
-          <w:rFonts w:eastAsiaTheme="minorHAnsi"/>
-        </w:rPr>
-        <w:t xml:space="preserve"> from the listing. You can adapt that list of objects as necessary</w:t>
-      </w:r>
-      <w:r>
-        <w:rPr>
-          <w:rFonts w:eastAsiaTheme="minorHAnsi"/>
-        </w:rPr>
-        <w:t xml:space="preserve"> </w:t>
-      </w:r>
-      <w:r>
-        <w:rPr>
-          <w:rFonts w:eastAsiaTheme="minorHAnsi"/>
-        </w:rPr>
-        <w:t xml:space="preserve">by adding the names of </w:t>
-      </w:r>
-      <w:r>
-        <w:rPr>
-          <w:rFonts w:eastAsiaTheme="minorHAnsi"/>
-        </w:rPr>
-        <w:t xml:space="preserve">objects and properties </w:t>
-      </w:r>
-      <w:r>
-        <w:rPr>
-          <w:rFonts w:eastAsiaTheme="minorHAnsi"/>
-        </w:rPr>
-        <w:t xml:space="preserve">to the </w:t>
-      </w:r>
-      <w:proofErr w:type="spellStart"/>
-      <w:r>
-        <w:rPr>
-          <w:rFonts w:eastAsiaTheme="minorHAnsi"/>
-        </w:rPr>
-        <w:t>cSkipNames</w:t>
-      </w:r>
-      <w:proofErr w:type="spellEnd"/>
-      <w:r>
-        <w:rPr>
-          <w:rFonts w:eastAsiaTheme="minorHAnsi"/>
-        </w:rPr>
-        <w:t xml:space="preserve"> property.</w:t>
-      </w:r>
-    </w:p>
-    <w:p>
-      <w:pPr>
-        <w:pStyle w:val="bulletlast"/>
-      </w:pPr>
-      <w:proofErr w:type="spellStart"/>
-      <w:r>
-        <w:t>GetMemVars</w:t>
-      </w:r>
-      <w:proofErr w:type="spellEnd"/>
-      <w:r>
         <w:t xml:space="preserve"> retrieves the names and values of environment variables using WMI, thanks </w:t>
       </w:r>
       <w:r>
-        <w:t xml:space="preserve">to code written by Sergey </w:t>
-      </w:r>
-      <w:proofErr w:type="spellStart"/>
-      <w:r>
-        <w:t>Berezniker</w:t>
-      </w:r>
-      <w:proofErr w:type="spellEnd"/>
+        <w:t>to code written by Sergey Berezniker</w:t>
+      </w:r>
       <w:r>
         <w:t xml:space="preserve"> </w:t>
       </w:r>
@@ -7728,7 +7901,15 @@
       </w:r>
       <w:proofErr w:type="spellEnd"/>
       <w:r>
-        <w:t xml:space="preserve"> uses GDIPlusX to do the actual work.</w:t>
+        <w:t xml:space="preserve"> uses </w:t>
+      </w:r>
+      <w:proofErr w:type="spellStart"/>
+      <w:r>
+        <w:t>GDIPlusX</w:t>
+      </w:r>
+      <w:proofErr w:type="spellEnd"/>
+      <w:r>
+        <w:t xml:space="preserve"> to do the actual work.</w:t>
       </w:r>
     </w:p>
     <w:p>
@@ -8057,15 +8238,7 @@
           <w:rFonts w:eastAsiaTheme="minorHAnsi"/>
           <w:lang w:eastAsia="en-US"/>
         </w:rPr>
-        <w:t xml:space="preserve">, </w:t>
-      </w:r>
-      <w:r>
-        <w:rPr>
-          <w:rFonts w:eastAsiaTheme="minorHAnsi"/>
-          <w:lang w:eastAsia="en-US"/>
-        </w:rPr>
-        <w:lastRenderedPageBreak/>
-        <w:t xml:space="preserve">which is an abstract method </w:t>
+        <w:t xml:space="preserve">, which is an abstract method </w:t>
       </w:r>
       <w:proofErr w:type="gramStart"/>
       <w:r>
@@ -8676,6 +8849,7 @@
         <w:rPr>
           <w:rFonts w:eastAsiaTheme="minorHAnsi"/>
         </w:rPr>
+        <w:lastRenderedPageBreak/>
         <w:t>lcAPIKey = 'API</w:t>
       </w:r>
       <w:r>
@@ -8977,7 +9151,6 @@
         <w:rPr>
           <w:rFonts w:eastAsiaTheme="minorHAnsi"/>
         </w:rPr>
-        <w:lastRenderedPageBreak/>
         <w:t>* display the ticket number.</w:t>
       </w:r>
     </w:p>
@@ -9588,6 +9761,7 @@
           <w:rFonts w:eastAsiaTheme="minorHAnsi"/>
           <w:lang w:eastAsia="en-US"/>
         </w:rPr>
+        <w:lastRenderedPageBreak/>
         <w:t xml:space="preserve">If </w:t>
       </w:r>
       <w:proofErr w:type="spellStart"/>
@@ -10185,7 +10359,6 @@
         <w:rPr>
           <w:rFonts w:eastAsiaTheme="minorHAnsi"/>
         </w:rPr>
-        <w:lastRenderedPageBreak/>
         <w:t>Displaying the error to the user</w:t>
       </w:r>
       <w:bookmarkEnd w:id="7"/>
@@ -10292,19 +10465,33 @@
         <w:rPr>
           <w:rFonts w:eastAsiaTheme="minorHAnsi"/>
         </w:rPr>
-        <w:t xml:space="preserve"> is</w:t>
-      </w:r>
-      <w:r>
-        <w:rPr>
-          <w:rFonts w:eastAsiaTheme="minorHAnsi"/>
-        </w:rPr>
         <w:t xml:space="preserve"> </w:t>
       </w:r>
-      <w:r>
-        <w:rPr>
-          <w:rFonts w:eastAsiaTheme="minorHAnsi"/>
-        </w:rPr>
-        <w:t xml:space="preserve">.T.) by calling </w:t>
+      <w:proofErr w:type="gramStart"/>
+      <w:r>
+        <w:rPr>
+          <w:rFonts w:eastAsiaTheme="minorHAnsi"/>
+        </w:rPr>
+        <w:t>is</w:t>
+      </w:r>
+      <w:r>
+        <w:rPr>
+          <w:rFonts w:eastAsiaTheme="minorHAnsi"/>
+        </w:rPr>
+        <w:t xml:space="preserve"> </w:t>
+      </w:r>
+      <w:r>
+        <w:rPr>
+          <w:rFonts w:eastAsiaTheme="minorHAnsi"/>
+        </w:rPr>
+        <w:t>.</w:t>
+      </w:r>
+      <w:proofErr w:type="gramEnd"/>
+      <w:r>
+        <w:rPr>
+          <w:rFonts w:eastAsiaTheme="minorHAnsi"/>
+        </w:rPr>
+        <w:t xml:space="preserve">T.) by calling </w:t>
       </w:r>
       <w:proofErr w:type="spellStart"/>
       <w:r>
@@ -10705,6 +10892,7 @@
         <w:rPr>
           <w:rFonts w:eastAsiaTheme="minorHAnsi"/>
         </w:rPr>
+        <w:lastRenderedPageBreak/>
         <w:t xml:space="preserve">If the user clicks the Send button, the same mechanism described in the </w:t>
       </w:r>
       <w:r>
@@ -10993,7 +11181,6 @@
         <w:rPr>
           <w:noProof/>
         </w:rPr>
-        <w:lastRenderedPageBreak/>
         <w:drawing>
           <wp:inline distT="0" distB="0" distL="0" distR="0" wp14:anchorId="3BBB8424" wp14:editId="24C7AFA6">
             <wp:extent cx="5943600" cy="1793240"/>
@@ -11171,7 +11358,21 @@
         <w:rPr>
           <w:rFonts w:eastAsiaTheme="minorHAnsi"/>
         </w:rPr>
-        <w:t xml:space="preserve"> decides what to do based on the action the user chose:</w:t>
+        <w:t xml:space="preserve"> decides what to do based on the action the user </w:t>
+      </w:r>
+      <w:proofErr w:type="gramStart"/>
+      <w:r>
+        <w:rPr>
+          <w:rFonts w:eastAsiaTheme="minorHAnsi"/>
+        </w:rPr>
+        <w:t>chose</w:t>
+      </w:r>
+      <w:proofErr w:type="gramEnd"/>
+      <w:r>
+        <w:rPr>
+          <w:rFonts w:eastAsiaTheme="minorHAnsi"/>
+        </w:rPr>
+        <w:t>:</w:t>
       </w:r>
     </w:p>
     <w:p>
@@ -11273,6 +11474,7 @@
         <w:rPr>
           <w:rFonts w:eastAsiaTheme="minorHAnsi"/>
         </w:rPr>
+        <w:lastRenderedPageBreak/>
         <w:t xml:space="preserve">If the </w:t>
       </w:r>
       <w:r>
@@ -11566,108 +11768,354 @@
         <w:pStyle w:val="bulletlast"/>
       </w:pPr>
       <w:r>
+        <w:t xml:space="preserve">For “Quit” in a runtime environment, the code calls </w:t>
+      </w:r>
+      <w:proofErr w:type="spellStart"/>
+      <w:r>
+        <w:t>RevertAllTables</w:t>
+      </w:r>
+      <w:proofErr w:type="spellEnd"/>
+      <w:r>
+        <w:t xml:space="preserve"> as described earlier, issues ON SHUTDOWN and CLEAR EVENTS to prepare for shutting down the </w:t>
+      </w:r>
+      <w:proofErr w:type="gramStart"/>
+      <w:r>
+        <w:t>application, and</w:t>
+      </w:r>
+      <w:proofErr w:type="gramEnd"/>
+      <w:r>
+        <w:t xml:space="preserve"> then sets a flag to return to the top-most program in the call stack.</w:t>
+      </w:r>
+    </w:p>
+    <w:p>
+      <w:pPr>
+        <w:pStyle w:val="bodytext"/>
+        <w:rPr>
+          <w:rFonts w:eastAsiaTheme="minorHAnsi"/>
+        </w:rPr>
+      </w:pPr>
+      <w:r>
+        <w:rPr>
+          <w:rFonts w:eastAsiaTheme="minorHAnsi"/>
+        </w:rPr>
+        <w:t xml:space="preserve">The actual error </w:t>
+      </w:r>
+      <w:r>
+        <w:rPr>
+          <w:rFonts w:eastAsiaTheme="minorHAnsi"/>
+        </w:rPr>
+        <w:t xml:space="preserve">recovery </w:t>
+      </w:r>
+      <w:r>
+        <w:rPr>
+          <w:rFonts w:eastAsiaTheme="minorHAnsi"/>
+        </w:rPr>
+        <w:t>is a little complicated</w:t>
+      </w:r>
+      <w:r>
+        <w:rPr>
+          <w:rFonts w:eastAsiaTheme="minorHAnsi"/>
+        </w:rPr>
+        <w:t>. Normally, we’d do one of a few things:</w:t>
+      </w:r>
+    </w:p>
+    <w:p>
+      <w:pPr>
+        <w:pStyle w:val="bulletfirst"/>
+        <w:rPr>
+          <w:rFonts w:eastAsiaTheme="minorHAnsi"/>
+        </w:rPr>
+      </w:pPr>
+      <w:r>
+        <w:rPr>
+          <w:rFonts w:eastAsiaTheme="minorHAnsi"/>
+        </w:rPr>
+        <w:t xml:space="preserve">If we’re supposed to continue in the program, use RETURN TO </w:t>
+      </w:r>
+      <w:proofErr w:type="spellStart"/>
+      <w:r>
+        <w:rPr>
+          <w:rFonts w:eastAsiaTheme="minorHAnsi"/>
+          <w:i/>
+        </w:rPr>
+        <w:t>SomeMethod</w:t>
+      </w:r>
+      <w:proofErr w:type="spellEnd"/>
+      <w:r>
+        <w:rPr>
+          <w:rFonts w:eastAsiaTheme="minorHAnsi"/>
+        </w:rPr>
+        <w:t xml:space="preserve">, where </w:t>
+      </w:r>
+      <w:proofErr w:type="spellStart"/>
+      <w:r>
+        <w:rPr>
+          <w:rFonts w:eastAsiaTheme="minorHAnsi"/>
+          <w:i/>
+        </w:rPr>
+        <w:t>SomeMethod</w:t>
+      </w:r>
+      <w:proofErr w:type="spellEnd"/>
+      <w:r>
+        <w:rPr>
+          <w:rFonts w:eastAsiaTheme="minorHAnsi"/>
+        </w:rPr>
+        <w:t xml:space="preserve"> is the name of the routine where READ EVENTS exists. This has the effect of unwinding the call stack that caused </w:t>
+      </w:r>
+      <w:proofErr w:type="gramStart"/>
+      <w:r>
+        <w:rPr>
+          <w:rFonts w:eastAsiaTheme="minorHAnsi"/>
+        </w:rPr>
+        <w:t>the</w:t>
+      </w:r>
+      <w:proofErr w:type="gramEnd"/>
+      <w:r>
+        <w:rPr>
+          <w:rFonts w:eastAsiaTheme="minorHAnsi"/>
+        </w:rPr>
+        <w:t xml:space="preserve"> error to </w:t>
+      </w:r>
+      <w:proofErr w:type="gramStart"/>
+      <w:r>
+        <w:rPr>
+          <w:rFonts w:eastAsiaTheme="minorHAnsi"/>
+        </w:rPr>
+        <w:t>occur</w:t>
+      </w:r>
+      <w:proofErr w:type="gramEnd"/>
+      <w:r>
+        <w:rPr>
+          <w:rFonts w:eastAsiaTheme="minorHAnsi"/>
+        </w:rPr>
+        <w:t xml:space="preserve"> and the application is sitting in the event loop, waiting for the next action by the user.</w:t>
+      </w:r>
+    </w:p>
+    <w:p>
+      <w:pPr>
+        <w:pStyle w:val="bulletlast"/>
+      </w:pPr>
+      <w:r>
+        <w:t>If we’re supposed to quit the application, use RETURN TO MASTER to unwind the call stack and go back to the top-level program so we can do an orderly shutdown.</w:t>
+      </w:r>
+    </w:p>
+    <w:p>
+      <w:pPr>
+        <w:pStyle w:val="bodytext"/>
+      </w:pPr>
+      <w:r>
+        <w:t>As discussed earlier, RETURN TO can’t be used if there’s a TRY structure on the call stack. In that case, the only thing we can do is cancel or quit the program.</w:t>
+      </w:r>
+    </w:p>
+    <w:p>
+      <w:pPr>
+        <w:pStyle w:val="bodytext"/>
+      </w:pPr>
+      <w:r>
+        <w:t xml:space="preserve">The code at the end of </w:t>
+      </w:r>
+      <w:proofErr w:type="spellStart"/>
+      <w:r>
+        <w:t>ErrorHandler</w:t>
+      </w:r>
+      <w:proofErr w:type="spellEnd"/>
+      <w:r>
+        <w:t xml:space="preserve"> does one of the following things:</w:t>
+      </w:r>
+    </w:p>
+    <w:p>
+      <w:pPr>
+        <w:pStyle w:val="bulletfirst"/>
+      </w:pPr>
+      <w:r>
+        <w:t xml:space="preserve">If we’re inside a TRY or the error occurred in the startup program at runtime, call </w:t>
+      </w:r>
+      <w:proofErr w:type="spellStart"/>
+      <w:r>
+        <w:t>ImmediateExit</w:t>
+      </w:r>
+      <w:proofErr w:type="spellEnd"/>
+      <w:r>
+        <w:t>, which closes all forms, releases all global objects, closes all procedure and library files, does other cleanup, and terminates the program with either CANCEL (</w:t>
+      </w:r>
+      <w:r>
+        <w:t xml:space="preserve">when </w:t>
+      </w:r>
+      <w:r>
+        <w:t>running in the IDE) or the</w:t>
+      </w:r>
+      <w:r>
+        <w:t xml:space="preserve"> </w:t>
+      </w:r>
+      <w:proofErr w:type="spellStart"/>
+      <w:r>
+        <w:t>ExitProcess</w:t>
+      </w:r>
+      <w:proofErr w:type="spellEnd"/>
+      <w:r>
+        <w:t xml:space="preserve"> Windows API function</w:t>
+      </w:r>
+      <w:r>
+        <w:t xml:space="preserve"> (when running an executable)</w:t>
+      </w:r>
+      <w:r>
+        <w:t>, which returns an error code (discuss</w:t>
+      </w:r>
+      <w:r>
+        <w:t>ed</w:t>
+      </w:r>
+      <w:r>
+        <w:t xml:space="preserve"> in more detail later).</w:t>
+      </w:r>
+    </w:p>
+    <w:p>
+      <w:pPr>
+        <w:pStyle w:val="bullet"/>
+      </w:pPr>
+      <w:r>
+        <w:t>If we’re supposed to continue in the program, do some cleanup and then RETURN TO the routine containing the READ EVENT</w:t>
+      </w:r>
+      <w:r>
+        <w:t>S statement</w:t>
+      </w:r>
+      <w:r>
+        <w:t>.</w:t>
+      </w:r>
+    </w:p>
+    <w:p>
+      <w:pPr>
+        <w:pStyle w:val="bulletlast"/>
+      </w:pPr>
+      <w:r>
+        <w:t xml:space="preserve">If </w:t>
+      </w:r>
+      <w:r>
+        <w:t>none</w:t>
+      </w:r>
+      <w:r>
+        <w:t xml:space="preserve"> of the above </w:t>
+      </w:r>
+      <w:r>
+        <w:t>is</w:t>
+      </w:r>
+      <w:r>
+        <w:t xml:space="preserve"> done, do some cleanup and RETURN TO </w:t>
+      </w:r>
+      <w:r>
+        <w:t xml:space="preserve">the routine specified in the </w:t>
+      </w:r>
+      <w:proofErr w:type="spellStart"/>
+      <w:r>
+        <w:t>cReturnToOnQuit</w:t>
+      </w:r>
+      <w:proofErr w:type="spellEnd"/>
+      <w:r>
+        <w:t xml:space="preserve"> property to shut down the program in an orderly manner</w:t>
+      </w:r>
+      <w:r>
+        <w:t>.</w:t>
+      </w:r>
+    </w:p>
+    <w:p>
+      <w:pPr>
+        <w:pStyle w:val="Heading1"/>
+      </w:pPr>
+      <w:r>
         <w:lastRenderedPageBreak/>
-        <w:t xml:space="preserve">For “Quit” in a runtime environment, the code calls </w:t>
-      </w:r>
-      <w:proofErr w:type="spellStart"/>
-      <w:r>
-        <w:t>RevertAllTables</w:t>
-      </w:r>
-      <w:proofErr w:type="spellEnd"/>
-      <w:r>
-        <w:t xml:space="preserve"> as described earlier, issues ON SHUTDOWN and CLEAR EVENTS to prepare for shutting down the application, and then sets a flag to return to the top-most program in the call stack.</w:t>
+        <w:t>Returning an error code</w:t>
       </w:r>
     </w:p>
     <w:p>
       <w:pPr>
         <w:pStyle w:val="bodytext"/>
-        <w:rPr>
-          <w:rFonts w:eastAsiaTheme="minorHAnsi"/>
-        </w:rPr>
-      </w:pPr>
-      <w:r>
-        <w:rPr>
-          <w:rFonts w:eastAsiaTheme="minorHAnsi"/>
-        </w:rPr>
-        <w:t xml:space="preserve">The actual error </w:t>
-      </w:r>
-      <w:r>
-        <w:rPr>
-          <w:rFonts w:eastAsiaTheme="minorHAnsi"/>
-        </w:rPr>
-        <w:t xml:space="preserve">recovery </w:t>
-      </w:r>
-      <w:r>
-        <w:rPr>
-          <w:rFonts w:eastAsiaTheme="minorHAnsi"/>
-        </w:rPr>
-        <w:t>is a little complicated</w:t>
-      </w:r>
-      <w:r>
-        <w:rPr>
-          <w:rFonts w:eastAsiaTheme="minorHAnsi"/>
-        </w:rPr>
-        <w:t>. Normally, we’d do one of a few things:</w:t>
-      </w:r>
-    </w:p>
-    <w:p>
-      <w:pPr>
-        <w:pStyle w:val="bulletfirst"/>
-        <w:rPr>
-          <w:rFonts w:eastAsiaTheme="minorHAnsi"/>
-        </w:rPr>
-      </w:pPr>
-      <w:r>
-        <w:rPr>
-          <w:rFonts w:eastAsiaTheme="minorHAnsi"/>
-        </w:rPr>
-        <w:t xml:space="preserve">If we’re supposed to continue in the program, use RETURN TO </w:t>
-      </w:r>
-      <w:proofErr w:type="spellStart"/>
-      <w:r>
-        <w:rPr>
-          <w:rFonts w:eastAsiaTheme="minorHAnsi"/>
-          <w:i/>
-        </w:rPr>
-        <w:t>SomeMethod</w:t>
-      </w:r>
-      <w:proofErr w:type="spellEnd"/>
-      <w:r>
-        <w:rPr>
-          <w:rFonts w:eastAsiaTheme="minorHAnsi"/>
-        </w:rPr>
-        <w:t xml:space="preserve">, where </w:t>
-      </w:r>
-      <w:proofErr w:type="spellStart"/>
-      <w:r>
-        <w:rPr>
-          <w:rFonts w:eastAsiaTheme="minorHAnsi"/>
-          <w:i/>
-        </w:rPr>
-        <w:t>SomeMethod</w:t>
-      </w:r>
-      <w:proofErr w:type="spellEnd"/>
-      <w:r>
-        <w:rPr>
-          <w:rFonts w:eastAsiaTheme="minorHAnsi"/>
-        </w:rPr>
-        <w:t xml:space="preserve"> is the name of the routine where READ EVENTS exists. This has the effect of unwinding the call stack that caused the error to occur and the application is sitting in the event loop, waiting for the next action by the user.</w:t>
-      </w:r>
-    </w:p>
-    <w:p>
-      <w:pPr>
-        <w:pStyle w:val="bulletlast"/>
-      </w:pPr>
-      <w:r>
-        <w:t>If we’re supposed to quit the application, use RETURN TO MASTER to unwind the call stack and go back to the top-level program so we can do an orderly shutdown.</w:t>
+      </w:pPr>
+      <w:r>
+        <w:t xml:space="preserve">While a function or method can return a value to the caller, </w:t>
+      </w:r>
+      <w:r>
+        <w:t xml:space="preserve">a VFP executable normally </w:t>
+      </w:r>
+      <w:r>
+        <w:t>can’t. So, if you</w:t>
+      </w:r>
+      <w:r>
+        <w:t>r application was launched from another application, such as the Windows Task Scheduler, and you</w:t>
+      </w:r>
+      <w:r>
+        <w:t xml:space="preserve"> want to </w:t>
+      </w:r>
+      <w:r>
+        <w:t xml:space="preserve">tell that application </w:t>
+      </w:r>
+      <w:r>
+        <w:t xml:space="preserve">whether </w:t>
+      </w:r>
+      <w:r>
+        <w:t>your</w:t>
+      </w:r>
+      <w:r>
+        <w:t xml:space="preserve"> application succeeded or terminated with an error, you need some way to </w:t>
+      </w:r>
+      <w:r>
+        <w:t xml:space="preserve">send </w:t>
+      </w:r>
+      <w:r>
+        <w:t xml:space="preserve">that to the caller. One way is to terminate the application using the </w:t>
+      </w:r>
+      <w:proofErr w:type="spellStart"/>
+      <w:r>
+        <w:t>ExitProcess</w:t>
+      </w:r>
+      <w:proofErr w:type="spellEnd"/>
+      <w:r>
+        <w:t xml:space="preserve"> Windows API</w:t>
+      </w:r>
+      <w:r>
+        <w:t xml:space="preserve"> function. </w:t>
+      </w:r>
+      <w:r>
+        <w:t>The function returns an exit code the other application can use; 0 means the application succeeded.</w:t>
       </w:r>
     </w:p>
     <w:p>
       <w:pPr>
         <w:pStyle w:val="bodytext"/>
       </w:pPr>
-      <w:r>
-        <w:t>As discussed earlier, RETURN TO can’t be used if there’s a TRY structure on the call stack. In that case, the only thing we can do is cancel or quit the program.</w:t>
+      <w:proofErr w:type="spellStart"/>
+      <w:r>
+        <w:t>ExitProcess</w:t>
+      </w:r>
+      <w:proofErr w:type="spellEnd"/>
+      <w:r>
+        <w:t xml:space="preserve"> is easy to use:</w:t>
+      </w:r>
+    </w:p>
+    <w:p>
+      <w:pPr>
+        <w:pStyle w:val="codefirstline"/>
+        <w:rPr>
+          <w:rFonts w:eastAsiaTheme="minorHAnsi"/>
+        </w:rPr>
+      </w:pPr>
+      <w:r>
+        <w:rPr>
+          <w:rFonts w:eastAsiaTheme="minorHAnsi"/>
+        </w:rPr>
+        <w:t>declare ExitProcess in Win32API integer ExitCode</w:t>
+      </w:r>
+    </w:p>
+    <w:p>
+      <w:pPr>
+        <w:pStyle w:val="codelastline"/>
+        <w:rPr>
+          <w:rFonts w:eastAsiaTheme="minorHAnsi"/>
+        </w:rPr>
+      </w:pPr>
+      <w:r>
+        <w:rPr>
+          <w:rFonts w:eastAsiaTheme="minorHAnsi"/>
+        </w:rPr>
+        <w:t>ExitProcess(lnReturnCode)</w:t>
       </w:r>
     </w:p>
     <w:p>
@@ -11675,23 +12123,7 @@
         <w:pStyle w:val="bodytext"/>
       </w:pPr>
       <w:r>
-        <w:t xml:space="preserve">The code at the end of </w:t>
-      </w:r>
-      <w:proofErr w:type="spellStart"/>
-      <w:r>
-        <w:t>ErrorHandler</w:t>
-      </w:r>
-      <w:proofErr w:type="spellEnd"/>
-      <w:r>
-        <w:t xml:space="preserve"> does one of the following things:</w:t>
-      </w:r>
-    </w:p>
-    <w:p>
-      <w:pPr>
-        <w:pStyle w:val="bulletfirst"/>
-      </w:pPr>
-      <w:r>
-        <w:t xml:space="preserve">If we’re inside a TRY or the error occurred in the startup program at runtime, call </w:t>
+        <w:t xml:space="preserve">However, since it terminates the application immediately, be sure to do this as the last thing in your application. If you look at the </w:t>
       </w:r>
       <w:proofErr w:type="spellStart"/>
       <w:r>
@@ -11699,200 +12131,6 @@
       </w:r>
       <w:proofErr w:type="spellEnd"/>
       <w:r>
-        <w:t>, which closes all forms, releases all global objects, closes all procedure and library files, does other cleanup, and terminates the program with either CANCEL (</w:t>
-      </w:r>
-      <w:r>
-        <w:t xml:space="preserve">when </w:t>
-      </w:r>
-      <w:r>
-        <w:t>running in the IDE) or the</w:t>
-      </w:r>
-      <w:r>
-        <w:t xml:space="preserve"> </w:t>
-      </w:r>
-      <w:proofErr w:type="spellStart"/>
-      <w:r>
-        <w:t>ExitProcess</w:t>
-      </w:r>
-      <w:proofErr w:type="spellEnd"/>
-      <w:r>
-        <w:t xml:space="preserve"> Windows API function</w:t>
-      </w:r>
-      <w:r>
-        <w:t xml:space="preserve"> (when running an executable)</w:t>
-      </w:r>
-      <w:r>
-        <w:t>, which returns an error code (discuss</w:t>
-      </w:r>
-      <w:r>
-        <w:t>ed</w:t>
-      </w:r>
-      <w:r>
-        <w:t xml:space="preserve"> in more detail later).</w:t>
-      </w:r>
-    </w:p>
-    <w:p>
-      <w:pPr>
-        <w:pStyle w:val="bullet"/>
-      </w:pPr>
-      <w:r>
-        <w:t>If we’re supposed to continue in the program, do some cleanup and then RETURN TO the routine containing the READ EVENT</w:t>
-      </w:r>
-      <w:r>
-        <w:t>S statement</w:t>
-      </w:r>
-      <w:r>
-        <w:t>.</w:t>
-      </w:r>
-    </w:p>
-    <w:p>
-      <w:pPr>
-        <w:pStyle w:val="bulletlast"/>
-      </w:pPr>
-      <w:r>
-        <w:t xml:space="preserve">If </w:t>
-      </w:r>
-      <w:r>
-        <w:t>none</w:t>
-      </w:r>
-      <w:r>
-        <w:t xml:space="preserve"> of the above </w:t>
-      </w:r>
-      <w:r>
-        <w:t>is</w:t>
-      </w:r>
-      <w:r>
-        <w:t xml:space="preserve"> done, do some cleanup and RETURN TO </w:t>
-      </w:r>
-      <w:r>
-        <w:t xml:space="preserve">the routine specified in the </w:t>
-      </w:r>
-      <w:proofErr w:type="spellStart"/>
-      <w:r>
-        <w:t>cReturnToOnQuit</w:t>
-      </w:r>
-      <w:proofErr w:type="spellEnd"/>
-      <w:r>
-        <w:t xml:space="preserve"> property to shut down the program in an orderly manner</w:t>
-      </w:r>
-      <w:r>
-        <w:t>.</w:t>
-      </w:r>
-    </w:p>
-    <w:p>
-      <w:pPr>
-        <w:pStyle w:val="Heading1"/>
-      </w:pPr>
-      <w:r>
-        <w:t>Returning an error code</w:t>
-      </w:r>
-    </w:p>
-    <w:p>
-      <w:pPr>
-        <w:pStyle w:val="bodytext"/>
-      </w:pPr>
-      <w:r>
-        <w:t xml:space="preserve">While a function or method can return a value to the caller, </w:t>
-      </w:r>
-      <w:r>
-        <w:t xml:space="preserve">a VFP executable normally </w:t>
-      </w:r>
-      <w:r>
-        <w:t>can’t. So, if you</w:t>
-      </w:r>
-      <w:r>
-        <w:t>r application was launched from another application, such as the Windows Task Scheduler, and you</w:t>
-      </w:r>
-      <w:r>
-        <w:t xml:space="preserve"> want to </w:t>
-      </w:r>
-      <w:r>
-        <w:t xml:space="preserve">tell that application </w:t>
-      </w:r>
-      <w:r>
-        <w:t xml:space="preserve">whether </w:t>
-      </w:r>
-      <w:r>
-        <w:t>your</w:t>
-      </w:r>
-      <w:r>
-        <w:t xml:space="preserve"> application succeeded or terminated with an error, you need some way to </w:t>
-      </w:r>
-      <w:r>
-        <w:t xml:space="preserve">send </w:t>
-      </w:r>
-      <w:r>
-        <w:t xml:space="preserve">that to the caller. One way is to terminate the application using the </w:t>
-      </w:r>
-      <w:proofErr w:type="spellStart"/>
-      <w:r>
-        <w:t>ExitProcess</w:t>
-      </w:r>
-      <w:proofErr w:type="spellEnd"/>
-      <w:r>
-        <w:t xml:space="preserve"> Windows API</w:t>
-      </w:r>
-      <w:r>
-        <w:t xml:space="preserve"> function. </w:t>
-      </w:r>
-      <w:r>
-        <w:t>The function returns an exit code the other application can use; 0 means the application succeeded.</w:t>
-      </w:r>
-    </w:p>
-    <w:p>
-      <w:pPr>
-        <w:pStyle w:val="bodytext"/>
-      </w:pPr>
-      <w:proofErr w:type="spellStart"/>
-      <w:r>
-        <w:t>ExitProcess</w:t>
-      </w:r>
-      <w:proofErr w:type="spellEnd"/>
-      <w:r>
-        <w:t xml:space="preserve"> is easy to use:</w:t>
-      </w:r>
-    </w:p>
-    <w:p>
-      <w:pPr>
-        <w:pStyle w:val="codefirstline"/>
-        <w:rPr>
-          <w:rFonts w:eastAsiaTheme="minorHAnsi"/>
-        </w:rPr>
-      </w:pPr>
-      <w:r>
-        <w:rPr>
-          <w:rFonts w:eastAsiaTheme="minorHAnsi"/>
-        </w:rPr>
-        <w:t>declare ExitProcess in Win32API integer ExitCode</w:t>
-      </w:r>
-    </w:p>
-    <w:p>
-      <w:pPr>
-        <w:pStyle w:val="codelastline"/>
-        <w:rPr>
-          <w:rFonts w:eastAsiaTheme="minorHAnsi"/>
-        </w:rPr>
-      </w:pPr>
-      <w:r>
-        <w:rPr>
-          <w:rFonts w:eastAsiaTheme="minorHAnsi"/>
-        </w:rPr>
-        <w:t>ExitProcess(lnReturnCode)</w:t>
-      </w:r>
-    </w:p>
-    <w:p>
-      <w:pPr>
-        <w:pStyle w:val="bodytext"/>
-      </w:pPr>
-      <w:r>
-        <w:t xml:space="preserve">However, since it terminates the application immediately, be sure to do this as the last thing in your application. If you look at the </w:t>
-      </w:r>
-      <w:proofErr w:type="spellStart"/>
-      <w:r>
-        <w:t>ImmediateExit</w:t>
-      </w:r>
-      <w:proofErr w:type="spellEnd"/>
-      <w:r>
         <w:t xml:space="preserve"> method of </w:t>
       </w:r>
       <w:proofErr w:type="spellStart"/>
@@ -11904,16 +12142,7 @@
         <w:t xml:space="preserve">, you’ll see </w:t>
       </w:r>
       <w:r>
-        <w:lastRenderedPageBreak/>
-        <w:t xml:space="preserve">it </w:t>
-      </w:r>
-      <w:proofErr w:type="gramStart"/>
-      <w:r>
-        <w:t>calls</w:t>
-      </w:r>
-      <w:proofErr w:type="gramEnd"/>
-      <w:r>
-        <w:t xml:space="preserve"> </w:t>
+        <w:t xml:space="preserve">it calls </w:t>
       </w:r>
       <w:proofErr w:type="spellStart"/>
       <w:r>
@@ -12110,7 +12339,15 @@
       </w:r>
       <w:proofErr w:type="spellEnd"/>
       <w:r>
-        <w:t xml:space="preserve"> method instantiates a form class, which fails when loading the class (otherwise the error would have occurring in a method of the class). “Class not registered” means an ActiveX control on the form isn’t registered on the user’s system. A quick check of the controls on the form tells me it’s TaskScheduler.dll that for some reason isn’t registered, so using RegSvr32 fixed the problem.</w:t>
+        <w:t xml:space="preserve"> method instantiates a form class, which fails when loading the class (otherwise the error would have </w:t>
+      </w:r>
+      <w:proofErr w:type="gramStart"/>
+      <w:r>
+        <w:t>occurring</w:t>
+      </w:r>
+      <w:proofErr w:type="gramEnd"/>
+      <w:r>
+        <w:t xml:space="preserve"> in a method of the class). “Class not registered” means an ActiveX control on the form isn’t registered on the user’s system. A quick check of the controls on the form tells me it’s TaskScheduler.dll that for some reason isn’t registered, so using RegSvr32 fixed the problem.</w:t>
       </w:r>
     </w:p>
     <w:p>
@@ -12162,6 +12399,7 @@
         <w:pStyle w:val="indented"/>
       </w:pPr>
       <w:r>
+        <w:lastRenderedPageBreak/>
         <w:t xml:space="preserve">Looking at the Decrypt method, I see a call to a Decrypt function. However, that function is </w:t>
       </w:r>
       <w:proofErr w:type="gramStart"/>
@@ -12271,11 +12509,7 @@
       </w:r>
       <w:proofErr w:type="spellEnd"/>
       <w:r>
-        <w:t xml:space="preserve"> was set to “Z:\Data\Export.csv.” The user used to have a drive mapping for Z: but doesn’t </w:t>
-      </w:r>
-      <w:r>
-        <w:lastRenderedPageBreak/>
-        <w:t>anymore, hence the error.</w:t>
+        <w:t xml:space="preserve"> was set to “Z:\Data\Export.csv.” The user used to have a drive mapping for Z: but doesn’t anymore, hence the error.</w:t>
       </w:r>
       <w:r>
         <w:t xml:space="preserve"> The immediate solution is to tell the user to use a different path, but this also gives us an opportunity to improve the error handling of the application: rather than letting the user get the “red error dialog,” we could test whether the specified path is valid and display an appropriate warning message if not.</w:t>
@@ -12403,7 +12637,15 @@
         <w:pStyle w:val="bullet"/>
       </w:pPr>
       <w:r>
-        <w:t>Unless you’re running the application in the IDE or had Debug Info turned on when you built the EXE (which make</w:t>
+        <w:t xml:space="preserve">Unless you’re running the application in the IDE or </w:t>
+      </w:r>
+      <w:proofErr w:type="gramStart"/>
+      <w:r>
+        <w:t>had</w:t>
+      </w:r>
+      <w:proofErr w:type="gramEnd"/>
+      <w:r>
+        <w:t xml:space="preserve"> Debug Info turned on when you built the EXE (which make</w:t>
       </w:r>
       <w:r>
         <w:t>s</w:t>
@@ -12435,7 +12677,15 @@
       </w:r>
       <w:proofErr w:type="gramEnd"/>
       <w:r>
-        <w:t>F. probably weren’t touched (they’re .F. because the LOCAL statement that declared them made them logical by default)</w:t>
+        <w:t>F. probably weren’t touched (</w:t>
+      </w:r>
+      <w:proofErr w:type="gramStart"/>
+      <w:r>
+        <w:t>they’re .</w:t>
+      </w:r>
+      <w:proofErr w:type="gramEnd"/>
+      <w:r>
+        <w:t>F. because the LOCAL statement that declared them made them logical by default)</w:t>
       </w:r>
       <w:r>
         <w:t>, so I know execution didn’t get to the point where those</w:t>
@@ -12476,6 +12726,7 @@
         <w:pStyle w:val="code"/>
       </w:pPr>
       <w:r>
+        <w:lastRenderedPageBreak/>
         <w:tab/>
       </w:r>
       <w:r>
@@ -12598,15 +12849,19 @@
         <w:t>)</w:t>
       </w:r>
       <w:r>
-        <w:t>, which I’ve assigned a hotkey to.</w:t>
-      </w:r>
+        <w:t xml:space="preserve">, which I’ve assigned a </w:t>
+      </w:r>
+      <w:proofErr w:type="gramStart"/>
+      <w:r>
+        <w:t>hotkey to.</w:t>
+      </w:r>
+      <w:proofErr w:type="gramEnd"/>
     </w:p>
     <w:p>
       <w:pPr>
         <w:pStyle w:val="bullet"/>
       </w:pPr>
       <w:r>
-        <w:lastRenderedPageBreak/>
         <w:t>Because LIST OBJECTS only shows objects stored in memory variables, you can’t see the values of properties of objects that are contained in properties of objects. For example, suppose you have a</w:t>
       </w:r>
       <w:r>
@@ -12790,6 +13045,7 @@
         <w:pStyle w:val="bulletlast"/>
       </w:pPr>
       <w:r>
+        <w:lastRenderedPageBreak/>
         <w:t>Sometimes the cause of an error can be far removed from where the error happens. Here’s part of an error log we received recently:</w:t>
       </w:r>
     </w:p>
@@ -12933,7 +13189,6 @@
         <w:rPr>
           <w:rFonts w:eastAsiaTheme="minorHAnsi"/>
         </w:rPr>
-        <w:lastRenderedPageBreak/>
         <w:tab/>
         <w:t>do case</w:t>
       </w:r>
@@ -13524,14 +13779,28 @@
         <w:rPr>
           <w:rFonts w:eastAsiaTheme="minorHAnsi"/>
         </w:rPr>
-        <w:t xml:space="preserve"> is empty. In fact, that’s the cause of the error: the IF statement right after the loop blows up because</w:t>
-      </w:r>
-      <w:r>
-        <w:rPr>
-          <w:rFonts w:eastAsiaTheme="minorHAnsi"/>
-        </w:rPr>
         <w:t xml:space="preserve"> </w:t>
       </w:r>
+      <w:proofErr w:type="gramStart"/>
+      <w:r>
+        <w:rPr>
+          <w:rFonts w:eastAsiaTheme="minorHAnsi"/>
+        </w:rPr>
+        <w:t>is</w:t>
+      </w:r>
+      <w:proofErr w:type="gramEnd"/>
+      <w:r>
+        <w:rPr>
+          <w:rFonts w:eastAsiaTheme="minorHAnsi"/>
+        </w:rPr>
+        <w:t xml:space="preserve"> empty. In fact, that’s the cause of the error: the IF statement right after the loop blows up because</w:t>
+      </w:r>
+      <w:r>
+        <w:rPr>
+          <w:rFonts w:eastAsiaTheme="minorHAnsi"/>
+        </w:rPr>
+        <w:t xml:space="preserve"> </w:t>
+      </w:r>
       <w:proofErr w:type="spellStart"/>
       <w:r>
         <w:rPr>
@@ -13544,13 +13813,34 @@
         <w:rPr>
           <w:rFonts w:eastAsiaTheme="minorHAnsi"/>
         </w:rPr>
-        <w:t xml:space="preserve"> is 0 which isn’t a valid subscript value for an array.</w:t>
-      </w:r>
-      <w:r>
-        <w:rPr>
-          <w:rFonts w:eastAsiaTheme="minorHAnsi"/>
-        </w:rPr>
-        <w:t xml:space="preserve"> That means the data type of the field wasn’t found. Although we can’t see the value of </w:t>
+        <w:t xml:space="preserve"> </w:t>
+      </w:r>
+      <w:proofErr w:type="gramStart"/>
+      <w:r>
+        <w:rPr>
+          <w:rFonts w:eastAsiaTheme="minorHAnsi"/>
+        </w:rPr>
+        <w:t>is</w:t>
+      </w:r>
+      <w:proofErr w:type="gramEnd"/>
+      <w:r>
+        <w:rPr>
+          <w:rFonts w:eastAsiaTheme="minorHAnsi"/>
+        </w:rPr>
+        <w:t xml:space="preserve"> 0 which isn’t a valid subscript value for an array.</w:t>
+      </w:r>
+      <w:r>
+        <w:rPr>
+          <w:rFonts w:eastAsiaTheme="minorHAnsi"/>
+        </w:rPr>
+        <w:t xml:space="preserve"> </w:t>
+      </w:r>
+      <w:r>
+        <w:rPr>
+          <w:rFonts w:eastAsiaTheme="minorHAnsi"/>
+        </w:rPr>
+        <w:lastRenderedPageBreak/>
+        <w:t xml:space="preserve">That means the data type of the field wasn’t found. Although we can’t see the value of </w:t>
       </w:r>
       <w:proofErr w:type="spellStart"/>
       <w:proofErr w:type="gramStart"/>
@@ -13659,7 +13949,15 @@
       </w:r>
       <w:proofErr w:type="spellEnd"/>
       <w:r>
-        <w:t xml:space="preserve"> is empty. Fixing that resolved the error, but we also added defensive code in </w:t>
+        <w:t xml:space="preserve"> is empty. Fixing that resolved the </w:t>
+      </w:r>
+      <w:proofErr w:type="gramStart"/>
+      <w:r>
+        <w:t>error, but</w:t>
+      </w:r>
+      <w:proofErr w:type="gramEnd"/>
+      <w:r>
+        <w:t xml:space="preserve"> we also added defensive code in </w:t>
       </w:r>
       <w:proofErr w:type="spellStart"/>
       <w:r>
@@ -13678,7 +13976,6 @@
         <w:pStyle w:val="Heading1"/>
       </w:pPr>
       <w:r>
-        <w:lastRenderedPageBreak/>
         <w:t>References</w:t>
       </w:r>
     </w:p>
@@ -13765,7 +14062,7 @@
 </file>
 
 <file path=word/endnotes.xml><?xml version="1.0" encoding="utf-8"?>
-<w:endnotes xmlns:wpc="http://schemas.microsoft.com/office/word/2010/wordprocessingCanvas" xmlns:cx="http://schemas.microsoft.com/office/drawing/2014/chartex" xmlns:cx1="http://schemas.microsoft.com/office/drawing/2015/9/8/chartex" xmlns:cx2="http://schemas.microsoft.com/office/drawing/2015/10/21/chartex" xmlns:cx3="http://schemas.microsoft.com/office/drawing/2016/5/9/chartex" xmlns:cx4="http://schemas.microsoft.com/office/drawing/2016/5/10/chartex" xmlns:cx5="http://schemas.microsoft.com/office/drawing/2016/5/11/chartex" xmlns:cx6="http://schemas.microsoft.com/office/drawing/2016/5/12/chartex" xmlns:cx7="http://schemas.microsoft.com/office/drawing/2016/5/13/chartex" xmlns:cx8="http://schemas.microsoft.com/office/drawing/2016/5/14/chartex" xmlns:mc="http://schemas.openxmlformats.org/markup-compatibility/2006" xmlns:aink="http://schemas.microsoft.com/office/drawing/2016/ink" xmlns:am3d="http://schemas.microsoft.com/office/drawing/2017/model3d" xmlns:o="urn:schemas-microsoft-com:office:office" xmlns:oel="http://schemas.microsoft.com/office/2019/extlst" xmlns:r="http://schemas.openxmlformats.org/officeDocument/2006/relationships" xmlns:m="http://schemas.openxmlformats.org/officeDocument/2006/math" xmlns:v="urn:schemas-microsoft-com:vml" xmlns:wp14="http://schemas.microsoft.com/office/word/2010/wordprocessingDrawing" xmlns:wp="http://schemas.openxmlformats.org/drawingml/2006/wordprocessingDrawing" xmlns:w10="urn:schemas-microsoft-com:office:word" xmlns:w="http://schemas.openxmlformats.org/wordprocessingml/2006/main" xmlns:w14="http://schemas.microsoft.com/office/word/2010/wordml" xmlns:w15="http://schemas.microsoft.com/office/word/2012/wordml" xmlns:w16cex="http://schemas.microsoft.com/office/word/2018/wordml/cex" xmlns:w16cid="http://schemas.microsoft.com/office/word/2016/wordml/cid" xmlns:w16="http://schemas.microsoft.com/office/word/2018/wordml" xmlns:w16du="http://schemas.microsoft.com/office/word/2023/wordml/word16du" xmlns:w16sdtdh="http://schemas.microsoft.com/office/word/2020/wordml/sdtdatahash" xmlns:w16se="http://schemas.microsoft.com/office/word/2015/wordml/symex" xmlns:wpg="http://schemas.microsoft.com/office/word/2010/wordprocessingGroup" xmlns:wpi="http://schemas.microsoft.com/office/word/2010/wordprocessingInk" xmlns:wne="http://schemas.microsoft.com/office/word/2006/wordml" xmlns:wps="http://schemas.microsoft.com/office/word/2010/wordprocessingShape" mc:Ignorable="w14 w15 w16se w16cid w16 w16cex w16sdtdh w16du wp14">
+<w:endnotes xmlns:wpc="http://schemas.microsoft.com/office/word/2010/wordprocessingCanvas" xmlns:cx="http://schemas.microsoft.com/office/drawing/2014/chartex" xmlns:cx1="http://schemas.microsoft.com/office/drawing/2015/9/8/chartex" xmlns:cx2="http://schemas.microsoft.com/office/drawing/2015/10/21/chartex" xmlns:cx3="http://schemas.microsoft.com/office/drawing/2016/5/9/chartex" xmlns:cx4="http://schemas.microsoft.com/office/drawing/2016/5/10/chartex" xmlns:cx5="http://schemas.microsoft.com/office/drawing/2016/5/11/chartex" xmlns:cx6="http://schemas.microsoft.com/office/drawing/2016/5/12/chartex" xmlns:cx7="http://schemas.microsoft.com/office/drawing/2016/5/13/chartex" xmlns:cx8="http://schemas.microsoft.com/office/drawing/2016/5/14/chartex" xmlns:mc="http://schemas.openxmlformats.org/markup-compatibility/2006" xmlns:aink="http://schemas.microsoft.com/office/drawing/2016/ink" xmlns:am3d="http://schemas.microsoft.com/office/drawing/2017/model3d" xmlns:o="urn:schemas-microsoft-com:office:office" xmlns:oel="http://schemas.microsoft.com/office/2019/extlst" xmlns:r="http://schemas.openxmlformats.org/officeDocument/2006/relationships" xmlns:m="http://schemas.openxmlformats.org/officeDocument/2006/math" xmlns:v="urn:schemas-microsoft-com:vml" xmlns:wp14="http://schemas.microsoft.com/office/word/2010/wordprocessingDrawing" xmlns:wp="http://schemas.openxmlformats.org/drawingml/2006/wordprocessingDrawing" xmlns:w10="urn:schemas-microsoft-com:office:word" xmlns:w="http://schemas.openxmlformats.org/wordprocessingml/2006/main" xmlns:w14="http://schemas.microsoft.com/office/word/2010/wordml" xmlns:w15="http://schemas.microsoft.com/office/word/2012/wordml" xmlns:w16cei="http://schemas.microsoft.com/office/word/2026/wordml/cei" xmlns:w16cex="http://schemas.microsoft.com/office/word/2018/wordml/cex" xmlns:w16cid="http://schemas.microsoft.com/office/word/2016/wordml/cid" xmlns:w16="http://schemas.microsoft.com/office/word/2018/wordml" xmlns:w16du="http://schemas.microsoft.com/office/word/2023/wordml/word16du" xmlns:w16sdtdh="http://schemas.microsoft.com/office/word/2020/wordml/sdtdatahash" xmlns:w16sdtfl="http://schemas.microsoft.com/office/word/2024/wordml/sdtformatlock" xmlns:w16se="http://schemas.microsoft.com/office/word/2015/wordml/symex" xmlns:wpg="http://schemas.microsoft.com/office/word/2010/wordprocessingGroup" xmlns:wpi="http://schemas.microsoft.com/office/word/2010/wordprocessingInk" xmlns:wne="http://schemas.microsoft.com/office/word/2006/wordml" xmlns:wps="http://schemas.microsoft.com/office/word/2010/wordprocessingShape" mc:Ignorable="w14 w15 w16se w16cid w16 w16cex w16sdtdh w16sdtfl w16du wp14">
   <w:endnote w:type="separator" w:id="-1">
     <w:p>
       <w:pPr>
@@ -13790,7 +14087,7 @@
 </file>
 
 <file path=word/footer1.xml><?xml version="1.0" encoding="utf-8"?>
-<w:ftr xmlns:wpc="http://schemas.microsoft.com/office/word/2010/wordprocessingCanvas" xmlns:cx="http://schemas.microsoft.com/office/drawing/2014/chartex" xmlns:cx1="http://schemas.microsoft.com/office/drawing/2015/9/8/chartex" xmlns:cx2="http://schemas.microsoft.com/office/drawing/2015/10/21/chartex" xmlns:cx3="http://schemas.microsoft.com/office/drawing/2016/5/9/chartex" xmlns:cx4="http://schemas.microsoft.com/office/drawing/2016/5/10/chartex" xmlns:cx5="http://schemas.microsoft.com/office/drawing/2016/5/11/chartex" xmlns:cx6="http://schemas.microsoft.com/office/drawing/2016/5/12/chartex" xmlns:cx7="http://schemas.microsoft.com/office/drawing/2016/5/13/chartex" xmlns:cx8="http://schemas.microsoft.com/office/drawing/2016/5/14/chartex" xmlns:mc="http://schemas.openxmlformats.org/markup-compatibility/2006" xmlns:aink="http://schemas.microsoft.com/office/drawing/2016/ink" xmlns:am3d="http://schemas.microsoft.com/office/drawing/2017/model3d" xmlns:o="urn:schemas-microsoft-com:office:office" xmlns:oel="http://schemas.microsoft.com/office/2019/extlst" xmlns:r="http://schemas.openxmlformats.org/officeDocument/2006/relationships" xmlns:m="http://schemas.openxmlformats.org/officeDocument/2006/math" xmlns:v="urn:schemas-microsoft-com:vml" xmlns:wp14="http://schemas.microsoft.com/office/word/2010/wordprocessingDrawing" xmlns:wp="http://schemas.openxmlformats.org/drawingml/2006/wordprocessingDrawing" xmlns:w10="urn:schemas-microsoft-com:office:word" xmlns:w="http://schemas.openxmlformats.org/wordprocessingml/2006/main" xmlns:w14="http://schemas.microsoft.com/office/word/2010/wordml" xmlns:w15="http://schemas.microsoft.com/office/word/2012/wordml" xmlns:w16cex="http://schemas.microsoft.com/office/word/2018/wordml/cex" xmlns:w16cid="http://schemas.microsoft.com/office/word/2016/wordml/cid" xmlns:w16="http://schemas.microsoft.com/office/word/2018/wordml" xmlns:w16du="http://schemas.microsoft.com/office/word/2023/wordml/word16du" xmlns:w16sdtdh="http://schemas.microsoft.com/office/word/2020/wordml/sdtdatahash" xmlns:w16se="http://schemas.microsoft.com/office/word/2015/wordml/symex" xmlns:wpg="http://schemas.microsoft.com/office/word/2010/wordprocessingGroup" xmlns:wpi="http://schemas.microsoft.com/office/word/2010/wordprocessingInk" xmlns:wne="http://schemas.microsoft.com/office/word/2006/wordml" xmlns:wps="http://schemas.microsoft.com/office/word/2010/wordprocessingShape" mc:Ignorable="w14 w15 w16se w16cid w16 w16cex w16sdtdh w16du wp14">
+<w:ftr xmlns:wpc="http://schemas.microsoft.com/office/word/2010/wordprocessingCanvas" xmlns:cx="http://schemas.microsoft.com/office/drawing/2014/chartex" xmlns:cx1="http://schemas.microsoft.com/office/drawing/2015/9/8/chartex" xmlns:cx2="http://schemas.microsoft.com/office/drawing/2015/10/21/chartex" xmlns:cx3="http://schemas.microsoft.com/office/drawing/2016/5/9/chartex" xmlns:cx4="http://schemas.microsoft.com/office/drawing/2016/5/10/chartex" xmlns:cx5="http://schemas.microsoft.com/office/drawing/2016/5/11/chartex" xmlns:cx6="http://schemas.microsoft.com/office/drawing/2016/5/12/chartex" xmlns:cx7="http://schemas.microsoft.com/office/drawing/2016/5/13/chartex" xmlns:cx8="http://schemas.microsoft.com/office/drawing/2016/5/14/chartex" xmlns:mc="http://schemas.openxmlformats.org/markup-compatibility/2006" xmlns:aink="http://schemas.microsoft.com/office/drawing/2016/ink" xmlns:am3d="http://schemas.microsoft.com/office/drawing/2017/model3d" xmlns:o="urn:schemas-microsoft-com:office:office" xmlns:oel="http://schemas.microsoft.com/office/2019/extlst" xmlns:r="http://schemas.openxmlformats.org/officeDocument/2006/relationships" xmlns:m="http://schemas.openxmlformats.org/officeDocument/2006/math" xmlns:v="urn:schemas-microsoft-com:vml" xmlns:wp14="http://schemas.microsoft.com/office/word/2010/wordprocessingDrawing" xmlns:wp="http://schemas.openxmlformats.org/drawingml/2006/wordprocessingDrawing" xmlns:w10="urn:schemas-microsoft-com:office:word" xmlns:w="http://schemas.openxmlformats.org/wordprocessingml/2006/main" xmlns:w14="http://schemas.microsoft.com/office/word/2010/wordml" xmlns:w15="http://schemas.microsoft.com/office/word/2012/wordml" xmlns:w16cei="http://schemas.microsoft.com/office/word/2026/wordml/cei" xmlns:w16cex="http://schemas.microsoft.com/office/word/2018/wordml/cex" xmlns:w16cid="http://schemas.microsoft.com/office/word/2016/wordml/cid" xmlns:w16="http://schemas.microsoft.com/office/word/2018/wordml" xmlns:w16du="http://schemas.microsoft.com/office/word/2023/wordml/word16du" xmlns:w16sdtdh="http://schemas.microsoft.com/office/word/2020/wordml/sdtdatahash" xmlns:w16sdtfl="http://schemas.microsoft.com/office/word/2024/wordml/sdtformatlock" xmlns:w16se="http://schemas.microsoft.com/office/word/2015/wordml/symex" xmlns:wpg="http://schemas.microsoft.com/office/word/2010/wordprocessingGroup" xmlns:wpi="http://schemas.microsoft.com/office/word/2010/wordprocessingInk" xmlns:wne="http://schemas.microsoft.com/office/word/2006/wordml" xmlns:wps="http://schemas.microsoft.com/office/word/2010/wordprocessingShape" mc:Ignorable="w14 w15 w16se w16cid w16 w16cex w16sdtdh w16sdtfl w16du wp14">
   <w:sdt>
     <w:sdtPr>
       <w:id w:val="-15772373"/>
@@ -13862,27 +14159,14 @@
             <w:r>
               <w:t xml:space="preserve"> of </w:t>
             </w:r>
-            <w:r>
-              <w:fldChar w:fldCharType="begin"/>
-            </w:r>
-            <w:r>
-              <w:instrText xml:space="preserve"> NUMPAGES  </w:instrText>
-            </w:r>
-            <w:r>
-              <w:fldChar w:fldCharType="separate"/>
-            </w:r>
-            <w:r>
-              <w:rPr>
-                <w:noProof/>
-              </w:rPr>
-              <w:t>30</w:t>
-            </w:r>
-            <w:r>
-              <w:rPr>
-                <w:noProof/>
-              </w:rPr>
-              <w:fldChar w:fldCharType="end"/>
-            </w:r>
+            <w:fldSimple w:instr=" NUMPAGES  ">
+              <w:r>
+                <w:rPr>
+                  <w:noProof/>
+                </w:rPr>
+                <w:t>30</w:t>
+              </w:r>
+            </w:fldSimple>
           </w:p>
         </w:sdtContent>
       </w:sdt>
@@ -13892,7 +14176,7 @@
 </file>
 
 <file path=word/footnotes.xml><?xml version="1.0" encoding="utf-8"?>
-<w:footnotes xmlns:wpc="http://schemas.microsoft.com/office/word/2010/wordprocessingCanvas" xmlns:cx="http://schemas.microsoft.com/office/drawing/2014/chartex" xmlns:cx1="http://schemas.microsoft.com/office/drawing/2015/9/8/chartex" xmlns:cx2="http://schemas.microsoft.com/office/drawing/2015/10/21/chartex" xmlns:cx3="http://schemas.microsoft.com/office/drawing/2016/5/9/chartex" xmlns:cx4="http://schemas.microsoft.com/office/drawing/2016/5/10/chartex" xmlns:cx5="http://schemas.microsoft.com/office/drawing/2016/5/11/chartex" xmlns:cx6="http://schemas.microsoft.com/office/drawing/2016/5/12/chartex" xmlns:cx7="http://schemas.microsoft.com/office/drawing/2016/5/13/chartex" xmlns:cx8="http://schemas.microsoft.com/office/drawing/2016/5/14/chartex" xmlns:mc="http://schemas.openxmlformats.org/markup-compatibility/2006" xmlns:aink="http://schemas.microsoft.com/office/drawing/2016/ink" xmlns:am3d="http://schemas.microsoft.com/office/drawing/2017/model3d" xmlns:o="urn:schemas-microsoft-com:office:office" xmlns:oel="http://schemas.microsoft.com/office/2019/extlst" xmlns:r="http://schemas.openxmlformats.org/officeDocument/2006/relationships" xmlns:m="http://schemas.openxmlformats.org/officeDocument/2006/math" xmlns:v="urn:schemas-microsoft-com:vml" xmlns:wp14="http://schemas.microsoft.com/office/word/2010/wordprocessingDrawing" xmlns:wp="http://schemas.openxmlformats.org/drawingml/2006/wordprocessingDrawing" xmlns:w10="urn:schemas-microsoft-com:office:word" xmlns:w="http://schemas.openxmlformats.org/wordprocessingml/2006/main" xmlns:w14="http://schemas.microsoft.com/office/word/2010/wordml" xmlns:w15="http://schemas.microsoft.com/office/word/2012/wordml" xmlns:w16cex="http://schemas.microsoft.com/office/word/2018/wordml/cex" xmlns:w16cid="http://schemas.microsoft.com/office/word/2016/wordml/cid" xmlns:w16="http://schemas.microsoft.com/office/word/2018/wordml" xmlns:w16du="http://schemas.microsoft.com/office/word/2023/wordml/word16du" xmlns:w16sdtdh="http://schemas.microsoft.com/office/word/2020/wordml/sdtdatahash" xmlns:w16se="http://schemas.microsoft.com/office/word/2015/wordml/symex" xmlns:wpg="http://schemas.microsoft.com/office/word/2010/wordprocessingGroup" xmlns:wpi="http://schemas.microsoft.com/office/word/2010/wordprocessingInk" xmlns:wne="http://schemas.microsoft.com/office/word/2006/wordml" xmlns:wps="http://schemas.microsoft.com/office/word/2010/wordprocessingShape" mc:Ignorable="w14 w15 w16se w16cid w16 w16cex w16sdtdh w16du wp14">
+<w:footnotes xmlns:wpc="http://schemas.microsoft.com/office/word/2010/wordprocessingCanvas" xmlns:cx="http://schemas.microsoft.com/office/drawing/2014/chartex" xmlns:cx1="http://schemas.microsoft.com/office/drawing/2015/9/8/chartex" xmlns:cx2="http://schemas.microsoft.com/office/drawing/2015/10/21/chartex" xmlns:cx3="http://schemas.microsoft.com/office/drawing/2016/5/9/chartex" xmlns:cx4="http://schemas.microsoft.com/office/drawing/2016/5/10/chartex" xmlns:cx5="http://schemas.microsoft.com/office/drawing/2016/5/11/chartex" xmlns:cx6="http://schemas.microsoft.com/office/drawing/2016/5/12/chartex" xmlns:cx7="http://schemas.microsoft.com/office/drawing/2016/5/13/chartex" xmlns:cx8="http://schemas.microsoft.com/office/drawing/2016/5/14/chartex" xmlns:mc="http://schemas.openxmlformats.org/markup-compatibility/2006" xmlns:aink="http://schemas.microsoft.com/office/drawing/2016/ink" xmlns:am3d="http://schemas.microsoft.com/office/drawing/2017/model3d" xmlns:o="urn:schemas-microsoft-com:office:office" xmlns:oel="http://schemas.microsoft.com/office/2019/extlst" xmlns:r="http://schemas.openxmlformats.org/officeDocument/2006/relationships" xmlns:m="http://schemas.openxmlformats.org/officeDocument/2006/math" xmlns:v="urn:schemas-microsoft-com:vml" xmlns:wp14="http://schemas.microsoft.com/office/word/2010/wordprocessingDrawing" xmlns:wp="http://schemas.openxmlformats.org/drawingml/2006/wordprocessingDrawing" xmlns:w10="urn:schemas-microsoft-com:office:word" xmlns:w="http://schemas.openxmlformats.org/wordprocessingml/2006/main" xmlns:w14="http://schemas.microsoft.com/office/word/2010/wordml" xmlns:w15="http://schemas.microsoft.com/office/word/2012/wordml" xmlns:w16cei="http://schemas.microsoft.com/office/word/2026/wordml/cei" xmlns:w16cex="http://schemas.microsoft.com/office/word/2018/wordml/cex" xmlns:w16cid="http://schemas.microsoft.com/office/word/2016/wordml/cid" xmlns:w16="http://schemas.microsoft.com/office/word/2018/wordml" xmlns:w16du="http://schemas.microsoft.com/office/word/2023/wordml/word16du" xmlns:w16sdtdh="http://schemas.microsoft.com/office/word/2020/wordml/sdtdatahash" xmlns:w16sdtfl="http://schemas.microsoft.com/office/word/2024/wordml/sdtformatlock" xmlns:w16se="http://schemas.microsoft.com/office/word/2015/wordml/symex" xmlns:wpg="http://schemas.microsoft.com/office/word/2010/wordprocessingGroup" xmlns:wpi="http://schemas.microsoft.com/office/word/2010/wordprocessingInk" xmlns:wne="http://schemas.microsoft.com/office/word/2006/wordml" xmlns:wps="http://schemas.microsoft.com/office/word/2010/wordprocessingShape" mc:Ignorable="w14 w15 w16se w16cid w16 w16cex w16sdtdh w16sdtfl w16du wp14">
   <w:footnote w:type="separator" w:id="-1">
     <w:p>
       <w:pPr>
@@ -13917,7 +14201,7 @@
 </file>
 
 <file path=word/header1.xml><?xml version="1.0" encoding="utf-8"?>
-<w:hdr xmlns:wpc="http://schemas.microsoft.com/office/word/2010/wordprocessingCanvas" xmlns:cx="http://schemas.microsoft.com/office/drawing/2014/chartex" xmlns:cx1="http://schemas.microsoft.com/office/drawing/2015/9/8/chartex" xmlns:cx2="http://schemas.microsoft.com/office/drawing/2015/10/21/chartex" xmlns:cx3="http://schemas.microsoft.com/office/drawing/2016/5/9/chartex" xmlns:cx4="http://schemas.microsoft.com/office/drawing/2016/5/10/chartex" xmlns:cx5="http://schemas.microsoft.com/office/drawing/2016/5/11/chartex" xmlns:cx6="http://schemas.microsoft.com/office/drawing/2016/5/12/chartex" xmlns:cx7="http://schemas.microsoft.com/office/drawing/2016/5/13/chartex" xmlns:cx8="http://schemas.microsoft.com/office/drawing/2016/5/14/chartex" xmlns:mc="http://schemas.openxmlformats.org/markup-compatibility/2006" xmlns:aink="http://schemas.microsoft.com/office/drawing/2016/ink" xmlns:am3d="http://schemas.microsoft.com/office/drawing/2017/model3d" xmlns:o="urn:schemas-microsoft-com:office:office" xmlns:oel="http://schemas.microsoft.com/office/2019/extlst" xmlns:r="http://schemas.openxmlformats.org/officeDocument/2006/relationships" xmlns:m="http://schemas.openxmlformats.org/officeDocument/2006/math" xmlns:v="urn:schemas-microsoft-com:vml" xmlns:wp14="http://schemas.microsoft.com/office/word/2010/wordprocessingDrawing" xmlns:wp="http://schemas.openxmlformats.org/drawingml/2006/wordprocessingDrawing" xmlns:w10="urn:schemas-microsoft-com:office:word" xmlns:w="http://schemas.openxmlformats.org/wordprocessingml/2006/main" xmlns:w14="http://schemas.microsoft.com/office/word/2010/wordml" xmlns:w15="http://schemas.microsoft.com/office/word/2012/wordml" xmlns:w16cex="http://schemas.microsoft.com/office/word/2018/wordml/cex" xmlns:w16cid="http://schemas.microsoft.com/office/word/2016/wordml/cid" xmlns:w16="http://schemas.microsoft.com/office/word/2018/wordml" xmlns:w16du="http://schemas.microsoft.com/office/word/2023/wordml/word16du" xmlns:w16sdtdh="http://schemas.microsoft.com/office/word/2020/wordml/sdtdatahash" xmlns:w16se="http://schemas.microsoft.com/office/word/2015/wordml/symex" xmlns:wpg="http://schemas.microsoft.com/office/word/2010/wordprocessingGroup" xmlns:wpi="http://schemas.microsoft.com/office/word/2010/wordprocessingInk" xmlns:wne="http://schemas.microsoft.com/office/word/2006/wordml" xmlns:wps="http://schemas.microsoft.com/office/word/2010/wordprocessingShape" mc:Ignorable="w14 w15 w16se w16cid w16 w16cex w16sdtdh w16du wp14">
+<w:hdr xmlns:wpc="http://schemas.microsoft.com/office/word/2010/wordprocessingCanvas" xmlns:cx="http://schemas.microsoft.com/office/drawing/2014/chartex" xmlns:cx1="http://schemas.microsoft.com/office/drawing/2015/9/8/chartex" xmlns:cx2="http://schemas.microsoft.com/office/drawing/2015/10/21/chartex" xmlns:cx3="http://schemas.microsoft.com/office/drawing/2016/5/9/chartex" xmlns:cx4="http://schemas.microsoft.com/office/drawing/2016/5/10/chartex" xmlns:cx5="http://schemas.microsoft.com/office/drawing/2016/5/11/chartex" xmlns:cx6="http://schemas.microsoft.com/office/drawing/2016/5/12/chartex" xmlns:cx7="http://schemas.microsoft.com/office/drawing/2016/5/13/chartex" xmlns:cx8="http://schemas.microsoft.com/office/drawing/2016/5/14/chartex" xmlns:mc="http://schemas.openxmlformats.org/markup-compatibility/2006" xmlns:aink="http://schemas.microsoft.com/office/drawing/2016/ink" xmlns:am3d="http://schemas.microsoft.com/office/drawing/2017/model3d" xmlns:o="urn:schemas-microsoft-com:office:office" xmlns:oel="http://schemas.microsoft.com/office/2019/extlst" xmlns:r="http://schemas.openxmlformats.org/officeDocument/2006/relationships" xmlns:m="http://schemas.openxmlformats.org/officeDocument/2006/math" xmlns:v="urn:schemas-microsoft-com:vml" xmlns:wp14="http://schemas.microsoft.com/office/word/2010/wordprocessingDrawing" xmlns:wp="http://schemas.openxmlformats.org/drawingml/2006/wordprocessingDrawing" xmlns:w10="urn:schemas-microsoft-com:office:word" xmlns:w="http://schemas.openxmlformats.org/wordprocessingml/2006/main" xmlns:w14="http://schemas.microsoft.com/office/word/2010/wordml" xmlns:w15="http://schemas.microsoft.com/office/word/2012/wordml" xmlns:w16cei="http://schemas.microsoft.com/office/word/2026/wordml/cei" xmlns:w16cex="http://schemas.microsoft.com/office/word/2018/wordml/cex" xmlns:w16cid="http://schemas.microsoft.com/office/word/2016/wordml/cid" xmlns:w16="http://schemas.microsoft.com/office/word/2018/wordml" xmlns:w16du="http://schemas.microsoft.com/office/word/2023/wordml/word16du" xmlns:w16sdtdh="http://schemas.microsoft.com/office/word/2020/wordml/sdtdatahash" xmlns:w16sdtfl="http://schemas.microsoft.com/office/word/2024/wordml/sdtformatlock" xmlns:w16se="http://schemas.microsoft.com/office/word/2015/wordml/symex" xmlns:wpg="http://schemas.microsoft.com/office/word/2010/wordprocessingGroup" xmlns:wpi="http://schemas.microsoft.com/office/word/2010/wordprocessingInk" xmlns:wne="http://schemas.microsoft.com/office/word/2006/wordml" xmlns:wps="http://schemas.microsoft.com/office/word/2010/wordprocessingShape" mc:Ignorable="w14 w15 w16se w16cid w16 w16cex w16sdtdh w16sdtfl w16du wp14">
   <w:sdt>
     <w:sdtPr>
       <w:id w:val="968752352"/>
@@ -13959,7 +14243,7 @@
 </file>
 
 <file path=word/numbering.xml><?xml version="1.0" encoding="utf-8"?>
-<w:numbering xmlns:wpc="http://schemas.microsoft.com/office/word/2010/wordprocessingCanvas" xmlns:cx="http://schemas.microsoft.com/office/drawing/2014/chartex" xmlns:cx1="http://schemas.microsoft.com/office/drawing/2015/9/8/chartex" xmlns:cx2="http://schemas.microsoft.com/office/drawing/2015/10/21/chartex" xmlns:cx3="http://schemas.microsoft.com/office/drawing/2016/5/9/chartex" xmlns:cx4="http://schemas.microsoft.com/office/drawing/2016/5/10/chartex" xmlns:cx5="http://schemas.microsoft.com/office/drawing/2016/5/11/chartex" xmlns:cx6="http://schemas.microsoft.com/office/drawing/2016/5/12/chartex" xmlns:cx7="http://schemas.microsoft.com/office/drawing/2016/5/13/chartex" xmlns:cx8="http://schemas.microsoft.com/office/drawing/2016/5/14/chartex" xmlns:mc="http://schemas.openxmlformats.org/markup-compatibility/2006" xmlns:aink="http://schemas.microsoft.com/office/drawing/2016/ink" xmlns:am3d="http://schemas.microsoft.com/office/drawing/2017/model3d" xmlns:o="urn:schemas-microsoft-com:office:office" xmlns:oel="http://schemas.microsoft.com/office/2019/extlst" xmlns:r="http://schemas.openxmlformats.org/officeDocument/2006/relationships" xmlns:m="http://schemas.openxmlformats.org/officeDocument/2006/math" xmlns:v="urn:schemas-microsoft-com:vml" xmlns:wp14="http://schemas.microsoft.com/office/word/2010/wordprocessingDrawing" xmlns:wp="http://schemas.openxmlformats.org/drawingml/2006/wordprocessingDrawing" xmlns:w10="urn:schemas-microsoft-com:office:word" xmlns:w="http://schemas.openxmlformats.org/wordprocessingml/2006/main" xmlns:w14="http://schemas.microsoft.com/office/word/2010/wordml" xmlns:w15="http://schemas.microsoft.com/office/word/2012/wordml" xmlns:w16cex="http://schemas.microsoft.com/office/word/2018/wordml/cex" xmlns:w16cid="http://schemas.microsoft.com/office/word/2016/wordml/cid" xmlns:w16="http://schemas.microsoft.com/office/word/2018/wordml" xmlns:w16du="http://schemas.microsoft.com/office/word/2023/wordml/word16du" xmlns:w16sdtdh="http://schemas.microsoft.com/office/word/2020/wordml/sdtdatahash" xmlns:w16se="http://schemas.microsoft.com/office/word/2015/wordml/symex" xmlns:wpg="http://schemas.microsoft.com/office/word/2010/wordprocessingGroup" xmlns:wpi="http://schemas.microsoft.com/office/word/2010/wordprocessingInk" xmlns:wne="http://schemas.microsoft.com/office/word/2006/wordml" xmlns:wps="http://schemas.microsoft.com/office/word/2010/wordprocessingShape" mc:Ignorable="w14 w15 w16se w16cid w16 w16cex w16sdtdh w16du wp14">
+<w:numbering xmlns:wpc="http://schemas.microsoft.com/office/word/2010/wordprocessingCanvas" xmlns:cx="http://schemas.microsoft.com/office/drawing/2014/chartex" xmlns:cx1="http://schemas.microsoft.com/office/drawing/2015/9/8/chartex" xmlns:cx2="http://schemas.microsoft.com/office/drawing/2015/10/21/chartex" xmlns:cx3="http://schemas.microsoft.com/office/drawing/2016/5/9/chartex" xmlns:cx4="http://schemas.microsoft.com/office/drawing/2016/5/10/chartex" xmlns:cx5="http://schemas.microsoft.com/office/drawing/2016/5/11/chartex" xmlns:cx6="http://schemas.microsoft.com/office/drawing/2016/5/12/chartex" xmlns:cx7="http://schemas.microsoft.com/office/drawing/2016/5/13/chartex" xmlns:cx8="http://schemas.microsoft.com/office/drawing/2016/5/14/chartex" xmlns:mc="http://schemas.openxmlformats.org/markup-compatibility/2006" xmlns:aink="http://schemas.microsoft.com/office/drawing/2016/ink" xmlns:am3d="http://schemas.microsoft.com/office/drawing/2017/model3d" xmlns:o="urn:schemas-microsoft-com:office:office" xmlns:oel="http://schemas.microsoft.com/office/2019/extlst" xmlns:r="http://schemas.openxmlformats.org/officeDocument/2006/relationships" xmlns:m="http://schemas.openxmlformats.org/officeDocument/2006/math" xmlns:v="urn:schemas-microsoft-com:vml" xmlns:wp14="http://schemas.microsoft.com/office/word/2010/wordprocessingDrawing" xmlns:wp="http://schemas.openxmlformats.org/drawingml/2006/wordprocessingDrawing" xmlns:w10="urn:schemas-microsoft-com:office:word" xmlns:w="http://schemas.openxmlformats.org/wordprocessingml/2006/main" xmlns:w14="http://schemas.microsoft.com/office/word/2010/wordml" xmlns:w15="http://schemas.microsoft.com/office/word/2012/wordml" xmlns:w16cei="http://schemas.microsoft.com/office/word/2026/wordml/cei" xmlns:w16cex="http://schemas.microsoft.com/office/word/2018/wordml/cex" xmlns:w16cid="http://schemas.microsoft.com/office/word/2016/wordml/cid" xmlns:w16="http://schemas.microsoft.com/office/word/2018/wordml" xmlns:w16du="http://schemas.microsoft.com/office/word/2023/wordml/word16du" xmlns:w16sdtdh="http://schemas.microsoft.com/office/word/2020/wordml/sdtdatahash" xmlns:w16sdtfl="http://schemas.microsoft.com/office/word/2024/wordml/sdtformatlock" xmlns:w16se="http://schemas.microsoft.com/office/word/2015/wordml/symex" xmlns:wpg="http://schemas.microsoft.com/office/word/2010/wordprocessingGroup" xmlns:wpi="http://schemas.microsoft.com/office/word/2010/wordprocessingInk" xmlns:wne="http://schemas.microsoft.com/office/word/2006/wordml" xmlns:wps="http://schemas.microsoft.com/office/word/2010/wordprocessingShape" mc:Ignorable="w14 w15 w16se w16cid w16 w16cex w16sdtdh w16sdtfl w16du wp14">
   <w:abstractNum w:abstractNumId="0" w15:restartNumberingAfterBreak="0">
     <w:nsid w:val="FFFFFF7C"/>
     <w:multiLevelType w:val="singleLevel"/>
@@ -16247,7 +16531,7 @@
 </file>
 
 <file path=word/styles.xml><?xml version="1.0" encoding="utf-8"?>
-<w:styles xmlns:mc="http://schemas.openxmlformats.org/markup-compatibility/2006" xmlns:r="http://schemas.openxmlformats.org/officeDocument/2006/relationships" xmlns:w="http://schemas.openxmlformats.org/wordprocessingml/2006/main" xmlns:w14="http://schemas.microsoft.com/office/word/2010/wordml" xmlns:w15="http://schemas.microsoft.com/office/word/2012/wordml" xmlns:w16cex="http://schemas.microsoft.com/office/word/2018/wordml/cex" xmlns:w16cid="http://schemas.microsoft.com/office/word/2016/wordml/cid" xmlns:w16="http://schemas.microsoft.com/office/word/2018/wordml" xmlns:w16du="http://schemas.microsoft.com/office/word/2023/wordml/word16du" xmlns:w16sdtdh="http://schemas.microsoft.com/office/word/2020/wordml/sdtdatahash" xmlns:w16se="http://schemas.microsoft.com/office/word/2015/wordml/symex" mc:Ignorable="w14 w15 w16se w16cid w16 w16cex w16sdtdh w16du">
+<w:styles xmlns:mc="http://schemas.openxmlformats.org/markup-compatibility/2006" xmlns:r="http://schemas.openxmlformats.org/officeDocument/2006/relationships" xmlns:w="http://schemas.openxmlformats.org/wordprocessingml/2006/main" xmlns:w14="http://schemas.microsoft.com/office/word/2010/wordml" xmlns:w15="http://schemas.microsoft.com/office/word/2012/wordml" xmlns:w16cex="http://schemas.microsoft.com/office/word/2018/wordml/cex" xmlns:w16cid="http://schemas.microsoft.com/office/word/2016/wordml/cid" xmlns:w16="http://schemas.microsoft.com/office/word/2018/wordml" xmlns:w16du="http://schemas.microsoft.com/office/word/2023/wordml/word16du" xmlns:w16sdtdh="http://schemas.microsoft.com/office/word/2020/wordml/sdtdatahash" xmlns:w16sdtfl="http://schemas.microsoft.com/office/word/2024/wordml/sdtformatlock" xmlns:w16se="http://schemas.microsoft.com/office/word/2015/wordml/symex" mc:Ignorable="w14 w15 w16se w16cid w16 w16cex w16sdtdh w16sdtfl w16du">
   <w:docDefaults>
     <w:rPrDefault>
       <w:rPr>
@@ -17929,7 +18213,7 @@
 </file>
 
 <file path=word/glossary/document.xml><?xml version="1.0" encoding="utf-8"?>
-<w:glossaryDocument xmlns:wpc="http://schemas.microsoft.com/office/word/2010/wordprocessingCanvas" xmlns:cx="http://schemas.microsoft.com/office/drawing/2014/chartex" xmlns:cx1="http://schemas.microsoft.com/office/drawing/2015/9/8/chartex" xmlns:cx2="http://schemas.microsoft.com/office/drawing/2015/10/21/chartex" xmlns:cx3="http://schemas.microsoft.com/office/drawing/2016/5/9/chartex" xmlns:cx4="http://schemas.microsoft.com/office/drawing/2016/5/10/chartex" xmlns:cx5="http://schemas.microsoft.com/office/drawing/2016/5/11/chartex" xmlns:cx6="http://schemas.microsoft.com/office/drawing/2016/5/12/chartex" xmlns:cx7="http://schemas.microsoft.com/office/drawing/2016/5/13/chartex" xmlns:cx8="http://schemas.microsoft.com/office/drawing/2016/5/14/chartex" xmlns:mc="http://schemas.openxmlformats.org/markup-compatibility/2006" xmlns:aink="http://schemas.microsoft.com/office/drawing/2016/ink" xmlns:am3d="http://schemas.microsoft.com/office/drawing/2017/model3d" xmlns:o="urn:schemas-microsoft-com:office:office" xmlns:oel="http://schemas.microsoft.com/office/2019/extlst" xmlns:r="http://schemas.openxmlformats.org/officeDocument/2006/relationships" xmlns:m="http://schemas.openxmlformats.org/officeDocument/2006/math" xmlns:v="urn:schemas-microsoft-com:vml" xmlns:wp14="http://schemas.microsoft.com/office/word/2010/wordprocessingDrawing" xmlns:wp="http://schemas.openxmlformats.org/drawingml/2006/wordprocessingDrawing" xmlns:w10="urn:schemas-microsoft-com:office:word" xmlns:w="http://schemas.openxmlformats.org/wordprocessingml/2006/main" xmlns:w14="http://schemas.microsoft.com/office/word/2010/wordml" xmlns:w15="http://schemas.microsoft.com/office/word/2012/wordml" xmlns:w16cex="http://schemas.microsoft.com/office/word/2018/wordml/cex" xmlns:w16cid="http://schemas.microsoft.com/office/word/2016/wordml/cid" xmlns:w16="http://schemas.microsoft.com/office/word/2018/wordml" xmlns:w16du="http://schemas.microsoft.com/office/word/2023/wordml/word16du" xmlns:w16sdtdh="http://schemas.microsoft.com/office/word/2020/wordml/sdtdatahash" xmlns:w16se="http://schemas.microsoft.com/office/word/2015/wordml/symex" xmlns:wpg="http://schemas.microsoft.com/office/word/2010/wordprocessingGroup" xmlns:wpi="http://schemas.microsoft.com/office/word/2010/wordprocessingInk" xmlns:wne="http://schemas.microsoft.com/office/word/2006/wordml" xmlns:wps="http://schemas.microsoft.com/office/word/2010/wordprocessingShape" mc:Ignorable="w14 w15 w16se w16cid w16 w16cex w16sdtdh w16du wp14">
+<w:glossaryDocument xmlns:wpc="http://schemas.microsoft.com/office/word/2010/wordprocessingCanvas" xmlns:cx="http://schemas.microsoft.com/office/drawing/2014/chartex" xmlns:cx1="http://schemas.microsoft.com/office/drawing/2015/9/8/chartex" xmlns:cx2="http://schemas.microsoft.com/office/drawing/2015/10/21/chartex" xmlns:cx3="http://schemas.microsoft.com/office/drawing/2016/5/9/chartex" xmlns:cx4="http://schemas.microsoft.com/office/drawing/2016/5/10/chartex" xmlns:cx5="http://schemas.microsoft.com/office/drawing/2016/5/11/chartex" xmlns:cx6="http://schemas.microsoft.com/office/drawing/2016/5/12/chartex" xmlns:cx7="http://schemas.microsoft.com/office/drawing/2016/5/13/chartex" xmlns:cx8="http://schemas.microsoft.com/office/drawing/2016/5/14/chartex" xmlns:mc="http://schemas.openxmlformats.org/markup-compatibility/2006" xmlns:aink="http://schemas.microsoft.com/office/drawing/2016/ink" xmlns:am3d="http://schemas.microsoft.com/office/drawing/2017/model3d" xmlns:o="urn:schemas-microsoft-com:office:office" xmlns:oel="http://schemas.microsoft.com/office/2019/extlst" xmlns:r="http://schemas.openxmlformats.org/officeDocument/2006/relationships" xmlns:m="http://schemas.openxmlformats.org/officeDocument/2006/math" xmlns:v="urn:schemas-microsoft-com:vml" xmlns:wp14="http://schemas.microsoft.com/office/word/2010/wordprocessingDrawing" xmlns:wp="http://schemas.openxmlformats.org/drawingml/2006/wordprocessingDrawing" xmlns:w10="urn:schemas-microsoft-com:office:word" xmlns:w="http://schemas.openxmlformats.org/wordprocessingml/2006/main" xmlns:w14="http://schemas.microsoft.com/office/word/2010/wordml" xmlns:w15="http://schemas.microsoft.com/office/word/2012/wordml" xmlns:w16cei="http://schemas.microsoft.com/office/word/2026/wordml/cei" xmlns:w16cex="http://schemas.microsoft.com/office/word/2018/wordml/cex" xmlns:w16cid="http://schemas.microsoft.com/office/word/2016/wordml/cid" xmlns:w16="http://schemas.microsoft.com/office/word/2018/wordml" xmlns:w16du="http://schemas.microsoft.com/office/word/2023/wordml/word16du" xmlns:w16sdtdh="http://schemas.microsoft.com/office/word/2020/wordml/sdtdatahash" xmlns:w16sdtfl="http://schemas.microsoft.com/office/word/2024/wordml/sdtformatlock" xmlns:w16se="http://schemas.microsoft.com/office/word/2015/wordml/symex" xmlns:wpg="http://schemas.microsoft.com/office/word/2010/wordprocessingGroup" xmlns:wpi="http://schemas.microsoft.com/office/word/2010/wordprocessingInk" xmlns:wne="http://schemas.microsoft.com/office/word/2006/wordml" xmlns:wps="http://schemas.microsoft.com/office/word/2010/wordprocessingShape" mc:Ignorable="w14 w15 w16se w16cid w16 w16cex w16sdtdh w16sdtfl w16du wp14">
   <w:docParts>
     <w:docPart>
       <w:docPartPr>
@@ -17991,7 +18275,7 @@
 </file>
 
 <file path=word/glossary/fontTable.xml><?xml version="1.0" encoding="utf-8"?>
-<w:fonts xmlns:mc="http://schemas.openxmlformats.org/markup-compatibility/2006" xmlns:r="http://schemas.openxmlformats.org/officeDocument/2006/relationships" xmlns:w="http://schemas.openxmlformats.org/wordprocessingml/2006/main" xmlns:w14="http://schemas.microsoft.com/office/word/2010/wordml" xmlns:w15="http://schemas.microsoft.com/office/word/2012/wordml" xmlns:w16cex="http://schemas.microsoft.com/office/word/2018/wordml/cex" xmlns:w16cid="http://schemas.microsoft.com/office/word/2016/wordml/cid" xmlns:w16="http://schemas.microsoft.com/office/word/2018/wordml" xmlns:w16du="http://schemas.microsoft.com/office/word/2023/wordml/word16du" xmlns:w16sdtdh="http://schemas.microsoft.com/office/word/2020/wordml/sdtdatahash" xmlns:w16se="http://schemas.microsoft.com/office/word/2015/wordml/symex" mc:Ignorable="w14 w15 w16se w16cid w16 w16cex w16sdtdh w16du">
+<w:fonts xmlns:mc="http://schemas.openxmlformats.org/markup-compatibility/2006" xmlns:r="http://schemas.openxmlformats.org/officeDocument/2006/relationships" xmlns:w="http://schemas.openxmlformats.org/wordprocessingml/2006/main" xmlns:w14="http://schemas.microsoft.com/office/word/2010/wordml" xmlns:w15="http://schemas.microsoft.com/office/word/2012/wordml" xmlns:w16cex="http://schemas.microsoft.com/office/word/2018/wordml/cex" xmlns:w16cid="http://schemas.microsoft.com/office/word/2016/wordml/cid" xmlns:w16="http://schemas.microsoft.com/office/word/2018/wordml" xmlns:w16du="http://schemas.microsoft.com/office/word/2023/wordml/word16du" xmlns:w16sdtdh="http://schemas.microsoft.com/office/word/2020/wordml/sdtdatahash" xmlns:w16sdtfl="http://schemas.microsoft.com/office/word/2024/wordml/sdtformatlock" xmlns:w16se="http://schemas.microsoft.com/office/word/2015/wordml/symex" mc:Ignorable="w14 w15 w16se w16cid w16 w16cex w16sdtdh w16sdtfl w16du">
   <w:font w:name="Symbol">
     <w:panose1 w:val="05050102010706020507"/>
     <w:charset w:val="02"/>
@@ -18070,7 +18354,6 @@
     <w:sig w:usb0="20000287" w:usb1="00000003" w:usb2="00000000" w:usb3="00000000" w:csb0="0000019F" w:csb1="00000000"/>
   </w:font>
   <w:font w:name="DengXian Light">
-    <w:altName w:val="等线 Light"/>
     <w:charset w:val="86"/>
     <w:family w:val="auto"/>
     <w:pitch w:val="variable"/>
@@ -18083,7 +18366,6 @@
     <w:sig w:usb0="20000287" w:usb1="00000003" w:usb2="00000000" w:usb3="00000000" w:csb0="0000019F" w:csb1="00000000"/>
   </w:font>
   <w:font w:name="DengXian">
-    <w:altName w:val="等线"/>
     <w:panose1 w:val="02010600030101010101"/>
     <w:charset w:val="86"/>
     <w:family w:val="auto"/>
@@ -18094,7 +18376,7 @@
 </file>
 
 <file path=word/glossary/settings.xml><?xml version="1.0" encoding="utf-8"?>
-<w:settings xmlns:mc="http://schemas.openxmlformats.org/markup-compatibility/2006" xmlns:o="urn:schemas-microsoft-com:office:office" xmlns:r="http://schemas.openxmlformats.org/officeDocument/2006/relationships" xmlns:m="http://schemas.openxmlformats.org/officeDocument/2006/math" xmlns:v="urn:schemas-microsoft-com:vml" xmlns:w10="urn:schemas-microsoft-com:office:word" xmlns:w="http://schemas.openxmlformats.org/wordprocessingml/2006/main" xmlns:w14="http://schemas.microsoft.com/office/word/2010/wordml" xmlns:w15="http://schemas.microsoft.com/office/word/2012/wordml" xmlns:w16cex="http://schemas.microsoft.com/office/word/2018/wordml/cex" xmlns:w16cid="http://schemas.microsoft.com/office/word/2016/wordml/cid" xmlns:w16="http://schemas.microsoft.com/office/word/2018/wordml" xmlns:w16du="http://schemas.microsoft.com/office/word/2023/wordml/word16du" xmlns:w16sdtdh="http://schemas.microsoft.com/office/word/2020/wordml/sdtdatahash" xmlns:w16se="http://schemas.microsoft.com/office/word/2015/wordml/symex" xmlns:sl="http://schemas.openxmlformats.org/schemaLibrary/2006/main" mc:Ignorable="w14 w15 w16se w16cid w16 w16cex w16sdtdh w16du">
+<w:settings xmlns:mc="http://schemas.openxmlformats.org/markup-compatibility/2006" xmlns:o="urn:schemas-microsoft-com:office:office" xmlns:r="http://schemas.openxmlformats.org/officeDocument/2006/relationships" xmlns:m="http://schemas.openxmlformats.org/officeDocument/2006/math" xmlns:v="urn:schemas-microsoft-com:vml" xmlns:w10="urn:schemas-microsoft-com:office:word" xmlns:w="http://schemas.openxmlformats.org/wordprocessingml/2006/main" xmlns:w14="http://schemas.microsoft.com/office/word/2010/wordml" xmlns:w15="http://schemas.microsoft.com/office/word/2012/wordml" xmlns:w16cex="http://schemas.microsoft.com/office/word/2018/wordml/cex" xmlns:w16cid="http://schemas.microsoft.com/office/word/2016/wordml/cid" xmlns:w16="http://schemas.microsoft.com/office/word/2018/wordml" xmlns:w16du="http://schemas.microsoft.com/office/word/2023/wordml/word16du" xmlns:w16sdtdh="http://schemas.microsoft.com/office/word/2020/wordml/sdtdatahash" xmlns:w16sdtfl="http://schemas.microsoft.com/office/word/2024/wordml/sdtformatlock" xmlns:w16se="http://schemas.microsoft.com/office/word/2015/wordml/symex" xmlns:sl="http://schemas.openxmlformats.org/schemaLibrary/2006/main" mc:Ignorable="w14 w15 w16se w16cid w16 w16cex w16sdtdh w16sdtfl w16du">
   <w:view w:val="normal"/>
   <w:defaultTabStop w:val="720"/>
   <w:characterSpacingControl w:val="doNotCompress"/>
@@ -18110,11 +18392,14 @@
     <w:rsidRoot w:val="00314F14"/>
     <w:rsid w:val="000A2274"/>
     <w:rsid w:val="002728A4"/>
+    <w:rsid w:val="00293476"/>
+    <w:rsid w:val="002F7603"/>
     <w:rsid w:val="00314F14"/>
     <w:rsid w:val="00322119"/>
     <w:rsid w:val="003571B6"/>
     <w:rsid w:val="003906AF"/>
     <w:rsid w:val="003C1616"/>
+    <w:rsid w:val="0042591B"/>
     <w:rsid w:val="004408C7"/>
     <w:rsid w:val="006232E1"/>
     <w:rsid w:val="0066607B"/>
@@ -18123,6 +18408,7 @@
     <w:rsid w:val="00696D07"/>
     <w:rsid w:val="007501A3"/>
     <w:rsid w:val="00763ADE"/>
+    <w:rsid w:val="0077530C"/>
     <w:rsid w:val="00777891"/>
     <w:rsid w:val="007E1D4D"/>
     <w:rsid w:val="00857EB0"/>
@@ -18157,7 +18443,7 @@
 </file>
 
 <file path=word/glossary/styles.xml><?xml version="1.0" encoding="utf-8"?>
-<w:styles xmlns:mc="http://schemas.openxmlformats.org/markup-compatibility/2006" xmlns:r="http://schemas.openxmlformats.org/officeDocument/2006/relationships" xmlns:w="http://schemas.openxmlformats.org/wordprocessingml/2006/main" xmlns:w14="http://schemas.microsoft.com/office/word/2010/wordml" xmlns:w15="http://schemas.microsoft.com/office/word/2012/wordml" xmlns:w16cex="http://schemas.microsoft.com/office/word/2018/wordml/cex" xmlns:w16cid="http://schemas.microsoft.com/office/word/2016/wordml/cid" xmlns:w16="http://schemas.microsoft.com/office/word/2018/wordml" xmlns:w16du="http://schemas.microsoft.com/office/word/2023/wordml/word16du" xmlns:w16sdtdh="http://schemas.microsoft.com/office/word/2020/wordml/sdtdatahash" xmlns:w16se="http://schemas.microsoft.com/office/word/2015/wordml/symex" mc:Ignorable="w14 w15 w16se w16cid w16 w16cex w16sdtdh w16du">
+<w:styles xmlns:mc="http://schemas.openxmlformats.org/markup-compatibility/2006" xmlns:r="http://schemas.openxmlformats.org/officeDocument/2006/relationships" xmlns:w="http://schemas.openxmlformats.org/wordprocessingml/2006/main" xmlns:w14="http://schemas.microsoft.com/office/word/2010/wordml" xmlns:w15="http://schemas.microsoft.com/office/word/2012/wordml" xmlns:w16cex="http://schemas.microsoft.com/office/word/2018/wordml/cex" xmlns:w16cid="http://schemas.microsoft.com/office/word/2016/wordml/cid" xmlns:w16="http://schemas.microsoft.com/office/word/2018/wordml" xmlns:w16du="http://schemas.microsoft.com/office/word/2023/wordml/word16du" xmlns:w16sdtdh="http://schemas.microsoft.com/office/word/2020/wordml/sdtdatahash" xmlns:w16sdtfl="http://schemas.microsoft.com/office/word/2024/wordml/sdtformatlock" xmlns:w16se="http://schemas.microsoft.com/office/word/2015/wordml/symex" mc:Ignorable="w14 w15 w16se w16cid w16 w16cex w16sdtdh w16sdtfl w16du">
   <w:docDefaults>
     <w:rPrDefault>
       <w:rPr>
@@ -18604,7 +18890,7 @@
 </file>
 
 <file path=word/glossary/webSettings.xml><?xml version="1.0" encoding="utf-8"?>
-<w:webSettings xmlns:mc="http://schemas.openxmlformats.org/markup-compatibility/2006" xmlns:r="http://schemas.openxmlformats.org/officeDocument/2006/relationships" xmlns:w="http://schemas.openxmlformats.org/wordprocessingml/2006/main" xmlns:w14="http://schemas.microsoft.com/office/word/2010/wordml" xmlns:w15="http://schemas.microsoft.com/office/word/2012/wordml" xmlns:w16cex="http://schemas.microsoft.com/office/word/2018/wordml/cex" xmlns:w16cid="http://schemas.microsoft.com/office/word/2016/wordml/cid" xmlns:w16="http://schemas.microsoft.com/office/word/2018/wordml" xmlns:w16du="http://schemas.microsoft.com/office/word/2023/wordml/word16du" xmlns:w16sdtdh="http://schemas.microsoft.com/office/word/2020/wordml/sdtdatahash" xmlns:w16se="http://schemas.microsoft.com/office/word/2015/wordml/symex" mc:Ignorable="w14 w15 w16se w16cid w16 w16cex w16sdtdh w16du">
+<w:webSettings xmlns:mc="http://schemas.openxmlformats.org/markup-compatibility/2006" xmlns:r="http://schemas.openxmlformats.org/officeDocument/2006/relationships" xmlns:w="http://schemas.openxmlformats.org/wordprocessingml/2006/main" xmlns:w14="http://schemas.microsoft.com/office/word/2010/wordml" xmlns:w15="http://schemas.microsoft.com/office/word/2012/wordml" xmlns:w16cex="http://schemas.microsoft.com/office/word/2018/wordml/cex" xmlns:w16cid="http://schemas.microsoft.com/office/word/2016/wordml/cid" xmlns:w16="http://schemas.microsoft.com/office/word/2018/wordml" xmlns:w16du="http://schemas.microsoft.com/office/word/2023/wordml/word16du" xmlns:w16sdtdh="http://schemas.microsoft.com/office/word/2020/wordml/sdtdatahash" xmlns:w16sdtfl="http://schemas.microsoft.com/office/word/2024/wordml/sdtformatlock" xmlns:w16se="http://schemas.microsoft.com/office/word/2015/wordml/symex" mc:Ignorable="w14 w15 w16se w16cid w16 w16cex w16sdtdh w16sdtfl w16du">
   <w:optimizeForBrowser/>
   <w:allowPNG/>
 </w:webSettings>

--- a/ErrorHandler.docx
+++ b/ErrorHandler.docx
@@ -1472,13 +1472,60 @@
         <w:t xml:space="preserve">SMTPLibrary2.dll, </w:t>
       </w:r>
       <w:r>
-        <w:t xml:space="preserve">MailKit.dll, MimeKit.dll, </w:t>
-      </w:r>
-      <w:r>
-        <w:t>BouncyCastle.Crypto</w:t>
-      </w:r>
-      <w:r>
-        <w:t>.dll</w:t>
+        <w:t>MailKit</w:t>
+      </w:r>
+      <w:r>
+        <w:t>Lite</w:t>
+      </w:r>
+      <w:r>
+        <w:t>.dll, MimeKit</w:t>
+      </w:r>
+      <w:r>
+        <w:t>Lite</w:t>
+      </w:r>
+      <w:r>
+        <w:t xml:space="preserve">.dll, </w:t>
+      </w:r>
+      <w:r>
+        <w:t>System.Buffers.dll</w:t>
+      </w:r>
+      <w:r>
+        <w:t xml:space="preserve">, </w:t>
+      </w:r>
+      <w:r>
+        <w:t>System.Formats.Asn1.dll</w:t>
+      </w:r>
+      <w:r>
+        <w:t xml:space="preserve">, </w:t>
+      </w:r>
+      <w:r>
+        <w:t>System.Memory.dll</w:t>
+      </w:r>
+      <w:r>
+        <w:t xml:space="preserve">, </w:t>
+      </w:r>
+      <w:proofErr w:type="gramStart"/>
+      <w:r>
+        <w:t>System.Numerics.Vectors.dll</w:t>
+      </w:r>
+      <w:r>
+        <w:t xml:space="preserve">,  </w:t>
+      </w:r>
+      <w:r>
+        <w:t>System.Runtime.CompilerServices.Unsafe.dll</w:t>
+      </w:r>
+      <w:proofErr w:type="gramEnd"/>
+      <w:r>
+        <w:t xml:space="preserve">, </w:t>
+      </w:r>
+      <w:r>
+        <w:t>System.Threading.Tasks.Extensions.dll</w:t>
+      </w:r>
+      <w:r>
+        <w:t xml:space="preserve">, </w:t>
+      </w:r>
+      <w:r>
+        <w:t>System.ValueTuple.dll</w:t>
       </w:r>
       <w:r>
         <w:t xml:space="preserve">, and </w:t>
@@ -1530,6 +1577,43 @@
       </w:pPr>
       <w:proofErr w:type="spellStart"/>
       <w:r>
+        <w:lastRenderedPageBreak/>
+        <w:t>FoxCryptoNG.prg</w:t>
+      </w:r>
+      <w:proofErr w:type="spellEnd"/>
+      <w:r>
+        <w:t>: a program created by Christof Wollenhaupt (</w:t>
+      </w:r>
+      <w:hyperlink r:id="rId14" w:history="1">
+        <w:r>
+          <w:rPr>
+            <w:rStyle w:val="Hyperlink"/>
+          </w:rPr>
+          <w:t>https://github.com/cwollenhaupt/foxCryptoNG</w:t>
+        </w:r>
+      </w:hyperlink>
+      <w:r>
+        <w:t xml:space="preserve">) that wraps </w:t>
+      </w:r>
+      <w:r>
+        <w:t>Microsoft</w:t>
+      </w:r>
+      <w:r>
+        <w:t>’</w:t>
+      </w:r>
+      <w:r>
+        <w:t>s Cryptography API</w:t>
+      </w:r>
+      <w:r>
+        <w:t>.</w:t>
+      </w:r>
+    </w:p>
+    <w:p>
+      <w:pPr>
+        <w:pStyle w:val="bulletlast"/>
+      </w:pPr>
+      <w:proofErr w:type="spellStart"/>
+      <w:r>
         <w:t>System.app</w:t>
       </w:r>
       <w:proofErr w:type="spellEnd"/>
@@ -1544,7 +1628,7 @@
       <w:r>
         <w:t xml:space="preserve"> VFP project (</w:t>
       </w:r>
-      <w:hyperlink r:id="rId14" w:history="1">
+      <w:hyperlink r:id="rId15" w:history="1">
         <w:r>
           <w:rPr>
             <w:rStyle w:val="Hyperlink"/>
@@ -1572,290 +1656,275 @@
     </w:p>
     <w:p>
       <w:pPr>
+        <w:pStyle w:val="bodytext"/>
+      </w:pPr>
+      <w:r>
+        <w:t>Add these files to your application’s project:</w:t>
+      </w:r>
+    </w:p>
+    <w:p>
+      <w:pPr>
+        <w:pStyle w:val="bulletfirst"/>
+      </w:pPr>
+      <w:proofErr w:type="spellStart"/>
+      <w:r>
+        <w:t>SFErrorMgr.vcx</w:t>
+      </w:r>
+      <w:proofErr w:type="spellEnd"/>
+    </w:p>
+    <w:p>
+      <w:pPr>
+        <w:pStyle w:val="bullet"/>
+      </w:pPr>
+      <w:proofErr w:type="spellStart"/>
+      <w:r>
+        <w:t>SFConsole.vcx</w:t>
+      </w:r>
+      <w:proofErr w:type="spellEnd"/>
+      <w:r>
+        <w:t xml:space="preserve"> (if you set the </w:t>
+      </w:r>
+      <w:proofErr w:type="spellStart"/>
+      <w:r>
+        <w:t>cConsoleForm</w:t>
+      </w:r>
+      <w:proofErr w:type="spellEnd"/>
+      <w:r>
+        <w:t xml:space="preserve"> and </w:t>
+      </w:r>
+      <w:proofErr w:type="spellStart"/>
+      <w:r>
+        <w:t>cConsoleLibrary</w:t>
+      </w:r>
+      <w:proofErr w:type="spellEnd"/>
+      <w:r>
+        <w:t xml:space="preserve"> properties of the error object to another class, add the library for that class instead)</w:t>
+      </w:r>
+    </w:p>
+    <w:p>
+      <w:pPr>
+        <w:pStyle w:val="bullet"/>
+      </w:pPr>
+      <w:proofErr w:type="spellStart"/>
+      <w:r>
+        <w:t>SFLocalize.vcx</w:t>
+      </w:r>
+      <w:proofErr w:type="spellEnd"/>
+    </w:p>
+    <w:p>
+      <w:pPr>
+        <w:pStyle w:val="bullet"/>
+      </w:pPr>
+      <w:proofErr w:type="spellStart"/>
+      <w:r>
+        <w:t>Resource.dbf</w:t>
+      </w:r>
+      <w:proofErr w:type="spellEnd"/>
+      <w:r>
+        <w:t xml:space="preserve"> (marked as included)</w:t>
+      </w:r>
+    </w:p>
+    <w:p>
+      <w:pPr>
+        <w:pStyle w:val="bullet"/>
+      </w:pPr>
+      <w:r>
+        <w:t>ErrorHeader.gif</w:t>
+      </w:r>
+    </w:p>
+    <w:p>
+      <w:pPr>
+        <w:pStyle w:val="bullet"/>
+      </w:pPr>
+      <w:proofErr w:type="spellStart"/>
+      <w:r>
+        <w:t>wwDotNetBridge.prg</w:t>
+      </w:r>
+      <w:proofErr w:type="spellEnd"/>
+    </w:p>
+    <w:p>
+      <w:pPr>
+        <w:pStyle w:val="bullet"/>
+      </w:pPr>
+      <w:proofErr w:type="spellStart"/>
+      <w:r>
+        <w:t>Format.prg</w:t>
+      </w:r>
+      <w:proofErr w:type="spellEnd"/>
+    </w:p>
+    <w:p>
+      <w:pPr>
+        <w:pStyle w:val="bullet"/>
+      </w:pPr>
+      <w:proofErr w:type="spellStart"/>
+      <w:r>
+        <w:t>FoxCryptoNG.prg</w:t>
+      </w:r>
+      <w:proofErr w:type="spellEnd"/>
+    </w:p>
+    <w:p>
+      <w:pPr>
         <w:pStyle w:val="bulletlast"/>
       </w:pPr>
+      <w:proofErr w:type="spellStart"/>
+      <w:r>
+        <w:t>SFMail.prg</w:t>
+      </w:r>
+      <w:proofErr w:type="spellEnd"/>
+    </w:p>
+    <w:p>
+      <w:pPr>
+        <w:pStyle w:val="bodytext"/>
+      </w:pPr>
+      <w:r>
+        <w:t>Deploy these files along with your application’s executable:</w:t>
+      </w:r>
+    </w:p>
+    <w:p>
+      <w:pPr>
+        <w:pStyle w:val="bulletfirst"/>
+      </w:pPr>
+      <w:r>
+        <w:t>ClrHost.dll</w:t>
+      </w:r>
+    </w:p>
+    <w:p>
+      <w:pPr>
+        <w:pStyle w:val="bulletfirst"/>
+      </w:pPr>
+      <w:r>
+        <w:t>wwDotNetBridge.dll</w:t>
+      </w:r>
+    </w:p>
+    <w:p>
+      <w:pPr>
+        <w:pStyle w:val="bullet"/>
+      </w:pPr>
+      <w:r>
+        <w:t>InTry.dll</w:t>
+      </w:r>
+    </w:p>
+    <w:p>
+      <w:pPr>
+        <w:pStyle w:val="bullet"/>
+      </w:pPr>
+      <w:r>
+        <w:t>SMTPLibrary2.dll</w:t>
+      </w:r>
+      <w:r>
+        <w:t xml:space="preserve"> (only needed if SMTP is used for emailing)</w:t>
+      </w:r>
+    </w:p>
+    <w:p>
+      <w:pPr>
+        <w:pStyle w:val="bullet"/>
+      </w:pPr>
+      <w:r>
+        <w:t>MailKit</w:t>
+      </w:r>
+      <w:r>
+        <w:t>Lite</w:t>
+      </w:r>
+      <w:r>
+        <w:t>.dll</w:t>
+      </w:r>
+      <w:r>
+        <w:t xml:space="preserve"> (only needed if SMTP is used for emailing)</w:t>
+      </w:r>
+    </w:p>
+    <w:p>
+      <w:pPr>
+        <w:pStyle w:val="bullet"/>
+      </w:pPr>
+      <w:r>
+        <w:t>MimeKit</w:t>
+      </w:r>
+      <w:r>
+        <w:t>Lite</w:t>
+      </w:r>
+      <w:r>
+        <w:t>.dll</w:t>
+      </w:r>
+      <w:r>
+        <w:t xml:space="preserve"> (only needed if SMTP is used for emailing)</w:t>
+      </w:r>
+    </w:p>
+    <w:p>
+      <w:pPr>
+        <w:pStyle w:val="bullet"/>
+      </w:pPr>
+      <w:r>
+        <w:t>System.Buffers.dll (only needed if SMTP is used for emailing)</w:t>
+      </w:r>
+    </w:p>
+    <w:p>
+      <w:pPr>
+        <w:pStyle w:val="bullet"/>
+      </w:pPr>
+      <w:r>
+        <w:t>System.Formats.Asn1.dll (only needed if SMTP is used for emailing)</w:t>
+      </w:r>
+    </w:p>
+    <w:p>
+      <w:pPr>
+        <w:pStyle w:val="bullet"/>
+      </w:pPr>
+      <w:r>
+        <w:t>System.Memory.dll (only needed if SMTP is used for emailing)</w:t>
+      </w:r>
+    </w:p>
+    <w:p>
+      <w:pPr>
+        <w:pStyle w:val="bullet"/>
+      </w:pPr>
+      <w:r>
+        <w:t>System.Numerics.Vectors.dll (only needed if SMTP is used for emailing)</w:t>
+      </w:r>
+    </w:p>
+    <w:p>
+      <w:pPr>
+        <w:pStyle w:val="bullet"/>
+      </w:pPr>
+      <w:r>
+        <w:t>System.Runtime.CompilerServices.Unsafe.dll (only needed if SMTP is used for emailing)</w:t>
+      </w:r>
+    </w:p>
+    <w:p>
+      <w:pPr>
+        <w:pStyle w:val="bullet"/>
+      </w:pPr>
+      <w:r>
+        <w:t>System.Threading.Tasks.Extensions.dll (only needed if SMTP is used for emailing)</w:t>
+      </w:r>
+    </w:p>
+    <w:p>
+      <w:pPr>
+        <w:pStyle w:val="bullet"/>
+      </w:pPr>
+      <w:r>
+        <w:t>System.ValueTuple.dll (only needed if SMTP is used for emailing)</w:t>
+      </w:r>
+    </w:p>
+    <w:p>
+      <w:pPr>
+        <w:pStyle w:val="bullet"/>
+      </w:pPr>
+      <w:proofErr w:type="spellStart"/>
+      <w:r>
+        <w:t>VFPExMAPI.fll</w:t>
+      </w:r>
+      <w:proofErr w:type="spellEnd"/>
+      <w:r>
+        <w:t xml:space="preserve"> (only needed if MAPI is used for emailing)</w:t>
+      </w:r>
+    </w:p>
+    <w:p>
+      <w:pPr>
+        <w:pStyle w:val="bulletlast"/>
+      </w:pPr>
+      <w:proofErr w:type="spellStart"/>
       <w:r>
         <w:lastRenderedPageBreak/>
-        <w:t>VFPEncryption</w:t>
-      </w:r>
-      <w:r>
-        <w:t>71</w:t>
-      </w:r>
-      <w:r>
-        <w:t>.fll: an encryption library created by Craig Boyd (</w:t>
-      </w:r>
-      <w:hyperlink r:id="rId15" w:history="1">
-        <w:r>
-          <w:rPr>
-            <w:rStyle w:val="Hyperlink"/>
-          </w:rPr>
-          <w:t>https://tinyurl.com/5b7xzdmv</w:t>
-        </w:r>
-      </w:hyperlink>
-      <w:r>
-        <w:t>).</w:t>
-      </w:r>
-    </w:p>
-    <w:p>
-      <w:pPr>
-        <w:pStyle w:val="bodytext"/>
-      </w:pPr>
-      <w:r>
-        <w:t>Add these files to your application’s project:</w:t>
-      </w:r>
-    </w:p>
-    <w:p>
-      <w:pPr>
-        <w:pStyle w:val="bulletfirst"/>
-      </w:pPr>
-      <w:proofErr w:type="spellStart"/>
-      <w:r>
-        <w:t>SFErrorMgr.vcx</w:t>
-      </w:r>
-      <w:proofErr w:type="spellEnd"/>
-    </w:p>
-    <w:p>
-      <w:pPr>
-        <w:pStyle w:val="bullet"/>
-      </w:pPr>
-      <w:proofErr w:type="spellStart"/>
-      <w:r>
-        <w:t>SFConsole.vcx</w:t>
-      </w:r>
-      <w:proofErr w:type="spellEnd"/>
-      <w:r>
-        <w:t xml:space="preserve"> (if you set the </w:t>
-      </w:r>
-      <w:proofErr w:type="spellStart"/>
-      <w:r>
-        <w:t>cConsoleForm</w:t>
-      </w:r>
-      <w:proofErr w:type="spellEnd"/>
-      <w:r>
-        <w:t xml:space="preserve"> and </w:t>
-      </w:r>
-      <w:proofErr w:type="spellStart"/>
-      <w:r>
-        <w:t>cConsoleLibrary</w:t>
-      </w:r>
-      <w:proofErr w:type="spellEnd"/>
-      <w:r>
-        <w:t xml:space="preserve"> properties of the error object to another class, add the library for that class instead)</w:t>
-      </w:r>
-    </w:p>
-    <w:p>
-      <w:pPr>
-        <w:pStyle w:val="bullet"/>
-      </w:pPr>
-      <w:proofErr w:type="spellStart"/>
-      <w:r>
-        <w:t>SFLocalize.vcx</w:t>
-      </w:r>
-      <w:proofErr w:type="spellEnd"/>
-    </w:p>
-    <w:p>
-      <w:pPr>
-        <w:pStyle w:val="bullet"/>
-      </w:pPr>
-      <w:proofErr w:type="spellStart"/>
-      <w:r>
-        <w:t>Resource.dbf</w:t>
-      </w:r>
-      <w:proofErr w:type="spellEnd"/>
-      <w:r>
-        <w:t xml:space="preserve"> (marked as included)</w:t>
-      </w:r>
-    </w:p>
-    <w:p>
-      <w:pPr>
-        <w:pStyle w:val="bullet"/>
-      </w:pPr>
-      <w:r>
-        <w:t>ErrorHeader.gif</w:t>
-      </w:r>
-    </w:p>
-    <w:p>
-      <w:pPr>
-        <w:pStyle w:val="bullet"/>
-      </w:pPr>
-      <w:proofErr w:type="spellStart"/>
-      <w:r>
-        <w:t>wwDotNetBridge.prg</w:t>
-      </w:r>
-      <w:proofErr w:type="spellEnd"/>
-    </w:p>
-    <w:p>
-      <w:pPr>
-        <w:pStyle w:val="bullet"/>
-      </w:pPr>
-      <w:proofErr w:type="spellStart"/>
-      <w:r>
-        <w:t>Format.prg</w:t>
-      </w:r>
-      <w:proofErr w:type="spellEnd"/>
-    </w:p>
-    <w:p>
-      <w:pPr>
-        <w:pStyle w:val="bulletlast"/>
-      </w:pPr>
-      <w:proofErr w:type="spellStart"/>
-      <w:r>
-        <w:t>SFMail.prg</w:t>
-      </w:r>
-      <w:proofErr w:type="spellEnd"/>
-    </w:p>
-    <w:p>
-      <w:pPr>
-        <w:pStyle w:val="bodytext"/>
-      </w:pPr>
-      <w:r>
-        <w:t>Deploy these files along with your application’s executable:</w:t>
-      </w:r>
-    </w:p>
-    <w:p>
-      <w:pPr>
-        <w:pStyle w:val="bulletfirst"/>
-      </w:pPr>
-      <w:r>
-        <w:t>ClrHost.dll</w:t>
-      </w:r>
-    </w:p>
-    <w:p>
-      <w:pPr>
-        <w:pStyle w:val="bulletfirst"/>
-      </w:pPr>
-      <w:r>
-        <w:t>wwDotNetBridge.dll</w:t>
-      </w:r>
-    </w:p>
-    <w:p>
-      <w:pPr>
-        <w:pStyle w:val="bullet"/>
-      </w:pPr>
-      <w:r>
-        <w:t>InTry.dll</w:t>
-      </w:r>
-    </w:p>
-    <w:p>
-      <w:pPr>
-        <w:pStyle w:val="bullet"/>
-      </w:pPr>
-      <w:r>
-        <w:t>SMTPLibrary2.dll</w:t>
-      </w:r>
-      <w:r>
-        <w:t xml:space="preserve"> (only needed if SMTP is used for emailing)</w:t>
-      </w:r>
-    </w:p>
-    <w:p>
-      <w:pPr>
-        <w:pStyle w:val="bullet"/>
-      </w:pPr>
-      <w:r>
-        <w:t>MailKit</w:t>
-      </w:r>
-      <w:r>
-        <w:t>Lite</w:t>
-      </w:r>
-      <w:r>
-        <w:t>.dll</w:t>
-      </w:r>
-      <w:r>
-        <w:t xml:space="preserve"> (only needed if SMTP is used for emailing)</w:t>
-      </w:r>
-    </w:p>
-    <w:p>
-      <w:pPr>
-        <w:pStyle w:val="bullet"/>
-      </w:pPr>
-      <w:r>
-        <w:t>MimeKit</w:t>
-      </w:r>
-      <w:r>
-        <w:t>Lite</w:t>
-      </w:r>
-      <w:r>
-        <w:t>.dll</w:t>
-      </w:r>
-      <w:r>
-        <w:t xml:space="preserve"> (only needed if SMTP is used for emailing)</w:t>
-      </w:r>
-    </w:p>
-    <w:p>
-      <w:pPr>
-        <w:pStyle w:val="bullet"/>
-      </w:pPr>
-      <w:r>
-        <w:t>System.Buffers.dll (only needed if SMTP is used for emailing)</w:t>
-      </w:r>
-    </w:p>
-    <w:p>
-      <w:pPr>
-        <w:pStyle w:val="bullet"/>
-      </w:pPr>
-      <w:r>
-        <w:t>System.Formats.Asn1.dll (only needed if SMTP is used for emailing)</w:t>
-      </w:r>
-    </w:p>
-    <w:p>
-      <w:pPr>
-        <w:pStyle w:val="bullet"/>
-      </w:pPr>
-      <w:r>
-        <w:t>System.Memory.dll (only needed if SMTP is used for emailing)</w:t>
-      </w:r>
-    </w:p>
-    <w:p>
-      <w:pPr>
-        <w:pStyle w:val="bullet"/>
-      </w:pPr>
-      <w:r>
-        <w:t>System.Numerics.Vectors.dll (only needed if SMTP is used for emailing)</w:t>
-      </w:r>
-    </w:p>
-    <w:p>
-      <w:pPr>
-        <w:pStyle w:val="bullet"/>
-      </w:pPr>
-      <w:r>
-        <w:t>System.Runtime.CompilerServices.Unsafe.dll (only needed if SMTP is used for emailing)</w:t>
-      </w:r>
-    </w:p>
-    <w:p>
-      <w:pPr>
-        <w:pStyle w:val="bullet"/>
-      </w:pPr>
-      <w:r>
-        <w:t>System.Threading.Tasks.Extensions.dll (only needed if SMTP is used for emailing)</w:t>
-      </w:r>
-    </w:p>
-    <w:p>
-      <w:pPr>
-        <w:pStyle w:val="bullet"/>
-      </w:pPr>
-      <w:r>
-        <w:t>System.ValueTuple.dll (only needed if SMTP is used for emailing)</w:t>
-      </w:r>
-    </w:p>
-    <w:p>
-      <w:pPr>
-        <w:pStyle w:val="bullet"/>
-      </w:pPr>
-      <w:proofErr w:type="spellStart"/>
-      <w:r>
-        <w:t>VFPExMAPI.fll</w:t>
-      </w:r>
-      <w:proofErr w:type="spellEnd"/>
-      <w:r>
-        <w:t xml:space="preserve"> (only needed if MAPI is used for emailing)</w:t>
-      </w:r>
-    </w:p>
-    <w:p>
-      <w:pPr>
-        <w:pStyle w:val="bullet"/>
-      </w:pPr>
-      <w:proofErr w:type="spellStart"/>
-      <w:r>
         <w:t>System.app</w:t>
       </w:r>
       <w:proofErr w:type="spellEnd"/>
@@ -1865,24 +1934,9 @@
     </w:p>
     <w:p>
       <w:pPr>
-        <w:pStyle w:val="bulletlast"/>
-      </w:pPr>
-      <w:r>
-        <w:t>VFPEncryption</w:t>
-      </w:r>
-      <w:r>
-        <w:t>71</w:t>
-      </w:r>
-      <w:r>
-        <w:t>.fll</w:t>
-      </w:r>
-    </w:p>
-    <w:p>
-      <w:pPr>
         <w:pStyle w:val="Heading1"/>
       </w:pPr>
       <w:r>
-        <w:lastRenderedPageBreak/>
         <w:t xml:space="preserve">Using </w:t>
       </w:r>
       <w:proofErr w:type="spellStart"/>
@@ -2868,7 +2922,7 @@
                 <w:b w:val="0"/>
                 <w:bCs w:val="0"/>
               </w:rPr>
-              <w:t>cEncryptionLibrary</w:t>
+              <w:t>cErrorLogFile</w:t>
             </w:r>
             <w:proofErr w:type="spellEnd"/>
           </w:p>
@@ -2883,13 +2937,55 @@
               <w:cnfStyle w:val="000000100000" w:firstRow="0" w:lastRow="0" w:firstColumn="0" w:lastColumn="0" w:oddVBand="0" w:evenVBand="0" w:oddHBand="1" w:evenHBand="0" w:firstRowFirstColumn="0" w:firstRowLastColumn="0" w:lastRowFirstColumn="0" w:lastRowLastColumn="0"/>
             </w:pPr>
             <w:r>
-              <w:t>T</w:t>
-            </w:r>
-            <w:r>
-              <w:t>he name of the encryption library to use</w:t>
-            </w:r>
-            <w:r>
-              <w:t>. Defaults to “VFPEncryption71.fll.”</w:t>
+              <w:t xml:space="preserve">The name and path </w:t>
+            </w:r>
+            <w:r>
+              <w:t xml:space="preserve">of the </w:t>
+            </w:r>
+            <w:r>
+              <w:t>table</w:t>
+            </w:r>
+            <w:r>
+              <w:t xml:space="preserve"> </w:t>
+            </w:r>
+            <w:r>
+              <w:t>to log errors to</w:t>
+            </w:r>
+            <w:r>
+              <w:t xml:space="preserve"> </w:t>
+            </w:r>
+            <w:r>
+              <w:t xml:space="preserve">if </w:t>
+            </w:r>
+            <w:proofErr w:type="spellStart"/>
+            <w:r>
+              <w:t>lLogToTable</w:t>
+            </w:r>
+            <w:proofErr w:type="spellEnd"/>
+            <w:r>
+              <w:t xml:space="preserve"> </w:t>
+            </w:r>
+            <w:proofErr w:type="gramStart"/>
+            <w:r>
+              <w:t>is .</w:t>
+            </w:r>
+            <w:proofErr w:type="gramEnd"/>
+            <w:r>
+              <w:t>T.</w:t>
+            </w:r>
+            <w:r>
+              <w:t xml:space="preserve"> Defaults to </w:t>
+            </w:r>
+            <w:r>
+              <w:t>“</w:t>
+            </w:r>
+            <w:proofErr w:type="spellStart"/>
+            <w:r>
+              <w:t>Errorlog.dbf</w:t>
+            </w:r>
+            <w:proofErr w:type="spellEnd"/>
+            <w:r>
+              <w:t>.”</w:t>
             </w:r>
           </w:p>
         </w:tc>
@@ -2917,7 +3013,7 @@
                 <w:b w:val="0"/>
                 <w:bCs w:val="0"/>
               </w:rPr>
-              <w:t>cErrorLogFile</w:t>
+              <w:t>cErrorLogTextFile</w:t>
             </w:r>
             <w:proofErr w:type="spellEnd"/>
           </w:p>
@@ -2932,55 +3028,13 @@
               <w:cnfStyle w:val="000000010000" w:firstRow="0" w:lastRow="0" w:firstColumn="0" w:lastColumn="0" w:oddVBand="0" w:evenVBand="0" w:oddHBand="0" w:evenHBand="1" w:firstRowFirstColumn="0" w:firstRowLastColumn="0" w:lastRowFirstColumn="0" w:lastRowLastColumn="0"/>
             </w:pPr>
             <w:r>
-              <w:t xml:space="preserve">The name and path </w:t>
-            </w:r>
-            <w:r>
-              <w:t xml:space="preserve">of the </w:t>
-            </w:r>
-            <w:r>
-              <w:t>table</w:t>
-            </w:r>
-            <w:r>
-              <w:t xml:space="preserve"> </w:t>
-            </w:r>
-            <w:r>
-              <w:t>to log errors to</w:t>
-            </w:r>
-            <w:r>
-              <w:t xml:space="preserve"> </w:t>
-            </w:r>
-            <w:r>
-              <w:t xml:space="preserve">if </w:t>
-            </w:r>
-            <w:proofErr w:type="spellStart"/>
-            <w:r>
-              <w:t>lLogToTable</w:t>
-            </w:r>
-            <w:proofErr w:type="spellEnd"/>
-            <w:r>
-              <w:t xml:space="preserve"> </w:t>
-            </w:r>
-            <w:proofErr w:type="gramStart"/>
-            <w:r>
-              <w:t>is .</w:t>
-            </w:r>
-            <w:proofErr w:type="gramEnd"/>
-            <w:r>
-              <w:t>T.</w:t>
-            </w:r>
-            <w:r>
-              <w:t xml:space="preserve"> Defaults to </w:t>
-            </w:r>
-            <w:r>
-              <w:t>“</w:t>
-            </w:r>
-            <w:proofErr w:type="spellStart"/>
-            <w:r>
-              <w:t>Errorlog.dbf</w:t>
-            </w:r>
-            <w:proofErr w:type="spellEnd"/>
-            <w:r>
-              <w:t>.”</w:t>
+              <w:t>T</w:t>
+            </w:r>
+            <w:r>
+              <w:t>he name of the text file to log errors to</w:t>
+            </w:r>
+            <w:r>
+              <w:t>.</w:t>
             </w:r>
           </w:p>
         </w:tc>
@@ -3008,7 +3062,7 @@
                 <w:b w:val="0"/>
                 <w:bCs w:val="0"/>
               </w:rPr>
-              <w:t>cErrorLogTextFile</w:t>
+              <w:t>cImageFile</w:t>
             </w:r>
             <w:proofErr w:type="spellEnd"/>
           </w:p>
@@ -3020,16 +3074,22 @@
           <w:p>
             <w:pPr>
               <w:pStyle w:val="tabletext"/>
+              <w:tabs>
+                <w:tab w:val="clear" w:pos="360"/>
+                <w:tab w:val="clear" w:pos="720"/>
+                <w:tab w:val="clear" w:pos="1080"/>
+                <w:tab w:val="left" w:pos="2685"/>
+              </w:tabs>
               <w:cnfStyle w:val="000000100000" w:firstRow="0" w:lastRow="0" w:firstColumn="0" w:lastColumn="0" w:oddVBand="0" w:evenVBand="0" w:oddHBand="1" w:evenHBand="0" w:firstRowFirstColumn="0" w:firstRowLastColumn="0" w:lastRowFirstColumn="0" w:lastRowLastColumn="0"/>
             </w:pPr>
             <w:r>
               <w:t>T</w:t>
             </w:r>
             <w:r>
-              <w:t>he name of the text file to log errors to</w:t>
-            </w:r>
-            <w:r>
-              <w:t>.</w:t>
+              <w:t>he name and path of the image file for the</w:t>
+            </w:r>
+            <w:r>
+              <w:t xml:space="preserve"> screen shot.</w:t>
             </w:r>
           </w:p>
         </w:tc>
@@ -3057,7 +3117,7 @@
                 <w:b w:val="0"/>
                 <w:bCs w:val="0"/>
               </w:rPr>
-              <w:t>cImageFile</w:t>
+              <w:t>cLanguage</w:t>
             </w:r>
             <w:proofErr w:type="spellEnd"/>
           </w:p>
@@ -3069,22 +3129,16 @@
           <w:p>
             <w:pPr>
               <w:pStyle w:val="tabletext"/>
-              <w:tabs>
-                <w:tab w:val="clear" w:pos="360"/>
-                <w:tab w:val="clear" w:pos="720"/>
-                <w:tab w:val="clear" w:pos="1080"/>
-                <w:tab w:val="left" w:pos="2685"/>
-              </w:tabs>
               <w:cnfStyle w:val="000000010000" w:firstRow="0" w:lastRow="0" w:firstColumn="0" w:lastColumn="0" w:oddVBand="0" w:evenVBand="0" w:oddHBand="0" w:evenHBand="1" w:firstRowFirstColumn="0" w:firstRowLastColumn="0" w:lastRowFirstColumn="0" w:lastRowLastColumn="0"/>
             </w:pPr>
             <w:r>
               <w:t>T</w:t>
             </w:r>
             <w:r>
-              <w:t>he name and path of the image file for the</w:t>
-            </w:r>
-            <w:r>
-              <w:t xml:space="preserve"> screen shot.</w:t>
+              <w:t>he language to use for messages</w:t>
+            </w:r>
+            <w:r>
+              <w:t>.</w:t>
             </w:r>
           </w:p>
         </w:tc>
@@ -3112,7 +3166,7 @@
                 <w:b w:val="0"/>
                 <w:bCs w:val="0"/>
               </w:rPr>
-              <w:t>cLanguage</w:t>
+              <w:t>cMailClass</w:t>
             </w:r>
             <w:proofErr w:type="spellEnd"/>
           </w:p>
@@ -3130,10 +3184,18 @@
               <w:t>T</w:t>
             </w:r>
             <w:r>
-              <w:t>he language to use for messages</w:t>
-            </w:r>
-            <w:r>
-              <w:t>.</w:t>
+              <w:t>he class to use for emailing</w:t>
+            </w:r>
+            <w:r>
+              <w:t xml:space="preserve">; </w:t>
+            </w:r>
+            <w:proofErr w:type="spellStart"/>
+            <w:r>
+              <w:t>cMailLibrary</w:t>
+            </w:r>
+            <w:proofErr w:type="spellEnd"/>
+            <w:r>
+              <w:t xml:space="preserve"> specifies the library containing the class.</w:t>
             </w:r>
           </w:p>
         </w:tc>
@@ -3161,7 +3223,7 @@
                 <w:b w:val="0"/>
                 <w:bCs w:val="0"/>
               </w:rPr>
-              <w:t>cMailClass</w:t>
+              <w:t>cMailErrorMessage</w:t>
             </w:r>
             <w:proofErr w:type="spellEnd"/>
           </w:p>
@@ -3179,18 +3241,10 @@
               <w:t>T</w:t>
             </w:r>
             <w:r>
-              <w:t>he class to use for emailing</w:t>
-            </w:r>
-            <w:r>
-              <w:t xml:space="preserve">; </w:t>
-            </w:r>
-            <w:proofErr w:type="spellStart"/>
-            <w:r>
-              <w:t>cMailLibrary</w:t>
-            </w:r>
-            <w:proofErr w:type="spellEnd"/>
-            <w:r>
-              <w:t xml:space="preserve"> specifies the library containing the class.</w:t>
+              <w:t>he message of any error from the mail object</w:t>
+            </w:r>
+            <w:r>
+              <w:t>.</w:t>
             </w:r>
           </w:p>
         </w:tc>
@@ -3218,7 +3272,7 @@
                 <w:b w:val="0"/>
                 <w:bCs w:val="0"/>
               </w:rPr>
-              <w:t>cMailErrorMessage</w:t>
+              <w:t>cMailLibrary</w:t>
             </w:r>
             <w:proofErr w:type="spellEnd"/>
           </w:p>
@@ -3236,8 +3290,24 @@
               <w:t>T</w:t>
             </w:r>
             <w:r>
-              <w:t>he message of any error from the mail object</w:t>
-            </w:r>
+              <w:t xml:space="preserve">he library </w:t>
+            </w:r>
+            <w:proofErr w:type="gramStart"/>
+            <w:r>
+              <w:t>containing</w:t>
+            </w:r>
+            <w:proofErr w:type="gramEnd"/>
+            <w:r>
+              <w:t xml:space="preserve"> the class specified in</w:t>
+            </w:r>
+            <w:r>
+              <w:t xml:space="preserve"> </w:t>
+            </w:r>
+            <w:proofErr w:type="spellStart"/>
+            <w:r>
+              <w:t>cMailClass</w:t>
+            </w:r>
+            <w:proofErr w:type="spellEnd"/>
             <w:r>
               <w:t>.</w:t>
             </w:r>
@@ -3267,7 +3337,7 @@
                 <w:b w:val="0"/>
                 <w:bCs w:val="0"/>
               </w:rPr>
-              <w:t>cMailLibrary</w:t>
+              <w:t>cMailServer</w:t>
             </w:r>
             <w:proofErr w:type="spellEnd"/>
           </w:p>
@@ -3285,24 +3355,8 @@
               <w:t>T</w:t>
             </w:r>
             <w:r>
-              <w:t xml:space="preserve">he library </w:t>
-            </w:r>
-            <w:proofErr w:type="gramStart"/>
-            <w:r>
-              <w:t>containing</w:t>
-            </w:r>
-            <w:proofErr w:type="gramEnd"/>
-            <w:r>
-              <w:t xml:space="preserve"> the class specified in</w:t>
-            </w:r>
-            <w:r>
-              <w:t xml:space="preserve"> </w:t>
-            </w:r>
-            <w:proofErr w:type="spellStart"/>
-            <w:r>
-              <w:t>cMailClass</w:t>
-            </w:r>
-            <w:proofErr w:type="spellEnd"/>
+              <w:t>he mail server</w:t>
+            </w:r>
             <w:r>
               <w:t>.</w:t>
             </w:r>
@@ -3332,7 +3386,7 @@
                 <w:b w:val="0"/>
                 <w:bCs w:val="0"/>
               </w:rPr>
-              <w:t>cMailServer</w:t>
+              <w:t>cMessage</w:t>
             </w:r>
             <w:proofErr w:type="spellEnd"/>
           </w:p>
@@ -3350,7 +3404,7 @@
               <w:t>T</w:t>
             </w:r>
             <w:r>
-              <w:t>he mail server</w:t>
+              <w:t>he body of the error message</w:t>
             </w:r>
             <w:r>
               <w:t>.</w:t>
@@ -3381,7 +3435,7 @@
                 <w:b w:val="0"/>
                 <w:bCs w:val="0"/>
               </w:rPr>
-              <w:t>cMessage</w:t>
+              <w:t>cMessageClass</w:t>
             </w:r>
             <w:proofErr w:type="spellEnd"/>
           </w:p>
@@ -3396,13 +3450,18 @@
               <w:cnfStyle w:val="000000010000" w:firstRow="0" w:lastRow="0" w:firstColumn="0" w:lastColumn="0" w:oddVBand="0" w:evenVBand="0" w:oddHBand="0" w:evenHBand="1" w:firstRowFirstColumn="0" w:firstRowLastColumn="0" w:lastRowFirstColumn="0" w:lastRowLastColumn="0"/>
             </w:pPr>
             <w:r>
-              <w:t>T</w:t>
-            </w:r>
-            <w:r>
-              <w:t>he body of the error message</w:t>
-            </w:r>
-            <w:r>
-              <w:t>.</w:t>
+              <w:t>The class to use for an error dialog</w:t>
+            </w:r>
+            <w:r>
+              <w:t xml:space="preserve">; </w:t>
+            </w:r>
+            <w:proofErr w:type="spellStart"/>
+            <w:r>
+              <w:t>cMessageLibrary</w:t>
+            </w:r>
+            <w:proofErr w:type="spellEnd"/>
+            <w:r>
+              <w:t xml:space="preserve"> specifies the library containing the class.</w:t>
             </w:r>
           </w:p>
         </w:tc>
@@ -3430,7 +3489,7 @@
                 <w:b w:val="0"/>
                 <w:bCs w:val="0"/>
               </w:rPr>
-              <w:t>cMessageClass</w:t>
+              <w:t>cMessageLibrary</w:t>
             </w:r>
             <w:proofErr w:type="spellEnd"/>
           </w:p>
@@ -3445,18 +3504,23 @@
               <w:cnfStyle w:val="000000100000" w:firstRow="0" w:lastRow="0" w:firstColumn="0" w:lastColumn="0" w:oddVBand="0" w:evenVBand="0" w:oddHBand="1" w:evenHBand="0" w:firstRowFirstColumn="0" w:firstRowLastColumn="0" w:lastRowFirstColumn="0" w:lastRowLastColumn="0"/>
             </w:pPr>
             <w:r>
-              <w:t>The class to use for an error dialog</w:t>
-            </w:r>
-            <w:r>
-              <w:t xml:space="preserve">; </w:t>
+              <w:t xml:space="preserve">The class library </w:t>
+            </w:r>
+            <w:proofErr w:type="gramStart"/>
+            <w:r>
+              <w:t>containing</w:t>
+            </w:r>
+            <w:proofErr w:type="gramEnd"/>
+            <w:r>
+              <w:t xml:space="preserve"> the class specified in </w:t>
             </w:r>
             <w:proofErr w:type="spellStart"/>
             <w:r>
-              <w:t>cMessageLibrary</w:t>
+              <w:t>cMessageClass</w:t>
             </w:r>
             <w:proofErr w:type="spellEnd"/>
             <w:r>
-              <w:t xml:space="preserve"> specifies the library containing the class.</w:t>
+              <w:t>.</w:t>
             </w:r>
           </w:p>
         </w:tc>
@@ -3484,7 +3548,8 @@
                 <w:b w:val="0"/>
                 <w:bCs w:val="0"/>
               </w:rPr>
-              <w:t>cMessageLibrary</w:t>
+              <w:lastRenderedPageBreak/>
+              <w:t>cPassword</w:t>
             </w:r>
             <w:proofErr w:type="spellEnd"/>
           </w:p>
@@ -3499,21 +3564,11 @@
               <w:cnfStyle w:val="000000010000" w:firstRow="0" w:lastRow="0" w:firstColumn="0" w:lastColumn="0" w:oddVBand="0" w:evenVBand="0" w:oddHBand="0" w:evenHBand="1" w:firstRowFirstColumn="0" w:firstRowLastColumn="0" w:lastRowFirstColumn="0" w:lastRowLastColumn="0"/>
             </w:pPr>
             <w:r>
-              <w:t xml:space="preserve">The class library </w:t>
-            </w:r>
-            <w:proofErr w:type="gramStart"/>
-            <w:r>
-              <w:t>containing</w:t>
-            </w:r>
-            <w:proofErr w:type="gramEnd"/>
-            <w:r>
-              <w:t xml:space="preserve"> the class specified in </w:t>
-            </w:r>
-            <w:proofErr w:type="spellStart"/>
-            <w:r>
-              <w:t>cMessageClass</w:t>
-            </w:r>
-            <w:proofErr w:type="spellEnd"/>
+              <w:t>T</w:t>
+            </w:r>
+            <w:r>
+              <w:t>he email password</w:t>
+            </w:r>
             <w:r>
               <w:t>.</w:t>
             </w:r>
@@ -3543,7 +3598,7 @@
                 <w:b w:val="0"/>
                 <w:bCs w:val="0"/>
               </w:rPr>
-              <w:t>cPassword</w:t>
+              <w:t>cRecipient</w:t>
             </w:r>
             <w:proofErr w:type="spellEnd"/>
           </w:p>
@@ -3561,7 +3616,7 @@
               <w:t>T</w:t>
             </w:r>
             <w:r>
-              <w:t>he email password</w:t>
+              <w:t>he recipient of the email</w:t>
             </w:r>
             <w:r>
               <w:t>.</w:t>
@@ -3592,7 +3647,7 @@
                 <w:b w:val="0"/>
                 <w:bCs w:val="0"/>
               </w:rPr>
-              <w:t>cRecipient</w:t>
+              <w:t>cResourceTable</w:t>
             </w:r>
             <w:proofErr w:type="spellEnd"/>
           </w:p>
@@ -3610,7 +3665,7 @@
               <w:t>T</w:t>
             </w:r>
             <w:r>
-              <w:t>he recipient of the email</w:t>
+              <w:t>he name of the resource table to use</w:t>
             </w:r>
             <w:r>
               <w:t>.</w:t>
@@ -3641,8 +3696,7 @@
                 <w:b w:val="0"/>
                 <w:bCs w:val="0"/>
               </w:rPr>
-              <w:lastRenderedPageBreak/>
-              <w:t>cResourceTable</w:t>
+              <w:t>cReturnToOnCancel</w:t>
             </w:r>
             <w:proofErr w:type="spellEnd"/>
           </w:p>
@@ -3657,13 +3711,7 @@
               <w:cnfStyle w:val="000000100000" w:firstRow="0" w:lastRow="0" w:firstColumn="0" w:lastColumn="0" w:oddVBand="0" w:evenVBand="0" w:oddHBand="1" w:evenHBand="0" w:firstRowFirstColumn="0" w:firstRowLastColumn="0" w:lastRowFirstColumn="0" w:lastRowLastColumn="0"/>
             </w:pPr>
             <w:r>
-              <w:t>T</w:t>
-            </w:r>
-            <w:r>
-              <w:t>he name of the resource table to use</w:t>
-            </w:r>
-            <w:r>
-              <w:t>.</w:t>
+              <w:t>What to RETURN TO if the user chooses the Cancel option in the error dialog.</w:t>
             </w:r>
           </w:p>
         </w:tc>
@@ -3691,7 +3739,7 @@
                 <w:b w:val="0"/>
                 <w:bCs w:val="0"/>
               </w:rPr>
-              <w:t>cReturnToOnCancel</w:t>
+              <w:t>cReturnToOnQuit</w:t>
             </w:r>
             <w:proofErr w:type="spellEnd"/>
           </w:p>
@@ -3706,7 +3754,7 @@
               <w:cnfStyle w:val="000000010000" w:firstRow="0" w:lastRow="0" w:firstColumn="0" w:lastColumn="0" w:oddVBand="0" w:evenVBand="0" w:oddHBand="0" w:evenHBand="1" w:firstRowFirstColumn="0" w:firstRowLastColumn="0" w:lastRowFirstColumn="0" w:lastRowLastColumn="0"/>
             </w:pPr>
             <w:r>
-              <w:t>What to RETURN TO if the user chooses the Cancel option in the error dialog.</w:t>
+              <w:t>What to RETURN TO if the user chooses the Quit option in the error dialog.</w:t>
             </w:r>
           </w:p>
         </w:tc>
@@ -3734,7 +3782,7 @@
                 <w:b w:val="0"/>
                 <w:bCs w:val="0"/>
               </w:rPr>
-              <w:t>cReturnToOnQuit</w:t>
+              <w:t>cSenderEmail</w:t>
             </w:r>
             <w:proofErr w:type="spellEnd"/>
           </w:p>
@@ -3749,7 +3797,13 @@
               <w:cnfStyle w:val="000000100000" w:firstRow="0" w:lastRow="0" w:firstColumn="0" w:lastColumn="0" w:oddVBand="0" w:evenVBand="0" w:oddHBand="1" w:evenHBand="0" w:firstRowFirstColumn="0" w:firstRowLastColumn="0" w:lastRowFirstColumn="0" w:lastRowLastColumn="0"/>
             </w:pPr>
             <w:r>
-              <w:t>What to RETURN TO if the user chooses the Quit option in the error dialog.</w:t>
+              <w:t>T</w:t>
+            </w:r>
+            <w:r>
+              <w:t>he sender's email address</w:t>
+            </w:r>
+            <w:r>
+              <w:t>.</w:t>
             </w:r>
           </w:p>
         </w:tc>
@@ -3777,7 +3831,7 @@
                 <w:b w:val="0"/>
                 <w:bCs w:val="0"/>
               </w:rPr>
-              <w:t>cSenderEmail</w:t>
+              <w:t>cSenderName</w:t>
             </w:r>
             <w:proofErr w:type="spellEnd"/>
           </w:p>
@@ -3795,10 +3849,10 @@
               <w:t>T</w:t>
             </w:r>
             <w:r>
-              <w:t>he sender's email address</w:t>
-            </w:r>
-            <w:r>
-              <w:t>.</w:t>
+              <w:t>he name of the sende</w:t>
+            </w:r>
+            <w:r>
+              <w:t>r.</w:t>
             </w:r>
           </w:p>
         </w:tc>
@@ -3826,7 +3880,7 @@
                 <w:b w:val="0"/>
                 <w:bCs w:val="0"/>
               </w:rPr>
-              <w:t>cSenderName</w:t>
+              <w:t>cSkipNames</w:t>
             </w:r>
             <w:proofErr w:type="spellEnd"/>
           </w:p>
@@ -3841,13 +3895,7 @@
               <w:cnfStyle w:val="000000100000" w:firstRow="0" w:lastRow="0" w:firstColumn="0" w:lastColumn="0" w:oddVBand="0" w:evenVBand="0" w:oddHBand="1" w:evenHBand="0" w:firstRowFirstColumn="0" w:firstRowLastColumn="0" w:lastRowFirstColumn="0" w:lastRowLastColumn="0"/>
             </w:pPr>
             <w:r>
-              <w:t>T</w:t>
-            </w:r>
-            <w:r>
-              <w:t>he name of the sende</w:t>
-            </w:r>
-            <w:r>
-              <w:t>r.</w:t>
+              <w:t>Names of objects, members, or variables to skip log information about; contains names of error chain methods by default.</w:t>
             </w:r>
           </w:p>
         </w:tc>
@@ -3875,7 +3923,7 @@
                 <w:b w:val="0"/>
                 <w:bCs w:val="0"/>
               </w:rPr>
-              <w:t>cSkipNames</w:t>
+              <w:t>cSubject</w:t>
             </w:r>
             <w:proofErr w:type="spellEnd"/>
           </w:p>
@@ -3890,7 +3938,13 @@
               <w:cnfStyle w:val="000000010000" w:firstRow="0" w:lastRow="0" w:firstColumn="0" w:lastColumn="0" w:oddVBand="0" w:evenVBand="0" w:oddHBand="0" w:evenHBand="1" w:firstRowFirstColumn="0" w:firstRowLastColumn="0" w:lastRowFirstColumn="0" w:lastRowLastColumn="0"/>
             </w:pPr>
             <w:r>
-              <w:t>Names of objects, members, or variables to skip log information about; contains names of error chain methods by default.</w:t>
+              <w:t>T</w:t>
+            </w:r>
+            <w:r>
+              <w:t>he subject of the e</w:t>
+            </w:r>
+            <w:r>
+              <w:t>mail.</w:t>
             </w:r>
           </w:p>
         </w:tc>
@@ -3918,7 +3972,7 @@
                 <w:b w:val="0"/>
                 <w:bCs w:val="0"/>
               </w:rPr>
-              <w:t>cSubject</w:t>
+              <w:t>cTitle</w:t>
             </w:r>
             <w:proofErr w:type="spellEnd"/>
           </w:p>
@@ -3933,13 +3987,7 @@
               <w:cnfStyle w:val="000000100000" w:firstRow="0" w:lastRow="0" w:firstColumn="0" w:lastColumn="0" w:oddVBand="0" w:evenVBand="0" w:oddHBand="1" w:evenHBand="0" w:firstRowFirstColumn="0" w:firstRowLastColumn="0" w:lastRowFirstColumn="0" w:lastRowLastColumn="0"/>
             </w:pPr>
             <w:r>
-              <w:t>T</w:t>
-            </w:r>
-            <w:r>
-              <w:t>he subject of the e</w:t>
-            </w:r>
-            <w:r>
-              <w:t>mail.</w:t>
+              <w:t>The default title for the error dialog.</w:t>
             </w:r>
           </w:p>
         </w:tc>
@@ -3967,7 +4015,7 @@
                 <w:b w:val="0"/>
                 <w:bCs w:val="0"/>
               </w:rPr>
-              <w:t>cTitle</w:t>
+              <w:t>cUser</w:t>
             </w:r>
             <w:proofErr w:type="spellEnd"/>
           </w:p>
@@ -3982,7 +4030,7 @@
               <w:cnfStyle w:val="000000010000" w:firstRow="0" w:lastRow="0" w:firstColumn="0" w:lastColumn="0" w:oddVBand="0" w:evenVBand="0" w:oddHBand="0" w:evenHBand="1" w:firstRowFirstColumn="0" w:firstRowLastColumn="0" w:lastRowFirstColumn="0" w:lastRowLastColumn="0"/>
             </w:pPr>
             <w:r>
-              <w:t>The default title for the error dialog.</w:t>
+              <w:t>The name of the user.</w:t>
             </w:r>
           </w:p>
         </w:tc>
@@ -4010,7 +4058,7 @@
                 <w:b w:val="0"/>
                 <w:bCs w:val="0"/>
               </w:rPr>
-              <w:t>cUser</w:t>
+              <w:t>cUserName</w:t>
             </w:r>
             <w:proofErr w:type="spellEnd"/>
           </w:p>
@@ -4025,7 +4073,15 @@
               <w:cnfStyle w:val="000000100000" w:firstRow="0" w:lastRow="0" w:firstColumn="0" w:lastColumn="0" w:oddVBand="0" w:evenVBand="0" w:oddHBand="1" w:evenHBand="0" w:firstRowFirstColumn="0" w:firstRowLastColumn="0" w:lastRowFirstColumn="0" w:lastRowLastColumn="0"/>
             </w:pPr>
             <w:r>
-              <w:t>The name of the user.</w:t>
+              <w:t xml:space="preserve">The email </w:t>
+            </w:r>
+            <w:proofErr w:type="gramStart"/>
+            <w:r>
+              <w:t>user name</w:t>
+            </w:r>
+            <w:proofErr w:type="gramEnd"/>
+            <w:r>
+              <w:t>.</w:t>
             </w:r>
           </w:p>
         </w:tc>
@@ -10120,6 +10176,177 @@
         </w:rPr>
         <w:t xml:space="preserve"> with the appropriate code.</w:t>
       </w:r>
+      <w:r>
+        <w:rPr>
+          <w:rFonts w:eastAsiaTheme="minorHAnsi"/>
+          <w:lang w:eastAsia="en-US"/>
+        </w:rPr>
+        <w:t xml:space="preserve"> Note that </w:t>
+      </w:r>
+      <w:proofErr w:type="spellStart"/>
+      <w:r>
+        <w:rPr>
+          <w:rFonts w:eastAsiaTheme="minorHAnsi"/>
+          <w:lang w:eastAsia="en-US"/>
+        </w:rPr>
+        <w:t>cPassword</w:t>
+      </w:r>
+      <w:proofErr w:type="spellEnd"/>
+      <w:r>
+        <w:rPr>
+          <w:rFonts w:eastAsiaTheme="minorHAnsi"/>
+          <w:lang w:eastAsia="en-US"/>
+        </w:rPr>
+        <w:t xml:space="preserve"> is expected to be encrypted using </w:t>
+      </w:r>
+      <w:proofErr w:type="spellStart"/>
+      <w:r>
+        <w:rPr>
+          <w:rFonts w:eastAsiaTheme="minorHAnsi"/>
+          <w:lang w:eastAsia="en-US"/>
+        </w:rPr>
+        <w:t>FoxCryptoNG</w:t>
+      </w:r>
+      <w:proofErr w:type="spellEnd"/>
+      <w:r>
+        <w:rPr>
+          <w:rFonts w:eastAsiaTheme="minorHAnsi"/>
+          <w:lang w:eastAsia="en-US"/>
+        </w:rPr>
+        <w:t xml:space="preserve"> with the value of </w:t>
+      </w:r>
+      <w:proofErr w:type="spellStart"/>
+      <w:r>
+        <w:rPr>
+          <w:rFonts w:eastAsiaTheme="minorHAnsi"/>
+          <w:lang w:eastAsia="en-US"/>
+        </w:rPr>
+        <w:t>cUserName</w:t>
+      </w:r>
+      <w:proofErr w:type="spellEnd"/>
+      <w:r>
+        <w:rPr>
+          <w:rFonts w:eastAsiaTheme="minorHAnsi"/>
+          <w:lang w:eastAsia="en-US"/>
+        </w:rPr>
+        <w:t xml:space="preserve"> as the key, so use code like this to set its value:</w:t>
+      </w:r>
+    </w:p>
+    <w:p>
+      <w:pPr>
+        <w:pStyle w:val="codefirstline"/>
+        <w:rPr>
+          <w:rFonts w:eastAsiaTheme="minorHAnsi"/>
+        </w:rPr>
+      </w:pPr>
+      <w:r>
+        <w:rPr>
+          <w:rFonts w:eastAsiaTheme="minorHAnsi"/>
+        </w:rPr>
+        <w:t xml:space="preserve">loCrypto     </w:t>
+      </w:r>
+      <w:r>
+        <w:rPr>
+          <w:rFonts w:eastAsiaTheme="minorHAnsi"/>
+        </w:rPr>
+        <w:t xml:space="preserve">    </w:t>
+      </w:r>
+      <w:r>
+        <w:rPr>
+          <w:rFonts w:eastAsiaTheme="minorHAnsi"/>
+        </w:rPr>
+        <w:t xml:space="preserve"> = newobject('FoxCryptoNG', 'FoxCryptoNG.prg')</w:t>
+      </w:r>
+    </w:p>
+    <w:p>
+      <w:pPr>
+        <w:pStyle w:val="code"/>
+        <w:rPr>
+          <w:rFonts w:eastAsiaTheme="minorHAnsi"/>
+        </w:rPr>
+      </w:pPr>
+      <w:r>
+        <w:rPr>
+          <w:rFonts w:eastAsiaTheme="minorHAnsi"/>
+        </w:rPr>
+        <w:t>loError</w:t>
+      </w:r>
+      <w:r>
+        <w:rPr>
+          <w:rFonts w:eastAsiaTheme="minorHAnsi"/>
+        </w:rPr>
+        <w:t>.cUserName</w:t>
+      </w:r>
+      <w:r>
+        <w:rPr>
+          <w:rFonts w:eastAsiaTheme="minorHAnsi"/>
+        </w:rPr>
+        <w:t xml:space="preserve"> </w:t>
+      </w:r>
+      <w:r>
+        <w:rPr>
+          <w:rFonts w:eastAsiaTheme="minorHAnsi"/>
+        </w:rPr>
+        <w:t>= 'Put user name for mail server here'</w:t>
+      </w:r>
+    </w:p>
+    <w:p>
+      <w:pPr>
+        <w:pStyle w:val="code"/>
+        <w:rPr>
+          <w:rFonts w:eastAsiaTheme="minorHAnsi"/>
+        </w:rPr>
+      </w:pPr>
+      <w:r>
+        <w:rPr>
+          <w:rFonts w:eastAsiaTheme="minorHAnsi"/>
+        </w:rPr>
+        <w:t>loError</w:t>
+      </w:r>
+      <w:r>
+        <w:rPr>
+          <w:rFonts w:eastAsiaTheme="minorHAnsi"/>
+        </w:rPr>
+        <w:t xml:space="preserve">.cPassword = loCrypto.Encrypt_AES('Put password for mail server here', </w:t>
+      </w:r>
+      <w:r>
+        <w:rPr>
+          <w:rFonts w:eastAsiaTheme="minorHAnsi"/>
+        </w:rPr>
+        <w:t>;</w:t>
+      </w:r>
+    </w:p>
+    <w:p>
+      <w:pPr>
+        <w:pStyle w:val="codelastline"/>
+        <w:rPr>
+          <w:rFonts w:eastAsiaTheme="minorHAnsi"/>
+        </w:rPr>
+      </w:pPr>
+      <w:r>
+        <w:rPr>
+          <w:rFonts w:eastAsiaTheme="minorHAnsi"/>
+        </w:rPr>
+        <w:tab/>
+      </w:r>
+      <w:r>
+        <w:rPr>
+          <w:rFonts w:eastAsiaTheme="minorHAnsi"/>
+        </w:rPr>
+        <w:t>left(replicate(</w:t>
+      </w:r>
+      <w:r>
+        <w:rPr>
+          <w:rFonts w:eastAsiaTheme="minorHAnsi"/>
+        </w:rPr>
+        <w:t>loError</w:t>
+      </w:r>
+      <w:r>
+        <w:rPr>
+          <w:rFonts w:eastAsiaTheme="minorHAnsi"/>
+        </w:rPr>
+        <w:t>.cUserName, 5), 32))</w:t>
+      </w:r>
     </w:p>
     <w:p>
       <w:pPr>
@@ -10825,6 +11052,7 @@
         </w:rPr>
       </w:pPr>
       <w:r>
+        <w:lastRenderedPageBreak/>
         <w:t xml:space="preserve">If you don’t like either of these dialogs, feel free to create your own and set </w:t>
       </w:r>
       <w:proofErr w:type="spellStart"/>
@@ -10892,7 +11120,6 @@
         <w:rPr>
           <w:rFonts w:eastAsiaTheme="minorHAnsi"/>
         </w:rPr>
-        <w:lastRenderedPageBreak/>
         <w:t xml:space="preserve">If the user clicks the Send button, the same mechanism described in the </w:t>
       </w:r>
       <w:r>
@@ -11386,6 +11613,7 @@
         <w:rPr>
           <w:rFonts w:eastAsiaTheme="minorHAnsi"/>
         </w:rPr>
+        <w:lastRenderedPageBreak/>
         <w:t>If the action is “Cancel</w:t>
       </w:r>
       <w:r>
@@ -11474,509 +11702,543 @@
         <w:rPr>
           <w:rFonts w:eastAsiaTheme="minorHAnsi"/>
         </w:rPr>
+        <w:t xml:space="preserve">If the </w:t>
+      </w:r>
+      <w:r>
+        <w:rPr>
+          <w:rFonts w:eastAsiaTheme="minorHAnsi"/>
+        </w:rPr>
+        <w:t xml:space="preserve">action </w:t>
+      </w:r>
+      <w:r>
+        <w:rPr>
+          <w:rFonts w:eastAsiaTheme="minorHAnsi"/>
+        </w:rPr>
+        <w:t xml:space="preserve">is “Quit” when we’re running the application from the VFP IDE (in which case, we don’t want to quit from VFP, just the application), </w:t>
+      </w:r>
+      <w:r>
+        <w:rPr>
+          <w:rFonts w:eastAsiaTheme="minorHAnsi"/>
+        </w:rPr>
+        <w:t xml:space="preserve">the code calls </w:t>
+      </w:r>
+      <w:proofErr w:type="spellStart"/>
+      <w:r>
+        <w:rPr>
+          <w:rFonts w:eastAsiaTheme="minorHAnsi"/>
+        </w:rPr>
+        <w:t>RevertAllTables</w:t>
+      </w:r>
+      <w:proofErr w:type="spellEnd"/>
+      <w:r>
+        <w:rPr>
+          <w:rFonts w:eastAsiaTheme="minorHAnsi"/>
+        </w:rPr>
+        <w:t xml:space="preserve"> so </w:t>
+      </w:r>
+      <w:r>
+        <w:rPr>
+          <w:rFonts w:eastAsiaTheme="minorHAnsi"/>
+        </w:rPr>
+        <w:t xml:space="preserve">all transactions are rolled back and all open cursors are reverted so we don’t have issues with </w:t>
+      </w:r>
+      <w:r>
+        <w:rPr>
+          <w:rFonts w:eastAsiaTheme="minorHAnsi"/>
+        </w:rPr>
+        <w:t xml:space="preserve">uncommitted changes, and </w:t>
+      </w:r>
+      <w:r>
+        <w:rPr>
+          <w:rFonts w:eastAsiaTheme="minorHAnsi"/>
+        </w:rPr>
+        <w:t xml:space="preserve">then </w:t>
+      </w:r>
+      <w:r>
+        <w:rPr>
+          <w:rFonts w:eastAsiaTheme="minorHAnsi"/>
+        </w:rPr>
+        <w:t xml:space="preserve">sets </w:t>
+      </w:r>
+      <w:r>
+        <w:rPr>
+          <w:rFonts w:eastAsiaTheme="minorHAnsi"/>
+        </w:rPr>
+        <w:t xml:space="preserve">a flag to return to </w:t>
+      </w:r>
+      <w:r>
+        <w:rPr>
+          <w:rFonts w:eastAsiaTheme="minorHAnsi"/>
+        </w:rPr>
+        <w:t xml:space="preserve">the routine specified in the </w:t>
+      </w:r>
+      <w:proofErr w:type="spellStart"/>
+      <w:r>
+        <w:rPr>
+          <w:rFonts w:eastAsiaTheme="minorHAnsi"/>
+        </w:rPr>
+        <w:t>cReturnToOnQuit</w:t>
+      </w:r>
+      <w:proofErr w:type="spellEnd"/>
+      <w:r>
+        <w:rPr>
+          <w:rFonts w:eastAsiaTheme="minorHAnsi"/>
+        </w:rPr>
+        <w:t xml:space="preserve"> property (normally the </w:t>
+      </w:r>
+      <w:bookmarkStart w:id="10" w:name="_Hlk162078900"/>
+      <w:r>
+        <w:rPr>
+          <w:rFonts w:eastAsiaTheme="minorHAnsi"/>
+        </w:rPr>
+        <w:t>top-most program in the call stack</w:t>
+      </w:r>
+      <w:bookmarkEnd w:id="10"/>
+      <w:r>
+        <w:rPr>
+          <w:rFonts w:eastAsiaTheme="minorHAnsi"/>
+        </w:rPr>
+        <w:t>; defaults to “MASTER”).</w:t>
+      </w:r>
+      <w:r>
+        <w:rPr>
+          <w:rFonts w:eastAsiaTheme="minorHAnsi"/>
+        </w:rPr>
+        <w:t>).</w:t>
+      </w:r>
+    </w:p>
+    <w:p>
+      <w:pPr>
+        <w:pStyle w:val="bullet"/>
+        <w:rPr>
+          <w:rFonts w:eastAsiaTheme="minorHAnsi"/>
+        </w:rPr>
+      </w:pPr>
+      <w:r>
+        <w:rPr>
+          <w:rFonts w:eastAsiaTheme="minorHAnsi"/>
+        </w:rPr>
+        <w:t xml:space="preserve">For “Debug” in a runtime environment, the code calls </w:t>
+      </w:r>
+      <w:proofErr w:type="spellStart"/>
+      <w:r>
+        <w:rPr>
+          <w:rFonts w:eastAsiaTheme="minorHAnsi"/>
+        </w:rPr>
+        <w:t>CommandShell</w:t>
+      </w:r>
+      <w:proofErr w:type="spellEnd"/>
+      <w:r>
+        <w:rPr>
+          <w:rFonts w:eastAsiaTheme="minorHAnsi"/>
+        </w:rPr>
+        <w:t xml:space="preserve"> to display </w:t>
+      </w:r>
+      <w:r>
+        <w:rPr>
+          <w:rFonts w:eastAsiaTheme="minorHAnsi"/>
+        </w:rPr>
+        <w:t>a VFP Command window emulator</w:t>
+      </w:r>
+      <w:r>
+        <w:rPr>
+          <w:rFonts w:eastAsiaTheme="minorHAnsi"/>
+        </w:rPr>
+        <w:t xml:space="preserve">. The default is </w:t>
+      </w:r>
+      <w:proofErr w:type="spellStart"/>
+      <w:r>
+        <w:rPr>
+          <w:rFonts w:eastAsiaTheme="minorHAnsi"/>
+        </w:rPr>
+        <w:t>SFConsoleForm</w:t>
+      </w:r>
+      <w:proofErr w:type="spellEnd"/>
+      <w:r>
+        <w:rPr>
+          <w:rFonts w:eastAsiaTheme="minorHAnsi"/>
+        </w:rPr>
+        <w:t xml:space="preserve"> in </w:t>
+      </w:r>
+      <w:proofErr w:type="spellStart"/>
+      <w:r>
+        <w:rPr>
+          <w:rFonts w:eastAsiaTheme="minorHAnsi"/>
+        </w:rPr>
+        <w:t>SFConsole.VCX</w:t>
+      </w:r>
+      <w:proofErr w:type="spellEnd"/>
+      <w:r>
+        <w:rPr>
+          <w:rFonts w:eastAsiaTheme="minorHAnsi"/>
+        </w:rPr>
+        <w:t xml:space="preserve">, the runtime “command window” shown in </w:t>
+      </w:r>
+      <w:r>
+        <w:rPr>
+          <w:rStyle w:val="reference"/>
+          <w:rFonts w:eastAsiaTheme="minorHAnsi"/>
+        </w:rPr>
+        <w:fldChar w:fldCharType="begin"/>
+      </w:r>
+      <w:r>
+        <w:rPr>
+          <w:rStyle w:val="reference"/>
+          <w:rFonts w:eastAsiaTheme="minorHAnsi"/>
+        </w:rPr>
+        <w:instrText xml:space="preserve"> REF _Ref354555869 \h </w:instrText>
+      </w:r>
+      <w:r>
+        <w:rPr>
+          <w:rStyle w:val="reference"/>
+          <w:rFonts w:eastAsiaTheme="minorHAnsi"/>
+        </w:rPr>
+        <w:instrText xml:space="preserve"> \* MERGEFORMAT </w:instrText>
+      </w:r>
+      <w:r>
+        <w:rPr>
+          <w:rStyle w:val="reference"/>
+          <w:rFonts w:eastAsiaTheme="minorHAnsi"/>
+        </w:rPr>
+      </w:r>
+      <w:r>
+        <w:rPr>
+          <w:rStyle w:val="reference"/>
+          <w:rFonts w:eastAsiaTheme="minorHAnsi"/>
+        </w:rPr>
+        <w:fldChar w:fldCharType="separate"/>
+      </w:r>
+      <w:r>
+        <w:rPr>
+          <w:rStyle w:val="reference"/>
+        </w:rPr>
+        <w:t>Figure 4</w:t>
+      </w:r>
+      <w:r>
+        <w:rPr>
+          <w:rStyle w:val="reference"/>
+          <w:rFonts w:eastAsiaTheme="minorHAnsi"/>
+        </w:rPr>
+        <w:fldChar w:fldCharType="end"/>
+      </w:r>
+      <w:r>
+        <w:rPr>
+          <w:rFonts w:eastAsiaTheme="minorHAnsi"/>
+        </w:rPr>
+        <w:t>, but you can specify a different class and library.</w:t>
+      </w:r>
+    </w:p>
+    <w:p>
+      <w:pPr>
+        <w:pStyle w:val="bullet"/>
+        <w:rPr>
+          <w:rFonts w:eastAsiaTheme="minorHAnsi"/>
+        </w:rPr>
+      </w:pPr>
+      <w:r>
+        <w:rPr>
+          <w:rFonts w:eastAsiaTheme="minorHAnsi"/>
+        </w:rPr>
+        <w:t>For “Debug” in the VFP IDE, _</w:t>
+      </w:r>
+      <w:proofErr w:type="spellStart"/>
+      <w:r>
+        <w:rPr>
+          <w:rFonts w:eastAsiaTheme="minorHAnsi"/>
+        </w:rPr>
+        <w:t>SCREEN.Visible</w:t>
+      </w:r>
+      <w:proofErr w:type="spellEnd"/>
+      <w:r>
+        <w:rPr>
+          <w:rFonts w:eastAsiaTheme="minorHAnsi"/>
+        </w:rPr>
+        <w:t xml:space="preserve"> is set </w:t>
+      </w:r>
+      <w:proofErr w:type="gramStart"/>
+      <w:r>
+        <w:rPr>
+          <w:rFonts w:eastAsiaTheme="minorHAnsi"/>
+        </w:rPr>
+        <w:t>to .</w:t>
+      </w:r>
+      <w:proofErr w:type="gramEnd"/>
+      <w:r>
+        <w:rPr>
+          <w:rFonts w:eastAsiaTheme="minorHAnsi"/>
+        </w:rPr>
+        <w:t xml:space="preserve">T. in case you’re running a top-level form application with _SCREEN hidden and </w:t>
+      </w:r>
+      <w:r>
+        <w:rPr>
+          <w:rFonts w:eastAsiaTheme="minorHAnsi"/>
+        </w:rPr>
+        <w:t>the DEBUG command is executed.</w:t>
+      </w:r>
+    </w:p>
+    <w:p>
+      <w:pPr>
+        <w:pStyle w:val="bullet"/>
+        <w:rPr>
+          <w:rFonts w:eastAsiaTheme="minorHAnsi"/>
+        </w:rPr>
+      </w:pPr>
+      <w:r>
+        <w:rPr>
+          <w:rFonts w:eastAsiaTheme="minorHAnsi"/>
+        </w:rPr>
+        <w:t>For “Retry”, RETRY is executed.</w:t>
+      </w:r>
+    </w:p>
+    <w:p>
+      <w:pPr>
+        <w:pStyle w:val="bulletlast"/>
+      </w:pPr>
+      <w:r>
+        <w:t xml:space="preserve">For “Quit” in a runtime environment, the code calls </w:t>
+      </w:r>
+      <w:proofErr w:type="spellStart"/>
+      <w:r>
+        <w:t>RevertAllTables</w:t>
+      </w:r>
+      <w:proofErr w:type="spellEnd"/>
+      <w:r>
+        <w:t xml:space="preserve"> as described earlier, issues ON SHUTDOWN and CLEAR EVENTS to prepare for shutting down the </w:t>
+      </w:r>
+      <w:proofErr w:type="gramStart"/>
+      <w:r>
+        <w:t>application, and</w:t>
+      </w:r>
+      <w:proofErr w:type="gramEnd"/>
+      <w:r>
+        <w:t xml:space="preserve"> then sets a flag to return to the top-most program in the call stack.</w:t>
+      </w:r>
+    </w:p>
+    <w:p>
+      <w:pPr>
+        <w:pStyle w:val="bodytext"/>
+        <w:rPr>
+          <w:rFonts w:eastAsiaTheme="minorHAnsi"/>
+        </w:rPr>
+      </w:pPr>
+      <w:r>
+        <w:rPr>
+          <w:rFonts w:eastAsiaTheme="minorHAnsi"/>
+        </w:rPr>
+        <w:t xml:space="preserve">The actual error </w:t>
+      </w:r>
+      <w:r>
+        <w:rPr>
+          <w:rFonts w:eastAsiaTheme="minorHAnsi"/>
+        </w:rPr>
+        <w:t xml:space="preserve">recovery </w:t>
+      </w:r>
+      <w:r>
+        <w:rPr>
+          <w:rFonts w:eastAsiaTheme="minorHAnsi"/>
+        </w:rPr>
+        <w:t>is a little complicated</w:t>
+      </w:r>
+      <w:r>
+        <w:rPr>
+          <w:rFonts w:eastAsiaTheme="minorHAnsi"/>
+        </w:rPr>
+        <w:t>. Normally, we’d do one of a few things:</w:t>
+      </w:r>
+    </w:p>
+    <w:p>
+      <w:pPr>
+        <w:pStyle w:val="bulletfirst"/>
+        <w:rPr>
+          <w:rFonts w:eastAsiaTheme="minorHAnsi"/>
+        </w:rPr>
+      </w:pPr>
+      <w:r>
+        <w:rPr>
+          <w:rFonts w:eastAsiaTheme="minorHAnsi"/>
+        </w:rPr>
+        <w:t xml:space="preserve">If we’re supposed to continue in the program, use RETURN TO </w:t>
+      </w:r>
+      <w:proofErr w:type="spellStart"/>
+      <w:r>
+        <w:rPr>
+          <w:rFonts w:eastAsiaTheme="minorHAnsi"/>
+          <w:i/>
+        </w:rPr>
+        <w:t>SomeMethod</w:t>
+      </w:r>
+      <w:proofErr w:type="spellEnd"/>
+      <w:r>
+        <w:rPr>
+          <w:rFonts w:eastAsiaTheme="minorHAnsi"/>
+        </w:rPr>
+        <w:t xml:space="preserve">, where </w:t>
+      </w:r>
+      <w:proofErr w:type="spellStart"/>
+      <w:r>
+        <w:rPr>
+          <w:rFonts w:eastAsiaTheme="minorHAnsi"/>
+          <w:i/>
+        </w:rPr>
+        <w:t>SomeMethod</w:t>
+      </w:r>
+      <w:proofErr w:type="spellEnd"/>
+      <w:r>
+        <w:rPr>
+          <w:rFonts w:eastAsiaTheme="minorHAnsi"/>
+        </w:rPr>
+        <w:t xml:space="preserve"> is the name of the routine where READ EVENTS exists. This has the effect of unwinding the call stack that caused </w:t>
+      </w:r>
+      <w:proofErr w:type="gramStart"/>
+      <w:r>
+        <w:rPr>
+          <w:rFonts w:eastAsiaTheme="minorHAnsi"/>
+        </w:rPr>
+        <w:t>the</w:t>
+      </w:r>
+      <w:proofErr w:type="gramEnd"/>
+      <w:r>
+        <w:rPr>
+          <w:rFonts w:eastAsiaTheme="minorHAnsi"/>
+        </w:rPr>
+        <w:t xml:space="preserve"> error to </w:t>
+      </w:r>
+      <w:proofErr w:type="gramStart"/>
+      <w:r>
+        <w:rPr>
+          <w:rFonts w:eastAsiaTheme="minorHAnsi"/>
+        </w:rPr>
+        <w:t>occur</w:t>
+      </w:r>
+      <w:proofErr w:type="gramEnd"/>
+      <w:r>
+        <w:rPr>
+          <w:rFonts w:eastAsiaTheme="minorHAnsi"/>
+        </w:rPr>
+        <w:t xml:space="preserve"> and the application is sitting in the event loop, waiting for the next action by the user.</w:t>
+      </w:r>
+    </w:p>
+    <w:p>
+      <w:pPr>
+        <w:pStyle w:val="bulletlast"/>
+      </w:pPr>
+      <w:r>
+        <w:t>If we’re supposed to quit the application, use RETURN TO MASTER to unwind the call stack and go back to the top-level program so we can do an orderly shutdown.</w:t>
+      </w:r>
+    </w:p>
+    <w:p>
+      <w:pPr>
+        <w:pStyle w:val="bodytext"/>
+      </w:pPr>
+      <w:r>
+        <w:t>As discussed earlier, RETURN TO can’t be used if there’s a TRY structure on the call stack. In that case, the only thing we can do is cancel or quit the program.</w:t>
+      </w:r>
+    </w:p>
+    <w:p>
+      <w:pPr>
+        <w:pStyle w:val="bodytext"/>
+      </w:pPr>
+      <w:r>
+        <w:t xml:space="preserve">The code at the end of </w:t>
+      </w:r>
+      <w:proofErr w:type="spellStart"/>
+      <w:r>
+        <w:t>ErrorHandler</w:t>
+      </w:r>
+      <w:proofErr w:type="spellEnd"/>
+      <w:r>
+        <w:t xml:space="preserve"> does one of the following things:</w:t>
+      </w:r>
+    </w:p>
+    <w:p>
+      <w:pPr>
+        <w:pStyle w:val="bulletfirst"/>
+      </w:pPr>
+      <w:r>
+        <w:t xml:space="preserve">If we’re inside a TRY or the error occurred in the startup program at runtime, call </w:t>
+      </w:r>
+      <w:proofErr w:type="spellStart"/>
+      <w:r>
+        <w:t>ImmediateExit</w:t>
+      </w:r>
+      <w:proofErr w:type="spellEnd"/>
+      <w:r>
+        <w:t>, which closes all forms, releases all global objects, closes all procedure and library files, does other cleanup, and terminates the program with either CANCEL (</w:t>
+      </w:r>
+      <w:r>
+        <w:t xml:space="preserve">when </w:t>
+      </w:r>
+      <w:r>
+        <w:t>running in the IDE) or the</w:t>
+      </w:r>
+      <w:r>
+        <w:t xml:space="preserve"> </w:t>
+      </w:r>
+      <w:proofErr w:type="spellStart"/>
+      <w:r>
+        <w:t>ExitProcess</w:t>
+      </w:r>
+      <w:proofErr w:type="spellEnd"/>
+      <w:r>
+        <w:t xml:space="preserve"> Windows API function</w:t>
+      </w:r>
+      <w:r>
+        <w:t xml:space="preserve"> (when running an executable)</w:t>
+      </w:r>
+      <w:r>
+        <w:t>, which returns an error code (discuss</w:t>
+      </w:r>
+      <w:r>
+        <w:t>ed</w:t>
+      </w:r>
+      <w:r>
+        <w:t xml:space="preserve"> in more detail later).</w:t>
+      </w:r>
+    </w:p>
+    <w:p>
+      <w:pPr>
+        <w:pStyle w:val="bullet"/>
+      </w:pPr>
+      <w:r>
         <w:lastRenderedPageBreak/>
-        <w:t xml:space="preserve">If the </w:t>
-      </w:r>
-      <w:r>
-        <w:rPr>
-          <w:rFonts w:eastAsiaTheme="minorHAnsi"/>
-        </w:rPr>
-        <w:t xml:space="preserve">action </w:t>
-      </w:r>
-      <w:r>
-        <w:rPr>
-          <w:rFonts w:eastAsiaTheme="minorHAnsi"/>
-        </w:rPr>
-        <w:t xml:space="preserve">is “Quit” when we’re running the application from the VFP IDE (in which case, we don’t want to quit from VFP, just the application), </w:t>
-      </w:r>
-      <w:r>
-        <w:rPr>
-          <w:rFonts w:eastAsiaTheme="minorHAnsi"/>
-        </w:rPr>
-        <w:t xml:space="preserve">the code calls </w:t>
-      </w:r>
-      <w:proofErr w:type="spellStart"/>
-      <w:r>
-        <w:rPr>
-          <w:rFonts w:eastAsiaTheme="minorHAnsi"/>
-        </w:rPr>
-        <w:t>RevertAllTables</w:t>
-      </w:r>
-      <w:proofErr w:type="spellEnd"/>
-      <w:r>
-        <w:rPr>
-          <w:rFonts w:eastAsiaTheme="minorHAnsi"/>
-        </w:rPr>
-        <w:t xml:space="preserve"> so </w:t>
-      </w:r>
-      <w:r>
-        <w:rPr>
-          <w:rFonts w:eastAsiaTheme="minorHAnsi"/>
-        </w:rPr>
-        <w:t xml:space="preserve">all transactions are rolled back and all open cursors are reverted so we don’t have issues with </w:t>
-      </w:r>
-      <w:r>
-        <w:rPr>
-          <w:rFonts w:eastAsiaTheme="minorHAnsi"/>
-        </w:rPr>
-        <w:t xml:space="preserve">uncommitted changes, and </w:t>
-      </w:r>
-      <w:r>
-        <w:rPr>
-          <w:rFonts w:eastAsiaTheme="minorHAnsi"/>
-        </w:rPr>
-        <w:t xml:space="preserve">then </w:t>
-      </w:r>
-      <w:r>
-        <w:rPr>
-          <w:rFonts w:eastAsiaTheme="minorHAnsi"/>
-        </w:rPr>
-        <w:t xml:space="preserve">sets </w:t>
-      </w:r>
-      <w:r>
-        <w:rPr>
-          <w:rFonts w:eastAsiaTheme="minorHAnsi"/>
-        </w:rPr>
-        <w:t xml:space="preserve">a flag to return to </w:t>
-      </w:r>
-      <w:r>
-        <w:rPr>
-          <w:rFonts w:eastAsiaTheme="minorHAnsi"/>
-        </w:rPr>
+        <w:t>If we’re supposed to continue in the program, do some cleanup and then RETURN TO the routine containing the READ EVENT</w:t>
+      </w:r>
+      <w:r>
+        <w:t>S statement</w:t>
+      </w:r>
+      <w:r>
+        <w:t>.</w:t>
+      </w:r>
+    </w:p>
+    <w:p>
+      <w:pPr>
+        <w:pStyle w:val="bulletlast"/>
+      </w:pPr>
+      <w:r>
+        <w:t xml:space="preserve">If </w:t>
+      </w:r>
+      <w:r>
+        <w:t>none</w:t>
+      </w:r>
+      <w:r>
+        <w:t xml:space="preserve"> of the above </w:t>
+      </w:r>
+      <w:r>
+        <w:t>is</w:t>
+      </w:r>
+      <w:r>
+        <w:t xml:space="preserve"> done, do some cleanup and RETURN TO </w:t>
+      </w:r>
+      <w:r>
         <w:t xml:space="preserve">the routine specified in the </w:t>
       </w:r>
       <w:proofErr w:type="spellStart"/>
       <w:r>
-        <w:rPr>
-          <w:rFonts w:eastAsiaTheme="minorHAnsi"/>
-        </w:rPr>
         <w:t>cReturnToOnQuit</w:t>
       </w:r>
       <w:proofErr w:type="spellEnd"/>
       <w:r>
-        <w:rPr>
-          <w:rFonts w:eastAsiaTheme="minorHAnsi"/>
-        </w:rPr>
-        <w:t xml:space="preserve"> property (normally the </w:t>
-      </w:r>
-      <w:bookmarkStart w:id="10" w:name="_Hlk162078900"/>
-      <w:r>
-        <w:rPr>
-          <w:rFonts w:eastAsiaTheme="minorHAnsi"/>
-        </w:rPr>
-        <w:t>top-most program in the call stack</w:t>
-      </w:r>
-      <w:bookmarkEnd w:id="10"/>
-      <w:r>
-        <w:rPr>
-          <w:rFonts w:eastAsiaTheme="minorHAnsi"/>
-        </w:rPr>
-        <w:t>; defaults to “MASTER”).</w:t>
-      </w:r>
-      <w:r>
-        <w:rPr>
-          <w:rFonts w:eastAsiaTheme="minorHAnsi"/>
-        </w:rPr>
-        <w:t>).</w:t>
-      </w:r>
-    </w:p>
-    <w:p>
-      <w:pPr>
-        <w:pStyle w:val="bullet"/>
-        <w:rPr>
-          <w:rFonts w:eastAsiaTheme="minorHAnsi"/>
-        </w:rPr>
-      </w:pPr>
-      <w:r>
-        <w:rPr>
-          <w:rFonts w:eastAsiaTheme="minorHAnsi"/>
-        </w:rPr>
-        <w:t xml:space="preserve">For “Debug” in a runtime environment, the code calls </w:t>
-      </w:r>
-      <w:proofErr w:type="spellStart"/>
-      <w:r>
-        <w:rPr>
-          <w:rFonts w:eastAsiaTheme="minorHAnsi"/>
-        </w:rPr>
-        <w:t>CommandShell</w:t>
-      </w:r>
-      <w:proofErr w:type="spellEnd"/>
-      <w:r>
-        <w:rPr>
-          <w:rFonts w:eastAsiaTheme="minorHAnsi"/>
-        </w:rPr>
-        <w:t xml:space="preserve"> to display </w:t>
-      </w:r>
-      <w:r>
-        <w:rPr>
-          <w:rFonts w:eastAsiaTheme="minorHAnsi"/>
-        </w:rPr>
-        <w:t>a VFP Command window emulator</w:t>
-      </w:r>
-      <w:r>
-        <w:rPr>
-          <w:rFonts w:eastAsiaTheme="minorHAnsi"/>
-        </w:rPr>
-        <w:t xml:space="preserve">. The default is </w:t>
-      </w:r>
-      <w:proofErr w:type="spellStart"/>
-      <w:r>
-        <w:rPr>
-          <w:rFonts w:eastAsiaTheme="minorHAnsi"/>
-        </w:rPr>
-        <w:t>SFConsoleForm</w:t>
-      </w:r>
-      <w:proofErr w:type="spellEnd"/>
-      <w:r>
-        <w:rPr>
-          <w:rFonts w:eastAsiaTheme="minorHAnsi"/>
-        </w:rPr>
-        <w:t xml:space="preserve"> in </w:t>
-      </w:r>
-      <w:proofErr w:type="spellStart"/>
-      <w:r>
-        <w:rPr>
-          <w:rFonts w:eastAsiaTheme="minorHAnsi"/>
-        </w:rPr>
-        <w:t>SFConsole.VCX</w:t>
-      </w:r>
-      <w:proofErr w:type="spellEnd"/>
-      <w:r>
-        <w:rPr>
-          <w:rFonts w:eastAsiaTheme="minorHAnsi"/>
-        </w:rPr>
-        <w:t xml:space="preserve">, the runtime “command window” shown in </w:t>
-      </w:r>
-      <w:r>
-        <w:rPr>
-          <w:rStyle w:val="reference"/>
-          <w:rFonts w:eastAsiaTheme="minorHAnsi"/>
-        </w:rPr>
-        <w:fldChar w:fldCharType="begin"/>
-      </w:r>
-      <w:r>
-        <w:rPr>
-          <w:rStyle w:val="reference"/>
-          <w:rFonts w:eastAsiaTheme="minorHAnsi"/>
-        </w:rPr>
-        <w:instrText xml:space="preserve"> REF _Ref354555869 \h </w:instrText>
-      </w:r>
-      <w:r>
-        <w:rPr>
-          <w:rStyle w:val="reference"/>
-          <w:rFonts w:eastAsiaTheme="minorHAnsi"/>
-        </w:rPr>
-        <w:instrText xml:space="preserve"> \* MERGEFORMAT </w:instrText>
-      </w:r>
-      <w:r>
-        <w:rPr>
-          <w:rStyle w:val="reference"/>
-          <w:rFonts w:eastAsiaTheme="minorHAnsi"/>
-        </w:rPr>
-      </w:r>
-      <w:r>
-        <w:rPr>
-          <w:rStyle w:val="reference"/>
-          <w:rFonts w:eastAsiaTheme="minorHAnsi"/>
-        </w:rPr>
-        <w:fldChar w:fldCharType="separate"/>
-      </w:r>
-      <w:r>
-        <w:rPr>
-          <w:rStyle w:val="reference"/>
-        </w:rPr>
-        <w:t>Figure 4</w:t>
-      </w:r>
-      <w:r>
-        <w:rPr>
-          <w:rStyle w:val="reference"/>
-          <w:rFonts w:eastAsiaTheme="minorHAnsi"/>
-        </w:rPr>
-        <w:fldChar w:fldCharType="end"/>
-      </w:r>
-      <w:r>
-        <w:rPr>
-          <w:rFonts w:eastAsiaTheme="minorHAnsi"/>
-        </w:rPr>
-        <w:t>, but you can specify a different class and library.</w:t>
-      </w:r>
-    </w:p>
-    <w:p>
-      <w:pPr>
-        <w:pStyle w:val="bullet"/>
-        <w:rPr>
-          <w:rFonts w:eastAsiaTheme="minorHAnsi"/>
-        </w:rPr>
-      </w:pPr>
-      <w:r>
-        <w:rPr>
-          <w:rFonts w:eastAsiaTheme="minorHAnsi"/>
-        </w:rPr>
-        <w:t>For “Debug” in the VFP IDE, _</w:t>
-      </w:r>
-      <w:proofErr w:type="spellStart"/>
-      <w:r>
-        <w:rPr>
-          <w:rFonts w:eastAsiaTheme="minorHAnsi"/>
-        </w:rPr>
-        <w:t>SCREEN.Visible</w:t>
-      </w:r>
-      <w:proofErr w:type="spellEnd"/>
-      <w:r>
-        <w:rPr>
-          <w:rFonts w:eastAsiaTheme="minorHAnsi"/>
-        </w:rPr>
-        <w:t xml:space="preserve"> is set </w:t>
-      </w:r>
-      <w:proofErr w:type="gramStart"/>
-      <w:r>
-        <w:rPr>
-          <w:rFonts w:eastAsiaTheme="minorHAnsi"/>
-        </w:rPr>
-        <w:t>to .</w:t>
-      </w:r>
-      <w:proofErr w:type="gramEnd"/>
-      <w:r>
-        <w:rPr>
-          <w:rFonts w:eastAsiaTheme="minorHAnsi"/>
-        </w:rPr>
-        <w:t xml:space="preserve">T. in case you’re running a top-level form application with _SCREEN hidden and </w:t>
-      </w:r>
-      <w:r>
-        <w:rPr>
-          <w:rFonts w:eastAsiaTheme="minorHAnsi"/>
-        </w:rPr>
-        <w:t>the DEBUG command is executed.</w:t>
-      </w:r>
-    </w:p>
-    <w:p>
-      <w:pPr>
-        <w:pStyle w:val="bullet"/>
-        <w:rPr>
-          <w:rFonts w:eastAsiaTheme="minorHAnsi"/>
-        </w:rPr>
-      </w:pPr>
-      <w:r>
-        <w:rPr>
-          <w:rFonts w:eastAsiaTheme="minorHAnsi"/>
-        </w:rPr>
-        <w:t>For “Retry”, RETRY is executed.</w:t>
-      </w:r>
-    </w:p>
-    <w:p>
-      <w:pPr>
-        <w:pStyle w:val="bulletlast"/>
-      </w:pPr>
-      <w:r>
-        <w:t xml:space="preserve">For “Quit” in a runtime environment, the code calls </w:t>
-      </w:r>
-      <w:proofErr w:type="spellStart"/>
-      <w:r>
-        <w:t>RevertAllTables</w:t>
-      </w:r>
-      <w:proofErr w:type="spellEnd"/>
-      <w:r>
-        <w:t xml:space="preserve"> as described earlier, issues ON SHUTDOWN and CLEAR EVENTS to prepare for shutting down the </w:t>
-      </w:r>
-      <w:proofErr w:type="gramStart"/>
-      <w:r>
-        <w:t>application, and</w:t>
-      </w:r>
-      <w:proofErr w:type="gramEnd"/>
-      <w:r>
-        <w:t xml:space="preserve"> then sets a flag to return to the top-most program in the call stack.</w:t>
-      </w:r>
-    </w:p>
-    <w:p>
-      <w:pPr>
-        <w:pStyle w:val="bodytext"/>
-        <w:rPr>
-          <w:rFonts w:eastAsiaTheme="minorHAnsi"/>
-        </w:rPr>
-      </w:pPr>
-      <w:r>
-        <w:rPr>
-          <w:rFonts w:eastAsiaTheme="minorHAnsi"/>
-        </w:rPr>
-        <w:t xml:space="preserve">The actual error </w:t>
-      </w:r>
-      <w:r>
-        <w:rPr>
-          <w:rFonts w:eastAsiaTheme="minorHAnsi"/>
-        </w:rPr>
-        <w:t xml:space="preserve">recovery </w:t>
-      </w:r>
-      <w:r>
-        <w:rPr>
-          <w:rFonts w:eastAsiaTheme="minorHAnsi"/>
-        </w:rPr>
-        <w:t>is a little complicated</w:t>
-      </w:r>
-      <w:r>
-        <w:rPr>
-          <w:rFonts w:eastAsiaTheme="minorHAnsi"/>
-        </w:rPr>
-        <w:t>. Normally, we’d do one of a few things:</w:t>
-      </w:r>
-    </w:p>
-    <w:p>
-      <w:pPr>
-        <w:pStyle w:val="bulletfirst"/>
-        <w:rPr>
-          <w:rFonts w:eastAsiaTheme="minorHAnsi"/>
-        </w:rPr>
-      </w:pPr>
-      <w:r>
-        <w:rPr>
-          <w:rFonts w:eastAsiaTheme="minorHAnsi"/>
-        </w:rPr>
-        <w:t xml:space="preserve">If we’re supposed to continue in the program, use RETURN TO </w:t>
-      </w:r>
-      <w:proofErr w:type="spellStart"/>
-      <w:r>
-        <w:rPr>
-          <w:rFonts w:eastAsiaTheme="minorHAnsi"/>
-          <w:i/>
-        </w:rPr>
-        <w:t>SomeMethod</w:t>
-      </w:r>
-      <w:proofErr w:type="spellEnd"/>
-      <w:r>
-        <w:rPr>
-          <w:rFonts w:eastAsiaTheme="minorHAnsi"/>
-        </w:rPr>
-        <w:t xml:space="preserve">, where </w:t>
-      </w:r>
-      <w:proofErr w:type="spellStart"/>
-      <w:r>
-        <w:rPr>
-          <w:rFonts w:eastAsiaTheme="minorHAnsi"/>
-          <w:i/>
-        </w:rPr>
-        <w:t>SomeMethod</w:t>
-      </w:r>
-      <w:proofErr w:type="spellEnd"/>
-      <w:r>
-        <w:rPr>
-          <w:rFonts w:eastAsiaTheme="minorHAnsi"/>
-        </w:rPr>
-        <w:t xml:space="preserve"> is the name of the routine where READ EVENTS exists. This has the effect of unwinding the call stack that caused </w:t>
-      </w:r>
-      <w:proofErr w:type="gramStart"/>
-      <w:r>
-        <w:rPr>
-          <w:rFonts w:eastAsiaTheme="minorHAnsi"/>
-        </w:rPr>
-        <w:t>the</w:t>
-      </w:r>
-      <w:proofErr w:type="gramEnd"/>
-      <w:r>
-        <w:rPr>
-          <w:rFonts w:eastAsiaTheme="minorHAnsi"/>
-        </w:rPr>
-        <w:t xml:space="preserve"> error to </w:t>
-      </w:r>
-      <w:proofErr w:type="gramStart"/>
-      <w:r>
-        <w:rPr>
-          <w:rFonts w:eastAsiaTheme="minorHAnsi"/>
-        </w:rPr>
-        <w:t>occur</w:t>
-      </w:r>
-      <w:proofErr w:type="gramEnd"/>
-      <w:r>
-        <w:rPr>
-          <w:rFonts w:eastAsiaTheme="minorHAnsi"/>
-        </w:rPr>
-        <w:t xml:space="preserve"> and the application is sitting in the event loop, waiting for the next action by the user.</w:t>
-      </w:r>
-    </w:p>
-    <w:p>
-      <w:pPr>
-        <w:pStyle w:val="bulletlast"/>
-      </w:pPr>
-      <w:r>
-        <w:t>If we’re supposed to quit the application, use RETURN TO MASTER to unwind the call stack and go back to the top-level program so we can do an orderly shutdown.</w:t>
-      </w:r>
-    </w:p>
-    <w:p>
-      <w:pPr>
-        <w:pStyle w:val="bodytext"/>
-      </w:pPr>
-      <w:r>
-        <w:t>As discussed earlier, RETURN TO can’t be used if there’s a TRY structure on the call stack. In that case, the only thing we can do is cancel or quit the program.</w:t>
-      </w:r>
-    </w:p>
-    <w:p>
-      <w:pPr>
-        <w:pStyle w:val="bodytext"/>
-      </w:pPr>
-      <w:r>
-        <w:t xml:space="preserve">The code at the end of </w:t>
-      </w:r>
-      <w:proofErr w:type="spellStart"/>
-      <w:r>
-        <w:t>ErrorHandler</w:t>
-      </w:r>
-      <w:proofErr w:type="spellEnd"/>
-      <w:r>
-        <w:t xml:space="preserve"> does one of the following things:</w:t>
-      </w:r>
-    </w:p>
-    <w:p>
-      <w:pPr>
-        <w:pStyle w:val="bulletfirst"/>
-      </w:pPr>
-      <w:r>
-        <w:t xml:space="preserve">If we’re inside a TRY or the error occurred in the startup program at runtime, call </w:t>
-      </w:r>
-      <w:proofErr w:type="spellStart"/>
-      <w:r>
-        <w:t>ImmediateExit</w:t>
-      </w:r>
-      <w:proofErr w:type="spellEnd"/>
-      <w:r>
-        <w:t>, which closes all forms, releases all global objects, closes all procedure and library files, does other cleanup, and terminates the program with either CANCEL (</w:t>
-      </w:r>
-      <w:r>
-        <w:t xml:space="preserve">when </w:t>
-      </w:r>
-      <w:r>
-        <w:t>running in the IDE) or the</w:t>
-      </w:r>
-      <w:r>
-        <w:t xml:space="preserve"> </w:t>
-      </w:r>
-      <w:proofErr w:type="spellStart"/>
-      <w:r>
-        <w:t>ExitProcess</w:t>
-      </w:r>
-      <w:proofErr w:type="spellEnd"/>
-      <w:r>
-        <w:t xml:space="preserve"> Windows API function</w:t>
-      </w:r>
-      <w:r>
-        <w:t xml:space="preserve"> (when running an executable)</w:t>
-      </w:r>
-      <w:r>
-        <w:t>, which returns an error code (discuss</w:t>
-      </w:r>
-      <w:r>
-        <w:t>ed</w:t>
-      </w:r>
-      <w:r>
-        <w:t xml:space="preserve"> in more detail later).</w:t>
-      </w:r>
-    </w:p>
-    <w:p>
-      <w:pPr>
-        <w:pStyle w:val="bullet"/>
-      </w:pPr>
-      <w:r>
-        <w:t>If we’re supposed to continue in the program, do some cleanup and then RETURN TO the routine containing the READ EVENT</w:t>
-      </w:r>
-      <w:r>
-        <w:t>S statement</w:t>
+        <w:t xml:space="preserve"> property to shut down the program in an orderly manner</w:t>
       </w:r>
       <w:r>
         <w:t>.</w:t>
@@ -11984,44 +12246,9 @@
     </w:p>
     <w:p>
       <w:pPr>
-        <w:pStyle w:val="bulletlast"/>
-      </w:pPr>
-      <w:r>
-        <w:t xml:space="preserve">If </w:t>
-      </w:r>
-      <w:r>
-        <w:t>none</w:t>
-      </w:r>
-      <w:r>
-        <w:t xml:space="preserve"> of the above </w:t>
-      </w:r>
-      <w:r>
-        <w:t>is</w:t>
-      </w:r>
-      <w:r>
-        <w:t xml:space="preserve"> done, do some cleanup and RETURN TO </w:t>
-      </w:r>
-      <w:r>
-        <w:t xml:space="preserve">the routine specified in the </w:t>
-      </w:r>
-      <w:proofErr w:type="spellStart"/>
-      <w:r>
-        <w:t>cReturnToOnQuit</w:t>
-      </w:r>
-      <w:proofErr w:type="spellEnd"/>
-      <w:r>
-        <w:t xml:space="preserve"> property to shut down the program in an orderly manner</w:t>
-      </w:r>
-      <w:r>
-        <w:t>.</w:t>
-      </w:r>
-    </w:p>
-    <w:p>
-      <w:pPr>
         <w:pStyle w:val="Heading1"/>
       </w:pPr>
       <w:r>
-        <w:lastRenderedPageBreak/>
         <w:t>Returning an error code</w:t>
       </w:r>
     </w:p>
@@ -12355,6 +12582,7 @@
         <w:pStyle w:val="indented"/>
       </w:pPr>
       <w:r>
+        <w:lastRenderedPageBreak/>
         <w:t>Here’s another one:</w:t>
       </w:r>
     </w:p>
@@ -12399,7 +12627,6 @@
         <w:pStyle w:val="indented"/>
       </w:pPr>
       <w:r>
-        <w:lastRenderedPageBreak/>
         <w:t xml:space="preserve">Looking at the Decrypt method, I see a call to a Decrypt function. However, that function is </w:t>
       </w:r>
       <w:proofErr w:type="gramStart"/>
@@ -12677,7 +12904,11 @@
       </w:r>
       <w:proofErr w:type="gramEnd"/>
       <w:r>
-        <w:t>F. probably weren’t touched (</w:t>
+        <w:t xml:space="preserve">F. </w:t>
+      </w:r>
+      <w:r>
+        <w:lastRenderedPageBreak/>
+        <w:t>probably weren’t touched (</w:t>
       </w:r>
       <w:proofErr w:type="gramStart"/>
       <w:r>
@@ -12726,7 +12957,6 @@
         <w:pStyle w:val="code"/>
       </w:pPr>
       <w:r>
-        <w:lastRenderedPageBreak/>
         <w:tab/>
       </w:r>
       <w:r>
@@ -13006,7 +13236,11 @@
         <w:pStyle w:val="bullet"/>
       </w:pPr>
       <w:r>
-        <w:t>The environment variables section is occasionally handy. One puzzling VFP error that can occur before the application even starts is caused by an invalid PATH setting (the Windows, not VFP, path). Also, if the error occurs before the user logs into the application, the environment variables often contain values that hint at who the user might be in case you need to contact them for more information:</w:t>
+        <w:t xml:space="preserve">The environment variables section is occasionally handy. One puzzling VFP error that can occur before the application even starts is caused by an invalid PATH setting (the Windows, not VFP, path). Also, if the error occurs before the user logs </w:t>
+      </w:r>
+      <w:r>
+        <w:lastRenderedPageBreak/>
+        <w:t>into the application, the environment variables often contain values that hint at who the user might be in case you need to contact them for more information:</w:t>
       </w:r>
     </w:p>
     <w:p>
@@ -13045,7 +13279,6 @@
         <w:pStyle w:val="bulletlast"/>
       </w:pPr>
       <w:r>
-        <w:lastRenderedPageBreak/>
         <w:t>Sometimes the cause of an error can be far removed from where the error happens. Here’s part of an error log we received recently:</w:t>
       </w:r>
     </w:p>
@@ -13723,6 +13956,7 @@
         <w:rPr>
           <w:rFonts w:eastAsiaTheme="minorHAnsi"/>
         </w:rPr>
+        <w:lastRenderedPageBreak/>
         <w:t xml:space="preserve">This code creates an array of filter operators applicable to the data type of a field; for example, we don’t want “begins with” for anything but character fields. The code goes through an array of all possible operators and only adds those where the data type of the field is in the list of </w:t>
       </w:r>
       <w:proofErr w:type="gramStart"/>
@@ -13833,14 +14067,7 @@
         <w:rPr>
           <w:rFonts w:eastAsiaTheme="minorHAnsi"/>
         </w:rPr>
-        <w:t xml:space="preserve"> </w:t>
-      </w:r>
-      <w:r>
-        <w:rPr>
-          <w:rFonts w:eastAsiaTheme="minorHAnsi"/>
-        </w:rPr>
-        <w:lastRenderedPageBreak/>
-        <w:t xml:space="preserve">That means the data type of the field wasn’t found. Although we can’t see the value of </w:t>
+        <w:t xml:space="preserve"> That means the data type of the field wasn’t found. Although we can’t see the value of </w:t>
       </w:r>
       <w:proofErr w:type="spellStart"/>
       <w:proofErr w:type="gramStart"/>
@@ -17025,7 +17252,6 @@
   <w:style w:type="character" w:default="1" w:styleId="DefaultParagraphFont">
     <w:name w:val="Default Paragraph Font"/>
     <w:uiPriority w:val="1"/>
-    <w:semiHidden/>
     <w:unhideWhenUsed/>
   </w:style>
   <w:style w:type="table" w:default="1" w:styleId="TableNormal">
@@ -18397,10 +18623,12 @@
     <w:rsid w:val="00314F14"/>
     <w:rsid w:val="00322119"/>
     <w:rsid w:val="003571B6"/>
+    <w:rsid w:val="0038224D"/>
     <w:rsid w:val="003906AF"/>
     <w:rsid w:val="003C1616"/>
     <w:rsid w:val="0042591B"/>
     <w:rsid w:val="004408C7"/>
+    <w:rsid w:val="005E252C"/>
     <w:rsid w:val="006232E1"/>
     <w:rsid w:val="0066607B"/>
     <w:rsid w:val="00671570"/>
